--- a/Exercicis_classe.docx
+++ b/Exercicis_classe.docx
@@ -1,6 +1,6 @@
 
 <file path=word/document.xml><?xml version="1.0" encoding="utf-8"?>
-<w:document xmlns:wpc="http://schemas.microsoft.com/office/word/2010/wordprocessingCanvas" xmlns:cx="http://schemas.microsoft.com/office/drawing/2014/chartex" xmlns:cx1="http://schemas.microsoft.com/office/drawing/2015/9/8/chartex" xmlns:cx2="http://schemas.microsoft.com/office/drawing/2015/10/21/chartex" xmlns:cx3="http://schemas.microsoft.com/office/drawing/2016/5/9/chartex" xmlns:cx4="http://schemas.microsoft.com/office/drawing/2016/5/10/chartex" xmlns:cx5="http://schemas.microsoft.com/office/drawing/2016/5/11/chartex" xmlns:cx6="http://schemas.microsoft.com/office/drawing/2016/5/12/chartex" xmlns:cx7="http://schemas.microsoft.com/office/drawing/2016/5/13/chartex" xmlns:cx8="http://schemas.microsoft.com/office/drawing/2016/5/14/chartex" xmlns:mc="http://schemas.openxmlformats.org/markup-compatibility/2006" xmlns:aink="http://schemas.microsoft.com/office/drawing/2016/ink" xmlns:am3d="http://schemas.microsoft.com/office/drawing/2017/model3d" xmlns:o="urn:schemas-microsoft-com:office:office" xmlns:oel="http://schemas.microsoft.com/office/2019/extlst" xmlns:r="http://schemas.openxmlformats.org/officeDocument/2006/relationships" xmlns:m="http://schemas.openxmlformats.org/officeDocument/2006/math" xmlns:v="urn:schemas-microsoft-com:vml" xmlns:wp14="http://schemas.microsoft.com/office/word/2010/wordprocessingDrawing" xmlns:wp="http://schemas.openxmlformats.org/drawingml/2006/wordprocessingDrawing" xmlns:w10="urn:schemas-microsoft-com:office:word" xmlns:w="http://schemas.openxmlformats.org/wordprocessingml/2006/main" xmlns:w14="http://schemas.microsoft.com/office/word/2010/wordml" xmlns:w15="http://schemas.microsoft.com/office/word/2012/wordml" xmlns:w16cex="http://schemas.microsoft.com/office/word/2018/wordml/cex" xmlns:w16cid="http://schemas.microsoft.com/office/word/2016/wordml/cid" xmlns:w16="http://schemas.microsoft.com/office/word/2018/wordml" xmlns:w16sdtdh="http://schemas.microsoft.com/office/word/2020/wordml/sdtdatahash" xmlns:w16se="http://schemas.microsoft.com/office/word/2015/wordml/symex" xmlns:wpg="http://schemas.microsoft.com/office/word/2010/wordprocessingGroup" xmlns:wpi="http://schemas.microsoft.com/office/word/2010/wordprocessingInk" xmlns:wne="http://schemas.microsoft.com/office/word/2006/wordml" xmlns:wps="http://schemas.microsoft.com/office/word/2010/wordprocessingShape" mc:Ignorable="w14 w15 w16se w16cid w16 w16cex w16sdtdh wp14">
+<w:document xmlns:wpc="http://schemas.microsoft.com/office/word/2010/wordprocessingCanvas" xmlns:cx="http://schemas.microsoft.com/office/drawing/2014/chartex" xmlns:cx1="http://schemas.microsoft.com/office/drawing/2015/9/8/chartex" xmlns:cx2="http://schemas.microsoft.com/office/drawing/2015/10/21/chartex" xmlns:cx3="http://schemas.microsoft.com/office/drawing/2016/5/9/chartex" xmlns:cx4="http://schemas.microsoft.com/office/drawing/2016/5/10/chartex" xmlns:cx5="http://schemas.microsoft.com/office/drawing/2016/5/11/chartex" xmlns:cx6="http://schemas.microsoft.com/office/drawing/2016/5/12/chartex" xmlns:cx7="http://schemas.microsoft.com/office/drawing/2016/5/13/chartex" xmlns:cx8="http://schemas.microsoft.com/office/drawing/2016/5/14/chartex" xmlns:mc="http://schemas.openxmlformats.org/markup-compatibility/2006" xmlns:o="urn:schemas-microsoft-com:office:office" xmlns:r="http://schemas.openxmlformats.org/officeDocument/2006/relationships" xmlns:m="http://schemas.openxmlformats.org/officeDocument/2006/math" xmlns:v="urn:schemas-microsoft-com:vml" xmlns:wp14="http://schemas.microsoft.com/office/word/2010/wordprocessingDrawing" xmlns:wp="http://schemas.openxmlformats.org/drawingml/2006/wordprocessingDrawing" xmlns:w="http://schemas.openxmlformats.org/wordprocessingml/2006/main" xmlns:w14="http://schemas.microsoft.com/office/word/2010/wordml" xmlns:w10="urn:schemas-microsoft-com:office:word" xmlns:w15="http://schemas.microsoft.com/office/word/2012/wordml" xmlns:wpg="http://schemas.microsoft.com/office/word/2010/wordprocessingGroup" xmlns:wpi="http://schemas.microsoft.com/office/word/2010/wordprocessingInk" xmlns:wne="http://schemas.microsoft.com/office/word/2006/wordml" xmlns:wps="http://schemas.microsoft.com/office/word/2010/wordprocessingShape" xmlns:wpsCustomData="http://www.wps.cn/officeDocument/2013/wpsCustomData" mc:Ignorable="w14 w15 wp14">
   <w:body>
     <w:p/>
     <w:p/>
@@ -14,12 +14,12 @@
       <w:pPr>
         <w:jc w:val="center"/>
         <w:rPr>
-          <w:rStyle w:val="Nomdelassignatura"/>
-        </w:rPr>
-      </w:pPr>
-      <w:r>
-        <w:rPr>
-          <w:rStyle w:val="Nomdelassignatura"/>
+          <w:rStyle w:val="40"/>
+        </w:rPr>
+      </w:pPr>
+      <w:r>
+        <w:rPr>
+          <w:rStyle w:val="40"/>
         </w:rPr>
         <w:t>Programació II</w:t>
       </w:r>
@@ -28,7 +28,7 @@
     <w:p/>
     <w:p>
       <w:pPr>
-        <w:pStyle w:val="Ttoldeltemaenportada"/>
+        <w:pStyle w:val="42"/>
       </w:pPr>
       <w:r>
         <w:t>Exercicis setmana 3</w:t>
@@ -36,7 +36,7 @@
     </w:p>
     <w:p>
       <w:pPr>
-        <w:pStyle w:val="Ttoldeltemaenportada"/>
+        <w:pStyle w:val="42"/>
       </w:pPr>
       <w:r>
         <w:t>Classes</w:t>
@@ -44,13 +44,36 @@
     </w:p>
     <w:p>
       <w:pPr>
-        <w:pStyle w:val="Ttoldeltemaenportada"/>
-      </w:pPr>
-    </w:p>
-    <w:p>
-      <w:pPr>
-        <w:pStyle w:val="Ttoldeltemaenportada"/>
-      </w:pPr>
+        <w:pStyle w:val="42"/>
+      </w:pPr>
+    </w:p>
+    <w:p>
+      <w:pPr>
+        <w:pStyle w:val="42"/>
+        <w:rPr>
+          <w:rFonts w:hint="default"/>
+          <w:color w:val="000000" w:themeColor="text1"/>
+          <w:lang w:val="es-ES"/>
+          <w14:textFill>
+            <w14:solidFill>
+              <w14:schemeClr w14:val="tx1"/>
+            </w14:solidFill>
+          </w14:textFill>
+        </w:rPr>
+      </w:pPr>
+      <w:r>
+        <w:rPr>
+          <w:rFonts w:hint="default"/>
+          <w:color w:val="000000" w:themeColor="text1"/>
+          <w:lang w:val="es-ES"/>
+          <w14:textFill>
+            <w14:solidFill>
+              <w14:schemeClr w14:val="tx1"/>
+            </w14:solidFill>
+          </w14:textFill>
+        </w:rPr>
+        <w:t>MARC SOLER MONGE</w:t>
+      </w:r>
     </w:p>
     <w:p/>
     <w:p/>
@@ -60,14 +83,14 @@
         <w:sectPr>
           <w:pgSz w:w="11906" w:h="16838"/>
           <w:pgMar w:top="1417" w:right="1701" w:bottom="1417" w:left="1701" w:header="708" w:footer="708" w:gutter="0"/>
-          <w:cols w:space="708"/>
-          <w:docGrid w:linePitch="360"/>
+          <w:cols w:space="708" w:num="1"/>
+          <w:docGrid w:linePitch="360" w:charSpace="0"/>
         </w:sectPr>
       </w:pPr>
     </w:p>
     <w:p>
       <w:pPr>
-        <w:pStyle w:val="Ttol2"/>
+        <w:pStyle w:val="3"/>
         <w:rPr>
           <w:lang w:val="ca-ES"/>
         </w:rPr>
@@ -76,24 +99,20 @@
         <w:rPr>
           <w:lang w:val="ca-ES"/>
         </w:rPr>
-        <w:lastRenderedPageBreak/>
         <w:t>Exercici 1</w:t>
       </w:r>
     </w:p>
     <w:p>
       <w:r>
-        <w:t xml:space="preserve">Generar </w:t>
-      </w:r>
-      <w:r>
-        <w:t>una classe Persona que permeti :</w:t>
-      </w:r>
-    </w:p>
-    <w:p>
-      <w:pPr>
-        <w:pStyle w:val="Pargrafdellista"/>
+        <w:t>Generar una classe Persona que permeti :</w:t>
+      </w:r>
+    </w:p>
+    <w:p>
+      <w:pPr>
+        <w:pStyle w:val="49"/>
         <w:numPr>
           <w:ilvl w:val="0"/>
-          <w:numId w:val="2"/>
+          <w:numId w:val="1"/>
         </w:numPr>
       </w:pPr>
       <w:r>
@@ -102,10 +121,10 @@
     </w:p>
     <w:p>
       <w:pPr>
-        <w:pStyle w:val="Pargrafdellista"/>
+        <w:pStyle w:val="49"/>
         <w:numPr>
           <w:ilvl w:val="0"/>
-          <w:numId w:val="2"/>
+          <w:numId w:val="1"/>
         </w:numPr>
       </w:pPr>
       <w:r>
@@ -114,10 +133,10 @@
     </w:p>
     <w:p>
       <w:pPr>
-        <w:pStyle w:val="Pargrafdellista"/>
+        <w:pStyle w:val="49"/>
         <w:numPr>
           <w:ilvl w:val="0"/>
-          <w:numId w:val="2"/>
+          <w:numId w:val="1"/>
         </w:numPr>
       </w:pPr>
       <w:r>
@@ -126,39 +145,103 @@
     </w:p>
     <w:p/>
     <w:p>
-      <w:r>
-        <w:t>Tar</w:t>
-      </w:r>
-      <w:r>
-        <w:t>g</w:t>
-      </w:r>
-      <w:r>
-        <w:t>eta CRC</w:t>
-      </w:r>
-      <w:r>
+      <w:pPr>
+        <w:spacing w:line="240" w:lineRule="auto"/>
+        <w:rPr>
+          <w:rFonts w:hint="default" w:ascii="Verdana" w:hAnsi="Verdana" w:eastAsia="Microsoft YaHei" w:cs="Verdana"/>
+          <w:b/>
+          <w:bCs/>
+          <w:sz w:val="18"/>
+          <w:szCs w:val="18"/>
+        </w:rPr>
+      </w:pPr>
+      <w:r>
+        <w:rPr>
+          <w:rFonts w:hint="default" w:ascii="Verdana" w:hAnsi="Verdana" w:eastAsia="Microsoft YaHei" w:cs="Verdana"/>
+          <w:b/>
+          <w:bCs/>
+          <w:sz w:val="18"/>
+          <w:szCs w:val="18"/>
+        </w:rPr>
+        <w:t>Targeta CRC</w:t>
+      </w:r>
+      <w:r>
+        <w:rPr>
+          <w:rFonts w:hint="default" w:ascii="Verdana" w:hAnsi="Verdana" w:eastAsia="Microsoft YaHei" w:cs="Verdana"/>
+          <w:b/>
+          <w:bCs/>
+          <w:sz w:val="18"/>
+          <w:szCs w:val="18"/>
+        </w:rPr>
         <w:tab/>
       </w:r>
     </w:p>
     <w:tbl>
       <w:tblPr>
-        <w:tblStyle w:val="Taulaambquadrcula"/>
+        <w:tblStyle w:val="24"/>
         <w:tblW w:w="8642" w:type="dxa"/>
-        <w:tblLook w:val="04A0" w:firstRow="1" w:lastRow="0" w:firstColumn="1" w:lastColumn="0" w:noHBand="0" w:noVBand="1"/>
+        <w:tblInd w:w="0" w:type="dxa"/>
+        <w:tblBorders>
+          <w:top w:val="single" w:color="auto" w:sz="4" w:space="0"/>
+          <w:left w:val="single" w:color="auto" w:sz="4" w:space="0"/>
+          <w:bottom w:val="single" w:color="auto" w:sz="4" w:space="0"/>
+          <w:right w:val="single" w:color="auto" w:sz="4" w:space="0"/>
+          <w:insideH w:val="single" w:color="auto" w:sz="4" w:space="0"/>
+          <w:insideV w:val="single" w:color="auto" w:sz="4" w:space="0"/>
+        </w:tblBorders>
+        <w:tblLayout w:type="autofit"/>
+        <w:tblCellMar>
+          <w:top w:w="0" w:type="dxa"/>
+          <w:left w:w="108" w:type="dxa"/>
+          <w:bottom w:w="0" w:type="dxa"/>
+          <w:right w:w="108" w:type="dxa"/>
+        </w:tblCellMar>
       </w:tblPr>
       <w:tblGrid>
         <w:gridCol w:w="5098"/>
         <w:gridCol w:w="3544"/>
       </w:tblGrid>
       <w:tr>
+        <w:tblPrEx>
+          <w:tblBorders>
+            <w:top w:val="single" w:color="auto" w:sz="4" w:space="0"/>
+            <w:left w:val="single" w:color="auto" w:sz="4" w:space="0"/>
+            <w:bottom w:val="single" w:color="auto" w:sz="4" w:space="0"/>
+            <w:right w:val="single" w:color="auto" w:sz="4" w:space="0"/>
+            <w:insideH w:val="single" w:color="auto" w:sz="4" w:space="0"/>
+            <w:insideV w:val="single" w:color="auto" w:sz="4" w:space="0"/>
+          </w:tblBorders>
+          <w:tblCellMar>
+            <w:top w:w="0" w:type="dxa"/>
+            <w:left w:w="108" w:type="dxa"/>
+            <w:bottom w:w="0" w:type="dxa"/>
+            <w:right w:w="108" w:type="dxa"/>
+          </w:tblCellMar>
+        </w:tblPrEx>
         <w:tc>
           <w:tcPr>
             <w:tcW w:w="5098" w:type="dxa"/>
           </w:tcPr>
           <w:p>
             <w:pPr>
-              <w:jc w:val="left"/>
+              <w:spacing w:line="240" w:lineRule="auto"/>
+              <w:jc w:val="center"/>
+              <w:rPr>
+                <w:rFonts w:hint="default" w:ascii="Verdana" w:hAnsi="Verdana" w:eastAsia="Microsoft YaHei" w:cs="Verdana"/>
+                <w:b/>
+                <w:bCs/>
+                <w:sz w:val="18"/>
+                <w:szCs w:val="18"/>
+              </w:rPr>
             </w:pPr>
             <w:r>
+              <w:rPr>
+                <w:rFonts w:hint="default" w:ascii="Verdana" w:hAnsi="Verdana" w:eastAsia="Microsoft YaHei" w:cs="Verdana"/>
+                <w:b/>
+                <w:bCs/>
+                <w:sz w:val="18"/>
+                <w:szCs w:val="18"/>
+              </w:rPr>
               <w:t>Responsabilitats</w:t>
             </w:r>
           </w:p>
@@ -169,29 +252,71 @@
           </w:tcPr>
           <w:p>
             <w:pPr>
-              <w:jc w:val="left"/>
+              <w:spacing w:line="240" w:lineRule="auto"/>
+              <w:jc w:val="center"/>
+              <w:rPr>
+                <w:rFonts w:hint="default" w:ascii="Verdana" w:hAnsi="Verdana" w:eastAsia="Microsoft YaHei" w:cs="Verdana"/>
+                <w:b/>
+                <w:bCs/>
+                <w:sz w:val="18"/>
+                <w:szCs w:val="18"/>
+              </w:rPr>
             </w:pPr>
             <w:r>
+              <w:rPr>
+                <w:rFonts w:hint="default" w:ascii="Verdana" w:hAnsi="Verdana" w:eastAsia="Microsoft YaHei" w:cs="Verdana"/>
+                <w:b/>
+                <w:bCs/>
+                <w:sz w:val="18"/>
+                <w:szCs w:val="18"/>
+              </w:rPr>
               <w:t>Col·laboradors</w:t>
             </w:r>
           </w:p>
         </w:tc>
       </w:tr>
       <w:tr>
+        <w:tblPrEx>
+          <w:tblBorders>
+            <w:top w:val="single" w:color="auto" w:sz="4" w:space="0"/>
+            <w:left w:val="single" w:color="auto" w:sz="4" w:space="0"/>
+            <w:bottom w:val="single" w:color="auto" w:sz="4" w:space="0"/>
+            <w:right w:val="single" w:color="auto" w:sz="4" w:space="0"/>
+            <w:insideH w:val="single" w:color="auto" w:sz="4" w:space="0"/>
+            <w:insideV w:val="single" w:color="auto" w:sz="4" w:space="0"/>
+          </w:tblBorders>
+          <w:tblCellMar>
+            <w:top w:w="0" w:type="dxa"/>
+            <w:left w:w="108" w:type="dxa"/>
+            <w:bottom w:w="0" w:type="dxa"/>
+            <w:right w:w="108" w:type="dxa"/>
+          </w:tblCellMar>
+        </w:tblPrEx>
         <w:tc>
           <w:tcPr>
             <w:tcW w:w="5098" w:type="dxa"/>
           </w:tcPr>
           <w:p>
             <w:pPr>
-              <w:pStyle w:val="Pargrafdellista"/>
+              <w:pStyle w:val="49"/>
               <w:numPr>
                 <w:ilvl w:val="0"/>
-                <w:numId w:val="10"/>
+                <w:numId w:val="2"/>
               </w:numPr>
+              <w:spacing w:line="240" w:lineRule="auto"/>
               <w:jc w:val="left"/>
+              <w:rPr>
+                <w:rFonts w:hint="default" w:ascii="Verdana" w:hAnsi="Verdana" w:eastAsia="Microsoft YaHei" w:cs="Verdana"/>
+                <w:sz w:val="18"/>
+                <w:szCs w:val="18"/>
+              </w:rPr>
             </w:pPr>
             <w:r>
+              <w:rPr>
+                <w:rFonts w:hint="default" w:ascii="Verdana" w:hAnsi="Verdana" w:eastAsia="Microsoft YaHei" w:cs="Verdana"/>
+                <w:sz w:val="18"/>
+                <w:szCs w:val="18"/>
+              </w:rPr>
               <w:t>Emmagatzemar el nom i l'edat de la persona.</w:t>
             </w:r>
           </w:p>
@@ -202,34 +327,72 @@
           </w:tcPr>
           <w:p>
             <w:pPr>
-              <w:pStyle w:val="Pargrafdellista"/>
+              <w:pStyle w:val="49"/>
               <w:numPr>
                 <w:ilvl w:val="0"/>
-                <w:numId w:val="10"/>
+                <w:numId w:val="2"/>
               </w:numPr>
+              <w:spacing w:line="240" w:lineRule="auto"/>
               <w:jc w:val="left"/>
+              <w:rPr>
+                <w:rFonts w:hint="default" w:ascii="Verdana" w:hAnsi="Verdana" w:eastAsia="Microsoft YaHei" w:cs="Verdana"/>
+                <w:sz w:val="18"/>
+                <w:szCs w:val="18"/>
+              </w:rPr>
             </w:pPr>
             <w:r>
+              <w:rPr>
+                <w:rFonts w:hint="default" w:ascii="Verdana" w:hAnsi="Verdana" w:eastAsia="Microsoft YaHei" w:cs="Verdana"/>
+                <w:sz w:val="18"/>
+                <w:szCs w:val="18"/>
+              </w:rPr>
               <w:t>No hi ha col·laboradors</w:t>
             </w:r>
           </w:p>
         </w:tc>
       </w:tr>
       <w:tr>
+        <w:tblPrEx>
+          <w:tblBorders>
+            <w:top w:val="single" w:color="auto" w:sz="4" w:space="0"/>
+            <w:left w:val="single" w:color="auto" w:sz="4" w:space="0"/>
+            <w:bottom w:val="single" w:color="auto" w:sz="4" w:space="0"/>
+            <w:right w:val="single" w:color="auto" w:sz="4" w:space="0"/>
+            <w:insideH w:val="single" w:color="auto" w:sz="4" w:space="0"/>
+            <w:insideV w:val="single" w:color="auto" w:sz="4" w:space="0"/>
+          </w:tblBorders>
+          <w:tblCellMar>
+            <w:top w:w="0" w:type="dxa"/>
+            <w:left w:w="108" w:type="dxa"/>
+            <w:bottom w:w="0" w:type="dxa"/>
+            <w:right w:w="108" w:type="dxa"/>
+          </w:tblCellMar>
+        </w:tblPrEx>
         <w:tc>
           <w:tcPr>
             <w:tcW w:w="5098" w:type="dxa"/>
           </w:tcPr>
           <w:p>
             <w:pPr>
-              <w:pStyle w:val="Pargrafdellista"/>
+              <w:pStyle w:val="49"/>
               <w:numPr>
                 <w:ilvl w:val="0"/>
-                <w:numId w:val="10"/>
+                <w:numId w:val="2"/>
               </w:numPr>
+              <w:spacing w:line="240" w:lineRule="auto"/>
               <w:jc w:val="left"/>
+              <w:rPr>
+                <w:rFonts w:hint="default" w:ascii="Verdana" w:hAnsi="Verdana" w:eastAsia="Microsoft YaHei" w:cs="Verdana"/>
+                <w:sz w:val="18"/>
+                <w:szCs w:val="18"/>
+              </w:rPr>
             </w:pPr>
             <w:r>
+              <w:rPr>
+                <w:rFonts w:hint="default" w:ascii="Verdana" w:hAnsi="Verdana" w:eastAsia="Microsoft YaHei" w:cs="Verdana"/>
+                <w:sz w:val="18"/>
+                <w:szCs w:val="18"/>
+              </w:rPr>
               <w:t>Mostrar les dades de la persona</w:t>
             </w:r>
           </w:p>
@@ -240,26 +403,59 @@
           </w:tcPr>
           <w:p>
             <w:pPr>
+              <w:spacing w:line="240" w:lineRule="auto"/>
               <w:jc w:val="left"/>
+              <w:rPr>
+                <w:rFonts w:hint="default" w:ascii="Verdana" w:hAnsi="Verdana" w:eastAsia="Microsoft YaHei" w:cs="Verdana"/>
+                <w:sz w:val="18"/>
+                <w:szCs w:val="18"/>
+              </w:rPr>
             </w:pPr>
           </w:p>
         </w:tc>
       </w:tr>
       <w:tr>
+        <w:tblPrEx>
+          <w:tblBorders>
+            <w:top w:val="single" w:color="auto" w:sz="4" w:space="0"/>
+            <w:left w:val="single" w:color="auto" w:sz="4" w:space="0"/>
+            <w:bottom w:val="single" w:color="auto" w:sz="4" w:space="0"/>
+            <w:right w:val="single" w:color="auto" w:sz="4" w:space="0"/>
+            <w:insideH w:val="single" w:color="auto" w:sz="4" w:space="0"/>
+            <w:insideV w:val="single" w:color="auto" w:sz="4" w:space="0"/>
+          </w:tblBorders>
+          <w:tblCellMar>
+            <w:top w:w="0" w:type="dxa"/>
+            <w:left w:w="108" w:type="dxa"/>
+            <w:bottom w:w="0" w:type="dxa"/>
+            <w:right w:w="108" w:type="dxa"/>
+          </w:tblCellMar>
+        </w:tblPrEx>
         <w:tc>
           <w:tcPr>
             <w:tcW w:w="5098" w:type="dxa"/>
           </w:tcPr>
           <w:p>
             <w:pPr>
-              <w:pStyle w:val="Pargrafdellista"/>
+              <w:pStyle w:val="49"/>
               <w:numPr>
                 <w:ilvl w:val="0"/>
-                <w:numId w:val="10"/>
+                <w:numId w:val="2"/>
               </w:numPr>
+              <w:spacing w:line="240" w:lineRule="auto"/>
               <w:jc w:val="left"/>
+              <w:rPr>
+                <w:rFonts w:hint="default" w:ascii="Verdana" w:hAnsi="Verdana" w:eastAsia="Microsoft YaHei" w:cs="Verdana"/>
+                <w:sz w:val="18"/>
+                <w:szCs w:val="18"/>
+              </w:rPr>
             </w:pPr>
             <w:r>
+              <w:rPr>
+                <w:rFonts w:hint="default" w:ascii="Verdana" w:hAnsi="Verdana" w:eastAsia="Microsoft YaHei" w:cs="Verdana"/>
+                <w:sz w:val="18"/>
+                <w:szCs w:val="18"/>
+              </w:rPr>
               <w:t>Determinar si la persona és major d’edat (&gt;18)</w:t>
             </w:r>
           </w:p>
@@ -270,7 +466,13 @@
           </w:tcPr>
           <w:p>
             <w:pPr>
+              <w:spacing w:line="240" w:lineRule="auto"/>
               <w:jc w:val="left"/>
+              <w:rPr>
+                <w:rFonts w:hint="default" w:ascii="Verdana" w:hAnsi="Verdana" w:eastAsia="Microsoft YaHei" w:cs="Verdana"/>
+                <w:sz w:val="18"/>
+                <w:szCs w:val="18"/>
+              </w:rPr>
             </w:pPr>
           </w:p>
         </w:tc>
@@ -278,22 +480,43 @@
     </w:tbl>
     <w:p>
       <w:pPr>
+        <w:spacing w:line="240" w:lineRule="auto"/>
         <w:jc w:val="left"/>
-      </w:pPr>
-    </w:p>
-    <w:p>
-      <w:pPr>
+        <w:rPr>
+          <w:rFonts w:hint="default" w:ascii="Verdana" w:hAnsi="Verdana" w:eastAsia="Microsoft YaHei" w:cs="Verdana"/>
+          <w:sz w:val="18"/>
+          <w:szCs w:val="18"/>
+        </w:rPr>
+      </w:pPr>
+    </w:p>
+    <w:p>
+      <w:pPr>
+        <w:spacing w:line="240" w:lineRule="auto"/>
         <w:jc w:val="left"/>
-      </w:pPr>
-      <w:r>
+        <w:rPr>
+          <w:rFonts w:hint="default" w:ascii="Verdana" w:hAnsi="Verdana" w:eastAsia="Microsoft YaHei" w:cs="Verdana"/>
+          <w:b/>
+          <w:bCs/>
+        </w:rPr>
+      </w:pPr>
+      <w:r>
+        <w:rPr>
+          <w:rFonts w:hint="default" w:ascii="Verdana" w:hAnsi="Verdana" w:eastAsia="Microsoft YaHei" w:cs="Verdana"/>
+          <w:b/>
+          <w:bCs/>
+          <w:sz w:val="18"/>
+          <w:szCs w:val="18"/>
+        </w:rPr>
         <w:t>UML</w:t>
       </w:r>
       <w:r>
         <w:rPr>
-          <w:noProof/>
+          <w:rFonts w:hint="default" w:ascii="Verdana" w:hAnsi="Verdana" w:eastAsia="Microsoft YaHei" w:cs="Verdana"/>
+          <w:b/>
+          <w:bCs/>
         </w:rPr>
         <w:drawing>
-          <wp:anchor distT="0" distB="0" distL="114300" distR="114300" simplePos="0" relativeHeight="251658240" behindDoc="1" locked="0" layoutInCell="1" allowOverlap="1" wp14:anchorId="3CB63712" wp14:editId="672FB8B6">
+          <wp:anchor distT="0" distB="0" distL="114300" distR="114300" simplePos="0" relativeHeight="251659264" behindDoc="1" locked="0" layoutInCell="1" allowOverlap="1">
             <wp:simplePos x="0" y="0"/>
             <wp:positionH relativeFrom="column">
               <wp:posOffset>1520190</wp:posOffset>
@@ -304,7 +527,7 @@
             <wp:extent cx="2019300" cy="1781175"/>
             <wp:effectExtent l="0" t="0" r="0" b="9525"/>
             <wp:wrapTight wrapText="bothSides">
-              <wp:wrapPolygon edited="0">
+              <wp:wrapPolygon>
                 <wp:start x="0" y="0"/>
                 <wp:lineTo x="0" y="21484"/>
                 <wp:lineTo x="21396" y="21484"/>
@@ -320,7 +543,7 @@
               <a:graphicData uri="http://schemas.openxmlformats.org/drawingml/2006/picture">
                 <pic:pic xmlns:pic="http://schemas.openxmlformats.org/drawingml/2006/picture">
                   <pic:nvPicPr>
-                    <pic:cNvPr id="0" name="Picture 1"/>
+                    <pic:cNvPr id="3" name="Imatge 3"/>
                     <pic:cNvPicPr>
                       <a:picLocks noChangeAspect="1" noChangeArrowheads="1"/>
                     </pic:cNvPicPr>
@@ -338,7 +561,7 @@
                       <a:fillRect/>
                     </a:stretch>
                   </pic:blipFill>
-                  <pic:spPr bwMode="auto">
+                  <pic:spPr>
                     <a:xfrm>
                       <a:off x="0" y="0"/>
                       <a:ext cx="2019300" cy="1781175"/>
@@ -365,7 +588,7 @@
     </w:p>
     <w:p>
       <w:pPr>
-        <w:pStyle w:val="Ttol2"/>
+        <w:pStyle w:val="3"/>
         <w:rPr>
           <w:lang w:val="ca-ES"/>
         </w:rPr>
@@ -373,7 +596,7 @@
     </w:p>
     <w:p>
       <w:pPr>
-        <w:pStyle w:val="Ttol2"/>
+        <w:pStyle w:val="3"/>
         <w:rPr>
           <w:lang w:val="ca-ES"/>
         </w:rPr>
@@ -381,7 +604,7 @@
     </w:p>
     <w:p>
       <w:pPr>
-        <w:pStyle w:val="Ttol2"/>
+        <w:pStyle w:val="3"/>
         <w:rPr>
           <w:lang w:val="ca-ES"/>
         </w:rPr>
@@ -389,7 +612,7 @@
     </w:p>
     <w:p>
       <w:pPr>
-        <w:pStyle w:val="Ttol2"/>
+        <w:pStyle w:val="3"/>
         <w:rPr>
           <w:lang w:val="ca-ES"/>
         </w:rPr>
@@ -397,7 +620,7 @@
     </w:p>
     <w:p>
       <w:pPr>
-        <w:pStyle w:val="Ttol2"/>
+        <w:pStyle w:val="3"/>
         <w:rPr>
           <w:lang w:val="ca-ES"/>
         </w:rPr>
@@ -433,7 +656,14 @@
     </w:p>
     <w:p>
       <w:pPr>
-        <w:pStyle w:val="Ttol2"/>
+        <w:rPr>
+          <w:lang w:eastAsia="es-ES"/>
+        </w:rPr>
+      </w:pPr>
+    </w:p>
+    <w:p>
+      <w:pPr>
+        <w:pStyle w:val="3"/>
         <w:rPr>
           <w:lang w:val="ca-ES"/>
         </w:rPr>
@@ -442,7 +672,6 @@
         <w:rPr>
           <w:lang w:val="ca-ES"/>
         </w:rPr>
-        <w:lastRenderedPageBreak/>
         <w:t>Exercici 2</w:t>
       </w:r>
     </w:p>
@@ -464,7 +693,7 @@
     </w:p>
     <w:p>
       <w:pPr>
-        <w:pStyle w:val="Pargrafdellista"/>
+        <w:pStyle w:val="49"/>
         <w:numPr>
           <w:ilvl w:val="0"/>
           <w:numId w:val="3"/>
@@ -482,7 +711,7 @@
     </w:p>
     <w:p>
       <w:pPr>
-        <w:pStyle w:val="Pargrafdellista"/>
+        <w:pStyle w:val="49"/>
         <w:numPr>
           <w:ilvl w:val="0"/>
           <w:numId w:val="3"/>
@@ -500,7 +729,7 @@
     </w:p>
     <w:p>
       <w:pPr>
-        <w:pStyle w:val="Pargrafdellista"/>
+        <w:pStyle w:val="49"/>
         <w:numPr>
           <w:ilvl w:val="0"/>
           <w:numId w:val="3"/>
@@ -518,7 +747,7 @@
     </w:p>
     <w:p>
       <w:pPr>
-        <w:pStyle w:val="Pargrafdellista"/>
+        <w:pStyle w:val="49"/>
         <w:numPr>
           <w:ilvl w:val="0"/>
           <w:numId w:val="3"/>
@@ -536,21 +765,22 @@
     </w:p>
     <w:p>
       <w:pPr>
-        <w:ind w:left="360"/>
-        <w:rPr>
+        <w:rPr>
+          <w:rFonts w:hint="default" w:ascii="Verdana" w:hAnsi="Verdana" w:eastAsia="Microsoft YaHei" w:cs="Verdana"/>
+          <w:b/>
+          <w:bCs/>
+          <w:sz w:val="18"/>
+          <w:szCs w:val="18"/>
           <w:lang w:eastAsia="es-ES"/>
         </w:rPr>
       </w:pPr>
-    </w:p>
-    <w:p>
-      <w:pPr>
-        <w:ind w:left="360"/>
-        <w:rPr>
-          <w:lang w:eastAsia="es-ES"/>
-        </w:rPr>
-      </w:pPr>
-      <w:r>
-        <w:rPr>
+      <w:r>
+        <w:rPr>
+          <w:rFonts w:hint="default" w:ascii="Verdana" w:hAnsi="Verdana" w:eastAsia="Microsoft YaHei" w:cs="Verdana"/>
+          <w:b/>
+          <w:bCs/>
+          <w:sz w:val="18"/>
+          <w:szCs w:val="18"/>
           <w:lang w:eastAsia="es-ES"/>
         </w:rPr>
         <w:t>Targeta CRC</w:t>
@@ -558,24 +788,70 @@
     </w:p>
     <w:tbl>
       <w:tblPr>
-        <w:tblStyle w:val="Taulaambquadrcula"/>
+        <w:tblStyle w:val="24"/>
         <w:tblW w:w="8642" w:type="dxa"/>
-        <w:tblLook w:val="04A0" w:firstRow="1" w:lastRow="0" w:firstColumn="1" w:lastColumn="0" w:noHBand="0" w:noVBand="1"/>
+        <w:tblInd w:w="0" w:type="dxa"/>
+        <w:tblBorders>
+          <w:top w:val="single" w:color="auto" w:sz="4" w:space="0"/>
+          <w:left w:val="single" w:color="auto" w:sz="4" w:space="0"/>
+          <w:bottom w:val="single" w:color="auto" w:sz="4" w:space="0"/>
+          <w:right w:val="single" w:color="auto" w:sz="4" w:space="0"/>
+          <w:insideH w:val="single" w:color="auto" w:sz="4" w:space="0"/>
+          <w:insideV w:val="single" w:color="auto" w:sz="4" w:space="0"/>
+        </w:tblBorders>
+        <w:tblLayout w:type="autofit"/>
+        <w:tblCellMar>
+          <w:top w:w="0" w:type="dxa"/>
+          <w:left w:w="108" w:type="dxa"/>
+          <w:bottom w:w="0" w:type="dxa"/>
+          <w:right w:w="108" w:type="dxa"/>
+        </w:tblCellMar>
       </w:tblPr>
       <w:tblGrid>
         <w:gridCol w:w="5098"/>
         <w:gridCol w:w="3544"/>
       </w:tblGrid>
       <w:tr>
+        <w:tblPrEx>
+          <w:tblBorders>
+            <w:top w:val="single" w:color="auto" w:sz="4" w:space="0"/>
+            <w:left w:val="single" w:color="auto" w:sz="4" w:space="0"/>
+            <w:bottom w:val="single" w:color="auto" w:sz="4" w:space="0"/>
+            <w:right w:val="single" w:color="auto" w:sz="4" w:space="0"/>
+            <w:insideH w:val="single" w:color="auto" w:sz="4" w:space="0"/>
+            <w:insideV w:val="single" w:color="auto" w:sz="4" w:space="0"/>
+          </w:tblBorders>
+          <w:tblCellMar>
+            <w:top w:w="0" w:type="dxa"/>
+            <w:left w:w="108" w:type="dxa"/>
+            <w:bottom w:w="0" w:type="dxa"/>
+            <w:right w:w="108" w:type="dxa"/>
+          </w:tblCellMar>
+        </w:tblPrEx>
         <w:tc>
           <w:tcPr>
             <w:tcW w:w="5098" w:type="dxa"/>
           </w:tcPr>
           <w:p>
             <w:pPr>
-              <w:jc w:val="left"/>
+              <w:spacing w:line="240" w:lineRule="auto"/>
+              <w:jc w:val="center"/>
+              <w:rPr>
+                <w:rFonts w:hint="default" w:ascii="Verdana" w:hAnsi="Verdana" w:eastAsia="Microsoft YaHei" w:cs="Verdana"/>
+                <w:b/>
+                <w:bCs/>
+                <w:sz w:val="18"/>
+                <w:szCs w:val="18"/>
+              </w:rPr>
             </w:pPr>
             <w:r>
+              <w:rPr>
+                <w:rFonts w:hint="default" w:ascii="Verdana" w:hAnsi="Verdana" w:eastAsia="Microsoft YaHei" w:cs="Verdana"/>
+                <w:b/>
+                <w:bCs/>
+                <w:sz w:val="18"/>
+                <w:szCs w:val="18"/>
+              </w:rPr>
               <w:t>Responsabilitats</w:t>
             </w:r>
           </w:p>
@@ -586,29 +862,71 @@
           </w:tcPr>
           <w:p>
             <w:pPr>
-              <w:jc w:val="left"/>
+              <w:spacing w:line="240" w:lineRule="auto"/>
+              <w:jc w:val="center"/>
+              <w:rPr>
+                <w:rFonts w:hint="default" w:ascii="Verdana" w:hAnsi="Verdana" w:eastAsia="Microsoft YaHei" w:cs="Verdana"/>
+                <w:b/>
+                <w:bCs/>
+                <w:sz w:val="18"/>
+                <w:szCs w:val="18"/>
+              </w:rPr>
             </w:pPr>
             <w:r>
+              <w:rPr>
+                <w:rFonts w:hint="default" w:ascii="Verdana" w:hAnsi="Verdana" w:eastAsia="Microsoft YaHei" w:cs="Verdana"/>
+                <w:b/>
+                <w:bCs/>
+                <w:sz w:val="18"/>
+                <w:szCs w:val="18"/>
+              </w:rPr>
               <w:t>Col·laboradors</w:t>
             </w:r>
           </w:p>
         </w:tc>
       </w:tr>
       <w:tr>
+        <w:tblPrEx>
+          <w:tblBorders>
+            <w:top w:val="single" w:color="auto" w:sz="4" w:space="0"/>
+            <w:left w:val="single" w:color="auto" w:sz="4" w:space="0"/>
+            <w:bottom w:val="single" w:color="auto" w:sz="4" w:space="0"/>
+            <w:right w:val="single" w:color="auto" w:sz="4" w:space="0"/>
+            <w:insideH w:val="single" w:color="auto" w:sz="4" w:space="0"/>
+            <w:insideV w:val="single" w:color="auto" w:sz="4" w:space="0"/>
+          </w:tblBorders>
+          <w:tblCellMar>
+            <w:top w:w="0" w:type="dxa"/>
+            <w:left w:w="108" w:type="dxa"/>
+            <w:bottom w:w="0" w:type="dxa"/>
+            <w:right w:w="108" w:type="dxa"/>
+          </w:tblCellMar>
+        </w:tblPrEx>
         <w:tc>
           <w:tcPr>
             <w:tcW w:w="5098" w:type="dxa"/>
           </w:tcPr>
           <w:p>
             <w:pPr>
-              <w:pStyle w:val="Pargrafdellista"/>
+              <w:pStyle w:val="49"/>
               <w:numPr>
                 <w:ilvl w:val="0"/>
-                <w:numId w:val="10"/>
+                <w:numId w:val="2"/>
               </w:numPr>
+              <w:spacing w:line="240" w:lineRule="auto"/>
               <w:jc w:val="left"/>
+              <w:rPr>
+                <w:rFonts w:hint="default" w:ascii="Verdana" w:hAnsi="Verdana" w:eastAsia="Microsoft YaHei" w:cs="Verdana"/>
+                <w:sz w:val="18"/>
+                <w:szCs w:val="18"/>
+              </w:rPr>
             </w:pPr>
             <w:r>
+              <w:rPr>
+                <w:rFonts w:hint="default" w:ascii="Verdana" w:hAnsi="Verdana" w:eastAsia="Microsoft YaHei" w:cs="Verdana"/>
+                <w:sz w:val="18"/>
+                <w:szCs w:val="18"/>
+              </w:rPr>
               <w:t>Guardar les dimensions del rectangle</w:t>
             </w:r>
           </w:p>
@@ -619,34 +937,71 @@
           </w:tcPr>
           <w:p>
             <w:pPr>
-              <w:pStyle w:val="Pargrafdellista"/>
+              <w:pStyle w:val="49"/>
               <w:numPr>
-                <w:ilvl w:val="0"/>
-                <w:numId w:val="10"/>
+                <w:numId w:val="0"/>
               </w:numPr>
+              <w:spacing w:line="240" w:lineRule="auto"/>
               <w:jc w:val="left"/>
+              <w:rPr>
+                <w:rFonts w:hint="default" w:ascii="Verdana" w:hAnsi="Verdana" w:eastAsia="Microsoft YaHei" w:cs="Verdana"/>
+                <w:sz w:val="18"/>
+                <w:szCs w:val="18"/>
+              </w:rPr>
             </w:pPr>
             <w:r>
+              <w:rPr>
+                <w:rFonts w:hint="default" w:ascii="Verdana" w:hAnsi="Verdana" w:eastAsia="Microsoft YaHei" w:cs="Verdana"/>
+                <w:sz w:val="18"/>
+                <w:szCs w:val="18"/>
+              </w:rPr>
               <w:t>No hi ha col·laboradors</w:t>
             </w:r>
           </w:p>
         </w:tc>
       </w:tr>
       <w:tr>
+        <w:tblPrEx>
+          <w:tblBorders>
+            <w:top w:val="single" w:color="auto" w:sz="4" w:space="0"/>
+            <w:left w:val="single" w:color="auto" w:sz="4" w:space="0"/>
+            <w:bottom w:val="single" w:color="auto" w:sz="4" w:space="0"/>
+            <w:right w:val="single" w:color="auto" w:sz="4" w:space="0"/>
+            <w:insideH w:val="single" w:color="auto" w:sz="4" w:space="0"/>
+            <w:insideV w:val="single" w:color="auto" w:sz="4" w:space="0"/>
+          </w:tblBorders>
+          <w:tblCellMar>
+            <w:top w:w="0" w:type="dxa"/>
+            <w:left w:w="108" w:type="dxa"/>
+            <w:bottom w:w="0" w:type="dxa"/>
+            <w:right w:w="108" w:type="dxa"/>
+          </w:tblCellMar>
+        </w:tblPrEx>
         <w:tc>
           <w:tcPr>
             <w:tcW w:w="5098" w:type="dxa"/>
           </w:tcPr>
           <w:p>
             <w:pPr>
-              <w:pStyle w:val="Pargrafdellista"/>
+              <w:pStyle w:val="49"/>
               <w:numPr>
                 <w:ilvl w:val="0"/>
-                <w:numId w:val="10"/>
+                <w:numId w:val="2"/>
               </w:numPr>
+              <w:spacing w:line="240" w:lineRule="auto"/>
               <w:jc w:val="left"/>
+              <w:rPr>
+                <w:rFonts w:hint="default" w:ascii="Verdana" w:hAnsi="Verdana" w:eastAsia="Microsoft YaHei" w:cs="Verdana"/>
+                <w:sz w:val="18"/>
+                <w:szCs w:val="18"/>
+              </w:rPr>
             </w:pPr>
             <w:r>
+              <w:rPr>
+                <w:rFonts w:hint="default" w:ascii="Verdana" w:hAnsi="Verdana" w:eastAsia="Microsoft YaHei" w:cs="Verdana"/>
+                <w:sz w:val="18"/>
+                <w:szCs w:val="18"/>
+              </w:rPr>
               <w:t>Calcular l’àrea del rectangle</w:t>
             </w:r>
           </w:p>
@@ -657,33 +1012,60 @@
           </w:tcPr>
           <w:p>
             <w:pPr>
+              <w:spacing w:line="240" w:lineRule="auto"/>
               <w:jc w:val="left"/>
+              <w:rPr>
+                <w:rFonts w:hint="default" w:ascii="Verdana" w:hAnsi="Verdana" w:eastAsia="Microsoft YaHei" w:cs="Verdana"/>
+                <w:sz w:val="18"/>
+                <w:szCs w:val="18"/>
+              </w:rPr>
             </w:pPr>
           </w:p>
         </w:tc>
       </w:tr>
       <w:tr>
+        <w:tblPrEx>
+          <w:tblBorders>
+            <w:top w:val="single" w:color="auto" w:sz="4" w:space="0"/>
+            <w:left w:val="single" w:color="auto" w:sz="4" w:space="0"/>
+            <w:bottom w:val="single" w:color="auto" w:sz="4" w:space="0"/>
+            <w:right w:val="single" w:color="auto" w:sz="4" w:space="0"/>
+            <w:insideH w:val="single" w:color="auto" w:sz="4" w:space="0"/>
+            <w:insideV w:val="single" w:color="auto" w:sz="4" w:space="0"/>
+          </w:tblBorders>
+          <w:tblCellMar>
+            <w:top w:w="0" w:type="dxa"/>
+            <w:left w:w="108" w:type="dxa"/>
+            <w:bottom w:w="0" w:type="dxa"/>
+            <w:right w:w="108" w:type="dxa"/>
+          </w:tblCellMar>
+        </w:tblPrEx>
         <w:tc>
           <w:tcPr>
             <w:tcW w:w="5098" w:type="dxa"/>
           </w:tcPr>
           <w:p>
             <w:pPr>
-              <w:pStyle w:val="Pargrafdellista"/>
+              <w:pStyle w:val="49"/>
               <w:numPr>
                 <w:ilvl w:val="0"/>
-                <w:numId w:val="10"/>
+                <w:numId w:val="2"/>
               </w:numPr>
+              <w:spacing w:line="240" w:lineRule="auto"/>
               <w:jc w:val="left"/>
+              <w:rPr>
+                <w:rFonts w:hint="default" w:ascii="Verdana" w:hAnsi="Verdana" w:eastAsia="Microsoft YaHei" w:cs="Verdana"/>
+                <w:sz w:val="18"/>
+                <w:szCs w:val="18"/>
+              </w:rPr>
             </w:pPr>
             <w:r>
-              <w:t xml:space="preserve">Calcular </w:t>
-            </w:r>
-            <w:r>
-              <w:t>el perímetre</w:t>
-            </w:r>
-            <w:r>
-              <w:t xml:space="preserve"> del rectangle</w:t>
+              <w:rPr>
+                <w:rFonts w:hint="default" w:ascii="Verdana" w:hAnsi="Verdana" w:eastAsia="Microsoft YaHei" w:cs="Verdana"/>
+                <w:sz w:val="18"/>
+                <w:szCs w:val="18"/>
+              </w:rPr>
+              <w:t>Calcular el perímetre del rectangle</w:t>
             </w:r>
           </w:p>
         </w:tc>
@@ -693,26 +1075,59 @@
           </w:tcPr>
           <w:p>
             <w:pPr>
+              <w:spacing w:line="240" w:lineRule="auto"/>
               <w:jc w:val="left"/>
+              <w:rPr>
+                <w:rFonts w:hint="default" w:ascii="Verdana" w:hAnsi="Verdana" w:eastAsia="Microsoft YaHei" w:cs="Verdana"/>
+                <w:sz w:val="18"/>
+                <w:szCs w:val="18"/>
+              </w:rPr>
             </w:pPr>
           </w:p>
         </w:tc>
       </w:tr>
       <w:tr>
+        <w:tblPrEx>
+          <w:tblBorders>
+            <w:top w:val="single" w:color="auto" w:sz="4" w:space="0"/>
+            <w:left w:val="single" w:color="auto" w:sz="4" w:space="0"/>
+            <w:bottom w:val="single" w:color="auto" w:sz="4" w:space="0"/>
+            <w:right w:val="single" w:color="auto" w:sz="4" w:space="0"/>
+            <w:insideH w:val="single" w:color="auto" w:sz="4" w:space="0"/>
+            <w:insideV w:val="single" w:color="auto" w:sz="4" w:space="0"/>
+          </w:tblBorders>
+          <w:tblCellMar>
+            <w:top w:w="0" w:type="dxa"/>
+            <w:left w:w="108" w:type="dxa"/>
+            <w:bottom w:w="0" w:type="dxa"/>
+            <w:right w:w="108" w:type="dxa"/>
+          </w:tblCellMar>
+        </w:tblPrEx>
         <w:tc>
           <w:tcPr>
             <w:tcW w:w="5098" w:type="dxa"/>
           </w:tcPr>
           <w:p>
             <w:pPr>
-              <w:pStyle w:val="Pargrafdellista"/>
+              <w:pStyle w:val="49"/>
               <w:numPr>
                 <w:ilvl w:val="0"/>
-                <w:numId w:val="10"/>
+                <w:numId w:val="2"/>
               </w:numPr>
+              <w:spacing w:line="240" w:lineRule="auto"/>
               <w:jc w:val="left"/>
+              <w:rPr>
+                <w:rFonts w:hint="default" w:ascii="Verdana" w:hAnsi="Verdana" w:eastAsia="Microsoft YaHei" w:cs="Verdana"/>
+                <w:sz w:val="18"/>
+                <w:szCs w:val="18"/>
+              </w:rPr>
             </w:pPr>
             <w:r>
+              <w:rPr>
+                <w:rFonts w:hint="default" w:ascii="Verdana" w:hAnsi="Verdana" w:eastAsia="Microsoft YaHei" w:cs="Verdana"/>
+                <w:sz w:val="18"/>
+                <w:szCs w:val="18"/>
+              </w:rPr>
               <w:t>Mostrar àrea i perímetre</w:t>
             </w:r>
           </w:p>
@@ -723,7 +1138,13 @@
           </w:tcPr>
           <w:p>
             <w:pPr>
+              <w:spacing w:line="240" w:lineRule="auto"/>
               <w:jc w:val="left"/>
+              <w:rPr>
+                <w:rFonts w:hint="default" w:ascii="Verdana" w:hAnsi="Verdana" w:eastAsia="Microsoft YaHei" w:cs="Verdana"/>
+                <w:sz w:val="18"/>
+                <w:szCs w:val="18"/>
+              </w:rPr>
             </w:pPr>
           </w:p>
         </w:tc>
@@ -733,6 +1154,9 @@
       <w:pPr>
         <w:ind w:left="360"/>
         <w:rPr>
+          <w:rFonts w:hint="default" w:ascii="Verdana" w:hAnsi="Verdana" w:eastAsia="Microsoft YaHei" w:cs="Verdana"/>
+          <w:sz w:val="18"/>
+          <w:szCs w:val="18"/>
           <w:lang w:eastAsia="es-ES"/>
         </w:rPr>
       </w:pPr>
@@ -741,21 +1165,29 @@
       <w:pPr>
         <w:ind w:left="360"/>
         <w:rPr>
+          <w:rFonts w:hint="default" w:ascii="Verdana" w:hAnsi="Verdana" w:eastAsia="Microsoft YaHei" w:cs="Verdana"/>
+          <w:b/>
+          <w:bCs/>
+          <w:sz w:val="18"/>
+          <w:szCs w:val="18"/>
           <w:lang w:eastAsia="es-ES"/>
         </w:rPr>
       </w:pPr>
-    </w:p>
-    <w:p>
-      <w:pPr>
-        <w:ind w:left="360"/>
-        <w:rPr>
+      <w:r>
+        <w:rPr>
+          <w:rFonts w:hint="default" w:ascii="Verdana" w:hAnsi="Verdana" w:eastAsia="Microsoft YaHei" w:cs="Verdana"/>
+          <w:b/>
+          <w:bCs/>
+          <w:sz w:val="18"/>
+          <w:szCs w:val="18"/>
           <w:lang w:eastAsia="es-ES"/>
         </w:rPr>
-      </w:pPr>
-    </w:p>
-    <w:p>
-      <w:pPr>
-        <w:ind w:left="360"/>
+        <w:t>UML</w:t>
+      </w:r>
+    </w:p>
+    <w:p>
+      <w:pPr>
+        <w:jc w:val="center"/>
         <w:rPr>
           <w:lang w:eastAsia="es-ES"/>
         </w:rPr>
@@ -764,23 +1196,8 @@
         <w:rPr>
           <w:lang w:eastAsia="es-ES"/>
         </w:rPr>
-        <w:t>UML</w:t>
-      </w:r>
-    </w:p>
-    <w:p>
-      <w:pPr>
-        <w:jc w:val="center"/>
-        <w:rPr>
-          <w:lang w:eastAsia="es-ES"/>
-        </w:rPr>
-      </w:pPr>
-      <w:r>
-        <w:rPr>
-          <w:noProof/>
-          <w:lang w:eastAsia="es-ES"/>
-        </w:rPr>
         <w:drawing>
-          <wp:inline distT="0" distB="0" distL="0" distR="0" wp14:anchorId="2CD92309" wp14:editId="5B119DC8">
+          <wp:inline distT="0" distB="0" distL="0" distR="0">
             <wp:extent cx="2019300" cy="1657350"/>
             <wp:effectExtent l="0" t="0" r="0" b="0"/>
             <wp:docPr id="4" name="Imatge 4"/>
@@ -791,7 +1208,7 @@
               <a:graphicData uri="http://schemas.openxmlformats.org/drawingml/2006/picture">
                 <pic:pic xmlns:pic="http://schemas.openxmlformats.org/drawingml/2006/picture">
                   <pic:nvPicPr>
-                    <pic:cNvPr id="0" name="Picture 2"/>
+                    <pic:cNvPr id="4" name="Imatge 4"/>
                     <pic:cNvPicPr>
                       <a:picLocks noChangeAspect="1" noChangeArrowheads="1"/>
                     </pic:cNvPicPr>
@@ -809,7 +1226,7 @@
                       <a:fillRect/>
                     </a:stretch>
                   </pic:blipFill>
-                  <pic:spPr bwMode="auto">
+                  <pic:spPr>
                     <a:xfrm>
                       <a:off x="0" y="0"/>
                       <a:ext cx="2019300" cy="1657350"/>
@@ -838,7 +1255,7 @@
     </w:p>
     <w:p>
       <w:pPr>
-        <w:pStyle w:val="Ttol2"/>
+        <w:pStyle w:val="3"/>
         <w:rPr>
           <w:lang w:val="ca-ES"/>
         </w:rPr>
@@ -846,16 +1263,45 @@
     </w:p>
     <w:p>
       <w:pPr>
-        <w:pStyle w:val="Ttol2"/>
         <w:rPr>
           <w:lang w:val="ca-ES"/>
         </w:rPr>
       </w:pPr>
-      <w:r>
+    </w:p>
+    <w:p>
+      <w:pPr>
         <w:rPr>
           <w:lang w:val="ca-ES"/>
         </w:rPr>
-        <w:lastRenderedPageBreak/>
+      </w:pPr>
+    </w:p>
+    <w:p>
+      <w:pPr>
+        <w:pStyle w:val="3"/>
+        <w:rPr>
+          <w:lang w:val="ca-ES"/>
+        </w:rPr>
+      </w:pPr>
+    </w:p>
+    <w:p>
+      <w:pPr>
+        <w:pStyle w:val="3"/>
+        <w:rPr>
+          <w:lang w:val="ca-ES"/>
+        </w:rPr>
+      </w:pPr>
+    </w:p>
+    <w:p>
+      <w:pPr>
+        <w:pStyle w:val="3"/>
+        <w:rPr>
+          <w:lang w:val="ca-ES"/>
+        </w:rPr>
+      </w:pPr>
+      <w:r>
+        <w:rPr>
+          <w:lang w:val="ca-ES"/>
+        </w:rPr>
         <w:t>Exercici 3</w:t>
       </w:r>
     </w:p>
@@ -877,7 +1323,7 @@
     </w:p>
     <w:p>
       <w:pPr>
-        <w:pStyle w:val="Pargrafdellista"/>
+        <w:pStyle w:val="49"/>
         <w:numPr>
           <w:ilvl w:val="0"/>
           <w:numId w:val="3"/>
@@ -895,7 +1341,7 @@
     </w:p>
     <w:p>
       <w:pPr>
-        <w:pStyle w:val="Pargrafdellista"/>
+        <w:pStyle w:val="49"/>
         <w:numPr>
           <w:ilvl w:val="0"/>
           <w:numId w:val="3"/>
@@ -913,7 +1359,7 @@
     </w:p>
     <w:p>
       <w:pPr>
-        <w:pStyle w:val="Pargrafdellista"/>
+        <w:pStyle w:val="49"/>
         <w:numPr>
           <w:ilvl w:val="0"/>
           <w:numId w:val="3"/>
@@ -931,7 +1377,7 @@
     </w:p>
     <w:p>
       <w:pPr>
-        <w:pStyle w:val="Pargrafdellista"/>
+        <w:pStyle w:val="49"/>
         <w:numPr>
           <w:ilvl w:val="0"/>
           <w:numId w:val="3"/>
@@ -950,13 +1396,643 @@
     <w:p>
       <w:pPr>
         <w:rPr>
+          <w:rFonts w:hint="default" w:ascii="Verdana" w:hAnsi="Verdana" w:eastAsia="Microsoft YaHei" w:cs="Verdana"/>
+          <w:b/>
+          <w:bCs/>
+          <w:sz w:val="18"/>
+          <w:szCs w:val="18"/>
+        </w:rPr>
+      </w:pPr>
+      <w:r>
+        <w:rPr>
+          <w:rFonts w:hint="default" w:ascii="Verdana" w:hAnsi="Verdana" w:eastAsia="Microsoft YaHei" w:cs="Verdana"/>
+          <w:b/>
+          <w:bCs/>
+          <w:sz w:val="18"/>
+          <w:szCs w:val="18"/>
+        </w:rPr>
+        <w:t>Targeta CRC</w:t>
+      </w:r>
+      <w:r>
+        <w:rPr>
+          <w:rFonts w:hint="default" w:ascii="Verdana" w:hAnsi="Verdana" w:eastAsia="Microsoft YaHei" w:cs="Verdana"/>
+          <w:b/>
+          <w:bCs/>
+          <w:sz w:val="18"/>
+          <w:szCs w:val="18"/>
+        </w:rPr>
+        <w:tab/>
+      </w:r>
+    </w:p>
+    <w:tbl>
+      <w:tblPr>
+        <w:tblStyle w:val="24"/>
+        <w:tblW w:w="8642" w:type="dxa"/>
+        <w:tblInd w:w="0" w:type="dxa"/>
+        <w:tblBorders>
+          <w:top w:val="single" w:color="auto" w:sz="4" w:space="0"/>
+          <w:left w:val="single" w:color="auto" w:sz="4" w:space="0"/>
+          <w:bottom w:val="single" w:color="auto" w:sz="4" w:space="0"/>
+          <w:right w:val="single" w:color="auto" w:sz="4" w:space="0"/>
+          <w:insideH w:val="single" w:color="auto" w:sz="4" w:space="0"/>
+          <w:insideV w:val="single" w:color="auto" w:sz="4" w:space="0"/>
+        </w:tblBorders>
+        <w:tblLayout w:type="autofit"/>
+        <w:tblCellMar>
+          <w:top w:w="0" w:type="dxa"/>
+          <w:left w:w="108" w:type="dxa"/>
+          <w:bottom w:w="0" w:type="dxa"/>
+          <w:right w:w="108" w:type="dxa"/>
+        </w:tblCellMar>
+      </w:tblPr>
+      <w:tblGrid>
+        <w:gridCol w:w="5098"/>
+        <w:gridCol w:w="3544"/>
+      </w:tblGrid>
+      <w:tr>
+        <w:tblPrEx>
+          <w:tblBorders>
+            <w:top w:val="single" w:color="auto" w:sz="4" w:space="0"/>
+            <w:left w:val="single" w:color="auto" w:sz="4" w:space="0"/>
+            <w:bottom w:val="single" w:color="auto" w:sz="4" w:space="0"/>
+            <w:right w:val="single" w:color="auto" w:sz="4" w:space="0"/>
+            <w:insideH w:val="single" w:color="auto" w:sz="4" w:space="0"/>
+            <w:insideV w:val="single" w:color="auto" w:sz="4" w:space="0"/>
+          </w:tblBorders>
+          <w:tblCellMar>
+            <w:top w:w="0" w:type="dxa"/>
+            <w:left w:w="108" w:type="dxa"/>
+            <w:bottom w:w="0" w:type="dxa"/>
+            <w:right w:w="108" w:type="dxa"/>
+          </w:tblCellMar>
+        </w:tblPrEx>
+        <w:tc>
+          <w:tcPr>
+            <w:tcW w:w="5098" w:type="dxa"/>
+          </w:tcPr>
+          <w:p>
+            <w:pPr>
+              <w:spacing w:line="240" w:lineRule="auto"/>
+              <w:jc w:val="center"/>
+              <w:rPr>
+                <w:rFonts w:hint="default" w:ascii="Verdana" w:hAnsi="Verdana" w:eastAsia="Microsoft YaHei" w:cs="Verdana"/>
+                <w:b/>
+                <w:bCs/>
+                <w:sz w:val="18"/>
+                <w:szCs w:val="18"/>
+              </w:rPr>
+            </w:pPr>
+            <w:r>
+              <w:rPr>
+                <w:rFonts w:hint="default" w:ascii="Verdana" w:hAnsi="Verdana" w:eastAsia="Microsoft YaHei" w:cs="Verdana"/>
+                <w:b/>
+                <w:bCs/>
+                <w:sz w:val="18"/>
+                <w:szCs w:val="18"/>
+              </w:rPr>
+              <w:t>Responsabilitats</w:t>
+            </w:r>
+          </w:p>
+        </w:tc>
+        <w:tc>
+          <w:tcPr>
+            <w:tcW w:w="3544" w:type="dxa"/>
+          </w:tcPr>
+          <w:p>
+            <w:pPr>
+              <w:spacing w:line="240" w:lineRule="auto"/>
+              <w:jc w:val="center"/>
+              <w:rPr>
+                <w:rFonts w:hint="default" w:ascii="Verdana" w:hAnsi="Verdana" w:eastAsia="Microsoft YaHei" w:cs="Verdana"/>
+                <w:b/>
+                <w:bCs/>
+                <w:sz w:val="18"/>
+                <w:szCs w:val="18"/>
+              </w:rPr>
+            </w:pPr>
+            <w:r>
+              <w:rPr>
+                <w:rFonts w:hint="default" w:ascii="Verdana" w:hAnsi="Verdana" w:eastAsia="Microsoft YaHei" w:cs="Verdana"/>
+                <w:b/>
+                <w:bCs/>
+                <w:sz w:val="18"/>
+                <w:szCs w:val="18"/>
+              </w:rPr>
+              <w:t>Col·laboradors</w:t>
+            </w:r>
+          </w:p>
+        </w:tc>
+      </w:tr>
+      <w:tr>
+        <w:tblPrEx>
+          <w:tblBorders>
+            <w:top w:val="single" w:color="auto" w:sz="4" w:space="0"/>
+            <w:left w:val="single" w:color="auto" w:sz="4" w:space="0"/>
+            <w:bottom w:val="single" w:color="auto" w:sz="4" w:space="0"/>
+            <w:right w:val="single" w:color="auto" w:sz="4" w:space="0"/>
+            <w:insideH w:val="single" w:color="auto" w:sz="4" w:space="0"/>
+            <w:insideV w:val="single" w:color="auto" w:sz="4" w:space="0"/>
+          </w:tblBorders>
+          <w:tblCellMar>
+            <w:top w:w="0" w:type="dxa"/>
+            <w:left w:w="108" w:type="dxa"/>
+            <w:bottom w:w="0" w:type="dxa"/>
+            <w:right w:w="108" w:type="dxa"/>
+          </w:tblCellMar>
+        </w:tblPrEx>
+        <w:tc>
+          <w:tcPr>
+            <w:tcW w:w="5098" w:type="dxa"/>
+          </w:tcPr>
+          <w:p>
+            <w:pPr>
+              <w:pStyle w:val="49"/>
+              <w:numPr>
+                <w:numId w:val="0"/>
+              </w:numPr>
+              <w:spacing w:line="240" w:lineRule="auto"/>
+              <w:jc w:val="left"/>
+              <w:rPr>
+                <w:rFonts w:hint="default" w:ascii="Verdana" w:hAnsi="Verdana" w:eastAsia="Microsoft YaHei" w:cs="Verdana"/>
+                <w:sz w:val="18"/>
+                <w:szCs w:val="18"/>
+              </w:rPr>
+            </w:pPr>
+            <w:r>
+              <w:rPr>
+                <w:rFonts w:hint="default" w:ascii="Verdana" w:hAnsi="Verdana" w:eastAsia="Microsoft YaHei" w:cs="Verdana"/>
+                <w:sz w:val="18"/>
+                <w:szCs w:val="18"/>
+                <w:lang w:val="es-ES"/>
+              </w:rPr>
+              <w:t xml:space="preserve">- </w:t>
+            </w:r>
+            <w:r>
+              <w:rPr>
+                <w:rFonts w:hint="default" w:ascii="Verdana" w:hAnsi="Verdana" w:eastAsia="Microsoft YaHei" w:cs="Verdana"/>
+                <w:sz w:val="18"/>
+                <w:szCs w:val="18"/>
+              </w:rPr>
+              <w:t>Guardar l'estat de la llum (</w:t>
+            </w:r>
+            <w:r>
+              <w:rPr>
+                <w:rStyle w:val="10"/>
+                <w:rFonts w:hint="default" w:ascii="Verdana" w:hAnsi="Verdana" w:eastAsia="Microsoft YaHei" w:cs="Verdana"/>
+                <w:sz w:val="18"/>
+                <w:szCs w:val="18"/>
+              </w:rPr>
+              <w:t>encesa</w:t>
+            </w:r>
+            <w:r>
+              <w:rPr>
+                <w:rFonts w:hint="default" w:ascii="Verdana" w:hAnsi="Verdana" w:eastAsia="Microsoft YaHei" w:cs="Verdana"/>
+                <w:sz w:val="18"/>
+                <w:szCs w:val="18"/>
+              </w:rPr>
+              <w:t>).</w:t>
+            </w:r>
+          </w:p>
+        </w:tc>
+        <w:tc>
+          <w:tcPr>
+            <w:tcW w:w="3544" w:type="dxa"/>
+          </w:tcPr>
+          <w:p>
+            <w:pPr>
+              <w:pStyle w:val="49"/>
+              <w:numPr>
+                <w:ilvl w:val="0"/>
+                <w:numId w:val="2"/>
+              </w:numPr>
+              <w:spacing w:line="240" w:lineRule="auto"/>
+              <w:jc w:val="left"/>
+              <w:rPr>
+                <w:rFonts w:hint="default" w:ascii="Verdana" w:hAnsi="Verdana" w:eastAsia="Microsoft YaHei" w:cs="Verdana"/>
+                <w:sz w:val="18"/>
+                <w:szCs w:val="18"/>
+              </w:rPr>
+            </w:pPr>
+            <w:r>
+              <w:rPr>
+                <w:rFonts w:hint="default" w:ascii="Verdana" w:hAnsi="Verdana" w:eastAsia="Microsoft YaHei" w:cs="Verdana"/>
+                <w:sz w:val="18"/>
+                <w:szCs w:val="18"/>
+              </w:rPr>
+              <w:t>No hi ha col·laboradors</w:t>
+            </w:r>
+          </w:p>
+        </w:tc>
+      </w:tr>
+      <w:tr>
+        <w:tblPrEx>
+          <w:tblBorders>
+            <w:top w:val="single" w:color="auto" w:sz="4" w:space="0"/>
+            <w:left w:val="single" w:color="auto" w:sz="4" w:space="0"/>
+            <w:bottom w:val="single" w:color="auto" w:sz="4" w:space="0"/>
+            <w:right w:val="single" w:color="auto" w:sz="4" w:space="0"/>
+            <w:insideH w:val="single" w:color="auto" w:sz="4" w:space="0"/>
+            <w:insideV w:val="single" w:color="auto" w:sz="4" w:space="0"/>
+          </w:tblBorders>
+          <w:tblCellMar>
+            <w:top w:w="0" w:type="dxa"/>
+            <w:left w:w="108" w:type="dxa"/>
+            <w:bottom w:w="0" w:type="dxa"/>
+            <w:right w:w="108" w:type="dxa"/>
+          </w:tblCellMar>
+        </w:tblPrEx>
+        <w:tc>
+          <w:tcPr>
+            <w:tcW w:w="5098" w:type="dxa"/>
+          </w:tcPr>
+          <w:p>
+            <w:pPr>
+              <w:pStyle w:val="49"/>
+              <w:numPr>
+                <w:numId w:val="0"/>
+              </w:numPr>
+              <w:spacing w:line="240" w:lineRule="auto"/>
+              <w:jc w:val="left"/>
+              <w:rPr>
+                <w:rFonts w:hint="default" w:ascii="Verdana" w:hAnsi="Verdana" w:eastAsia="Microsoft YaHei" w:cs="Verdana"/>
+                <w:sz w:val="18"/>
+                <w:szCs w:val="18"/>
+              </w:rPr>
+            </w:pPr>
+            <w:r>
+              <w:rPr>
+                <w:rFonts w:hint="default" w:ascii="Verdana" w:hAnsi="Verdana" w:eastAsia="Microsoft YaHei" w:cs="Verdana"/>
+                <w:sz w:val="18"/>
+                <w:szCs w:val="18"/>
+                <w:lang w:val="es-ES"/>
+              </w:rPr>
+              <w:t xml:space="preserve">- </w:t>
+            </w:r>
+            <w:r>
+              <w:rPr>
+                <w:rFonts w:hint="default" w:ascii="Verdana" w:hAnsi="Verdana" w:eastAsia="Microsoft YaHei" w:cs="Verdana"/>
+                <w:sz w:val="18"/>
+                <w:szCs w:val="18"/>
+              </w:rPr>
+              <w:t>Encendre la llum.</w:t>
+            </w:r>
+          </w:p>
+        </w:tc>
+        <w:tc>
+          <w:tcPr>
+            <w:tcW w:w="3544" w:type="dxa"/>
+          </w:tcPr>
+          <w:p>
+            <w:pPr>
+              <w:spacing w:line="240" w:lineRule="auto"/>
+              <w:jc w:val="left"/>
+              <w:rPr>
+                <w:rFonts w:hint="default" w:ascii="Verdana" w:hAnsi="Verdana" w:eastAsia="Microsoft YaHei" w:cs="Verdana"/>
+                <w:sz w:val="18"/>
+                <w:szCs w:val="18"/>
+              </w:rPr>
+            </w:pPr>
+          </w:p>
+        </w:tc>
+      </w:tr>
+      <w:tr>
+        <w:tblPrEx>
+          <w:tblBorders>
+            <w:top w:val="single" w:color="auto" w:sz="4" w:space="0"/>
+            <w:left w:val="single" w:color="auto" w:sz="4" w:space="0"/>
+            <w:bottom w:val="single" w:color="auto" w:sz="4" w:space="0"/>
+            <w:right w:val="single" w:color="auto" w:sz="4" w:space="0"/>
+            <w:insideH w:val="single" w:color="auto" w:sz="4" w:space="0"/>
+            <w:insideV w:val="single" w:color="auto" w:sz="4" w:space="0"/>
+          </w:tblBorders>
+          <w:tblCellMar>
+            <w:top w:w="0" w:type="dxa"/>
+            <w:left w:w="108" w:type="dxa"/>
+            <w:bottom w:w="0" w:type="dxa"/>
+            <w:right w:w="108" w:type="dxa"/>
+          </w:tblCellMar>
+        </w:tblPrEx>
+        <w:tc>
+          <w:tcPr>
+            <w:tcW w:w="5098" w:type="dxa"/>
+          </w:tcPr>
+          <w:p>
+            <w:pPr>
+              <w:pStyle w:val="49"/>
+              <w:numPr>
+                <w:numId w:val="0"/>
+              </w:numPr>
+              <w:spacing w:line="240" w:lineRule="auto"/>
+              <w:jc w:val="left"/>
+              <w:rPr>
+                <w:rFonts w:hint="default" w:ascii="Verdana" w:hAnsi="Verdana" w:eastAsia="Microsoft YaHei" w:cs="Verdana"/>
+                <w:sz w:val="18"/>
+                <w:szCs w:val="18"/>
+              </w:rPr>
+            </w:pPr>
+            <w:r>
+              <w:rPr>
+                <w:rFonts w:hint="default" w:ascii="Verdana" w:hAnsi="Verdana" w:eastAsia="Microsoft YaHei" w:cs="Verdana"/>
+                <w:sz w:val="18"/>
+                <w:szCs w:val="18"/>
+                <w:lang w:val="es-ES"/>
+              </w:rPr>
+              <w:t xml:space="preserve">- </w:t>
+            </w:r>
+            <w:r>
+              <w:rPr>
+                <w:rFonts w:hint="default" w:ascii="Verdana" w:hAnsi="Verdana" w:eastAsia="Microsoft YaHei" w:cs="Verdana"/>
+                <w:sz w:val="18"/>
+                <w:szCs w:val="18"/>
+              </w:rPr>
+              <w:t>Apagar la llum.</w:t>
+            </w:r>
+          </w:p>
+        </w:tc>
+        <w:tc>
+          <w:tcPr>
+            <w:tcW w:w="3544" w:type="dxa"/>
+          </w:tcPr>
+          <w:p>
+            <w:pPr>
+              <w:spacing w:line="240" w:lineRule="auto"/>
+              <w:jc w:val="left"/>
+              <w:rPr>
+                <w:rFonts w:hint="default" w:ascii="Verdana" w:hAnsi="Verdana" w:eastAsia="Microsoft YaHei" w:cs="Verdana"/>
+                <w:sz w:val="18"/>
+                <w:szCs w:val="18"/>
+              </w:rPr>
+            </w:pPr>
+          </w:p>
+        </w:tc>
+      </w:tr>
+      <w:tr>
+        <w:tblPrEx>
+          <w:tblBorders>
+            <w:top w:val="single" w:color="auto" w:sz="4" w:space="0"/>
+            <w:left w:val="single" w:color="auto" w:sz="4" w:space="0"/>
+            <w:bottom w:val="single" w:color="auto" w:sz="4" w:space="0"/>
+            <w:right w:val="single" w:color="auto" w:sz="4" w:space="0"/>
+            <w:insideH w:val="single" w:color="auto" w:sz="4" w:space="0"/>
+            <w:insideV w:val="single" w:color="auto" w:sz="4" w:space="0"/>
+          </w:tblBorders>
+          <w:tblCellMar>
+            <w:top w:w="0" w:type="dxa"/>
+            <w:left w:w="108" w:type="dxa"/>
+            <w:bottom w:w="0" w:type="dxa"/>
+            <w:right w:w="108" w:type="dxa"/>
+          </w:tblCellMar>
+        </w:tblPrEx>
+        <w:tc>
+          <w:tcPr>
+            <w:tcW w:w="5098" w:type="dxa"/>
+          </w:tcPr>
+          <w:p>
+            <w:pPr>
+              <w:pStyle w:val="49"/>
+              <w:numPr>
+                <w:numId w:val="0"/>
+              </w:numPr>
+              <w:spacing w:line="240" w:lineRule="auto"/>
+              <w:jc w:val="left"/>
+              <w:rPr>
+                <w:rFonts w:hint="default" w:ascii="Verdana" w:hAnsi="Verdana" w:eastAsia="Microsoft YaHei" w:cs="Verdana"/>
+                <w:sz w:val="18"/>
+                <w:szCs w:val="18"/>
+                <w:lang w:val="es-ES"/>
+              </w:rPr>
+            </w:pPr>
+            <w:r>
+              <w:rPr>
+                <w:rFonts w:hint="default" w:ascii="Verdana" w:hAnsi="Verdana" w:eastAsia="Microsoft YaHei" w:cs="Verdana"/>
+                <w:sz w:val="18"/>
+                <w:szCs w:val="18"/>
+              </w:rPr>
+              <w:t>- Consultar si la llum està encesa.</w:t>
+            </w:r>
+          </w:p>
+        </w:tc>
+        <w:tc>
+          <w:tcPr>
+            <w:tcW w:w="3544" w:type="dxa"/>
+          </w:tcPr>
+          <w:p>
+            <w:pPr>
+              <w:spacing w:line="240" w:lineRule="auto"/>
+              <w:jc w:val="left"/>
+              <w:rPr>
+                <w:rFonts w:hint="default" w:ascii="Verdana" w:hAnsi="Verdana" w:eastAsia="Microsoft YaHei" w:cs="Verdana"/>
+                <w:sz w:val="18"/>
+                <w:szCs w:val="18"/>
+              </w:rPr>
+            </w:pPr>
+          </w:p>
+        </w:tc>
+      </w:tr>
+    </w:tbl>
+    <w:p>
+      <w:pPr>
+        <w:pStyle w:val="49"/>
+        <w:numPr>
+          <w:numId w:val="0"/>
+        </w:numPr>
+        <w:spacing w:before="120" w:after="120" w:line="360" w:lineRule="auto"/>
+        <w:contextualSpacing/>
+        <w:jc w:val="both"/>
+        <w:rPr>
+          <w:rFonts w:hint="default" w:ascii="Verdana" w:hAnsi="Verdana" w:eastAsia="Microsoft YaHei" w:cs="Verdana"/>
+          <w:sz w:val="18"/>
+          <w:szCs w:val="18"/>
           <w:lang w:eastAsia="es-ES"/>
         </w:rPr>
       </w:pPr>
     </w:p>
     <w:p>
       <w:pPr>
-        <w:pStyle w:val="Ttol2"/>
+        <w:ind w:right="0" w:rightChars="0"/>
+        <w:rPr>
+          <w:rFonts w:hint="default" w:ascii="Verdana" w:hAnsi="Verdana" w:eastAsia="Microsoft YaHei" w:cs="Verdana"/>
+          <w:b/>
+          <w:bCs/>
+          <w:sz w:val="18"/>
+          <w:szCs w:val="18"/>
+          <w:lang w:val="en-US" w:eastAsia="es-ES"/>
+        </w:rPr>
+      </w:pPr>
+      <w:r>
+        <w:rPr>
+          <w:rFonts w:hint="default" w:ascii="Verdana" w:hAnsi="Verdana" w:eastAsia="Microsoft YaHei" w:cs="Verdana"/>
+          <w:b/>
+          <w:bCs/>
+          <w:sz w:val="18"/>
+          <w:szCs w:val="18"/>
+          <w:lang w:val="en-US" w:eastAsia="es-ES"/>
+        </w:rPr>
+        <w:t>UML</w:t>
+      </w:r>
+    </w:p>
+    <w:p>
+      <w:pPr>
+        <w:ind w:right="0" w:rightChars="0"/>
+        <w:rPr>
+          <w:lang w:eastAsia="es-ES"/>
+        </w:rPr>
+      </w:pPr>
+      <w:r>
+        <w:rPr>
+          <w:rFonts w:hint="eastAsia" w:ascii="Microsoft YaHei" w:hAnsi="Microsoft YaHei" w:eastAsia="Microsoft YaHei" w:cs="Microsoft YaHei"/>
+          <w:b/>
+          <w:bCs/>
+          <w:sz w:val="18"/>
+          <w:szCs w:val="18"/>
+          <w:lang w:eastAsia="es-ES"/>
+        </w:rPr>
+        <w:drawing>
+          <wp:anchor distT="0" distB="0" distL="114300" distR="114300" simplePos="0" relativeHeight="251660288" behindDoc="1" locked="0" layoutInCell="1" allowOverlap="1">
+            <wp:simplePos x="0" y="0"/>
+            <wp:positionH relativeFrom="column">
+              <wp:posOffset>1516380</wp:posOffset>
+            </wp:positionH>
+            <wp:positionV relativeFrom="paragraph">
+              <wp:posOffset>125095</wp:posOffset>
+            </wp:positionV>
+            <wp:extent cx="2662555" cy="2135505"/>
+            <wp:effectExtent l="0" t="0" r="4445" b="17145"/>
+            <wp:wrapTight wrapText="bothSides">
+              <wp:wrapPolygon>
+                <wp:start x="0" y="0"/>
+                <wp:lineTo x="0" y="21600"/>
+                <wp:lineTo x="21600" y="21600"/>
+                <wp:lineTo x="21600" y="0"/>
+                <wp:lineTo x="0" y="0"/>
+              </wp:wrapPolygon>
+            </wp:wrapTight>
+            <wp:docPr id="5" name="Imagen 5" descr="DIAGRAMA3"/>
+            <wp:cNvGraphicFramePr>
+              <a:graphicFrameLocks xmlns:a="http://schemas.openxmlformats.org/drawingml/2006/main" noChangeAspect="1"/>
+            </wp:cNvGraphicFramePr>
+            <a:graphic xmlns:a="http://schemas.openxmlformats.org/drawingml/2006/main">
+              <a:graphicData uri="http://schemas.openxmlformats.org/drawingml/2006/picture">
+                <pic:pic xmlns:pic="http://schemas.openxmlformats.org/drawingml/2006/picture">
+                  <pic:nvPicPr>
+                    <pic:cNvPr id="5" name="Imagen 5" descr="DIAGRAMA3"/>
+                    <pic:cNvPicPr>
+                      <a:picLocks noChangeAspect="1"/>
+                    </pic:cNvPicPr>
+                  </pic:nvPicPr>
+                  <pic:blipFill>
+                    <a:blip r:embed="rId9"/>
+                    <a:stretch>
+                      <a:fillRect/>
+                    </a:stretch>
+                  </pic:blipFill>
+                  <pic:spPr>
+                    <a:xfrm>
+                      <a:off x="0" y="0"/>
+                      <a:ext cx="2662555" cy="2135505"/>
+                    </a:xfrm>
+                    <a:prstGeom prst="rect">
+                      <a:avLst/>
+                    </a:prstGeom>
+                  </pic:spPr>
+                </pic:pic>
+              </a:graphicData>
+            </a:graphic>
+          </wp:anchor>
+        </w:drawing>
+      </w:r>
+    </w:p>
+    <w:p>
+      <w:pPr>
+        <w:ind w:right="0" w:rightChars="0"/>
+        <w:rPr>
+          <w:lang w:eastAsia="es-ES"/>
+        </w:rPr>
+      </w:pPr>
+    </w:p>
+    <w:p>
+      <w:pPr>
+        <w:ind w:right="0" w:rightChars="0"/>
+        <w:rPr>
+          <w:lang w:eastAsia="es-ES"/>
+        </w:rPr>
+      </w:pPr>
+    </w:p>
+    <w:p>
+      <w:pPr>
+        <w:ind w:right="0" w:rightChars="0"/>
+        <w:rPr>
+          <w:lang w:eastAsia="es-ES"/>
+        </w:rPr>
+      </w:pPr>
+    </w:p>
+    <w:p>
+      <w:pPr>
+        <w:ind w:right="0" w:rightChars="0"/>
+        <w:rPr>
+          <w:lang w:eastAsia="es-ES"/>
+        </w:rPr>
+      </w:pPr>
+    </w:p>
+    <w:p>
+      <w:pPr>
+        <w:ind w:right="0" w:rightChars="0"/>
+        <w:rPr>
+          <w:lang w:eastAsia="es-ES"/>
+        </w:rPr>
+      </w:pPr>
+    </w:p>
+    <w:p>
+      <w:pPr>
+        <w:ind w:right="0" w:rightChars="0"/>
+        <w:rPr>
+          <w:lang w:eastAsia="es-ES"/>
+        </w:rPr>
+      </w:pPr>
+    </w:p>
+    <w:p>
+      <w:pPr>
+        <w:ind w:right="0" w:rightChars="0"/>
+        <w:rPr>
+          <w:lang w:eastAsia="es-ES"/>
+        </w:rPr>
+      </w:pPr>
+    </w:p>
+    <w:p>
+      <w:pPr>
+        <w:ind w:right="0" w:rightChars="0"/>
+        <w:rPr>
+          <w:lang w:eastAsia="es-ES"/>
+        </w:rPr>
+      </w:pPr>
+    </w:p>
+    <w:p>
+      <w:pPr>
+        <w:ind w:right="0" w:rightChars="0"/>
+        <w:rPr>
+          <w:lang w:eastAsia="es-ES"/>
+        </w:rPr>
+      </w:pPr>
+    </w:p>
+    <w:p>
+      <w:pPr>
+        <w:ind w:right="0" w:rightChars="0"/>
+        <w:rPr>
+          <w:lang w:eastAsia="es-ES"/>
+        </w:rPr>
+      </w:pPr>
+    </w:p>
+    <w:p>
+      <w:pPr>
+        <w:ind w:right="0" w:rightChars="0"/>
+        <w:rPr>
+          <w:lang w:eastAsia="es-ES"/>
+        </w:rPr>
+      </w:pPr>
+    </w:p>
+    <w:p>
+      <w:pPr>
+        <w:pStyle w:val="3"/>
         <w:rPr>
           <w:lang w:val="ca-ES"/>
         </w:rPr>
@@ -986,7 +2062,7 @@
     </w:p>
     <w:p>
       <w:pPr>
-        <w:pStyle w:val="Pargrafdellista"/>
+        <w:pStyle w:val="49"/>
         <w:numPr>
           <w:ilvl w:val="0"/>
           <w:numId w:val="4"/>
@@ -1004,7 +2080,7 @@
     </w:p>
     <w:p>
       <w:pPr>
-        <w:pStyle w:val="Pargrafdellista"/>
+        <w:pStyle w:val="49"/>
         <w:numPr>
           <w:ilvl w:val="0"/>
           <w:numId w:val="4"/>
@@ -1022,7 +2098,7 @@
     </w:p>
     <w:p>
       <w:pPr>
-        <w:pStyle w:val="Pargrafdellista"/>
+        <w:pStyle w:val="49"/>
         <w:numPr>
           <w:ilvl w:val="0"/>
           <w:numId w:val="4"/>
@@ -1040,15 +2116,467 @@
     </w:p>
     <w:p>
       <w:pPr>
-        <w:pStyle w:val="Ttol2"/>
+        <w:rPr>
+          <w:rFonts w:hint="default" w:ascii="Verdana" w:hAnsi="Verdana" w:eastAsia="Microsoft YaHei" w:cs="Verdana"/>
+          <w:b/>
+          <w:bCs/>
+          <w:sz w:val="18"/>
+          <w:szCs w:val="18"/>
+        </w:rPr>
+      </w:pPr>
+      <w:r>
+        <w:rPr>
+          <w:rFonts w:hint="default" w:ascii="Verdana" w:hAnsi="Verdana" w:eastAsia="Microsoft YaHei" w:cs="Verdana"/>
+          <w:b/>
+          <w:bCs/>
+          <w:sz w:val="18"/>
+          <w:szCs w:val="18"/>
+        </w:rPr>
+        <w:t>Targeta CRC</w:t>
+      </w:r>
+      <w:r>
+        <w:rPr>
+          <w:rFonts w:hint="default" w:ascii="Verdana" w:hAnsi="Verdana" w:eastAsia="Microsoft YaHei" w:cs="Verdana"/>
+          <w:b/>
+          <w:bCs/>
+          <w:sz w:val="18"/>
+          <w:szCs w:val="18"/>
+        </w:rPr>
+        <w:tab/>
+      </w:r>
+    </w:p>
+    <w:tbl>
+      <w:tblPr>
+        <w:tblStyle w:val="24"/>
+        <w:tblW w:w="8642" w:type="dxa"/>
+        <w:tblInd w:w="0" w:type="dxa"/>
+        <w:tblBorders>
+          <w:top w:val="single" w:color="auto" w:sz="4" w:space="0"/>
+          <w:left w:val="single" w:color="auto" w:sz="4" w:space="0"/>
+          <w:bottom w:val="single" w:color="auto" w:sz="4" w:space="0"/>
+          <w:right w:val="single" w:color="auto" w:sz="4" w:space="0"/>
+          <w:insideH w:val="single" w:color="auto" w:sz="4" w:space="0"/>
+          <w:insideV w:val="single" w:color="auto" w:sz="4" w:space="0"/>
+        </w:tblBorders>
+        <w:tblLayout w:type="autofit"/>
+        <w:tblCellMar>
+          <w:top w:w="0" w:type="dxa"/>
+          <w:left w:w="108" w:type="dxa"/>
+          <w:bottom w:w="0" w:type="dxa"/>
+          <w:right w:w="108" w:type="dxa"/>
+        </w:tblCellMar>
+      </w:tblPr>
+      <w:tblGrid>
+        <w:gridCol w:w="5098"/>
+        <w:gridCol w:w="3544"/>
+      </w:tblGrid>
+      <w:tr>
+        <w:tblPrEx>
+          <w:tblBorders>
+            <w:top w:val="single" w:color="auto" w:sz="4" w:space="0"/>
+            <w:left w:val="single" w:color="auto" w:sz="4" w:space="0"/>
+            <w:bottom w:val="single" w:color="auto" w:sz="4" w:space="0"/>
+            <w:right w:val="single" w:color="auto" w:sz="4" w:space="0"/>
+            <w:insideH w:val="single" w:color="auto" w:sz="4" w:space="0"/>
+            <w:insideV w:val="single" w:color="auto" w:sz="4" w:space="0"/>
+          </w:tblBorders>
+          <w:tblCellMar>
+            <w:top w:w="0" w:type="dxa"/>
+            <w:left w:w="108" w:type="dxa"/>
+            <w:bottom w:w="0" w:type="dxa"/>
+            <w:right w:w="108" w:type="dxa"/>
+          </w:tblCellMar>
+        </w:tblPrEx>
+        <w:tc>
+          <w:tcPr>
+            <w:tcW w:w="5098" w:type="dxa"/>
+          </w:tcPr>
+          <w:p>
+            <w:pPr>
+              <w:spacing w:line="240" w:lineRule="auto"/>
+              <w:jc w:val="center"/>
+              <w:rPr>
+                <w:rFonts w:hint="default" w:ascii="Verdana" w:hAnsi="Verdana" w:eastAsia="Microsoft YaHei" w:cs="Verdana"/>
+                <w:b/>
+                <w:bCs/>
+                <w:sz w:val="18"/>
+                <w:szCs w:val="18"/>
+              </w:rPr>
+            </w:pPr>
+            <w:r>
+              <w:rPr>
+                <w:rFonts w:hint="default" w:ascii="Verdana" w:hAnsi="Verdana" w:eastAsia="Microsoft YaHei" w:cs="Verdana"/>
+                <w:b/>
+                <w:bCs/>
+                <w:sz w:val="18"/>
+                <w:szCs w:val="18"/>
+              </w:rPr>
+              <w:t>Responsabilitats</w:t>
+            </w:r>
+          </w:p>
+        </w:tc>
+        <w:tc>
+          <w:tcPr>
+            <w:tcW w:w="3544" w:type="dxa"/>
+          </w:tcPr>
+          <w:p>
+            <w:pPr>
+              <w:spacing w:line="240" w:lineRule="auto"/>
+              <w:jc w:val="center"/>
+              <w:rPr>
+                <w:rFonts w:hint="default" w:ascii="Verdana" w:hAnsi="Verdana" w:eastAsia="Microsoft YaHei" w:cs="Verdana"/>
+                <w:b/>
+                <w:bCs/>
+                <w:sz w:val="18"/>
+                <w:szCs w:val="18"/>
+              </w:rPr>
+            </w:pPr>
+            <w:r>
+              <w:rPr>
+                <w:rFonts w:hint="default" w:ascii="Verdana" w:hAnsi="Verdana" w:eastAsia="Microsoft YaHei" w:cs="Verdana"/>
+                <w:b/>
+                <w:bCs/>
+                <w:sz w:val="18"/>
+                <w:szCs w:val="18"/>
+              </w:rPr>
+              <w:t>Col·laboradors</w:t>
+            </w:r>
+          </w:p>
+        </w:tc>
+      </w:tr>
+      <w:tr>
+        <w:tblPrEx>
+          <w:tblBorders>
+            <w:top w:val="single" w:color="auto" w:sz="4" w:space="0"/>
+            <w:left w:val="single" w:color="auto" w:sz="4" w:space="0"/>
+            <w:bottom w:val="single" w:color="auto" w:sz="4" w:space="0"/>
+            <w:right w:val="single" w:color="auto" w:sz="4" w:space="0"/>
+            <w:insideH w:val="single" w:color="auto" w:sz="4" w:space="0"/>
+            <w:insideV w:val="single" w:color="auto" w:sz="4" w:space="0"/>
+          </w:tblBorders>
+          <w:tblCellMar>
+            <w:top w:w="0" w:type="dxa"/>
+            <w:left w:w="108" w:type="dxa"/>
+            <w:bottom w:w="0" w:type="dxa"/>
+            <w:right w:w="108" w:type="dxa"/>
+          </w:tblCellMar>
+        </w:tblPrEx>
+        <w:tc>
+          <w:tcPr>
+            <w:tcW w:w="5098" w:type="dxa"/>
+          </w:tcPr>
+          <w:p>
+            <w:pPr>
+              <w:numPr>
+                <w:ilvl w:val="0"/>
+                <w:numId w:val="0"/>
+              </w:numPr>
+              <w:spacing w:line="240" w:lineRule="auto"/>
+              <w:jc w:val="left"/>
+              <w:rPr>
+                <w:rFonts w:hint="default" w:ascii="Verdana" w:hAnsi="Verdana" w:eastAsia="Microsoft YaHei" w:cs="Verdana"/>
+                <w:sz w:val="18"/>
+                <w:szCs w:val="18"/>
+              </w:rPr>
+            </w:pPr>
+            <w:r>
+              <w:rPr>
+                <w:rFonts w:hint="default" w:ascii="Verdana" w:hAnsi="Verdana" w:eastAsia="Microsoft YaHei" w:cs="Verdana"/>
+                <w:sz w:val="18"/>
+                <w:szCs w:val="18"/>
+              </w:rPr>
+              <w:t>- Guardar la temperatura actual.</w:t>
+            </w:r>
+          </w:p>
+        </w:tc>
+        <w:tc>
+          <w:tcPr>
+            <w:tcW w:w="3544" w:type="dxa"/>
+          </w:tcPr>
+          <w:p>
+            <w:pPr>
+              <w:numPr>
+                <w:ilvl w:val="0"/>
+                <w:numId w:val="2"/>
+              </w:numPr>
+              <w:spacing w:line="240" w:lineRule="auto"/>
+              <w:jc w:val="left"/>
+              <w:rPr>
+                <w:rFonts w:hint="default" w:ascii="Verdana" w:hAnsi="Verdana" w:eastAsia="Microsoft YaHei" w:cs="Verdana"/>
+                <w:sz w:val="18"/>
+                <w:szCs w:val="18"/>
+              </w:rPr>
+            </w:pPr>
+            <w:r>
+              <w:rPr>
+                <w:rFonts w:hint="default" w:ascii="Verdana" w:hAnsi="Verdana" w:eastAsia="Microsoft YaHei" w:cs="Verdana"/>
+                <w:sz w:val="18"/>
+                <w:szCs w:val="18"/>
+                <w:lang w:val="es-ES"/>
+              </w:rPr>
+              <w:t>Cap col·laborador</w:t>
+            </w:r>
+          </w:p>
+        </w:tc>
+      </w:tr>
+      <w:tr>
+        <w:tblPrEx>
+          <w:tblBorders>
+            <w:top w:val="single" w:color="auto" w:sz="4" w:space="0"/>
+            <w:left w:val="single" w:color="auto" w:sz="4" w:space="0"/>
+            <w:bottom w:val="single" w:color="auto" w:sz="4" w:space="0"/>
+            <w:right w:val="single" w:color="auto" w:sz="4" w:space="0"/>
+            <w:insideH w:val="single" w:color="auto" w:sz="4" w:space="0"/>
+            <w:insideV w:val="single" w:color="auto" w:sz="4" w:space="0"/>
+          </w:tblBorders>
+          <w:tblCellMar>
+            <w:top w:w="0" w:type="dxa"/>
+            <w:left w:w="108" w:type="dxa"/>
+            <w:bottom w:w="0" w:type="dxa"/>
+            <w:right w:w="108" w:type="dxa"/>
+          </w:tblCellMar>
+        </w:tblPrEx>
+        <w:tc>
+          <w:tcPr>
+            <w:tcW w:w="5098" w:type="dxa"/>
+          </w:tcPr>
+          <w:p>
+            <w:pPr>
+              <w:pStyle w:val="49"/>
+              <w:numPr>
+                <w:ilvl w:val="0"/>
+                <w:numId w:val="0"/>
+              </w:numPr>
+              <w:spacing w:line="240" w:lineRule="auto"/>
+              <w:jc w:val="left"/>
+              <w:rPr>
+                <w:rFonts w:hint="default" w:ascii="Verdana" w:hAnsi="Verdana" w:eastAsia="Microsoft YaHei" w:cs="Verdana"/>
+                <w:sz w:val="18"/>
+                <w:szCs w:val="18"/>
+              </w:rPr>
+            </w:pPr>
+            <w:r>
+              <w:rPr>
+                <w:rFonts w:hint="default" w:ascii="Verdana" w:hAnsi="Verdana" w:eastAsia="Microsoft YaHei" w:cs="Verdana"/>
+                <w:sz w:val="18"/>
+                <w:szCs w:val="18"/>
+              </w:rPr>
+              <w:t>- Consultar la temperatura.</w:t>
+            </w:r>
+          </w:p>
+        </w:tc>
+        <w:tc>
+          <w:tcPr>
+            <w:tcW w:w="3544" w:type="dxa"/>
+          </w:tcPr>
+          <w:p>
+            <w:pPr>
+              <w:spacing w:line="240" w:lineRule="auto"/>
+              <w:jc w:val="left"/>
+              <w:rPr>
+                <w:rFonts w:hint="default" w:ascii="Verdana" w:hAnsi="Verdana" w:eastAsia="Microsoft YaHei" w:cs="Verdana"/>
+                <w:sz w:val="18"/>
+                <w:szCs w:val="18"/>
+              </w:rPr>
+            </w:pPr>
+          </w:p>
+        </w:tc>
+      </w:tr>
+      <w:tr>
+        <w:tblPrEx>
+          <w:tblBorders>
+            <w:top w:val="single" w:color="auto" w:sz="4" w:space="0"/>
+            <w:left w:val="single" w:color="auto" w:sz="4" w:space="0"/>
+            <w:bottom w:val="single" w:color="auto" w:sz="4" w:space="0"/>
+            <w:right w:val="single" w:color="auto" w:sz="4" w:space="0"/>
+            <w:insideH w:val="single" w:color="auto" w:sz="4" w:space="0"/>
+            <w:insideV w:val="single" w:color="auto" w:sz="4" w:space="0"/>
+          </w:tblBorders>
+          <w:tblCellMar>
+            <w:top w:w="0" w:type="dxa"/>
+            <w:left w:w="108" w:type="dxa"/>
+            <w:bottom w:w="0" w:type="dxa"/>
+            <w:right w:w="108" w:type="dxa"/>
+          </w:tblCellMar>
+        </w:tblPrEx>
+        <w:tc>
+          <w:tcPr>
+            <w:tcW w:w="5098" w:type="dxa"/>
+          </w:tcPr>
+          <w:p>
+            <w:pPr>
+              <w:pStyle w:val="49"/>
+              <w:numPr>
+                <w:ilvl w:val="0"/>
+                <w:numId w:val="0"/>
+              </w:numPr>
+              <w:spacing w:line="240" w:lineRule="auto"/>
+              <w:jc w:val="left"/>
+              <w:rPr>
+                <w:rFonts w:hint="default" w:ascii="Verdana" w:hAnsi="Verdana" w:eastAsia="Microsoft YaHei" w:cs="Verdana"/>
+                <w:sz w:val="18"/>
+                <w:szCs w:val="18"/>
+              </w:rPr>
+            </w:pPr>
+            <w:r>
+              <w:rPr>
+                <w:rFonts w:hint="default" w:ascii="Verdana" w:hAnsi="Verdana" w:eastAsia="Microsoft YaHei" w:cs="Verdana"/>
+                <w:sz w:val="18"/>
+                <w:szCs w:val="18"/>
+              </w:rPr>
+              <w:t>- Modificar la temperatura només si està entre -50 °C i 60 °C.</w:t>
+            </w:r>
+          </w:p>
+        </w:tc>
+        <w:tc>
+          <w:tcPr>
+            <w:tcW w:w="3544" w:type="dxa"/>
+          </w:tcPr>
+          <w:p>
+            <w:pPr>
+              <w:spacing w:line="240" w:lineRule="auto"/>
+              <w:jc w:val="left"/>
+              <w:rPr>
+                <w:rFonts w:hint="default" w:ascii="Verdana" w:hAnsi="Verdana" w:eastAsia="Microsoft YaHei" w:cs="Verdana"/>
+                <w:sz w:val="18"/>
+                <w:szCs w:val="18"/>
+              </w:rPr>
+            </w:pPr>
+          </w:p>
+        </w:tc>
+      </w:tr>
+    </w:tbl>
+    <w:p>
+      <w:pPr>
+        <w:pStyle w:val="49"/>
+        <w:numPr>
+          <w:ilvl w:val="0"/>
+          <w:numId w:val="0"/>
+        </w:numPr>
+        <w:spacing w:before="120" w:after="120" w:line="360" w:lineRule="auto"/>
+        <w:contextualSpacing/>
+        <w:jc w:val="both"/>
+        <w:rPr>
+          <w:rFonts w:hint="default" w:ascii="Verdana" w:hAnsi="Verdana" w:eastAsia="Microsoft YaHei" w:cs="Verdana"/>
+          <w:sz w:val="18"/>
+          <w:szCs w:val="18"/>
+          <w:lang w:eastAsia="es-ES"/>
+        </w:rPr>
+      </w:pPr>
+    </w:p>
+    <w:p>
+      <w:pPr>
+        <w:ind w:right="0" w:rightChars="0"/>
+        <w:rPr>
+          <w:rFonts w:hint="default" w:ascii="Verdana" w:hAnsi="Verdana" w:eastAsia="Microsoft YaHei" w:cs="Verdana"/>
+          <w:b/>
+          <w:bCs/>
+          <w:sz w:val="18"/>
+          <w:szCs w:val="18"/>
+          <w:lang w:val="en-US" w:eastAsia="es-ES"/>
+        </w:rPr>
+      </w:pPr>
+      <w:r>
+        <w:rPr>
+          <w:rFonts w:hint="default" w:ascii="Verdana" w:hAnsi="Verdana" w:eastAsia="Microsoft YaHei" w:cs="Verdana"/>
+          <w:b/>
+          <w:bCs/>
+          <w:sz w:val="18"/>
+          <w:szCs w:val="18"/>
+          <w:lang w:val="en-US" w:eastAsia="es-ES"/>
+        </w:rPr>
+        <w:t>UML</w:t>
+      </w:r>
+    </w:p>
+    <w:p>
+      <w:pPr>
+        <w:pStyle w:val="3"/>
+        <w:jc w:val="center"/>
+        <w:rPr>
+          <w:rFonts w:hint="default"/>
+          <w:lang w:val="es-ES"/>
+        </w:rPr>
+      </w:pPr>
+      <w:r>
+        <w:rPr>
+          <w:rFonts w:hint="default"/>
+          <w:lang w:val="es-ES"/>
+        </w:rPr>
+        <w:drawing>
+          <wp:inline distT="0" distB="0" distL="114300" distR="114300">
+            <wp:extent cx="2495550" cy="2647950"/>
+            <wp:effectExtent l="0" t="0" r="0" b="0"/>
+            <wp:docPr id="13" name="Imagen 13" descr="diagrama4"/>
+            <wp:cNvGraphicFramePr>
+              <a:graphicFrameLocks xmlns:a="http://schemas.openxmlformats.org/drawingml/2006/main" noChangeAspect="1"/>
+            </wp:cNvGraphicFramePr>
+            <a:graphic xmlns:a="http://schemas.openxmlformats.org/drawingml/2006/main">
+              <a:graphicData uri="http://schemas.openxmlformats.org/drawingml/2006/picture">
+                <pic:pic xmlns:pic="http://schemas.openxmlformats.org/drawingml/2006/picture">
+                  <pic:nvPicPr>
+                    <pic:cNvPr id="13" name="Imagen 13" descr="diagrama4"/>
+                    <pic:cNvPicPr>
+                      <a:picLocks noChangeAspect="1"/>
+                    </pic:cNvPicPr>
+                  </pic:nvPicPr>
+                  <pic:blipFill>
+                    <a:blip r:embed="rId10"/>
+                    <a:stretch>
+                      <a:fillRect/>
+                    </a:stretch>
+                  </pic:blipFill>
+                  <pic:spPr>
+                    <a:xfrm>
+                      <a:off x="0" y="0"/>
+                      <a:ext cx="2495550" cy="2647950"/>
+                    </a:xfrm>
+                    <a:prstGeom prst="rect">
+                      <a:avLst/>
+                    </a:prstGeom>
+                  </pic:spPr>
+                </pic:pic>
+              </a:graphicData>
+            </a:graphic>
+          </wp:inline>
+        </w:drawing>
+      </w:r>
+    </w:p>
+    <w:p>
+      <w:pPr>
+        <w:pStyle w:val="3"/>
         <w:rPr>
           <w:lang w:val="ca-ES"/>
         </w:rPr>
       </w:pPr>
-      <w:r>
+    </w:p>
+    <w:p>
+      <w:pPr>
+        <w:pStyle w:val="3"/>
         <w:rPr>
           <w:lang w:val="ca-ES"/>
         </w:rPr>
+      </w:pPr>
+    </w:p>
+    <w:p>
+      <w:pPr>
+        <w:pStyle w:val="3"/>
+        <w:rPr>
+          <w:rFonts w:hint="default"/>
+          <w:lang w:val="es-ES"/>
+        </w:rPr>
+      </w:pPr>
+    </w:p>
+    <w:p>
+      <w:pPr>
+        <w:pStyle w:val="3"/>
+        <w:rPr>
+          <w:lang w:val="ca-ES"/>
+        </w:rPr>
+      </w:pPr>
+      <w:r>
+        <w:rPr>
+          <w:lang w:val="ca-ES"/>
+        </w:rPr>
         <w:t>Exercici 5</w:t>
       </w:r>
     </w:p>
@@ -1059,7 +2587,7 @@
     </w:p>
     <w:p>
       <w:pPr>
-        <w:pStyle w:val="Pargrafdellista"/>
+        <w:pStyle w:val="49"/>
         <w:numPr>
           <w:ilvl w:val="0"/>
           <w:numId w:val="5"/>
@@ -1071,7 +2599,7 @@
     </w:p>
     <w:p>
       <w:pPr>
-        <w:pStyle w:val="Pargrafdellista"/>
+        <w:pStyle w:val="49"/>
         <w:numPr>
           <w:ilvl w:val="0"/>
           <w:numId w:val="5"/>
@@ -1083,7 +2611,7 @@
     </w:p>
     <w:p>
       <w:pPr>
-        <w:pStyle w:val="Pargrafdellista"/>
+        <w:pStyle w:val="49"/>
         <w:numPr>
           <w:ilvl w:val="0"/>
           <w:numId w:val="5"/>
@@ -1100,7 +2628,7 @@
     </w:p>
     <w:p>
       <w:pPr>
-        <w:pStyle w:val="Pargrafdellista"/>
+        <w:pStyle w:val="49"/>
         <w:numPr>
           <w:ilvl w:val="0"/>
           <w:numId w:val="6"/>
@@ -1112,7 +2640,7 @@
     </w:p>
     <w:p>
       <w:pPr>
-        <w:pStyle w:val="Pargrafdellista"/>
+        <w:pStyle w:val="49"/>
         <w:numPr>
           <w:ilvl w:val="0"/>
           <w:numId w:val="6"/>
@@ -1124,7 +2652,7 @@
     </w:p>
     <w:p>
       <w:pPr>
-        <w:pStyle w:val="Pargrafdellista"/>
+        <w:pStyle w:val="49"/>
         <w:numPr>
           <w:ilvl w:val="0"/>
           <w:numId w:val="6"/>
@@ -1136,7 +2664,7 @@
     </w:p>
     <w:p>
       <w:pPr>
-        <w:pStyle w:val="Pargrafdellista"/>
+        <w:pStyle w:val="49"/>
         <w:numPr>
           <w:ilvl w:val="0"/>
           <w:numId w:val="6"/>
@@ -1148,7 +2676,7 @@
     </w:p>
     <w:p>
       <w:pPr>
-        <w:pStyle w:val="Pargrafdellista"/>
+        <w:pStyle w:val="49"/>
         <w:numPr>
           <w:ilvl w:val="0"/>
           <w:numId w:val="6"/>
@@ -1160,17 +2688,638 @@
     </w:p>
     <w:p>
       <w:pPr>
-        <w:pStyle w:val="Pargrafdellista"/>
+        <w:rPr>
+          <w:rFonts w:hint="default" w:ascii="Verdana" w:hAnsi="Verdana" w:eastAsia="Microsoft YaHei" w:cs="Verdana"/>
+          <w:b/>
+          <w:bCs/>
+          <w:sz w:val="18"/>
+          <w:szCs w:val="18"/>
+        </w:rPr>
+      </w:pPr>
+      <w:r>
+        <w:rPr>
+          <w:rFonts w:hint="default" w:ascii="Verdana" w:hAnsi="Verdana" w:eastAsia="Microsoft YaHei" w:cs="Verdana"/>
+          <w:b/>
+          <w:bCs/>
+          <w:sz w:val="18"/>
+          <w:szCs w:val="18"/>
+        </w:rPr>
+        <w:t>Targeta CRC</w:t>
+      </w:r>
+      <w:r>
+        <w:rPr>
+          <w:rFonts w:hint="default" w:ascii="Verdana" w:hAnsi="Verdana" w:eastAsia="Microsoft YaHei" w:cs="Verdana"/>
+          <w:b/>
+          <w:bCs/>
+          <w:sz w:val="18"/>
+          <w:szCs w:val="18"/>
+        </w:rPr>
+        <w:tab/>
+      </w:r>
+    </w:p>
+    <w:tbl>
+      <w:tblPr>
+        <w:tblStyle w:val="24"/>
+        <w:tblW w:w="8299" w:type="dxa"/>
+        <w:tblInd w:w="0" w:type="dxa"/>
+        <w:tblBorders>
+          <w:top w:val="single" w:color="auto" w:sz="4" w:space="0"/>
+          <w:left w:val="single" w:color="auto" w:sz="4" w:space="0"/>
+          <w:bottom w:val="single" w:color="auto" w:sz="4" w:space="0"/>
+          <w:right w:val="single" w:color="auto" w:sz="4" w:space="0"/>
+          <w:insideH w:val="single" w:color="auto" w:sz="4" w:space="0"/>
+          <w:insideV w:val="single" w:color="auto" w:sz="4" w:space="0"/>
+        </w:tblBorders>
+        <w:tblLayout w:type="autofit"/>
+        <w:tblCellMar>
+          <w:top w:w="0" w:type="dxa"/>
+          <w:left w:w="108" w:type="dxa"/>
+          <w:bottom w:w="0" w:type="dxa"/>
+          <w:right w:w="108" w:type="dxa"/>
+        </w:tblCellMar>
+      </w:tblPr>
+      <w:tblGrid>
+        <w:gridCol w:w="4896"/>
+        <w:gridCol w:w="3403"/>
+      </w:tblGrid>
+      <w:tr>
+        <w:tblPrEx>
+          <w:tblBorders>
+            <w:top w:val="single" w:color="auto" w:sz="4" w:space="0"/>
+            <w:left w:val="single" w:color="auto" w:sz="4" w:space="0"/>
+            <w:bottom w:val="single" w:color="auto" w:sz="4" w:space="0"/>
+            <w:right w:val="single" w:color="auto" w:sz="4" w:space="0"/>
+            <w:insideH w:val="single" w:color="auto" w:sz="4" w:space="0"/>
+            <w:insideV w:val="single" w:color="auto" w:sz="4" w:space="0"/>
+          </w:tblBorders>
+          <w:tblCellMar>
+            <w:top w:w="0" w:type="dxa"/>
+            <w:left w:w="108" w:type="dxa"/>
+            <w:bottom w:w="0" w:type="dxa"/>
+            <w:right w:w="108" w:type="dxa"/>
+          </w:tblCellMar>
+        </w:tblPrEx>
+        <w:trPr>
+          <w:trHeight w:val="556" w:hRule="atLeast"/>
+        </w:trPr>
+        <w:tc>
+          <w:tcPr>
+            <w:tcW w:w="4896" w:type="dxa"/>
+          </w:tcPr>
+          <w:p>
+            <w:pPr>
+              <w:spacing w:line="240" w:lineRule="auto"/>
+              <w:jc w:val="center"/>
+              <w:rPr>
+                <w:rFonts w:hint="default" w:ascii="Verdana" w:hAnsi="Verdana" w:eastAsia="Microsoft YaHei" w:cs="Verdana"/>
+                <w:b/>
+                <w:bCs/>
+                <w:sz w:val="18"/>
+                <w:szCs w:val="18"/>
+              </w:rPr>
+            </w:pPr>
+            <w:r>
+              <w:rPr>
+                <w:rFonts w:hint="default" w:ascii="Verdana" w:hAnsi="Verdana" w:eastAsia="Microsoft YaHei" w:cs="Verdana"/>
+                <w:b/>
+                <w:bCs/>
+                <w:sz w:val="18"/>
+                <w:szCs w:val="18"/>
+              </w:rPr>
+              <w:t>Responsabilitats</w:t>
+            </w:r>
+          </w:p>
+        </w:tc>
+        <w:tc>
+          <w:tcPr>
+            <w:tcW w:w="3403" w:type="dxa"/>
+          </w:tcPr>
+          <w:p>
+            <w:pPr>
+              <w:spacing w:line="240" w:lineRule="auto"/>
+              <w:jc w:val="center"/>
+              <w:rPr>
+                <w:rFonts w:hint="default" w:ascii="Verdana" w:hAnsi="Verdana" w:eastAsia="Microsoft YaHei" w:cs="Verdana"/>
+                <w:b/>
+                <w:bCs/>
+                <w:sz w:val="18"/>
+                <w:szCs w:val="18"/>
+              </w:rPr>
+            </w:pPr>
+            <w:r>
+              <w:rPr>
+                <w:rFonts w:hint="default" w:ascii="Verdana" w:hAnsi="Verdana" w:eastAsia="Microsoft YaHei" w:cs="Verdana"/>
+                <w:b/>
+                <w:bCs/>
+                <w:sz w:val="18"/>
+                <w:szCs w:val="18"/>
+              </w:rPr>
+              <w:t>Col·laboradors</w:t>
+            </w:r>
+          </w:p>
+        </w:tc>
+      </w:tr>
+      <w:tr>
+        <w:tblPrEx>
+          <w:tblBorders>
+            <w:top w:val="single" w:color="auto" w:sz="4" w:space="0"/>
+            <w:left w:val="single" w:color="auto" w:sz="4" w:space="0"/>
+            <w:bottom w:val="single" w:color="auto" w:sz="4" w:space="0"/>
+            <w:right w:val="single" w:color="auto" w:sz="4" w:space="0"/>
+            <w:insideH w:val="single" w:color="auto" w:sz="4" w:space="0"/>
+            <w:insideV w:val="single" w:color="auto" w:sz="4" w:space="0"/>
+          </w:tblBorders>
+          <w:tblCellMar>
+            <w:top w:w="0" w:type="dxa"/>
+            <w:left w:w="108" w:type="dxa"/>
+            <w:bottom w:w="0" w:type="dxa"/>
+            <w:right w:w="108" w:type="dxa"/>
+          </w:tblCellMar>
+        </w:tblPrEx>
+        <w:trPr>
+          <w:trHeight w:val="636" w:hRule="atLeast"/>
+        </w:trPr>
+        <w:tc>
+          <w:tcPr>
+            <w:tcW w:w="4896" w:type="dxa"/>
+          </w:tcPr>
+          <w:p>
+            <w:pPr>
+              <w:numPr>
+                <w:ilvl w:val="0"/>
+                <w:numId w:val="0"/>
+              </w:numPr>
+              <w:spacing w:line="240" w:lineRule="auto"/>
+              <w:jc w:val="left"/>
+              <w:rPr>
+                <w:rFonts w:hint="default" w:ascii="Verdana" w:hAnsi="Verdana" w:eastAsia="Microsoft YaHei" w:cs="Verdana"/>
+                <w:sz w:val="18"/>
+                <w:szCs w:val="18"/>
+              </w:rPr>
+            </w:pPr>
+            <w:r>
+              <w:rPr>
+                <w:rFonts w:hint="default" w:ascii="Verdana" w:hAnsi="Verdana" w:eastAsia="Microsoft YaHei" w:cs="Verdana"/>
+                <w:sz w:val="18"/>
+                <w:szCs w:val="18"/>
+              </w:rPr>
+              <w:t>- Guardar el nom, els punts (inicialment 0) i les vides (inicialment 10).</w:t>
+            </w:r>
+          </w:p>
+        </w:tc>
+        <w:tc>
+          <w:tcPr>
+            <w:tcW w:w="3403" w:type="dxa"/>
+          </w:tcPr>
+          <w:p>
+            <w:pPr>
+              <w:numPr>
+                <w:ilvl w:val="0"/>
+                <w:numId w:val="2"/>
+              </w:numPr>
+              <w:spacing w:line="240" w:lineRule="auto"/>
+              <w:jc w:val="left"/>
+              <w:rPr>
+                <w:rFonts w:hint="default" w:ascii="Verdana" w:hAnsi="Verdana" w:eastAsia="Microsoft YaHei" w:cs="Verdana"/>
+                <w:sz w:val="18"/>
+                <w:szCs w:val="18"/>
+              </w:rPr>
+            </w:pPr>
+            <w:r>
+              <w:rPr>
+                <w:rFonts w:hint="default" w:ascii="Verdana" w:hAnsi="Verdana" w:eastAsia="Microsoft YaHei" w:cs="Verdana"/>
+                <w:sz w:val="18"/>
+                <w:szCs w:val="18"/>
+                <w:lang w:val="es-ES"/>
+              </w:rPr>
+              <w:t>Cap col·laborador</w:t>
+            </w:r>
+          </w:p>
+        </w:tc>
+      </w:tr>
+      <w:tr>
+        <w:tblPrEx>
+          <w:tblBorders>
+            <w:top w:val="single" w:color="auto" w:sz="4" w:space="0"/>
+            <w:left w:val="single" w:color="auto" w:sz="4" w:space="0"/>
+            <w:bottom w:val="single" w:color="auto" w:sz="4" w:space="0"/>
+            <w:right w:val="single" w:color="auto" w:sz="4" w:space="0"/>
+            <w:insideH w:val="single" w:color="auto" w:sz="4" w:space="0"/>
+            <w:insideV w:val="single" w:color="auto" w:sz="4" w:space="0"/>
+          </w:tblBorders>
+          <w:tblCellMar>
+            <w:top w:w="0" w:type="dxa"/>
+            <w:left w:w="108" w:type="dxa"/>
+            <w:bottom w:w="0" w:type="dxa"/>
+            <w:right w:w="108" w:type="dxa"/>
+          </w:tblCellMar>
+        </w:tblPrEx>
+        <w:trPr>
+          <w:trHeight w:val="407" w:hRule="atLeast"/>
+        </w:trPr>
+        <w:tc>
+          <w:tcPr>
+            <w:tcW w:w="4896" w:type="dxa"/>
+          </w:tcPr>
+          <w:p>
+            <w:pPr>
+              <w:pStyle w:val="49"/>
+              <w:numPr>
+                <w:ilvl w:val="0"/>
+                <w:numId w:val="0"/>
+              </w:numPr>
+              <w:spacing w:line="240" w:lineRule="auto"/>
+              <w:jc w:val="left"/>
+              <w:rPr>
+                <w:rFonts w:hint="default" w:ascii="Verdana" w:hAnsi="Verdana" w:eastAsia="Microsoft YaHei" w:cs="Verdana"/>
+                <w:sz w:val="18"/>
+                <w:szCs w:val="18"/>
+              </w:rPr>
+            </w:pPr>
+            <w:r>
+              <w:rPr>
+                <w:rFonts w:hint="default" w:ascii="Verdana" w:hAnsi="Verdana" w:eastAsia="Microsoft YaHei" w:cs="Verdana"/>
+                <w:sz w:val="18"/>
+                <w:szCs w:val="18"/>
+              </w:rPr>
+              <w:t>- Afegir punts.</w:t>
+            </w:r>
+          </w:p>
+        </w:tc>
+        <w:tc>
+          <w:tcPr>
+            <w:tcW w:w="3403" w:type="dxa"/>
+          </w:tcPr>
+          <w:p>
+            <w:pPr>
+              <w:spacing w:line="240" w:lineRule="auto"/>
+              <w:jc w:val="left"/>
+              <w:rPr>
+                <w:rFonts w:hint="default" w:ascii="Verdana" w:hAnsi="Verdana" w:eastAsia="Microsoft YaHei" w:cs="Verdana"/>
+                <w:sz w:val="18"/>
+                <w:szCs w:val="18"/>
+              </w:rPr>
+            </w:pPr>
+          </w:p>
+        </w:tc>
+      </w:tr>
+      <w:tr>
+        <w:tblPrEx>
+          <w:tblBorders>
+            <w:top w:val="single" w:color="auto" w:sz="4" w:space="0"/>
+            <w:left w:val="single" w:color="auto" w:sz="4" w:space="0"/>
+            <w:bottom w:val="single" w:color="auto" w:sz="4" w:space="0"/>
+            <w:right w:val="single" w:color="auto" w:sz="4" w:space="0"/>
+            <w:insideH w:val="single" w:color="auto" w:sz="4" w:space="0"/>
+            <w:insideV w:val="single" w:color="auto" w:sz="4" w:space="0"/>
+          </w:tblBorders>
+          <w:tblCellMar>
+            <w:top w:w="0" w:type="dxa"/>
+            <w:left w:w="108" w:type="dxa"/>
+            <w:bottom w:w="0" w:type="dxa"/>
+            <w:right w:w="108" w:type="dxa"/>
+          </w:tblCellMar>
+        </w:tblPrEx>
+        <w:trPr>
+          <w:trHeight w:val="473" w:hRule="atLeast"/>
+        </w:trPr>
+        <w:tc>
+          <w:tcPr>
+            <w:tcW w:w="4896" w:type="dxa"/>
+          </w:tcPr>
+          <w:p>
+            <w:pPr>
+              <w:pStyle w:val="49"/>
+              <w:numPr>
+                <w:ilvl w:val="0"/>
+                <w:numId w:val="0"/>
+              </w:numPr>
+              <w:spacing w:line="240" w:lineRule="auto"/>
+              <w:jc w:val="left"/>
+              <w:rPr>
+                <w:rFonts w:hint="default" w:ascii="Verdana" w:hAnsi="Verdana" w:eastAsia="Microsoft YaHei" w:cs="Verdana"/>
+                <w:sz w:val="18"/>
+                <w:szCs w:val="18"/>
+              </w:rPr>
+            </w:pPr>
+            <w:r>
+              <w:rPr>
+                <w:rFonts w:hint="default" w:ascii="Verdana" w:hAnsi="Verdana" w:eastAsia="Microsoft YaHei" w:cs="Verdana"/>
+                <w:sz w:val="18"/>
+                <w:szCs w:val="18"/>
+              </w:rPr>
+              <w:t>- Perdre una vida.</w:t>
+            </w:r>
+          </w:p>
+        </w:tc>
+        <w:tc>
+          <w:tcPr>
+            <w:tcW w:w="3403" w:type="dxa"/>
+          </w:tcPr>
+          <w:p>
+            <w:pPr>
+              <w:spacing w:line="240" w:lineRule="auto"/>
+              <w:jc w:val="left"/>
+              <w:rPr>
+                <w:rFonts w:hint="default" w:ascii="Verdana" w:hAnsi="Verdana" w:eastAsia="Microsoft YaHei" w:cs="Verdana"/>
+                <w:sz w:val="18"/>
+                <w:szCs w:val="18"/>
+              </w:rPr>
+            </w:pPr>
+          </w:p>
+        </w:tc>
+      </w:tr>
+      <w:tr>
+        <w:tblPrEx>
+          <w:tblBorders>
+            <w:top w:val="single" w:color="auto" w:sz="4" w:space="0"/>
+            <w:left w:val="single" w:color="auto" w:sz="4" w:space="0"/>
+            <w:bottom w:val="single" w:color="auto" w:sz="4" w:space="0"/>
+            <w:right w:val="single" w:color="auto" w:sz="4" w:space="0"/>
+            <w:insideH w:val="single" w:color="auto" w:sz="4" w:space="0"/>
+            <w:insideV w:val="single" w:color="auto" w:sz="4" w:space="0"/>
+          </w:tblBorders>
+          <w:tblCellMar>
+            <w:top w:w="0" w:type="dxa"/>
+            <w:left w:w="108" w:type="dxa"/>
+            <w:bottom w:w="0" w:type="dxa"/>
+            <w:right w:w="108" w:type="dxa"/>
+          </w:tblCellMar>
+        </w:tblPrEx>
+        <w:trPr>
+          <w:trHeight w:val="407" w:hRule="atLeast"/>
+        </w:trPr>
+        <w:tc>
+          <w:tcPr>
+            <w:tcW w:w="4896" w:type="dxa"/>
+          </w:tcPr>
+          <w:p>
+            <w:pPr>
+              <w:pStyle w:val="49"/>
+              <w:numPr>
+                <w:ilvl w:val="0"/>
+                <w:numId w:val="0"/>
+              </w:numPr>
+              <w:spacing w:line="240" w:lineRule="auto"/>
+              <w:jc w:val="left"/>
+              <w:rPr>
+                <w:rFonts w:hint="default" w:ascii="Verdana" w:hAnsi="Verdana" w:eastAsia="Microsoft YaHei" w:cs="Verdana"/>
+                <w:sz w:val="18"/>
+                <w:szCs w:val="18"/>
+              </w:rPr>
+            </w:pPr>
+            <w:r>
+              <w:rPr>
+                <w:rFonts w:hint="default" w:ascii="Verdana" w:hAnsi="Verdana" w:eastAsia="Microsoft YaHei" w:cs="Verdana"/>
+                <w:sz w:val="18"/>
+                <w:szCs w:val="18"/>
+              </w:rPr>
+              <w:t>- Consultar els punts i les vides.</w:t>
+            </w:r>
+          </w:p>
+        </w:tc>
+        <w:tc>
+          <w:tcPr>
+            <w:tcW w:w="3403" w:type="dxa"/>
+          </w:tcPr>
+          <w:p>
+            <w:pPr>
+              <w:spacing w:line="240" w:lineRule="auto"/>
+              <w:jc w:val="left"/>
+              <w:rPr>
+                <w:rFonts w:hint="default" w:ascii="Verdana" w:hAnsi="Verdana" w:eastAsia="Microsoft YaHei" w:cs="Verdana"/>
+                <w:sz w:val="18"/>
+                <w:szCs w:val="18"/>
+              </w:rPr>
+            </w:pPr>
+          </w:p>
+        </w:tc>
+      </w:tr>
+      <w:tr>
+        <w:tblPrEx>
+          <w:tblBorders>
+            <w:top w:val="single" w:color="auto" w:sz="4" w:space="0"/>
+            <w:left w:val="single" w:color="auto" w:sz="4" w:space="0"/>
+            <w:bottom w:val="single" w:color="auto" w:sz="4" w:space="0"/>
+            <w:right w:val="single" w:color="auto" w:sz="4" w:space="0"/>
+            <w:insideH w:val="single" w:color="auto" w:sz="4" w:space="0"/>
+            <w:insideV w:val="single" w:color="auto" w:sz="4" w:space="0"/>
+          </w:tblBorders>
+          <w:tblCellMar>
+            <w:top w:w="0" w:type="dxa"/>
+            <w:left w:w="108" w:type="dxa"/>
+            <w:bottom w:w="0" w:type="dxa"/>
+            <w:right w:w="108" w:type="dxa"/>
+          </w:tblCellMar>
+        </w:tblPrEx>
+        <w:trPr>
+          <w:trHeight w:val="571" w:hRule="atLeast"/>
+        </w:trPr>
+        <w:tc>
+          <w:tcPr>
+            <w:tcW w:w="4896" w:type="dxa"/>
+          </w:tcPr>
+          <w:p>
+            <w:pPr>
+              <w:pStyle w:val="49"/>
+              <w:numPr>
+                <w:ilvl w:val="0"/>
+                <w:numId w:val="0"/>
+              </w:numPr>
+              <w:spacing w:line="240" w:lineRule="auto"/>
+              <w:jc w:val="left"/>
+              <w:rPr>
+                <w:rFonts w:hint="default" w:ascii="Verdana" w:hAnsi="Verdana" w:eastAsia="Microsoft YaHei" w:cs="Verdana"/>
+                <w:sz w:val="18"/>
+                <w:szCs w:val="18"/>
+              </w:rPr>
+            </w:pPr>
+            <w:r>
+              <w:rPr>
+                <w:rFonts w:hint="default" w:ascii="Verdana" w:hAnsi="Verdana" w:eastAsia="Microsoft YaHei" w:cs="Verdana"/>
+                <w:sz w:val="18"/>
+                <w:szCs w:val="18"/>
+              </w:rPr>
+              <w:t>- Comprovar si el jugador està viu (</w:t>
+            </w:r>
+            <w:r>
+              <w:rPr>
+                <w:rStyle w:val="10"/>
+                <w:rFonts w:hint="default" w:ascii="Verdana" w:hAnsi="Verdana" w:eastAsia="Microsoft YaHei" w:cs="Verdana"/>
+                <w:sz w:val="18"/>
+                <w:szCs w:val="18"/>
+              </w:rPr>
+              <w:t>vides &gt; 0</w:t>
+            </w:r>
+            <w:r>
+              <w:rPr>
+                <w:rFonts w:hint="default" w:ascii="Verdana" w:hAnsi="Verdana" w:eastAsia="Microsoft YaHei" w:cs="Verdana"/>
+                <w:sz w:val="18"/>
+                <w:szCs w:val="18"/>
+              </w:rPr>
+              <w:t>).</w:t>
+            </w:r>
+          </w:p>
+        </w:tc>
+        <w:tc>
+          <w:tcPr>
+            <w:tcW w:w="3403" w:type="dxa"/>
+          </w:tcPr>
+          <w:p>
+            <w:pPr>
+              <w:spacing w:line="240" w:lineRule="auto"/>
+              <w:jc w:val="left"/>
+              <w:rPr>
+                <w:rFonts w:hint="default" w:ascii="Verdana" w:hAnsi="Verdana" w:eastAsia="Microsoft YaHei" w:cs="Verdana"/>
+                <w:sz w:val="18"/>
+                <w:szCs w:val="18"/>
+              </w:rPr>
+            </w:pPr>
+          </w:p>
+        </w:tc>
+      </w:tr>
+    </w:tbl>
+    <w:p>
+      <w:pPr>
+        <w:pStyle w:val="49"/>
         <w:numPr>
-          <w:ilvl w:val="0"/>
-          <w:numId w:val="6"/>
+          <w:numId w:val="0"/>
         </w:numPr>
-        <w:rPr>
+        <w:ind w:left="360" w:leftChars="0"/>
+        <w:rPr>
+          <w:rFonts w:hint="default" w:ascii="Verdana" w:hAnsi="Verdana" w:cs="Verdana"/>
           <w:lang w:eastAsia="es-ES"/>
         </w:rPr>
       </w:pPr>
-      <w:r>
-        <w:t>Saber si el jugador està viu.</w:t>
+    </w:p>
+    <w:p>
+      <w:pPr>
+        <w:ind w:right="0" w:rightChars="0"/>
+        <w:rPr>
+          <w:rFonts w:hint="default" w:ascii="Verdana" w:hAnsi="Verdana" w:eastAsia="Microsoft YaHei" w:cs="Verdana"/>
+          <w:b/>
+          <w:bCs/>
+          <w:sz w:val="18"/>
+          <w:szCs w:val="18"/>
+          <w:lang w:val="en-US" w:eastAsia="es-ES"/>
+        </w:rPr>
+      </w:pPr>
+    </w:p>
+    <w:p>
+      <w:pPr>
+        <w:ind w:right="0" w:rightChars="0"/>
+        <w:rPr>
+          <w:rFonts w:hint="default" w:ascii="Verdana" w:hAnsi="Verdana" w:eastAsia="Microsoft YaHei" w:cs="Verdana"/>
+          <w:b/>
+          <w:bCs/>
+          <w:sz w:val="18"/>
+          <w:szCs w:val="18"/>
+          <w:lang w:val="en-US" w:eastAsia="es-ES"/>
+        </w:rPr>
+      </w:pPr>
+    </w:p>
+    <w:p>
+      <w:pPr>
+        <w:ind w:right="0" w:rightChars="0"/>
+        <w:rPr>
+          <w:rFonts w:hint="default" w:ascii="Verdana" w:hAnsi="Verdana" w:eastAsia="Microsoft YaHei" w:cs="Verdana"/>
+          <w:b/>
+          <w:bCs/>
+          <w:sz w:val="18"/>
+          <w:szCs w:val="18"/>
+          <w:lang w:val="en-US" w:eastAsia="es-ES"/>
+        </w:rPr>
+      </w:pPr>
+    </w:p>
+    <w:p>
+      <w:pPr>
+        <w:ind w:right="0" w:rightChars="0"/>
+        <w:rPr>
+          <w:rFonts w:hint="default" w:ascii="Verdana" w:hAnsi="Verdana" w:eastAsia="Microsoft YaHei" w:cs="Verdana"/>
+          <w:b/>
+          <w:bCs/>
+          <w:sz w:val="18"/>
+          <w:szCs w:val="18"/>
+          <w:lang w:val="en-US" w:eastAsia="es-ES"/>
+        </w:rPr>
+      </w:pPr>
+    </w:p>
+    <w:p>
+      <w:pPr>
+        <w:ind w:right="0" w:rightChars="0"/>
+        <w:rPr>
+          <w:rFonts w:hint="default" w:ascii="Verdana" w:hAnsi="Verdana" w:eastAsia="Microsoft YaHei" w:cs="Verdana"/>
+          <w:b/>
+          <w:bCs/>
+          <w:sz w:val="18"/>
+          <w:szCs w:val="18"/>
+          <w:lang w:val="en-US" w:eastAsia="es-ES"/>
+        </w:rPr>
+      </w:pPr>
+    </w:p>
+    <w:p>
+      <w:pPr>
+        <w:ind w:right="0" w:rightChars="0"/>
+        <w:rPr>
+          <w:rFonts w:hint="default" w:ascii="Verdana" w:hAnsi="Verdana" w:eastAsia="Microsoft YaHei" w:cs="Verdana"/>
+          <w:b/>
+          <w:bCs/>
+          <w:sz w:val="18"/>
+          <w:szCs w:val="18"/>
+          <w:lang w:val="en-US" w:eastAsia="es-ES"/>
+        </w:rPr>
+      </w:pPr>
+    </w:p>
+    <w:p>
+      <w:pPr>
+        <w:ind w:right="0" w:rightChars="0"/>
+        <w:rPr>
+          <w:rFonts w:hint="default" w:ascii="Verdana" w:hAnsi="Verdana" w:eastAsia="Microsoft YaHei" w:cs="Verdana"/>
+          <w:b/>
+          <w:bCs/>
+          <w:sz w:val="18"/>
+          <w:szCs w:val="18"/>
+          <w:lang w:val="en-US" w:eastAsia="es-ES"/>
+        </w:rPr>
+      </w:pPr>
+      <w:bookmarkStart w:id="0" w:name="_GoBack"/>
+      <w:bookmarkEnd w:id="0"/>
+    </w:p>
+    <w:p>
+      <w:pPr>
+        <w:ind w:right="0" w:rightChars="0"/>
+        <w:rPr>
+          <w:rFonts w:hint="default" w:ascii="Verdana" w:hAnsi="Verdana" w:eastAsia="Microsoft YaHei" w:cs="Verdana"/>
+          <w:b/>
+          <w:bCs/>
+          <w:sz w:val="18"/>
+          <w:szCs w:val="18"/>
+          <w:lang w:val="en-US" w:eastAsia="es-ES"/>
+        </w:rPr>
+      </w:pPr>
+    </w:p>
+    <w:p>
+      <w:pPr>
+        <w:ind w:right="0" w:rightChars="0"/>
+        <w:rPr>
+          <w:rFonts w:hint="default" w:ascii="Verdana" w:hAnsi="Verdana" w:eastAsia="Microsoft YaHei" w:cs="Verdana"/>
+          <w:b/>
+          <w:bCs/>
+          <w:sz w:val="18"/>
+          <w:szCs w:val="18"/>
+          <w:lang w:val="en-US" w:eastAsia="es-ES"/>
+        </w:rPr>
+      </w:pPr>
+      <w:r>
+        <w:rPr>
+          <w:rFonts w:hint="default" w:ascii="Verdana" w:hAnsi="Verdana" w:eastAsia="Microsoft YaHei" w:cs="Verdana"/>
+          <w:b/>
+          <w:bCs/>
+          <w:sz w:val="18"/>
+          <w:szCs w:val="18"/>
+          <w:lang w:val="en-US" w:eastAsia="es-ES"/>
+        </w:rPr>
+        <w:t>UML</w:t>
       </w:r>
     </w:p>
     <w:p>
@@ -1182,27 +3331,177 @@
     </w:p>
     <w:p>
       <w:pPr>
-        <w:pStyle w:val="Ttol2"/>
+        <w:pStyle w:val="3"/>
+        <w:jc w:val="center"/>
+        <w:rPr>
+          <w:rFonts w:hint="default"/>
+          <w:lang w:val="es-ES"/>
+        </w:rPr>
+      </w:pPr>
+      <w:r>
+        <w:rPr>
+          <w:rFonts w:hint="default"/>
+          <w:lang w:val="es-ES"/>
+        </w:rPr>
+        <w:drawing>
+          <wp:inline distT="0" distB="0" distL="114300" distR="114300">
+            <wp:extent cx="2495550" cy="2647950"/>
+            <wp:effectExtent l="0" t="0" r="0" b="0"/>
+            <wp:docPr id="10" name="Imagen 10" descr="diagrama5"/>
+            <wp:cNvGraphicFramePr>
+              <a:graphicFrameLocks xmlns:a="http://schemas.openxmlformats.org/drawingml/2006/main" noChangeAspect="1"/>
+            </wp:cNvGraphicFramePr>
+            <a:graphic xmlns:a="http://schemas.openxmlformats.org/drawingml/2006/main">
+              <a:graphicData uri="http://schemas.openxmlformats.org/drawingml/2006/picture">
+                <pic:pic xmlns:pic="http://schemas.openxmlformats.org/drawingml/2006/picture">
+                  <pic:nvPicPr>
+                    <pic:cNvPr id="10" name="Imagen 10" descr="diagrama5"/>
+                    <pic:cNvPicPr>
+                      <a:picLocks noChangeAspect="1"/>
+                    </pic:cNvPicPr>
+                  </pic:nvPicPr>
+                  <pic:blipFill>
+                    <a:blip r:embed="rId11"/>
+                    <a:stretch>
+                      <a:fillRect/>
+                    </a:stretch>
+                  </pic:blipFill>
+                  <pic:spPr>
+                    <a:xfrm>
+                      <a:off x="0" y="0"/>
+                      <a:ext cx="2495550" cy="2647950"/>
+                    </a:xfrm>
+                    <a:prstGeom prst="rect">
+                      <a:avLst/>
+                    </a:prstGeom>
+                  </pic:spPr>
+                </pic:pic>
+              </a:graphicData>
+            </a:graphic>
+          </wp:inline>
+        </w:drawing>
+      </w:r>
+    </w:p>
+    <w:p>
+      <w:pPr>
         <w:rPr>
           <w:lang w:val="ca-ES"/>
         </w:rPr>
       </w:pPr>
-      <w:r>
+    </w:p>
+    <w:p>
+      <w:pPr>
         <w:rPr>
           <w:lang w:val="ca-ES"/>
         </w:rPr>
+      </w:pPr>
+    </w:p>
+    <w:p>
+      <w:pPr>
+        <w:rPr>
+          <w:lang w:val="ca-ES"/>
+        </w:rPr>
+      </w:pPr>
+    </w:p>
+    <w:p>
+      <w:pPr>
+        <w:rPr>
+          <w:lang w:val="ca-ES"/>
+        </w:rPr>
+      </w:pPr>
+    </w:p>
+    <w:p>
+      <w:pPr>
+        <w:rPr>
+          <w:lang w:val="ca-ES"/>
+        </w:rPr>
+      </w:pPr>
+    </w:p>
+    <w:p>
+      <w:pPr>
+        <w:rPr>
+          <w:lang w:val="ca-ES"/>
+        </w:rPr>
+      </w:pPr>
+    </w:p>
+    <w:p>
+      <w:pPr>
+        <w:rPr>
+          <w:lang w:val="ca-ES"/>
+        </w:rPr>
+      </w:pPr>
+    </w:p>
+    <w:p>
+      <w:pPr>
+        <w:rPr>
+          <w:lang w:val="ca-ES"/>
+        </w:rPr>
+      </w:pPr>
+    </w:p>
+    <w:p>
+      <w:pPr>
+        <w:rPr>
+          <w:lang w:val="ca-ES"/>
+        </w:rPr>
+      </w:pPr>
+    </w:p>
+    <w:p>
+      <w:pPr>
+        <w:rPr>
+          <w:lang w:val="ca-ES"/>
+        </w:rPr>
+      </w:pPr>
+    </w:p>
+    <w:p>
+      <w:pPr>
+        <w:rPr>
+          <w:lang w:val="ca-ES"/>
+        </w:rPr>
+      </w:pPr>
+    </w:p>
+    <w:p>
+      <w:pPr>
+        <w:rPr>
+          <w:lang w:val="ca-ES"/>
+        </w:rPr>
+      </w:pPr>
+    </w:p>
+    <w:p>
+      <w:pPr>
+        <w:rPr>
+          <w:lang w:val="ca-ES"/>
+        </w:rPr>
+      </w:pPr>
+    </w:p>
+    <w:p>
+      <w:pPr>
+        <w:rPr>
+          <w:lang w:val="ca-ES"/>
+        </w:rPr>
+      </w:pPr>
+    </w:p>
+    <w:p>
+      <w:pPr>
+        <w:pStyle w:val="3"/>
+        <w:rPr>
+          <w:lang w:val="ca-ES"/>
+        </w:rPr>
+      </w:pPr>
+      <w:r>
+        <w:rPr>
+          <w:lang w:val="ca-ES"/>
+        </w:rPr>
         <w:t>Exercici 6</w:t>
       </w:r>
     </w:p>
     <w:p>
       <w:r>
-        <w:lastRenderedPageBreak/>
         <w:t>Generar una classe Producte que tingui:</w:t>
       </w:r>
     </w:p>
     <w:p>
       <w:pPr>
-        <w:pStyle w:val="Pargrafdellista"/>
+        <w:pStyle w:val="49"/>
         <w:numPr>
           <w:ilvl w:val="0"/>
           <w:numId w:val="5"/>
@@ -1214,7 +3513,7 @@
     </w:p>
     <w:p>
       <w:pPr>
-        <w:pStyle w:val="Pargrafdellista"/>
+        <w:pStyle w:val="49"/>
         <w:numPr>
           <w:ilvl w:val="0"/>
           <w:numId w:val="5"/>
@@ -1226,7 +3525,7 @@
     </w:p>
     <w:p>
       <w:pPr>
-        <w:pStyle w:val="Pargrafdellista"/>
+        <w:pStyle w:val="49"/>
         <w:numPr>
           <w:ilvl w:val="0"/>
           <w:numId w:val="5"/>
@@ -1243,7 +3542,7 @@
     </w:p>
     <w:p>
       <w:pPr>
-        <w:pStyle w:val="Pargrafdellista"/>
+        <w:pStyle w:val="49"/>
         <w:numPr>
           <w:ilvl w:val="0"/>
           <w:numId w:val="7"/>
@@ -1255,7 +3554,7 @@
     </w:p>
     <w:p>
       <w:pPr>
-        <w:pStyle w:val="Pargrafdellista"/>
+        <w:pStyle w:val="49"/>
         <w:numPr>
           <w:ilvl w:val="0"/>
           <w:numId w:val="7"/>
@@ -1267,7 +3566,7 @@
     </w:p>
     <w:p>
       <w:pPr>
-        <w:pStyle w:val="Pargrafdellista"/>
+        <w:pStyle w:val="49"/>
         <w:numPr>
           <w:ilvl w:val="0"/>
           <w:numId w:val="7"/>
@@ -1279,7 +3578,7 @@
     </w:p>
     <w:p>
       <w:pPr>
-        <w:pStyle w:val="Pargrafdellista"/>
+        <w:pStyle w:val="49"/>
         <w:numPr>
           <w:ilvl w:val="0"/>
           <w:numId w:val="7"/>
@@ -1291,68 +3590,767 @@
     </w:p>
     <w:p>
       <w:pPr>
-        <w:pStyle w:val="Pargrafdellista"/>
+        <w:pStyle w:val="49"/>
         <w:numPr>
           <w:ilvl w:val="0"/>
           <w:numId w:val="7"/>
         </w:numPr>
-        <w:rPr>
+      </w:pPr>
+      <w:r>
+        <w:t>Vendre una unitat (impedir vendre si no hi ha estoc)</w:t>
+      </w:r>
+    </w:p>
+    <w:p>
+      <w:pPr>
+        <w:pStyle w:val="49"/>
+        <w:numPr>
+          <w:numId w:val="0"/>
+        </w:numPr>
+      </w:pPr>
+    </w:p>
+    <w:p>
+      <w:pPr>
+        <w:pStyle w:val="49"/>
+        <w:numPr>
+          <w:numId w:val="0"/>
+        </w:numPr>
+        <w:rPr>
+          <w:rFonts w:hint="default" w:ascii="Verdana" w:hAnsi="Verdana" w:eastAsia="Microsoft YaHei" w:cs="Verdana"/>
+          <w:b/>
+          <w:bCs/>
+          <w:sz w:val="18"/>
+          <w:szCs w:val="18"/>
+        </w:rPr>
+      </w:pPr>
+      <w:r>
+        <w:rPr>
+          <w:rFonts w:hint="default" w:ascii="Verdana" w:hAnsi="Verdana" w:eastAsia="Microsoft YaHei" w:cs="Verdana"/>
+          <w:b/>
+          <w:bCs/>
+          <w:sz w:val="18"/>
+          <w:szCs w:val="18"/>
+        </w:rPr>
+        <w:t>Targeta CRC</w:t>
+      </w:r>
+      <w:r>
+        <w:rPr>
+          <w:rFonts w:hint="default" w:ascii="Verdana" w:hAnsi="Verdana" w:eastAsia="Microsoft YaHei" w:cs="Verdana"/>
+          <w:b/>
+          <w:bCs/>
+          <w:sz w:val="18"/>
+          <w:szCs w:val="18"/>
+        </w:rPr>
+        <w:tab/>
+      </w:r>
+    </w:p>
+    <w:tbl>
+      <w:tblPr>
+        <w:tblStyle w:val="24"/>
+        <w:tblW w:w="8642" w:type="dxa"/>
+        <w:tblInd w:w="0" w:type="dxa"/>
+        <w:tblBorders>
+          <w:top w:val="single" w:color="auto" w:sz="4" w:space="0"/>
+          <w:left w:val="single" w:color="auto" w:sz="4" w:space="0"/>
+          <w:bottom w:val="single" w:color="auto" w:sz="4" w:space="0"/>
+          <w:right w:val="single" w:color="auto" w:sz="4" w:space="0"/>
+          <w:insideH w:val="single" w:color="auto" w:sz="4" w:space="0"/>
+          <w:insideV w:val="single" w:color="auto" w:sz="4" w:space="0"/>
+        </w:tblBorders>
+        <w:tblLayout w:type="autofit"/>
+        <w:tblCellMar>
+          <w:top w:w="0" w:type="dxa"/>
+          <w:left w:w="108" w:type="dxa"/>
+          <w:bottom w:w="0" w:type="dxa"/>
+          <w:right w:w="108" w:type="dxa"/>
+        </w:tblCellMar>
+      </w:tblPr>
+      <w:tblGrid>
+        <w:gridCol w:w="5098"/>
+        <w:gridCol w:w="3544"/>
+      </w:tblGrid>
+      <w:tr>
+        <w:tblPrEx>
+          <w:tblBorders>
+            <w:top w:val="single" w:color="auto" w:sz="4" w:space="0"/>
+            <w:left w:val="single" w:color="auto" w:sz="4" w:space="0"/>
+            <w:bottom w:val="single" w:color="auto" w:sz="4" w:space="0"/>
+            <w:right w:val="single" w:color="auto" w:sz="4" w:space="0"/>
+            <w:insideH w:val="single" w:color="auto" w:sz="4" w:space="0"/>
+            <w:insideV w:val="single" w:color="auto" w:sz="4" w:space="0"/>
+          </w:tblBorders>
+          <w:tblCellMar>
+            <w:top w:w="0" w:type="dxa"/>
+            <w:left w:w="108" w:type="dxa"/>
+            <w:bottom w:w="0" w:type="dxa"/>
+            <w:right w:w="108" w:type="dxa"/>
+          </w:tblCellMar>
+        </w:tblPrEx>
+        <w:tc>
+          <w:tcPr>
+            <w:tcW w:w="5098" w:type="dxa"/>
+          </w:tcPr>
+          <w:p>
+            <w:pPr>
+              <w:spacing w:line="240" w:lineRule="auto"/>
+              <w:jc w:val="center"/>
+              <w:rPr>
+                <w:rFonts w:hint="default" w:ascii="Verdana" w:hAnsi="Verdana" w:eastAsia="Microsoft YaHei" w:cs="Verdana"/>
+                <w:b/>
+                <w:bCs/>
+                <w:sz w:val="18"/>
+                <w:szCs w:val="18"/>
+              </w:rPr>
+            </w:pPr>
+            <w:r>
+              <w:rPr>
+                <w:rFonts w:hint="default" w:ascii="Verdana" w:hAnsi="Verdana" w:eastAsia="Microsoft YaHei" w:cs="Verdana"/>
+                <w:b/>
+                <w:bCs/>
+                <w:sz w:val="18"/>
+                <w:szCs w:val="18"/>
+              </w:rPr>
+              <w:t>Responsabilitats</w:t>
+            </w:r>
+          </w:p>
+        </w:tc>
+        <w:tc>
+          <w:tcPr>
+            <w:tcW w:w="3544" w:type="dxa"/>
+          </w:tcPr>
+          <w:p>
+            <w:pPr>
+              <w:spacing w:line="240" w:lineRule="auto"/>
+              <w:jc w:val="center"/>
+              <w:rPr>
+                <w:rFonts w:hint="default" w:ascii="Verdana" w:hAnsi="Verdana" w:eastAsia="Microsoft YaHei" w:cs="Verdana"/>
+                <w:b/>
+                <w:bCs/>
+                <w:sz w:val="18"/>
+                <w:szCs w:val="18"/>
+              </w:rPr>
+            </w:pPr>
+            <w:r>
+              <w:rPr>
+                <w:rFonts w:hint="default" w:ascii="Verdana" w:hAnsi="Verdana" w:eastAsia="Microsoft YaHei" w:cs="Verdana"/>
+                <w:b/>
+                <w:bCs/>
+                <w:sz w:val="18"/>
+                <w:szCs w:val="18"/>
+              </w:rPr>
+              <w:t>Col·laboradors</w:t>
+            </w:r>
+          </w:p>
+        </w:tc>
+      </w:tr>
+      <w:tr>
+        <w:tblPrEx>
+          <w:tblBorders>
+            <w:top w:val="single" w:color="auto" w:sz="4" w:space="0"/>
+            <w:left w:val="single" w:color="auto" w:sz="4" w:space="0"/>
+            <w:bottom w:val="single" w:color="auto" w:sz="4" w:space="0"/>
+            <w:right w:val="single" w:color="auto" w:sz="4" w:space="0"/>
+            <w:insideH w:val="single" w:color="auto" w:sz="4" w:space="0"/>
+            <w:insideV w:val="single" w:color="auto" w:sz="4" w:space="0"/>
+          </w:tblBorders>
+          <w:tblCellMar>
+            <w:top w:w="0" w:type="dxa"/>
+            <w:left w:w="108" w:type="dxa"/>
+            <w:bottom w:w="0" w:type="dxa"/>
+            <w:right w:w="108" w:type="dxa"/>
+          </w:tblCellMar>
+        </w:tblPrEx>
+        <w:tc>
+          <w:tcPr>
+            <w:tcW w:w="5098" w:type="dxa"/>
+          </w:tcPr>
+          <w:p>
+            <w:pPr>
+              <w:numPr>
+                <w:ilvl w:val="0"/>
+                <w:numId w:val="0"/>
+              </w:numPr>
+              <w:spacing w:line="240" w:lineRule="auto"/>
+              <w:jc w:val="left"/>
+              <w:rPr>
+                <w:rFonts w:hint="default" w:ascii="Verdana" w:hAnsi="Verdana" w:eastAsia="Microsoft YaHei" w:cs="Verdana"/>
+                <w:sz w:val="18"/>
+                <w:szCs w:val="18"/>
+              </w:rPr>
+            </w:pPr>
+            <w:r>
+              <w:rPr>
+                <w:rFonts w:hint="default" w:ascii="Verdana" w:hAnsi="Verdana" w:eastAsia="Microsoft YaHei" w:cs="Verdana"/>
+                <w:sz w:val="18"/>
+                <w:szCs w:val="18"/>
+              </w:rPr>
+              <w:t>- Guardar el nom, pre</w:t>
+            </w:r>
+            <w:r>
+              <w:rPr>
+                <w:rFonts w:hint="default" w:ascii="Verdana" w:hAnsi="Verdana" w:eastAsia="Microsoft YaHei" w:cs="Verdana"/>
+                <w:sz w:val="18"/>
+                <w:szCs w:val="18"/>
+                <w:lang w:val="es-ES"/>
+              </w:rPr>
+              <w:t>u</w:t>
+            </w:r>
+            <w:r>
+              <w:rPr>
+                <w:rFonts w:hint="default" w:ascii="Verdana" w:hAnsi="Verdana" w:eastAsia="Microsoft YaHei" w:cs="Verdana"/>
+                <w:sz w:val="18"/>
+                <w:szCs w:val="18"/>
+              </w:rPr>
+              <w:t xml:space="preserve"> </w:t>
+            </w:r>
+            <w:r>
+              <w:rPr>
+                <w:rFonts w:hint="default" w:ascii="Verdana" w:hAnsi="Verdana" w:eastAsia="Microsoft YaHei" w:cs="Verdana"/>
+                <w:sz w:val="18"/>
+                <w:szCs w:val="18"/>
+                <w:lang w:val="es-ES"/>
+              </w:rPr>
+              <w:t>i</w:t>
+            </w:r>
+            <w:r>
+              <w:rPr>
+                <w:rFonts w:hint="default" w:ascii="Verdana" w:hAnsi="Verdana" w:eastAsia="Microsoft YaHei" w:cs="Verdana"/>
+                <w:sz w:val="18"/>
+                <w:szCs w:val="18"/>
+              </w:rPr>
+              <w:t xml:space="preserve"> estoc</w:t>
+            </w:r>
+            <w:r>
+              <w:rPr>
+                <w:rFonts w:hint="default" w:ascii="Verdana" w:hAnsi="Verdana" w:eastAsia="Microsoft YaHei" w:cs="Verdana"/>
+                <w:sz w:val="18"/>
+                <w:szCs w:val="18"/>
+                <w:lang w:val="es-ES"/>
+              </w:rPr>
+              <w:t xml:space="preserve"> </w:t>
+            </w:r>
+            <w:r>
+              <w:rPr>
+                <w:rFonts w:hint="default" w:ascii="Verdana" w:hAnsi="Verdana" w:eastAsia="Microsoft YaHei" w:cs="Verdana"/>
+                <w:sz w:val="18"/>
+                <w:szCs w:val="18"/>
+              </w:rPr>
+              <w:t>disponible.</w:t>
+            </w:r>
+          </w:p>
+        </w:tc>
+        <w:tc>
+          <w:tcPr>
+            <w:tcW w:w="3544" w:type="dxa"/>
+          </w:tcPr>
+          <w:p>
+            <w:pPr>
+              <w:numPr>
+                <w:ilvl w:val="0"/>
+                <w:numId w:val="2"/>
+              </w:numPr>
+              <w:spacing w:line="240" w:lineRule="auto"/>
+              <w:jc w:val="left"/>
+              <w:rPr>
+                <w:rFonts w:hint="default" w:ascii="Verdana" w:hAnsi="Verdana" w:eastAsia="Microsoft YaHei" w:cs="Verdana"/>
+                <w:sz w:val="18"/>
+                <w:szCs w:val="18"/>
+              </w:rPr>
+            </w:pPr>
+            <w:r>
+              <w:rPr>
+                <w:rFonts w:hint="default" w:ascii="Verdana" w:hAnsi="Verdana" w:eastAsia="Microsoft YaHei" w:cs="Verdana"/>
+                <w:sz w:val="18"/>
+                <w:szCs w:val="18"/>
+                <w:lang w:val="es-ES"/>
+              </w:rPr>
+              <w:t>Cap col·laborador</w:t>
+            </w:r>
+          </w:p>
+        </w:tc>
+      </w:tr>
+      <w:tr>
+        <w:tblPrEx>
+          <w:tblBorders>
+            <w:top w:val="single" w:color="auto" w:sz="4" w:space="0"/>
+            <w:left w:val="single" w:color="auto" w:sz="4" w:space="0"/>
+            <w:bottom w:val="single" w:color="auto" w:sz="4" w:space="0"/>
+            <w:right w:val="single" w:color="auto" w:sz="4" w:space="0"/>
+            <w:insideH w:val="single" w:color="auto" w:sz="4" w:space="0"/>
+            <w:insideV w:val="single" w:color="auto" w:sz="4" w:space="0"/>
+          </w:tblBorders>
+          <w:tblCellMar>
+            <w:top w:w="0" w:type="dxa"/>
+            <w:left w:w="108" w:type="dxa"/>
+            <w:bottom w:w="0" w:type="dxa"/>
+            <w:right w:w="108" w:type="dxa"/>
+          </w:tblCellMar>
+        </w:tblPrEx>
+        <w:tc>
+          <w:tcPr>
+            <w:tcW w:w="5098" w:type="dxa"/>
+          </w:tcPr>
+          <w:p>
+            <w:pPr>
+              <w:pStyle w:val="49"/>
+              <w:numPr>
+                <w:ilvl w:val="0"/>
+                <w:numId w:val="0"/>
+              </w:numPr>
+              <w:spacing w:line="240" w:lineRule="auto"/>
+              <w:jc w:val="left"/>
+              <w:rPr>
+                <w:rFonts w:hint="default" w:ascii="Verdana" w:hAnsi="Verdana" w:eastAsia="Microsoft YaHei" w:cs="Verdana"/>
+                <w:sz w:val="18"/>
+                <w:szCs w:val="18"/>
+              </w:rPr>
+            </w:pPr>
+            <w:r>
+              <w:rPr>
+                <w:rFonts w:hint="default" w:ascii="Verdana" w:hAnsi="Verdana" w:eastAsia="Microsoft YaHei" w:cs="Verdana"/>
+                <w:sz w:val="18"/>
+                <w:szCs w:val="18"/>
+              </w:rPr>
+              <w:t>- Consultar i canviar el preu del producte.</w:t>
+            </w:r>
+          </w:p>
+        </w:tc>
+        <w:tc>
+          <w:tcPr>
+            <w:tcW w:w="3544" w:type="dxa"/>
+          </w:tcPr>
+          <w:p>
+            <w:pPr>
+              <w:spacing w:line="240" w:lineRule="auto"/>
+              <w:jc w:val="left"/>
+              <w:rPr>
+                <w:rFonts w:hint="default" w:ascii="Verdana" w:hAnsi="Verdana" w:eastAsia="Microsoft YaHei" w:cs="Verdana"/>
+                <w:sz w:val="18"/>
+                <w:szCs w:val="18"/>
+              </w:rPr>
+            </w:pPr>
+          </w:p>
+        </w:tc>
+      </w:tr>
+      <w:tr>
+        <w:tblPrEx>
+          <w:tblBorders>
+            <w:top w:val="single" w:color="auto" w:sz="4" w:space="0"/>
+            <w:left w:val="single" w:color="auto" w:sz="4" w:space="0"/>
+            <w:bottom w:val="single" w:color="auto" w:sz="4" w:space="0"/>
+            <w:right w:val="single" w:color="auto" w:sz="4" w:space="0"/>
+            <w:insideH w:val="single" w:color="auto" w:sz="4" w:space="0"/>
+            <w:insideV w:val="single" w:color="auto" w:sz="4" w:space="0"/>
+          </w:tblBorders>
+          <w:tblCellMar>
+            <w:top w:w="0" w:type="dxa"/>
+            <w:left w:w="108" w:type="dxa"/>
+            <w:bottom w:w="0" w:type="dxa"/>
+            <w:right w:w="108" w:type="dxa"/>
+          </w:tblCellMar>
+        </w:tblPrEx>
+        <w:tc>
+          <w:tcPr>
+            <w:tcW w:w="5098" w:type="dxa"/>
+          </w:tcPr>
+          <w:p>
+            <w:pPr>
+              <w:pStyle w:val="49"/>
+              <w:numPr>
+                <w:ilvl w:val="0"/>
+                <w:numId w:val="0"/>
+              </w:numPr>
+              <w:spacing w:line="240" w:lineRule="auto"/>
+              <w:jc w:val="left"/>
+              <w:rPr>
+                <w:rFonts w:hint="default" w:ascii="Verdana" w:hAnsi="Verdana" w:eastAsia="Microsoft YaHei" w:cs="Verdana"/>
+                <w:sz w:val="18"/>
+                <w:szCs w:val="18"/>
+              </w:rPr>
+            </w:pPr>
+            <w:r>
+              <w:rPr>
+                <w:rFonts w:hint="default" w:ascii="Verdana" w:hAnsi="Verdana" w:eastAsia="Microsoft YaHei" w:cs="Verdana"/>
+                <w:sz w:val="18"/>
+                <w:szCs w:val="18"/>
+              </w:rPr>
+              <w:t>- Afegir unitats a l'estoc.</w:t>
+            </w:r>
+          </w:p>
+        </w:tc>
+        <w:tc>
+          <w:tcPr>
+            <w:tcW w:w="3544" w:type="dxa"/>
+          </w:tcPr>
+          <w:p>
+            <w:pPr>
+              <w:spacing w:line="240" w:lineRule="auto"/>
+              <w:jc w:val="left"/>
+              <w:rPr>
+                <w:rFonts w:hint="default" w:ascii="Verdana" w:hAnsi="Verdana" w:eastAsia="Microsoft YaHei" w:cs="Verdana"/>
+                <w:sz w:val="18"/>
+                <w:szCs w:val="18"/>
+              </w:rPr>
+            </w:pPr>
+          </w:p>
+        </w:tc>
+      </w:tr>
+      <w:tr>
+        <w:tblPrEx>
+          <w:tblBorders>
+            <w:top w:val="single" w:color="auto" w:sz="4" w:space="0"/>
+            <w:left w:val="single" w:color="auto" w:sz="4" w:space="0"/>
+            <w:bottom w:val="single" w:color="auto" w:sz="4" w:space="0"/>
+            <w:right w:val="single" w:color="auto" w:sz="4" w:space="0"/>
+            <w:insideH w:val="single" w:color="auto" w:sz="4" w:space="0"/>
+            <w:insideV w:val="single" w:color="auto" w:sz="4" w:space="0"/>
+          </w:tblBorders>
+          <w:tblCellMar>
+            <w:top w:w="0" w:type="dxa"/>
+            <w:left w:w="108" w:type="dxa"/>
+            <w:bottom w:w="0" w:type="dxa"/>
+            <w:right w:w="108" w:type="dxa"/>
+          </w:tblCellMar>
+        </w:tblPrEx>
+        <w:tc>
+          <w:tcPr>
+            <w:tcW w:w="5098" w:type="dxa"/>
+          </w:tcPr>
+          <w:p>
+            <w:pPr>
+              <w:pStyle w:val="49"/>
+              <w:numPr>
+                <w:ilvl w:val="0"/>
+                <w:numId w:val="0"/>
+              </w:numPr>
+              <w:spacing w:line="240" w:lineRule="auto"/>
+              <w:jc w:val="left"/>
+              <w:rPr>
+                <w:rFonts w:hint="default" w:ascii="Verdana" w:hAnsi="Verdana" w:eastAsia="Microsoft YaHei" w:cs="Verdana"/>
+                <w:sz w:val="18"/>
+                <w:szCs w:val="18"/>
+              </w:rPr>
+            </w:pPr>
+            <w:r>
+              <w:rPr>
+                <w:rFonts w:hint="default" w:ascii="Verdana" w:hAnsi="Verdana" w:eastAsia="Microsoft YaHei" w:cs="Verdana"/>
+                <w:sz w:val="18"/>
+                <w:szCs w:val="18"/>
+              </w:rPr>
+              <w:t>- Vendre una unitat (impedint la venda si no hi ha estoc).</w:t>
+            </w:r>
+          </w:p>
+        </w:tc>
+        <w:tc>
+          <w:tcPr>
+            <w:tcW w:w="3544" w:type="dxa"/>
+          </w:tcPr>
+          <w:p>
+            <w:pPr>
+              <w:spacing w:line="240" w:lineRule="auto"/>
+              <w:jc w:val="left"/>
+              <w:rPr>
+                <w:rFonts w:hint="default" w:ascii="Verdana" w:hAnsi="Verdana" w:eastAsia="Microsoft YaHei" w:cs="Verdana"/>
+                <w:sz w:val="18"/>
+                <w:szCs w:val="18"/>
+              </w:rPr>
+            </w:pPr>
+          </w:p>
+        </w:tc>
+      </w:tr>
+    </w:tbl>
+    <w:p>
+      <w:pPr>
+        <w:pStyle w:val="49"/>
+        <w:numPr>
+          <w:ilvl w:val="0"/>
+          <w:numId w:val="0"/>
+        </w:numPr>
+        <w:ind w:left="360" w:leftChars="0"/>
+        <w:rPr>
+          <w:rFonts w:hint="eastAsia" w:ascii="Microsoft YaHei" w:hAnsi="Microsoft YaHei" w:eastAsia="Microsoft YaHei" w:cs="Microsoft YaHei"/>
+          <w:sz w:val="18"/>
+          <w:szCs w:val="18"/>
           <w:lang w:eastAsia="es-ES"/>
         </w:rPr>
       </w:pPr>
-      <w:r>
-        <w:t>Vendre una unitat (impedir vendre si no hi ha estoc)</w:t>
-      </w:r>
-    </w:p>
-    <w:p>
-      <w:pPr>
+    </w:p>
+    <w:p>
+      <w:pPr>
+        <w:ind w:right="0" w:rightChars="0"/>
+        <w:rPr>
+          <w:rFonts w:hint="eastAsia" w:ascii="Microsoft YaHei" w:hAnsi="Microsoft YaHei" w:eastAsia="Microsoft YaHei" w:cs="Microsoft YaHei"/>
+          <w:b/>
+          <w:bCs/>
+          <w:sz w:val="18"/>
+          <w:szCs w:val="18"/>
+          <w:lang w:val="en-US" w:eastAsia="es-ES"/>
+        </w:rPr>
+      </w:pPr>
+    </w:p>
+    <w:p>
+      <w:pPr>
+        <w:ind w:right="0" w:rightChars="0"/>
+        <w:rPr>
+          <w:rFonts w:hint="eastAsia" w:ascii="Microsoft YaHei" w:hAnsi="Microsoft YaHei" w:eastAsia="Microsoft YaHei" w:cs="Microsoft YaHei"/>
+          <w:b/>
+          <w:bCs/>
+          <w:sz w:val="18"/>
+          <w:szCs w:val="18"/>
+          <w:lang w:val="en-US" w:eastAsia="es-ES"/>
+        </w:rPr>
+      </w:pPr>
+    </w:p>
+    <w:p>
+      <w:pPr>
+        <w:ind w:right="0" w:rightChars="0"/>
+        <w:rPr>
+          <w:rFonts w:hint="eastAsia" w:ascii="Microsoft YaHei" w:hAnsi="Microsoft YaHei" w:eastAsia="Microsoft YaHei" w:cs="Microsoft YaHei"/>
+          <w:b/>
+          <w:bCs/>
+          <w:sz w:val="18"/>
+          <w:szCs w:val="18"/>
+          <w:lang w:val="en-US" w:eastAsia="es-ES"/>
+        </w:rPr>
+      </w:pPr>
+    </w:p>
+    <w:p>
+      <w:pPr>
+        <w:ind w:right="0" w:rightChars="0"/>
+        <w:rPr>
+          <w:rFonts w:hint="eastAsia" w:ascii="Microsoft YaHei" w:hAnsi="Microsoft YaHei" w:eastAsia="Microsoft YaHei" w:cs="Microsoft YaHei"/>
+          <w:b/>
+          <w:bCs/>
+          <w:sz w:val="18"/>
+          <w:szCs w:val="18"/>
+          <w:lang w:val="en-US" w:eastAsia="es-ES"/>
+        </w:rPr>
+      </w:pPr>
+    </w:p>
+    <w:p>
+      <w:pPr>
+        <w:ind w:right="0" w:rightChars="0"/>
+        <w:rPr>
+          <w:rFonts w:hint="eastAsia" w:ascii="Microsoft YaHei" w:hAnsi="Microsoft YaHei" w:eastAsia="Microsoft YaHei" w:cs="Microsoft YaHei"/>
+          <w:b/>
+          <w:bCs/>
+          <w:sz w:val="18"/>
+          <w:szCs w:val="18"/>
+          <w:lang w:val="en-US" w:eastAsia="es-ES"/>
+        </w:rPr>
+      </w:pPr>
+    </w:p>
+    <w:p>
+      <w:pPr>
+        <w:ind w:right="0" w:rightChars="0"/>
+        <w:rPr>
+          <w:rFonts w:hint="eastAsia" w:ascii="Microsoft YaHei" w:hAnsi="Microsoft YaHei" w:eastAsia="Microsoft YaHei" w:cs="Microsoft YaHei"/>
+          <w:b/>
+          <w:bCs/>
+          <w:sz w:val="18"/>
+          <w:szCs w:val="18"/>
+          <w:lang w:val="en-US" w:eastAsia="es-ES"/>
+        </w:rPr>
+      </w:pPr>
+    </w:p>
+    <w:p>
+      <w:pPr>
+        <w:ind w:right="0" w:rightChars="0"/>
+        <w:rPr>
+          <w:rFonts w:hint="eastAsia" w:ascii="Microsoft YaHei" w:hAnsi="Microsoft YaHei" w:eastAsia="Microsoft YaHei" w:cs="Microsoft YaHei"/>
+          <w:b/>
+          <w:bCs/>
+          <w:sz w:val="18"/>
+          <w:szCs w:val="18"/>
+          <w:lang w:val="en-US" w:eastAsia="es-ES"/>
+        </w:rPr>
+      </w:pPr>
+    </w:p>
+    <w:p>
+      <w:pPr>
+        <w:ind w:right="0" w:rightChars="0"/>
         <w:rPr>
           <w:lang w:eastAsia="es-ES"/>
         </w:rPr>
       </w:pPr>
-    </w:p>
-    <w:p>
-      <w:pPr>
+      <w:r>
+        <w:rPr>
+          <w:rFonts w:hint="eastAsia" w:ascii="Microsoft YaHei" w:hAnsi="Microsoft YaHei" w:eastAsia="Microsoft YaHei" w:cs="Microsoft YaHei"/>
+          <w:b/>
+          <w:bCs/>
+          <w:sz w:val="18"/>
+          <w:szCs w:val="18"/>
+          <w:lang w:val="en-US" w:eastAsia="es-ES"/>
+        </w:rPr>
+        <w:t>UML</w:t>
+      </w:r>
+    </w:p>
+    <w:p>
+      <w:pPr>
+        <w:jc w:val="center"/>
         <w:rPr>
           <w:lang w:eastAsia="es-ES"/>
         </w:rPr>
       </w:pPr>
-    </w:p>
-    <w:p>
-      <w:pPr>
+      <w:r>
         <w:rPr>
           <w:lang w:eastAsia="es-ES"/>
         </w:rPr>
-      </w:pPr>
-    </w:p>
-    <w:p>
-      <w:pPr>
-        <w:pStyle w:val="Ttol2"/>
+        <w:drawing>
+          <wp:inline distT="0" distB="0" distL="114300" distR="114300">
+            <wp:extent cx="2495550" cy="2971800"/>
+            <wp:effectExtent l="0" t="0" r="0" b="0"/>
+            <wp:docPr id="11" name="Imagen 11" descr="diagrama6 (1)"/>
+            <wp:cNvGraphicFramePr>
+              <a:graphicFrameLocks xmlns:a="http://schemas.openxmlformats.org/drawingml/2006/main" noChangeAspect="1"/>
+            </wp:cNvGraphicFramePr>
+            <a:graphic xmlns:a="http://schemas.openxmlformats.org/drawingml/2006/main">
+              <a:graphicData uri="http://schemas.openxmlformats.org/drawingml/2006/picture">
+                <pic:pic xmlns:pic="http://schemas.openxmlformats.org/drawingml/2006/picture">
+                  <pic:nvPicPr>
+                    <pic:cNvPr id="11" name="Imagen 11" descr="diagrama6 (1)"/>
+                    <pic:cNvPicPr>
+                      <a:picLocks noChangeAspect="1"/>
+                    </pic:cNvPicPr>
+                  </pic:nvPicPr>
+                  <pic:blipFill>
+                    <a:blip r:embed="rId12"/>
+                    <a:stretch>
+                      <a:fillRect/>
+                    </a:stretch>
+                  </pic:blipFill>
+                  <pic:spPr>
+                    <a:xfrm>
+                      <a:off x="0" y="0"/>
+                      <a:ext cx="2495550" cy="2971800"/>
+                    </a:xfrm>
+                    <a:prstGeom prst="rect">
+                      <a:avLst/>
+                    </a:prstGeom>
+                  </pic:spPr>
+                </pic:pic>
+              </a:graphicData>
+            </a:graphic>
+          </wp:inline>
+        </w:drawing>
+      </w:r>
+    </w:p>
+    <w:p>
+      <w:pPr>
+        <w:rPr>
+          <w:lang w:eastAsia="es-ES"/>
+        </w:rPr>
+      </w:pPr>
+    </w:p>
+    <w:p>
+      <w:pPr>
+        <w:pStyle w:val="3"/>
         <w:rPr>
           <w:lang w:val="ca-ES"/>
         </w:rPr>
       </w:pPr>
-      <w:r>
+    </w:p>
+    <w:p>
+      <w:pPr>
+        <w:pStyle w:val="3"/>
         <w:rPr>
           <w:lang w:val="ca-ES"/>
         </w:rPr>
+      </w:pPr>
+    </w:p>
+    <w:p>
+      <w:pPr>
+        <w:pStyle w:val="3"/>
+        <w:rPr>
+          <w:lang w:val="ca-ES"/>
+        </w:rPr>
+      </w:pPr>
+    </w:p>
+    <w:p>
+      <w:pPr>
+        <w:pStyle w:val="3"/>
+        <w:rPr>
+          <w:lang w:val="ca-ES"/>
+        </w:rPr>
+      </w:pPr>
+    </w:p>
+    <w:p>
+      <w:pPr>
+        <w:pStyle w:val="3"/>
+        <w:rPr>
+          <w:lang w:val="ca-ES"/>
+        </w:rPr>
+      </w:pPr>
+    </w:p>
+    <w:p>
+      <w:pPr>
+        <w:pStyle w:val="3"/>
+        <w:rPr>
+          <w:lang w:val="ca-ES"/>
+        </w:rPr>
+      </w:pPr>
+    </w:p>
+    <w:p>
+      <w:pPr>
+        <w:pStyle w:val="3"/>
+        <w:rPr>
+          <w:lang w:val="ca-ES"/>
+        </w:rPr>
+      </w:pPr>
+    </w:p>
+    <w:p>
+      <w:pPr>
+        <w:pStyle w:val="3"/>
+        <w:rPr>
+          <w:lang w:val="ca-ES"/>
+        </w:rPr>
+      </w:pPr>
+    </w:p>
+    <w:p>
+      <w:pPr>
+        <w:pStyle w:val="3"/>
+        <w:rPr>
+          <w:lang w:val="ca-ES"/>
+        </w:rPr>
+      </w:pPr>
+    </w:p>
+    <w:p>
+      <w:pPr>
+        <w:pStyle w:val="3"/>
+        <w:rPr>
+          <w:lang w:val="ca-ES"/>
+        </w:rPr>
+      </w:pPr>
+    </w:p>
+    <w:p>
+      <w:pPr>
+        <w:pStyle w:val="3"/>
+        <w:rPr>
+          <w:lang w:val="ca-ES"/>
+        </w:rPr>
+      </w:pPr>
+    </w:p>
+    <w:p>
+      <w:pPr>
+        <w:pStyle w:val="3"/>
+        <w:rPr>
+          <w:lang w:val="ca-ES"/>
+        </w:rPr>
+      </w:pPr>
+      <w:r>
+        <w:rPr>
+          <w:lang w:val="ca-ES"/>
+        </w:rPr>
         <w:t>Exercici 7</w:t>
       </w:r>
     </w:p>
     <w:p>
       <w:r>
-        <w:t xml:space="preserve">Generar una classe Reserva </w:t>
-      </w:r>
-      <w:r>
-        <w:t>d'una habitació d'hotel</w:t>
-      </w:r>
-      <w:r>
-        <w:t>:</w:t>
-      </w:r>
-    </w:p>
-    <w:p>
-      <w:pPr>
-        <w:pStyle w:val="Pargrafdellista"/>
+        <w:t>Generar una classe Reserva d'una habitació d'hotel:</w:t>
+      </w:r>
+    </w:p>
+    <w:p>
+      <w:pPr>
+        <w:pStyle w:val="49"/>
         <w:numPr>
           <w:ilvl w:val="0"/>
           <w:numId w:val="8"/>
@@ -1364,7 +4362,7 @@
     </w:p>
     <w:p>
       <w:pPr>
-        <w:pStyle w:val="Pargrafdellista"/>
+        <w:pStyle w:val="49"/>
         <w:numPr>
           <w:ilvl w:val="0"/>
           <w:numId w:val="8"/>
@@ -1376,7 +4374,7 @@
     </w:p>
     <w:p>
       <w:pPr>
-        <w:pStyle w:val="Pargrafdellista"/>
+        <w:pStyle w:val="49"/>
         <w:numPr>
           <w:ilvl w:val="0"/>
           <w:numId w:val="8"/>
@@ -1388,7 +4386,7 @@
     </w:p>
     <w:p>
       <w:pPr>
-        <w:pStyle w:val="Pargrafdellista"/>
+        <w:pStyle w:val="49"/>
         <w:numPr>
           <w:ilvl w:val="0"/>
           <w:numId w:val="8"/>
@@ -1405,7 +4403,7 @@
     </w:p>
     <w:p>
       <w:pPr>
-        <w:pStyle w:val="Pargrafdellista"/>
+        <w:pStyle w:val="49"/>
         <w:numPr>
           <w:ilvl w:val="0"/>
           <w:numId w:val="9"/>
@@ -1417,7 +4415,7 @@
     </w:p>
     <w:p>
       <w:pPr>
-        <w:pStyle w:val="Pargrafdellista"/>
+        <w:pStyle w:val="49"/>
         <w:numPr>
           <w:ilvl w:val="0"/>
           <w:numId w:val="9"/>
@@ -1429,7 +4427,7 @@
     </w:p>
     <w:p>
       <w:pPr>
-        <w:pStyle w:val="Pargrafdellista"/>
+        <w:pStyle w:val="49"/>
         <w:numPr>
           <w:ilvl w:val="0"/>
           <w:numId w:val="9"/>
@@ -1441,7 +4439,7 @@
     </w:p>
     <w:p>
       <w:pPr>
-        <w:pStyle w:val="Pargrafdellista"/>
+        <w:pStyle w:val="49"/>
         <w:numPr>
           <w:ilvl w:val="0"/>
           <w:numId w:val="9"/>
@@ -1453,7 +4451,7 @@
     </w:p>
     <w:p>
       <w:pPr>
-        <w:pStyle w:val="Pargrafdellista"/>
+        <w:pStyle w:val="49"/>
         <w:numPr>
           <w:ilvl w:val="0"/>
           <w:numId w:val="9"/>
@@ -1465,7 +4463,7 @@
     </w:p>
     <w:p>
       <w:pPr>
-        <w:pStyle w:val="Pargrafdellista"/>
+        <w:pStyle w:val="49"/>
         <w:numPr>
           <w:ilvl w:val="0"/>
           <w:numId w:val="9"/>
@@ -1477,7 +4475,7 @@
     </w:p>
     <w:p>
       <w:pPr>
-        <w:pStyle w:val="Pargrafdellista"/>
+        <w:pStyle w:val="49"/>
         <w:numPr>
           <w:ilvl w:val="0"/>
           <w:numId w:val="9"/>
@@ -1493,23 +4491,634 @@
     <w:p>
       <w:pPr>
         <w:rPr>
+          <w:rFonts w:hint="default" w:ascii="Verdana" w:hAnsi="Verdana" w:eastAsia="Microsoft YaHei" w:cs="Verdana"/>
+          <w:b/>
+          <w:bCs/>
+          <w:sz w:val="18"/>
+          <w:szCs w:val="18"/>
+        </w:rPr>
+      </w:pPr>
+      <w:r>
+        <w:rPr>
+          <w:rFonts w:hint="default" w:ascii="Verdana" w:hAnsi="Verdana" w:eastAsia="Microsoft YaHei" w:cs="Verdana"/>
+          <w:b/>
+          <w:bCs/>
+          <w:sz w:val="18"/>
+          <w:szCs w:val="18"/>
+        </w:rPr>
+        <w:t>Targeta CRC</w:t>
+      </w:r>
+      <w:r>
+        <w:rPr>
+          <w:rFonts w:hint="default" w:ascii="Verdana" w:hAnsi="Verdana" w:eastAsia="Microsoft YaHei" w:cs="Verdana"/>
+          <w:b/>
+          <w:bCs/>
+          <w:sz w:val="18"/>
+          <w:szCs w:val="18"/>
+        </w:rPr>
+        <w:tab/>
+      </w:r>
+    </w:p>
+    <w:tbl>
+      <w:tblPr>
+        <w:tblStyle w:val="24"/>
+        <w:tblW w:w="8642" w:type="dxa"/>
+        <w:tblInd w:w="0" w:type="dxa"/>
+        <w:tblBorders>
+          <w:top w:val="single" w:color="auto" w:sz="4" w:space="0"/>
+          <w:left w:val="single" w:color="auto" w:sz="4" w:space="0"/>
+          <w:bottom w:val="single" w:color="auto" w:sz="4" w:space="0"/>
+          <w:right w:val="single" w:color="auto" w:sz="4" w:space="0"/>
+          <w:insideH w:val="single" w:color="auto" w:sz="4" w:space="0"/>
+          <w:insideV w:val="single" w:color="auto" w:sz="4" w:space="0"/>
+        </w:tblBorders>
+        <w:tblLayout w:type="autofit"/>
+        <w:tblCellMar>
+          <w:top w:w="0" w:type="dxa"/>
+          <w:left w:w="108" w:type="dxa"/>
+          <w:bottom w:w="0" w:type="dxa"/>
+          <w:right w:w="108" w:type="dxa"/>
+        </w:tblCellMar>
+      </w:tblPr>
+      <w:tblGrid>
+        <w:gridCol w:w="5098"/>
+        <w:gridCol w:w="3544"/>
+      </w:tblGrid>
+      <w:tr>
+        <w:tblPrEx>
+          <w:tblBorders>
+            <w:top w:val="single" w:color="auto" w:sz="4" w:space="0"/>
+            <w:left w:val="single" w:color="auto" w:sz="4" w:space="0"/>
+            <w:bottom w:val="single" w:color="auto" w:sz="4" w:space="0"/>
+            <w:right w:val="single" w:color="auto" w:sz="4" w:space="0"/>
+            <w:insideH w:val="single" w:color="auto" w:sz="4" w:space="0"/>
+            <w:insideV w:val="single" w:color="auto" w:sz="4" w:space="0"/>
+          </w:tblBorders>
+          <w:tblCellMar>
+            <w:top w:w="0" w:type="dxa"/>
+            <w:left w:w="108" w:type="dxa"/>
+            <w:bottom w:w="0" w:type="dxa"/>
+            <w:right w:w="108" w:type="dxa"/>
+          </w:tblCellMar>
+        </w:tblPrEx>
+        <w:tc>
+          <w:tcPr>
+            <w:tcW w:w="5098" w:type="dxa"/>
+          </w:tcPr>
+          <w:p>
+            <w:pPr>
+              <w:jc w:val="center"/>
+              <w:rPr>
+                <w:rFonts w:hint="default" w:ascii="Verdana" w:hAnsi="Verdana" w:eastAsia="Microsoft YaHei" w:cs="Verdana"/>
+                <w:b/>
+                <w:bCs/>
+                <w:sz w:val="18"/>
+                <w:szCs w:val="18"/>
+              </w:rPr>
+            </w:pPr>
+            <w:r>
+              <w:rPr>
+                <w:rFonts w:hint="default" w:ascii="Verdana" w:hAnsi="Verdana" w:eastAsia="Microsoft YaHei" w:cs="Verdana"/>
+                <w:b/>
+                <w:bCs/>
+                <w:sz w:val="18"/>
+                <w:szCs w:val="18"/>
+              </w:rPr>
+              <w:t>Responsabilitats</w:t>
+            </w:r>
+          </w:p>
+        </w:tc>
+        <w:tc>
+          <w:tcPr>
+            <w:tcW w:w="3544" w:type="dxa"/>
+          </w:tcPr>
+          <w:p>
+            <w:pPr>
+              <w:jc w:val="center"/>
+              <w:rPr>
+                <w:rFonts w:hint="default" w:ascii="Verdana" w:hAnsi="Verdana" w:eastAsia="Microsoft YaHei" w:cs="Verdana"/>
+                <w:b/>
+                <w:bCs/>
+                <w:sz w:val="18"/>
+                <w:szCs w:val="18"/>
+              </w:rPr>
+            </w:pPr>
+            <w:r>
+              <w:rPr>
+                <w:rFonts w:hint="default" w:ascii="Verdana" w:hAnsi="Verdana" w:eastAsia="Microsoft YaHei" w:cs="Verdana"/>
+                <w:b/>
+                <w:bCs/>
+                <w:sz w:val="18"/>
+                <w:szCs w:val="18"/>
+              </w:rPr>
+              <w:t>Col·laboradors</w:t>
+            </w:r>
+          </w:p>
+        </w:tc>
+      </w:tr>
+      <w:tr>
+        <w:tblPrEx>
+          <w:tblBorders>
+            <w:top w:val="single" w:color="auto" w:sz="4" w:space="0"/>
+            <w:left w:val="single" w:color="auto" w:sz="4" w:space="0"/>
+            <w:bottom w:val="single" w:color="auto" w:sz="4" w:space="0"/>
+            <w:right w:val="single" w:color="auto" w:sz="4" w:space="0"/>
+            <w:insideH w:val="single" w:color="auto" w:sz="4" w:space="0"/>
+            <w:insideV w:val="single" w:color="auto" w:sz="4" w:space="0"/>
+          </w:tblBorders>
+          <w:tblCellMar>
+            <w:top w:w="0" w:type="dxa"/>
+            <w:left w:w="108" w:type="dxa"/>
+            <w:bottom w:w="0" w:type="dxa"/>
+            <w:right w:w="108" w:type="dxa"/>
+          </w:tblCellMar>
+        </w:tblPrEx>
+        <w:tc>
+          <w:tcPr>
+            <w:tcW w:w="5098" w:type="dxa"/>
+          </w:tcPr>
+          <w:p>
+            <w:pPr>
+              <w:numPr>
+                <w:ilvl w:val="0"/>
+                <w:numId w:val="0"/>
+              </w:numPr>
+              <w:spacing w:line="240" w:lineRule="auto"/>
+              <w:jc w:val="left"/>
+              <w:rPr>
+                <w:rFonts w:hint="default" w:ascii="Verdana" w:hAnsi="Verdana" w:eastAsia="Microsoft YaHei" w:cs="Verdana"/>
+                <w:sz w:val="18"/>
+                <w:szCs w:val="18"/>
+              </w:rPr>
+            </w:pPr>
+            <w:r>
+              <w:rPr>
+                <w:rFonts w:hint="default" w:ascii="Verdana" w:hAnsi="Verdana" w:eastAsia="Microsoft YaHei" w:cs="Verdana"/>
+                <w:sz w:val="18"/>
+                <w:szCs w:val="18"/>
+              </w:rPr>
+              <w:t>- Guardar el nom del client, nombre de nits, preu per nit i estat.</w:t>
+            </w:r>
+          </w:p>
+        </w:tc>
+        <w:tc>
+          <w:tcPr>
+            <w:tcW w:w="3544" w:type="dxa"/>
+          </w:tcPr>
+          <w:p>
+            <w:pPr>
+              <w:numPr>
+                <w:ilvl w:val="0"/>
+                <w:numId w:val="2"/>
+              </w:numPr>
+              <w:spacing w:line="240" w:lineRule="auto"/>
+              <w:jc w:val="left"/>
+              <w:rPr>
+                <w:rFonts w:hint="default" w:ascii="Verdana" w:hAnsi="Verdana" w:eastAsia="Microsoft YaHei" w:cs="Verdana"/>
+                <w:sz w:val="18"/>
+                <w:szCs w:val="18"/>
+              </w:rPr>
+            </w:pPr>
+            <w:r>
+              <w:rPr>
+                <w:rFonts w:hint="default" w:ascii="Verdana" w:hAnsi="Verdana" w:eastAsia="Microsoft YaHei" w:cs="Verdana"/>
+                <w:sz w:val="18"/>
+                <w:szCs w:val="18"/>
+                <w:lang w:val="es-ES"/>
+              </w:rPr>
+              <w:t>Cap col·laborador</w:t>
+            </w:r>
+          </w:p>
+        </w:tc>
+      </w:tr>
+      <w:tr>
+        <w:tblPrEx>
+          <w:tblBorders>
+            <w:top w:val="single" w:color="auto" w:sz="4" w:space="0"/>
+            <w:left w:val="single" w:color="auto" w:sz="4" w:space="0"/>
+            <w:bottom w:val="single" w:color="auto" w:sz="4" w:space="0"/>
+            <w:right w:val="single" w:color="auto" w:sz="4" w:space="0"/>
+            <w:insideH w:val="single" w:color="auto" w:sz="4" w:space="0"/>
+            <w:insideV w:val="single" w:color="auto" w:sz="4" w:space="0"/>
+          </w:tblBorders>
+          <w:tblCellMar>
+            <w:top w:w="0" w:type="dxa"/>
+            <w:left w:w="108" w:type="dxa"/>
+            <w:bottom w:w="0" w:type="dxa"/>
+            <w:right w:w="108" w:type="dxa"/>
+          </w:tblCellMar>
+        </w:tblPrEx>
+        <w:tc>
+          <w:tcPr>
+            <w:tcW w:w="5098" w:type="dxa"/>
+          </w:tcPr>
+          <w:p>
+            <w:pPr>
+              <w:pStyle w:val="49"/>
+              <w:numPr>
+                <w:ilvl w:val="0"/>
+                <w:numId w:val="0"/>
+              </w:numPr>
+              <w:spacing w:line="240" w:lineRule="auto"/>
+              <w:jc w:val="left"/>
+              <w:rPr>
+                <w:rFonts w:hint="default" w:ascii="Verdana" w:hAnsi="Verdana" w:eastAsia="Microsoft YaHei" w:cs="Verdana"/>
+                <w:sz w:val="18"/>
+                <w:szCs w:val="18"/>
+              </w:rPr>
+            </w:pPr>
+            <w:r>
+              <w:rPr>
+                <w:rFonts w:hint="default" w:ascii="Verdana" w:hAnsi="Verdana" w:eastAsia="Microsoft YaHei" w:cs="Verdana"/>
+                <w:sz w:val="18"/>
+                <w:szCs w:val="18"/>
+              </w:rPr>
+              <w:t>- Consultar el nom del client i si la reserva està activa.</w:t>
+            </w:r>
+          </w:p>
+        </w:tc>
+        <w:tc>
+          <w:tcPr>
+            <w:tcW w:w="3544" w:type="dxa"/>
+          </w:tcPr>
+          <w:p>
+            <w:pPr>
+              <w:spacing w:line="240" w:lineRule="auto"/>
+              <w:jc w:val="left"/>
+              <w:rPr>
+                <w:rFonts w:hint="default" w:ascii="Verdana" w:hAnsi="Verdana" w:eastAsia="Microsoft YaHei" w:cs="Verdana"/>
+                <w:sz w:val="18"/>
+                <w:szCs w:val="18"/>
+              </w:rPr>
+            </w:pPr>
+          </w:p>
+        </w:tc>
+      </w:tr>
+      <w:tr>
+        <w:tblPrEx>
+          <w:tblBorders>
+            <w:top w:val="single" w:color="auto" w:sz="4" w:space="0"/>
+            <w:left w:val="single" w:color="auto" w:sz="4" w:space="0"/>
+            <w:bottom w:val="single" w:color="auto" w:sz="4" w:space="0"/>
+            <w:right w:val="single" w:color="auto" w:sz="4" w:space="0"/>
+            <w:insideH w:val="single" w:color="auto" w:sz="4" w:space="0"/>
+            <w:insideV w:val="single" w:color="auto" w:sz="4" w:space="0"/>
+          </w:tblBorders>
+          <w:tblCellMar>
+            <w:top w:w="0" w:type="dxa"/>
+            <w:left w:w="108" w:type="dxa"/>
+            <w:bottom w:w="0" w:type="dxa"/>
+            <w:right w:w="108" w:type="dxa"/>
+          </w:tblCellMar>
+        </w:tblPrEx>
+        <w:tc>
+          <w:tcPr>
+            <w:tcW w:w="5098" w:type="dxa"/>
+          </w:tcPr>
+          <w:p>
+            <w:pPr>
+              <w:pStyle w:val="49"/>
+              <w:numPr>
+                <w:ilvl w:val="0"/>
+                <w:numId w:val="0"/>
+              </w:numPr>
+              <w:spacing w:line="240" w:lineRule="auto"/>
+              <w:jc w:val="left"/>
+              <w:rPr>
+                <w:rFonts w:hint="default" w:ascii="Verdana" w:hAnsi="Verdana" w:eastAsia="Microsoft YaHei" w:cs="Verdana"/>
+                <w:sz w:val="18"/>
+                <w:szCs w:val="18"/>
+              </w:rPr>
+            </w:pPr>
+            <w:r>
+              <w:rPr>
+                <w:rFonts w:hint="default" w:ascii="Verdana" w:hAnsi="Verdana" w:eastAsia="Microsoft YaHei" w:cs="Verdana"/>
+                <w:sz w:val="18"/>
+                <w:szCs w:val="18"/>
+              </w:rPr>
+              <w:t>- Canviar el nombre de nits (només si la reserva està activa).</w:t>
+            </w:r>
+          </w:p>
+        </w:tc>
+        <w:tc>
+          <w:tcPr>
+            <w:tcW w:w="3544" w:type="dxa"/>
+          </w:tcPr>
+          <w:p>
+            <w:pPr>
+              <w:spacing w:line="240" w:lineRule="auto"/>
+              <w:jc w:val="left"/>
+              <w:rPr>
+                <w:rFonts w:hint="default" w:ascii="Verdana" w:hAnsi="Verdana" w:eastAsia="Microsoft YaHei" w:cs="Verdana"/>
+                <w:sz w:val="18"/>
+                <w:szCs w:val="18"/>
+              </w:rPr>
+            </w:pPr>
+          </w:p>
+        </w:tc>
+      </w:tr>
+      <w:tr>
+        <w:tblPrEx>
+          <w:tblBorders>
+            <w:top w:val="single" w:color="auto" w:sz="4" w:space="0"/>
+            <w:left w:val="single" w:color="auto" w:sz="4" w:space="0"/>
+            <w:bottom w:val="single" w:color="auto" w:sz="4" w:space="0"/>
+            <w:right w:val="single" w:color="auto" w:sz="4" w:space="0"/>
+            <w:insideH w:val="single" w:color="auto" w:sz="4" w:space="0"/>
+            <w:insideV w:val="single" w:color="auto" w:sz="4" w:space="0"/>
+          </w:tblBorders>
+          <w:tblCellMar>
+            <w:top w:w="0" w:type="dxa"/>
+            <w:left w:w="108" w:type="dxa"/>
+            <w:bottom w:w="0" w:type="dxa"/>
+            <w:right w:w="108" w:type="dxa"/>
+          </w:tblCellMar>
+        </w:tblPrEx>
+        <w:tc>
+          <w:tcPr>
+            <w:tcW w:w="5098" w:type="dxa"/>
+          </w:tcPr>
+          <w:p>
+            <w:pPr>
+              <w:pStyle w:val="49"/>
+              <w:numPr>
+                <w:ilvl w:val="0"/>
+                <w:numId w:val="0"/>
+              </w:numPr>
+              <w:spacing w:line="240" w:lineRule="auto"/>
+              <w:jc w:val="left"/>
+              <w:rPr>
+                <w:rFonts w:hint="default" w:ascii="Verdana" w:hAnsi="Verdana" w:eastAsia="Microsoft YaHei" w:cs="Verdana"/>
+                <w:sz w:val="18"/>
+                <w:szCs w:val="18"/>
+              </w:rPr>
+            </w:pPr>
+            <w:r>
+              <w:rPr>
+                <w:rFonts w:hint="default" w:ascii="Verdana" w:hAnsi="Verdana" w:eastAsia="Microsoft YaHei" w:cs="Verdana"/>
+                <w:sz w:val="18"/>
+                <w:szCs w:val="18"/>
+              </w:rPr>
+              <w:t>- Calcular el preu total de l'estada (</w:t>
+            </w:r>
+            <w:r>
+              <w:rPr>
+                <w:rStyle w:val="10"/>
+                <w:rFonts w:hint="default" w:ascii="Verdana" w:hAnsi="Verdana" w:eastAsia="Microsoft YaHei" w:cs="Verdana"/>
+                <w:sz w:val="18"/>
+                <w:szCs w:val="18"/>
+              </w:rPr>
+              <w:t>nombreNits * preuPerNit</w:t>
+            </w:r>
+            <w:r>
+              <w:rPr>
+                <w:rFonts w:hint="default" w:ascii="Verdana" w:hAnsi="Verdana" w:eastAsia="Microsoft YaHei" w:cs="Verdana"/>
+                <w:sz w:val="18"/>
+                <w:szCs w:val="18"/>
+              </w:rPr>
+              <w:t>).</w:t>
+            </w:r>
+          </w:p>
+        </w:tc>
+        <w:tc>
+          <w:tcPr>
+            <w:tcW w:w="3544" w:type="dxa"/>
+          </w:tcPr>
+          <w:p>
+            <w:pPr>
+              <w:spacing w:line="240" w:lineRule="auto"/>
+              <w:jc w:val="left"/>
+              <w:rPr>
+                <w:rFonts w:hint="default" w:ascii="Verdana" w:hAnsi="Verdana" w:eastAsia="Microsoft YaHei" w:cs="Verdana"/>
+                <w:sz w:val="18"/>
+                <w:szCs w:val="18"/>
+              </w:rPr>
+            </w:pPr>
+          </w:p>
+        </w:tc>
+      </w:tr>
+      <w:tr>
+        <w:tblPrEx>
+          <w:tblBorders>
+            <w:top w:val="single" w:color="auto" w:sz="4" w:space="0"/>
+            <w:left w:val="single" w:color="auto" w:sz="4" w:space="0"/>
+            <w:bottom w:val="single" w:color="auto" w:sz="4" w:space="0"/>
+            <w:right w:val="single" w:color="auto" w:sz="4" w:space="0"/>
+            <w:insideH w:val="single" w:color="auto" w:sz="4" w:space="0"/>
+            <w:insideV w:val="single" w:color="auto" w:sz="4" w:space="0"/>
+          </w:tblBorders>
+          <w:tblCellMar>
+            <w:top w:w="0" w:type="dxa"/>
+            <w:left w:w="108" w:type="dxa"/>
+            <w:bottom w:w="0" w:type="dxa"/>
+            <w:right w:w="108" w:type="dxa"/>
+          </w:tblCellMar>
+        </w:tblPrEx>
+        <w:tc>
+          <w:tcPr>
+            <w:tcW w:w="5098" w:type="dxa"/>
+          </w:tcPr>
+          <w:p>
+            <w:pPr>
+              <w:pStyle w:val="49"/>
+              <w:numPr>
+                <w:ilvl w:val="0"/>
+                <w:numId w:val="0"/>
+              </w:numPr>
+              <w:spacing w:line="240" w:lineRule="auto"/>
+              <w:jc w:val="left"/>
+              <w:rPr>
+                <w:rFonts w:hint="default" w:ascii="Verdana" w:hAnsi="Verdana" w:eastAsia="Microsoft YaHei" w:cs="Verdana"/>
+                <w:sz w:val="18"/>
+                <w:szCs w:val="18"/>
+              </w:rPr>
+            </w:pPr>
+            <w:r>
+              <w:rPr>
+                <w:rFonts w:hint="default" w:ascii="Verdana" w:hAnsi="Verdana" w:eastAsia="Microsoft YaHei" w:cs="Verdana"/>
+                <w:sz w:val="18"/>
+                <w:szCs w:val="18"/>
+              </w:rPr>
+              <w:t>- Cancel·lar la reserva.</w:t>
+            </w:r>
+          </w:p>
+        </w:tc>
+        <w:tc>
+          <w:tcPr>
+            <w:tcW w:w="3544" w:type="dxa"/>
+          </w:tcPr>
+          <w:p>
+            <w:pPr>
+              <w:spacing w:line="240" w:lineRule="auto"/>
+              <w:jc w:val="left"/>
+              <w:rPr>
+                <w:rFonts w:hint="default" w:ascii="Verdana" w:hAnsi="Verdana" w:eastAsia="Microsoft YaHei" w:cs="Verdana"/>
+                <w:sz w:val="18"/>
+                <w:szCs w:val="18"/>
+              </w:rPr>
+            </w:pPr>
+          </w:p>
+        </w:tc>
+      </w:tr>
+    </w:tbl>
+    <w:p>
+      <w:pPr>
+        <w:ind w:right="0" w:rightChars="0"/>
+        <w:rPr>
+          <w:rFonts w:hint="default" w:ascii="Verdana" w:hAnsi="Verdana" w:eastAsia="Microsoft YaHei" w:cs="Verdana"/>
+          <w:b/>
+          <w:bCs/>
+          <w:sz w:val="18"/>
+          <w:szCs w:val="18"/>
+          <w:lang w:val="en-US" w:eastAsia="es-ES"/>
+        </w:rPr>
+      </w:pPr>
+    </w:p>
+    <w:p>
+      <w:pPr>
+        <w:ind w:right="0" w:rightChars="0"/>
+        <w:rPr>
+          <w:rFonts w:hint="default" w:ascii="Verdana" w:hAnsi="Verdana" w:eastAsia="Microsoft YaHei" w:cs="Verdana"/>
+          <w:b/>
+          <w:bCs/>
+          <w:sz w:val="18"/>
+          <w:szCs w:val="18"/>
+          <w:lang w:val="en-US" w:eastAsia="es-ES"/>
+        </w:rPr>
+      </w:pPr>
+    </w:p>
+    <w:p>
+      <w:pPr>
+        <w:ind w:right="0" w:rightChars="0"/>
+        <w:rPr>
+          <w:rFonts w:hint="default" w:ascii="Verdana" w:hAnsi="Verdana" w:eastAsia="Microsoft YaHei" w:cs="Verdana"/>
+          <w:b/>
+          <w:bCs/>
+          <w:sz w:val="18"/>
+          <w:szCs w:val="18"/>
+          <w:lang w:val="en-US" w:eastAsia="es-ES"/>
+        </w:rPr>
+      </w:pPr>
+    </w:p>
+    <w:p>
+      <w:pPr>
+        <w:ind w:right="0" w:rightChars="0"/>
+        <w:rPr>
+          <w:rFonts w:hint="default" w:ascii="Verdana" w:hAnsi="Verdana" w:eastAsia="Microsoft YaHei" w:cs="Verdana"/>
+          <w:b/>
+          <w:bCs/>
+          <w:sz w:val="18"/>
+          <w:szCs w:val="18"/>
+          <w:lang w:val="en-US" w:eastAsia="es-ES"/>
+        </w:rPr>
+      </w:pPr>
+    </w:p>
+    <w:p>
+      <w:pPr>
+        <w:ind w:right="0" w:rightChars="0"/>
+        <w:rPr>
+          <w:rFonts w:hint="default" w:ascii="Verdana" w:hAnsi="Verdana" w:eastAsia="Microsoft YaHei" w:cs="Verdana"/>
+          <w:b/>
+          <w:bCs/>
+          <w:sz w:val="18"/>
+          <w:szCs w:val="18"/>
+          <w:lang w:val="en-US" w:eastAsia="es-ES"/>
+        </w:rPr>
+      </w:pPr>
+    </w:p>
+    <w:p>
+      <w:pPr>
+        <w:ind w:right="0" w:rightChars="0"/>
+        <w:rPr>
+          <w:rFonts w:hint="default" w:ascii="Verdana" w:hAnsi="Verdana" w:eastAsia="Microsoft YaHei" w:cs="Verdana"/>
+          <w:b/>
+          <w:bCs/>
+          <w:sz w:val="18"/>
+          <w:szCs w:val="18"/>
+          <w:lang w:val="en-US" w:eastAsia="es-ES"/>
+        </w:rPr>
+      </w:pPr>
+      <w:r>
+        <w:rPr>
+          <w:rFonts w:hint="default" w:ascii="Verdana" w:hAnsi="Verdana" w:eastAsia="Microsoft YaHei" w:cs="Verdana"/>
+          <w:b/>
+          <w:bCs/>
+          <w:sz w:val="18"/>
+          <w:szCs w:val="18"/>
+          <w:lang w:val="en-US" w:eastAsia="es-ES"/>
+        </w:rPr>
+        <w:t>UML</w:t>
+      </w:r>
+    </w:p>
+    <w:p>
+      <w:pPr>
+        <w:ind w:right="0" w:rightChars="0"/>
+        <w:rPr>
+          <w:rFonts w:hint="eastAsia" w:ascii="Microsoft YaHei" w:hAnsi="Microsoft YaHei" w:eastAsia="Microsoft YaHei" w:cs="Microsoft YaHei"/>
+          <w:b/>
+          <w:bCs/>
+          <w:sz w:val="18"/>
+          <w:szCs w:val="18"/>
+          <w:lang w:val="en-US" w:eastAsia="es-ES"/>
+        </w:rPr>
+      </w:pPr>
+    </w:p>
+    <w:p>
+      <w:pPr>
+        <w:jc w:val="center"/>
+        <w:rPr>
           <w:lang w:eastAsia="es-ES"/>
         </w:rPr>
       </w:pPr>
-    </w:p>
-    <w:p>
-      <w:pPr>
-        <w:pStyle w:val="Ttol1"/>
-      </w:pPr>
-      <w:r>
-        <w:lastRenderedPageBreak/>
-        <w:t>Lliurament</w:t>
-      </w:r>
-      <w:r>
-        <w:t xml:space="preserve"> de la </w:t>
-      </w:r>
-      <w:r>
-        <w:t>pràctica</w:t>
+      <w:r>
+        <w:rPr>
+          <w:lang w:eastAsia="es-ES"/>
+        </w:rPr>
+        <w:drawing>
+          <wp:inline distT="0" distB="0" distL="114300" distR="114300">
+            <wp:extent cx="2495550" cy="3733800"/>
+            <wp:effectExtent l="0" t="0" r="0" b="0"/>
+            <wp:docPr id="12" name="Imagen 12" descr="diagrama7"/>
+            <wp:cNvGraphicFramePr>
+              <a:graphicFrameLocks xmlns:a="http://schemas.openxmlformats.org/drawingml/2006/main" noChangeAspect="1"/>
+            </wp:cNvGraphicFramePr>
+            <a:graphic xmlns:a="http://schemas.openxmlformats.org/drawingml/2006/main">
+              <a:graphicData uri="http://schemas.openxmlformats.org/drawingml/2006/picture">
+                <pic:pic xmlns:pic="http://schemas.openxmlformats.org/drawingml/2006/picture">
+                  <pic:nvPicPr>
+                    <pic:cNvPr id="12" name="Imagen 12" descr="diagrama7"/>
+                    <pic:cNvPicPr>
+                      <a:picLocks noChangeAspect="1"/>
+                    </pic:cNvPicPr>
+                  </pic:nvPicPr>
+                  <pic:blipFill>
+                    <a:blip r:embed="rId13"/>
+                    <a:stretch>
+                      <a:fillRect/>
+                    </a:stretch>
+                  </pic:blipFill>
+                  <pic:spPr>
+                    <a:xfrm>
+                      <a:off x="0" y="0"/>
+                      <a:ext cx="2495550" cy="3733800"/>
+                    </a:xfrm>
+                    <a:prstGeom prst="rect">
+                      <a:avLst/>
+                    </a:prstGeom>
+                  </pic:spPr>
+                </pic:pic>
+              </a:graphicData>
+            </a:graphic>
+          </wp:inline>
+        </w:drawing>
+      </w:r>
+    </w:p>
+    <w:p>
+      <w:pPr>
+        <w:pStyle w:val="2"/>
+      </w:pPr>
+      <w:r>
+        <w:t>Lliurament de la pràctica</w:t>
       </w:r>
     </w:p>
     <w:p>
@@ -1519,55 +5128,36 @@
     </w:p>
     <w:p>
       <w:r>
-        <w:t xml:space="preserve">S’ha de lliurar un arxiu ZIP que contingui les solucions en C++ als exercicis. </w:t>
-      </w:r>
-      <w:r>
-        <w:t xml:space="preserve">També un enllaç al </w:t>
-      </w:r>
-      <w:proofErr w:type="spellStart"/>
-      <w:r>
-        <w:t>repositori</w:t>
-      </w:r>
-      <w:proofErr w:type="spellEnd"/>
-      <w:r>
-        <w:t xml:space="preserve"> de </w:t>
-      </w:r>
-      <w:proofErr w:type="spellStart"/>
-      <w:r>
-        <w:t>github</w:t>
-      </w:r>
-      <w:proofErr w:type="spellEnd"/>
-      <w:r>
-        <w:t>.</w:t>
+        <w:t>S’ha de lliurar un arxiu ZIP que contingui les solucions en C++ als exercicis. També un enllaç al repositori de github.</w:t>
       </w:r>
     </w:p>
     <w:sectPr>
-      <w:headerReference w:type="default" r:id="rId9"/>
+      <w:headerReference r:id="rId5" w:type="default"/>
       <w:pgSz w:w="11906" w:h="16838"/>
       <w:pgMar w:top="1418" w:right="1701" w:bottom="1418" w:left="1701" w:header="709" w:footer="709" w:gutter="0"/>
-      <w:cols w:space="708"/>
-      <w:docGrid w:linePitch="382"/>
+      <w:cols w:space="708" w:num="1"/>
+      <w:docGrid w:linePitch="382" w:charSpace="0"/>
     </w:sectPr>
   </w:body>
 </w:document>
 </file>
 
 <file path=word/endnotes.xml><?xml version="1.0" encoding="utf-8"?>
-<w:endnotes xmlns:wpc="http://schemas.microsoft.com/office/word/2010/wordprocessingCanvas" xmlns:cx="http://schemas.microsoft.com/office/drawing/2014/chartex" xmlns:cx1="http://schemas.microsoft.com/office/drawing/2015/9/8/chartex" xmlns:cx2="http://schemas.microsoft.com/office/drawing/2015/10/21/chartex" xmlns:cx3="http://schemas.microsoft.com/office/drawing/2016/5/9/chartex" xmlns:cx4="http://schemas.microsoft.com/office/drawing/2016/5/10/chartex" xmlns:cx5="http://schemas.microsoft.com/office/drawing/2016/5/11/chartex" xmlns:cx6="http://schemas.microsoft.com/office/drawing/2016/5/12/chartex" xmlns:cx7="http://schemas.microsoft.com/office/drawing/2016/5/13/chartex" xmlns:cx8="http://schemas.microsoft.com/office/drawing/2016/5/14/chartex" xmlns:mc="http://schemas.openxmlformats.org/markup-compatibility/2006" xmlns:aink="http://schemas.microsoft.com/office/drawing/2016/ink" xmlns:am3d="http://schemas.microsoft.com/office/drawing/2017/model3d" xmlns:o="urn:schemas-microsoft-com:office:office" xmlns:oel="http://schemas.microsoft.com/office/2019/extlst" xmlns:r="http://schemas.openxmlformats.org/officeDocument/2006/relationships" xmlns:m="http://schemas.openxmlformats.org/officeDocument/2006/math" xmlns:v="urn:schemas-microsoft-com:vml" xmlns:wp14="http://schemas.microsoft.com/office/word/2010/wordprocessingDrawing" xmlns:wp="http://schemas.openxmlformats.org/drawingml/2006/wordprocessingDrawing" xmlns:w10="urn:schemas-microsoft-com:office:word" xmlns:w="http://schemas.openxmlformats.org/wordprocessingml/2006/main" xmlns:w14="http://schemas.microsoft.com/office/word/2010/wordml" xmlns:w15="http://schemas.microsoft.com/office/word/2012/wordml" xmlns:w16cex="http://schemas.microsoft.com/office/word/2018/wordml/cex" xmlns:w16cid="http://schemas.microsoft.com/office/word/2016/wordml/cid" xmlns:w16="http://schemas.microsoft.com/office/word/2018/wordml" xmlns:w16sdtdh="http://schemas.microsoft.com/office/word/2020/wordml/sdtdatahash" xmlns:w16se="http://schemas.microsoft.com/office/word/2015/wordml/symex" xmlns:wpg="http://schemas.microsoft.com/office/word/2010/wordprocessingGroup" xmlns:wpi="http://schemas.microsoft.com/office/word/2010/wordprocessingInk" xmlns:wne="http://schemas.microsoft.com/office/word/2006/wordml" xmlns:wps="http://schemas.microsoft.com/office/word/2010/wordprocessingShape" mc:Ignorable="w14 w15 w16se w16cid w16 w16cex w16sdtdh wp14">
-  <w:endnote w:type="separator" w:id="-1">
-    <w:p>
-      <w:pPr>
-        <w:spacing w:after="0" w:line="240" w:lineRule="auto"/>
+<w:endnotes xmlns:wpc="http://schemas.microsoft.com/office/word/2010/wordprocessingCanvas" xmlns:mc="http://schemas.openxmlformats.org/markup-compatibility/2006" xmlns:o="urn:schemas-microsoft-com:office:office" xmlns:r="http://schemas.openxmlformats.org/officeDocument/2006/relationships" xmlns:m="http://schemas.openxmlformats.org/officeDocument/2006/math" xmlns:v="urn:schemas-microsoft-com:vml" xmlns:wp14="http://schemas.microsoft.com/office/word/2010/wordprocessingDrawing" xmlns:wp="http://schemas.openxmlformats.org/drawingml/2006/wordprocessingDrawing" xmlns:w="http://schemas.openxmlformats.org/wordprocessingml/2006/main" xmlns:w14="http://schemas.microsoft.com/office/word/2010/wordml" xmlns:w15="http://schemas.microsoft.com/office/word/2012/wordml" xmlns:w10="urn:schemas-microsoft-com:office:word" xmlns:wpg="http://schemas.microsoft.com/office/word/2010/wordprocessingGroup" xmlns:wpi="http://schemas.microsoft.com/office/word/2010/wordprocessingInk" xmlns:wne="http://schemas.microsoft.com/office/word/2006/wordml" xmlns:wps="http://schemas.microsoft.com/office/word/2010/wordprocessingShape" xmlns:wpsCustomData="http://www.wps.cn/officeDocument/2013/wpsCustomData" mc:Ignorable="w14 w15 wp14">
+  <w:endnote w:type="separator" w:id="0">
+    <w:p>
+      <w:pPr>
+        <w:spacing w:line="240" w:lineRule="auto"/>
       </w:pPr>
       <w:r>
         <w:separator/>
       </w:r>
     </w:p>
   </w:endnote>
-  <w:endnote w:type="continuationSeparator" w:id="0">
-    <w:p>
-      <w:pPr>
-        <w:spacing w:after="0" w:line="240" w:lineRule="auto"/>
+  <w:endnote w:type="continuationSeparator" w:id="1">
+    <w:p>
+      <w:pPr>
+        <w:spacing w:line="240" w:lineRule="auto"/>
       </w:pPr>
       <w:r>
         <w:continuationSeparator/>
@@ -1578,21 +5168,21 @@
 </file>
 
 <file path=word/footnotes.xml><?xml version="1.0" encoding="utf-8"?>
-<w:footnotes xmlns:wpc="http://schemas.microsoft.com/office/word/2010/wordprocessingCanvas" xmlns:cx="http://schemas.microsoft.com/office/drawing/2014/chartex" xmlns:cx1="http://schemas.microsoft.com/office/drawing/2015/9/8/chartex" xmlns:cx2="http://schemas.microsoft.com/office/drawing/2015/10/21/chartex" xmlns:cx3="http://schemas.microsoft.com/office/drawing/2016/5/9/chartex" xmlns:cx4="http://schemas.microsoft.com/office/drawing/2016/5/10/chartex" xmlns:cx5="http://schemas.microsoft.com/office/drawing/2016/5/11/chartex" xmlns:cx6="http://schemas.microsoft.com/office/drawing/2016/5/12/chartex" xmlns:cx7="http://schemas.microsoft.com/office/drawing/2016/5/13/chartex" xmlns:cx8="http://schemas.microsoft.com/office/drawing/2016/5/14/chartex" xmlns:mc="http://schemas.openxmlformats.org/markup-compatibility/2006" xmlns:aink="http://schemas.microsoft.com/office/drawing/2016/ink" xmlns:am3d="http://schemas.microsoft.com/office/drawing/2017/model3d" xmlns:o="urn:schemas-microsoft-com:office:office" xmlns:oel="http://schemas.microsoft.com/office/2019/extlst" xmlns:r="http://schemas.openxmlformats.org/officeDocument/2006/relationships" xmlns:m="http://schemas.openxmlformats.org/officeDocument/2006/math" xmlns:v="urn:schemas-microsoft-com:vml" xmlns:wp14="http://schemas.microsoft.com/office/word/2010/wordprocessingDrawing" xmlns:wp="http://schemas.openxmlformats.org/drawingml/2006/wordprocessingDrawing" xmlns:w10="urn:schemas-microsoft-com:office:word" xmlns:w="http://schemas.openxmlformats.org/wordprocessingml/2006/main" xmlns:w14="http://schemas.microsoft.com/office/word/2010/wordml" xmlns:w15="http://schemas.microsoft.com/office/word/2012/wordml" xmlns:w16cex="http://schemas.microsoft.com/office/word/2018/wordml/cex" xmlns:w16cid="http://schemas.microsoft.com/office/word/2016/wordml/cid" xmlns:w16="http://schemas.microsoft.com/office/word/2018/wordml" xmlns:w16sdtdh="http://schemas.microsoft.com/office/word/2020/wordml/sdtdatahash" xmlns:w16se="http://schemas.microsoft.com/office/word/2015/wordml/symex" xmlns:wpg="http://schemas.microsoft.com/office/word/2010/wordprocessingGroup" xmlns:wpi="http://schemas.microsoft.com/office/word/2010/wordprocessingInk" xmlns:wne="http://schemas.microsoft.com/office/word/2006/wordml" xmlns:wps="http://schemas.microsoft.com/office/word/2010/wordprocessingShape" mc:Ignorable="w14 w15 w16se w16cid w16 w16cex w16sdtdh wp14">
-  <w:footnote w:type="separator" w:id="-1">
-    <w:p>
-      <w:pPr>
-        <w:spacing w:after="0" w:line="240" w:lineRule="auto"/>
+<w:footnotes xmlns:wpc="http://schemas.microsoft.com/office/word/2010/wordprocessingCanvas" xmlns:mc="http://schemas.openxmlformats.org/markup-compatibility/2006" xmlns:o="urn:schemas-microsoft-com:office:office" xmlns:r="http://schemas.openxmlformats.org/officeDocument/2006/relationships" xmlns:m="http://schemas.openxmlformats.org/officeDocument/2006/math" xmlns:v="urn:schemas-microsoft-com:vml" xmlns:wp14="http://schemas.microsoft.com/office/word/2010/wordprocessingDrawing" xmlns:wp="http://schemas.openxmlformats.org/drawingml/2006/wordprocessingDrawing" xmlns:w="http://schemas.openxmlformats.org/wordprocessingml/2006/main" xmlns:w14="http://schemas.microsoft.com/office/word/2010/wordml" xmlns:w15="http://schemas.microsoft.com/office/word/2012/wordml" xmlns:w10="urn:schemas-microsoft-com:office:word" xmlns:wpg="http://schemas.microsoft.com/office/word/2010/wordprocessingGroup" xmlns:wpi="http://schemas.microsoft.com/office/word/2010/wordprocessingInk" xmlns:wne="http://schemas.microsoft.com/office/word/2006/wordml" xmlns:wps="http://schemas.microsoft.com/office/word/2010/wordprocessingShape" xmlns:wpsCustomData="http://www.wps.cn/officeDocument/2013/wpsCustomData" mc:Ignorable="w14 w15 wp14">
+  <w:footnote w:type="separator" w:id="0">
+    <w:p>
+      <w:pPr>
+        <w:spacing w:before="0" w:after="0" w:line="360" w:lineRule="auto"/>
       </w:pPr>
       <w:r>
         <w:separator/>
       </w:r>
     </w:p>
   </w:footnote>
-  <w:footnote w:type="continuationSeparator" w:id="0">
-    <w:p>
-      <w:pPr>
-        <w:spacing w:after="0" w:line="240" w:lineRule="auto"/>
+  <w:footnote w:type="continuationSeparator" w:id="1">
+    <w:p>
+      <w:pPr>
+        <w:spacing w:before="0" w:after="0" w:line="360" w:lineRule="auto"/>
       </w:pPr>
       <w:r>
         <w:continuationSeparator/>
@@ -1603,23 +5193,22 @@
 </file>
 
 <file path=word/header1.xml><?xml version="1.0" encoding="utf-8"?>
-<w:hdr xmlns:wpc="http://schemas.microsoft.com/office/word/2010/wordprocessingCanvas" xmlns:cx="http://schemas.microsoft.com/office/drawing/2014/chartex" xmlns:cx1="http://schemas.microsoft.com/office/drawing/2015/9/8/chartex" xmlns:cx2="http://schemas.microsoft.com/office/drawing/2015/10/21/chartex" xmlns:cx3="http://schemas.microsoft.com/office/drawing/2016/5/9/chartex" xmlns:cx4="http://schemas.microsoft.com/office/drawing/2016/5/10/chartex" xmlns:cx5="http://schemas.microsoft.com/office/drawing/2016/5/11/chartex" xmlns:cx6="http://schemas.microsoft.com/office/drawing/2016/5/12/chartex" xmlns:cx7="http://schemas.microsoft.com/office/drawing/2016/5/13/chartex" xmlns:cx8="http://schemas.microsoft.com/office/drawing/2016/5/14/chartex" xmlns:mc="http://schemas.openxmlformats.org/markup-compatibility/2006" xmlns:aink="http://schemas.microsoft.com/office/drawing/2016/ink" xmlns:am3d="http://schemas.microsoft.com/office/drawing/2017/model3d" xmlns:o="urn:schemas-microsoft-com:office:office" xmlns:oel="http://schemas.microsoft.com/office/2019/extlst" xmlns:r="http://schemas.openxmlformats.org/officeDocument/2006/relationships" xmlns:m="http://schemas.openxmlformats.org/officeDocument/2006/math" xmlns:v="urn:schemas-microsoft-com:vml" xmlns:wp14="http://schemas.microsoft.com/office/word/2010/wordprocessingDrawing" xmlns:wp="http://schemas.openxmlformats.org/drawingml/2006/wordprocessingDrawing" xmlns:w10="urn:schemas-microsoft-com:office:word" xmlns:w="http://schemas.openxmlformats.org/wordprocessingml/2006/main" xmlns:w14="http://schemas.microsoft.com/office/word/2010/wordml" xmlns:w15="http://schemas.microsoft.com/office/word/2012/wordml" xmlns:w16cex="http://schemas.microsoft.com/office/word/2018/wordml/cex" xmlns:w16cid="http://schemas.microsoft.com/office/word/2016/wordml/cid" xmlns:w16="http://schemas.microsoft.com/office/word/2018/wordml" xmlns:w16sdtdh="http://schemas.microsoft.com/office/word/2020/wordml/sdtdatahash" xmlns:w16se="http://schemas.microsoft.com/office/word/2015/wordml/symex" xmlns:wpg="http://schemas.microsoft.com/office/word/2010/wordprocessingGroup" xmlns:wpi="http://schemas.microsoft.com/office/word/2010/wordprocessingInk" xmlns:wne="http://schemas.microsoft.com/office/word/2006/wordml" xmlns:wps="http://schemas.microsoft.com/office/word/2010/wordprocessingShape" mc:Ignorable="w14 w15 w16se w16cid w16 w16cex w16sdtdh wp14">
+<w:hdr xmlns:wpc="http://schemas.microsoft.com/office/word/2010/wordprocessingCanvas" xmlns:mc="http://schemas.openxmlformats.org/markup-compatibility/2006" xmlns:o="urn:schemas-microsoft-com:office:office" xmlns:r="http://schemas.openxmlformats.org/officeDocument/2006/relationships" xmlns:m="http://schemas.openxmlformats.org/officeDocument/2006/math" xmlns:v="urn:schemas-microsoft-com:vml" xmlns:wp14="http://schemas.microsoft.com/office/word/2010/wordprocessingDrawing" xmlns:wp="http://schemas.openxmlformats.org/drawingml/2006/wordprocessingDrawing" xmlns:w10="urn:schemas-microsoft-com:office:word" xmlns:w="http://schemas.openxmlformats.org/wordprocessingml/2006/main" xmlns:w14="http://schemas.microsoft.com/office/word/2010/wordml" xmlns:w15="http://schemas.microsoft.com/office/word/2012/wordml" xmlns:wpg="http://schemas.microsoft.com/office/word/2010/wordprocessingGroup" xmlns:wpi="http://schemas.microsoft.com/office/word/2010/wordprocessingInk" xmlns:wne="http://schemas.microsoft.com/office/word/2006/wordml" xmlns:wps="http://schemas.microsoft.com/office/word/2010/wordprocessingShape" xmlns:wpsCustomData="http://www.wps.cn/officeDocument/2013/wpsCustomData" mc:Ignorable="w14 w15 wp14">
   <w:p>
     <w:pPr>
-      <w:pStyle w:val="Capalera"/>
+      <w:pStyle w:val="21"/>
       <w:rPr>
         <w:lang w:val="es-ES"/>
       </w:rPr>
     </w:pPr>
     <w:r>
       <w:rPr>
-        <w:noProof/>
         <w:lang w:val="es-ES" w:eastAsia="es-ES"/>
       </w:rPr>
       <mc:AlternateContent>
         <mc:Choice Requires="wps">
           <w:drawing>
-            <wp:anchor distT="0" distB="0" distL="114300" distR="114300" simplePos="0" relativeHeight="251657728" behindDoc="0" locked="0" layoutInCell="1" allowOverlap="1" wp14:anchorId="2A4D325F" wp14:editId="1EB6BB68">
+            <wp:anchor distT="0" distB="0" distL="114300" distR="114300" simplePos="0" relativeHeight="251659264" behindDoc="0" locked="0" layoutInCell="1" allowOverlap="1">
               <wp:simplePos x="0" y="0"/>
               <wp:positionH relativeFrom="column">
                 <wp:posOffset>7747000</wp:posOffset>
@@ -1631,9 +5220,7 @@
               <wp:effectExtent l="3175" t="1270" r="4445" b="3810"/>
               <wp:wrapNone/>
               <wp:docPr id="2" name="Text Box 2"/>
-              <wp:cNvGraphicFramePr>
-                <a:graphicFrameLocks xmlns:a="http://schemas.openxmlformats.org/drawingml/2006/main"/>
-              </wp:cNvGraphicFramePr>
+              <wp:cNvGraphicFramePr/>
               <a:graphic xmlns:a="http://schemas.openxmlformats.org/drawingml/2006/main">
                 <a:graphicData uri="http://schemas.microsoft.com/office/word/2010/wordprocessingShape">
                   <wps:wsp>
@@ -1652,25 +5239,6 @@
                       <a:ln>
                         <a:noFill/>
                       </a:ln>
-                      <a:extLst>
-                        <a:ext uri="{909E8E84-426E-40DD-AFC4-6F175D3DCCD1}">
-                          <a14:hiddenFill xmlns:a14="http://schemas.microsoft.com/office/drawing/2010/main">
-                            <a:solidFill>
-                              <a:srgbClr val="FFFFFF"/>
-                            </a:solidFill>
-                          </a14:hiddenFill>
-                        </a:ext>
-                        <a:ext uri="{91240B29-F687-4F45-9708-019B960494DF}">
-                          <a14:hiddenLine xmlns:a14="http://schemas.microsoft.com/office/drawing/2010/main" w="9525">
-                            <a:solidFill>
-                              <a:srgbClr val="000000"/>
-                            </a:solidFill>
-                            <a:miter lim="800000"/>
-                            <a:headEnd/>
-                            <a:tailEnd/>
-                          </a14:hiddenLine>
-                        </a:ext>
-                      </a:extLst>
                     </wps:spPr>
                     <wps:txbx>
                       <w:txbxContent>
@@ -1685,39 +5253,13 @@
                               <w:szCs w:val="16"/>
                             </w:rPr>
                           </w:pPr>
-                          <w:proofErr w:type="spellStart"/>
                           <w:r>
                             <w:rPr>
                               <w:rFonts w:cs="Arial"/>
                               <w:sz w:val="16"/>
                               <w:szCs w:val="16"/>
                             </w:rPr>
-                            <w:t>Se</w:t>
-                          </w:r>
-                          <w:r>
-                            <w:rPr>
-                              <w:rFonts w:cs="Arial"/>
-                              <w:sz w:val="16"/>
-                              <w:szCs w:val="16"/>
-                            </w:rPr>
-                            <w:t>mana</w:t>
-                          </w:r>
-                          <w:proofErr w:type="spellEnd"/>
-                          <w:r>
-                            <w:rPr>
-                              <w:rFonts w:cs="Arial"/>
-                              <w:sz w:val="16"/>
-                              <w:szCs w:val="16"/>
-                            </w:rPr>
-                            <w:t>:</w:t>
-                          </w:r>
-                          <w:r>
-                            <w:rPr>
-                              <w:rFonts w:cs="Arial"/>
-                              <w:sz w:val="16"/>
-                              <w:szCs w:val="16"/>
-                            </w:rPr>
-                            <w:t xml:space="preserve"> </w:t>
+                            <w:t xml:space="preserve">Semana: </w:t>
                           </w:r>
                           <w:r>
                             <w:rPr>
@@ -1740,31 +5282,13 @@
                               <w:szCs w:val="16"/>
                             </w:rPr>
                           </w:pPr>
-                          <w:proofErr w:type="spellStart"/>
                           <w:r>
                             <w:rPr>
                               <w:rFonts w:cs="Arial"/>
                               <w:sz w:val="16"/>
                               <w:szCs w:val="16"/>
                             </w:rPr>
-                            <w:t>A</w:t>
-                          </w:r>
-                          <w:r>
-                            <w:rPr>
-                              <w:rFonts w:cs="Arial"/>
-                              <w:sz w:val="16"/>
-                              <w:szCs w:val="16"/>
-                            </w:rPr>
-                            <w:t>signatura</w:t>
-                          </w:r>
-                          <w:proofErr w:type="spellEnd"/>
-                          <w:r>
-                            <w:rPr>
-                              <w:rFonts w:cs="Arial"/>
-                              <w:sz w:val="16"/>
-                              <w:szCs w:val="16"/>
-                            </w:rPr>
-                            <w:t xml:space="preserve">: </w:t>
+                            <w:t xml:space="preserve">Asignatura: </w:t>
                           </w:r>
                           <w:r>
                             <w:rPr>
@@ -1793,15 +5317,7 @@
                               <w:sz w:val="16"/>
                               <w:szCs w:val="16"/>
                             </w:rPr>
-                            <w:t>T</w:t>
-                          </w:r>
-                          <w:r>
-                            <w:rPr>
-                              <w:rFonts w:cs="Arial"/>
-                              <w:sz w:val="16"/>
-                              <w:szCs w:val="16"/>
-                            </w:rPr>
-                            <w:t xml:space="preserve">ema </w:t>
+                            <w:t xml:space="preserve">Tema </w:t>
                           </w:r>
                           <w:r>
                             <w:rPr>
@@ -1821,22 +5337,16 @@
                   </wps:wsp>
                 </a:graphicData>
               </a:graphic>
-              <wp14:sizeRelH relativeFrom="page">
-                <wp14:pctWidth>0</wp14:pctWidth>
-              </wp14:sizeRelH>
-              <wp14:sizeRelV relativeFrom="page">
-                <wp14:pctHeight>0</wp14:pctHeight>
-              </wp14:sizeRelV>
             </wp:anchor>
           </w:drawing>
         </mc:Choice>
         <mc:Fallback>
           <w:pict>
-            <v:shapetype w14:anchorId="2A4D325F" id="_x0000_t202" coordsize="21600,21600" o:spt="202" path="m,l,21600r21600,l21600,xe">
-              <v:stroke joinstyle="miter"/>
-              <v:path gradientshapeok="t" o:connecttype="rect"/>
-            </v:shapetype>
-            <v:shape id="Text Box 2" o:spid="_x0000_s1026" type="#_x0000_t202" style="position:absolute;left:0;text-align:left;margin-left:610pt;margin-top:-14.9pt;width:156.15pt;height:34.1pt;z-index:251657728;visibility:visible;mso-wrap-style:square;mso-width-percent:0;mso-height-percent:0;mso-wrap-distance-left:9pt;mso-wrap-distance-top:0;mso-wrap-distance-right:9pt;mso-wrap-distance-bottom:0;mso-position-horizontal:absolute;mso-position-horizontal-relative:text;mso-position-vertical:absolute;mso-position-vertical-relative:text;mso-width-percent:0;mso-height-percent:0;mso-width-relative:page;mso-height-relative:page;v-text-anchor:top" o:gfxdata="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" filled="f" stroked="f">
+            <v:shape id="Text Box 2" o:spid="_x0000_s1026" o:spt="202" type="#_x0000_t202" style="position:absolute;left:0pt;margin-left:610pt;margin-top:-14.9pt;height:34.1pt;width:156.15pt;z-index:251659264;mso-width-relative:page;mso-height-relative:page;" filled="f" stroked="f" coordsize="21600,21600" o:gfxdata="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">
+              <v:fill on="f" focussize="0,0"/>
+              <v:stroke on="f"/>
+              <v:imagedata o:title=""/>
+              <o:lock v:ext="edit" aspectratio="f"/>
               <v:textbox>
                 <w:txbxContent>
                   <w:p>
@@ -1850,39 +5360,13 @@
                         <w:szCs w:val="16"/>
                       </w:rPr>
                     </w:pPr>
-                    <w:proofErr w:type="spellStart"/>
                     <w:r>
                       <w:rPr>
                         <w:rFonts w:cs="Arial"/>
                         <w:sz w:val="16"/>
                         <w:szCs w:val="16"/>
                       </w:rPr>
-                      <w:t>Se</w:t>
-                    </w:r>
-                    <w:r>
-                      <w:rPr>
-                        <w:rFonts w:cs="Arial"/>
-                        <w:sz w:val="16"/>
-                        <w:szCs w:val="16"/>
-                      </w:rPr>
-                      <w:t>mana</w:t>
-                    </w:r>
-                    <w:proofErr w:type="spellEnd"/>
-                    <w:r>
-                      <w:rPr>
-                        <w:rFonts w:cs="Arial"/>
-                        <w:sz w:val="16"/>
-                        <w:szCs w:val="16"/>
-                      </w:rPr>
-                      <w:t>:</w:t>
-                    </w:r>
-                    <w:r>
-                      <w:rPr>
-                        <w:rFonts w:cs="Arial"/>
-                        <w:sz w:val="16"/>
-                        <w:szCs w:val="16"/>
-                      </w:rPr>
-                      <w:t xml:space="preserve"> </w:t>
+                      <w:t xml:space="preserve">Semana: </w:t>
                     </w:r>
                     <w:r>
                       <w:rPr>
@@ -1905,31 +5389,13 @@
                         <w:szCs w:val="16"/>
                       </w:rPr>
                     </w:pPr>
-                    <w:proofErr w:type="spellStart"/>
                     <w:r>
                       <w:rPr>
                         <w:rFonts w:cs="Arial"/>
                         <w:sz w:val="16"/>
                         <w:szCs w:val="16"/>
                       </w:rPr>
-                      <w:t>A</w:t>
-                    </w:r>
-                    <w:r>
-                      <w:rPr>
-                        <w:rFonts w:cs="Arial"/>
-                        <w:sz w:val="16"/>
-                        <w:szCs w:val="16"/>
-                      </w:rPr>
-                      <w:t>signatura</w:t>
-                    </w:r>
-                    <w:proofErr w:type="spellEnd"/>
-                    <w:r>
-                      <w:rPr>
-                        <w:rFonts w:cs="Arial"/>
-                        <w:sz w:val="16"/>
-                        <w:szCs w:val="16"/>
-                      </w:rPr>
-                      <w:t xml:space="preserve">: </w:t>
+                      <w:t xml:space="preserve">Asignatura: </w:t>
                     </w:r>
                     <w:r>
                       <w:rPr>
@@ -1958,15 +5424,7 @@
                         <w:sz w:val="16"/>
                         <w:szCs w:val="16"/>
                       </w:rPr>
-                      <w:t>T</w:t>
-                    </w:r>
-                    <w:r>
-                      <w:rPr>
-                        <w:rFonts w:cs="Arial"/>
-                        <w:sz w:val="16"/>
-                        <w:szCs w:val="16"/>
-                      </w:rPr>
-                      <w:t xml:space="preserve">ema </w:t>
+                      <w:t xml:space="preserve">Tema </w:t>
                     </w:r>
                     <w:r>
                       <w:rPr>
@@ -1987,11 +5445,10 @@
     </w:r>
     <w:r>
       <w:rPr>
-        <w:noProof/>
         <w:lang w:val="es-ES"/>
       </w:rPr>
       <w:drawing>
-        <wp:inline distT="0" distB="0" distL="0" distR="0" wp14:anchorId="6E9234CF" wp14:editId="6F91D808">
+        <wp:inline distT="0" distB="0" distL="0" distR="0">
           <wp:extent cx="2172335" cy="576580"/>
           <wp:effectExtent l="0" t="0" r="0" b="0"/>
           <wp:docPr id="1" name="Imagen 1"/>
@@ -2002,7 +5459,7 @@
             <a:graphicData uri="http://schemas.openxmlformats.org/drawingml/2006/picture">
               <pic:pic xmlns:pic="http://schemas.openxmlformats.org/drawingml/2006/picture">
                 <pic:nvPicPr>
-                  <pic:cNvPr id="0" name="Picture 1"/>
+                  <pic:cNvPr id="1" name="Imagen 1"/>
                   <pic:cNvPicPr>
                     <a:picLocks noChangeAspect="1" noChangeArrowheads="1"/>
                   </pic:cNvPicPr>
@@ -2020,7 +5477,7 @@
                     <a:fillRect/>
                   </a:stretch>
                 </pic:blipFill>
-                <pic:spPr bwMode="auto">
+                <pic:spPr>
                   <a:xfrm>
                     <a:off x="0" y="0"/>
                     <a:ext cx="2172335" cy="576580"/>
@@ -2042,7 +5499,7 @@
   </w:p>
   <w:p>
     <w:pPr>
-      <w:pStyle w:val="Capalera"/>
+      <w:pStyle w:val="21"/>
       <w:rPr>
         <w:lang w:val="es-ES"/>
       </w:rPr>
@@ -2050,7 +5507,7 @@
   </w:p>
   <w:p>
     <w:pPr>
-      <w:pStyle w:val="Capalera"/>
+      <w:pStyle w:val="21"/>
       <w:rPr>
         <w:lang w:val="es-ES"/>
       </w:rPr>
@@ -2060,12 +5517,12 @@
 </file>
 
 <file path=word/numbering.xml><?xml version="1.0" encoding="utf-8"?>
-<w:numbering xmlns:wpc="http://schemas.microsoft.com/office/word/2010/wordprocessingCanvas" xmlns:cx="http://schemas.microsoft.com/office/drawing/2014/chartex" xmlns:cx1="http://schemas.microsoft.com/office/drawing/2015/9/8/chartex" xmlns:cx2="http://schemas.microsoft.com/office/drawing/2015/10/21/chartex" xmlns:cx3="http://schemas.microsoft.com/office/drawing/2016/5/9/chartex" xmlns:cx4="http://schemas.microsoft.com/office/drawing/2016/5/10/chartex" xmlns:cx5="http://schemas.microsoft.com/office/drawing/2016/5/11/chartex" xmlns:cx6="http://schemas.microsoft.com/office/drawing/2016/5/12/chartex" xmlns:cx7="http://schemas.microsoft.com/office/drawing/2016/5/13/chartex" xmlns:cx8="http://schemas.microsoft.com/office/drawing/2016/5/14/chartex" xmlns:mc="http://schemas.openxmlformats.org/markup-compatibility/2006" xmlns:aink="http://schemas.microsoft.com/office/drawing/2016/ink" xmlns:am3d="http://schemas.microsoft.com/office/drawing/2017/model3d" xmlns:o="urn:schemas-microsoft-com:office:office" xmlns:oel="http://schemas.microsoft.com/office/2019/extlst" xmlns:r="http://schemas.openxmlformats.org/officeDocument/2006/relationships" xmlns:m="http://schemas.openxmlformats.org/officeDocument/2006/math" xmlns:v="urn:schemas-microsoft-com:vml" xmlns:wp14="http://schemas.microsoft.com/office/word/2010/wordprocessingDrawing" xmlns:wp="http://schemas.openxmlformats.org/drawingml/2006/wordprocessingDrawing" xmlns:w10="urn:schemas-microsoft-com:office:word" xmlns:w="http://schemas.openxmlformats.org/wordprocessingml/2006/main" xmlns:w14="http://schemas.microsoft.com/office/word/2010/wordml" xmlns:w15="http://schemas.microsoft.com/office/word/2012/wordml" xmlns:w16cex="http://schemas.microsoft.com/office/word/2018/wordml/cex" xmlns:w16cid="http://schemas.microsoft.com/office/word/2016/wordml/cid" xmlns:w16="http://schemas.microsoft.com/office/word/2018/wordml" xmlns:w16sdtdh="http://schemas.microsoft.com/office/word/2020/wordml/sdtdatahash" xmlns:w16se="http://schemas.microsoft.com/office/word/2015/wordml/symex" xmlns:wpg="http://schemas.microsoft.com/office/word/2010/wordprocessingGroup" xmlns:wpi="http://schemas.microsoft.com/office/word/2010/wordprocessingInk" xmlns:wne="http://schemas.microsoft.com/office/word/2006/wordml" xmlns:wps="http://schemas.microsoft.com/office/word/2010/wordprocessingShape" mc:Ignorable="w14 w15 w16se w16cid w16 w16cex w16sdtdh wp14">
-  <w:abstractNum w:abstractNumId="0" w15:restartNumberingAfterBreak="0">
+<w:numbering xmlns:wpc="http://schemas.microsoft.com/office/word/2010/wordprocessingCanvas" xmlns:mc="http://schemas.openxmlformats.org/markup-compatibility/2006" xmlns:o="urn:schemas-microsoft-com:office:office" xmlns:r="http://schemas.openxmlformats.org/officeDocument/2006/relationships" xmlns:m="http://schemas.openxmlformats.org/officeDocument/2006/math" xmlns:v="urn:schemas-microsoft-com:vml" xmlns:wp14="http://schemas.microsoft.com/office/word/2010/wordprocessingDrawing" xmlns:wp="http://schemas.openxmlformats.org/drawingml/2006/wordprocessingDrawing" xmlns:w10="urn:schemas-microsoft-com:office:word" xmlns:w="http://schemas.openxmlformats.org/wordprocessingml/2006/main" xmlns:w14="http://schemas.microsoft.com/office/word/2010/wordml" xmlns:wpg="http://schemas.microsoft.com/office/word/2010/wordprocessingGroup" xmlns:wpi="http://schemas.microsoft.com/office/word/2010/wordprocessingInk" xmlns:wne="http://schemas.microsoft.com/office/word/2006/wordml" xmlns:wps="http://schemas.microsoft.com/office/word/2010/wordprocessingShape" xmlns:wpsCustomData="http://www.wps.cn/officeDocument/2013/wpsCustomData" mc:Ignorable="w14 wp14">
+  <w:abstractNum w:abstractNumId="0">
     <w:nsid w:val="074174E8"/>
-    <w:multiLevelType w:val="hybridMultilevel"/>
-    <w:tmpl w:val="8104119A"/>
-    <w:lvl w:ilvl="0" w:tplc="0C0A0001">
+    <w:multiLevelType w:val="multilevel"/>
+    <w:tmpl w:val="074174E8"/>
+    <w:lvl w:ilvl="0" w:tentative="0">
       <w:start w:val="1"/>
       <w:numFmt w:val="bullet"/>
       <w:lvlText w:val=""/>
@@ -2074,10 +5531,10 @@
         <w:ind w:left="720" w:hanging="360"/>
       </w:pPr>
       <w:rPr>
-        <w:rFonts w:ascii="Symbol" w:hAnsi="Symbol" w:hint="default"/>
-      </w:rPr>
-    </w:lvl>
-    <w:lvl w:ilvl="1" w:tplc="0C0A0003" w:tentative="1">
+        <w:rFonts w:hint="default" w:ascii="Symbol" w:hAnsi="Symbol"/>
+      </w:rPr>
+    </w:lvl>
+    <w:lvl w:ilvl="1" w:tentative="0">
       <w:start w:val="1"/>
       <w:numFmt w:val="bullet"/>
       <w:lvlText w:val="o"/>
@@ -2086,10 +5543,10 @@
         <w:ind w:left="1440" w:hanging="360"/>
       </w:pPr>
       <w:rPr>
-        <w:rFonts w:ascii="Courier New" w:hAnsi="Courier New" w:cs="Courier New" w:hint="default"/>
-      </w:rPr>
-    </w:lvl>
-    <w:lvl w:ilvl="2" w:tplc="0C0A0005" w:tentative="1">
+        <w:rFonts w:hint="default" w:ascii="Courier New" w:hAnsi="Courier New" w:cs="Courier New"/>
+      </w:rPr>
+    </w:lvl>
+    <w:lvl w:ilvl="2" w:tentative="0">
       <w:start w:val="1"/>
       <w:numFmt w:val="bullet"/>
       <w:lvlText w:val=""/>
@@ -2098,10 +5555,10 @@
         <w:ind w:left="2160" w:hanging="360"/>
       </w:pPr>
       <w:rPr>
-        <w:rFonts w:ascii="Wingdings" w:hAnsi="Wingdings" w:hint="default"/>
-      </w:rPr>
-    </w:lvl>
-    <w:lvl w:ilvl="3" w:tplc="0C0A0001" w:tentative="1">
+        <w:rFonts w:hint="default" w:ascii="Wingdings" w:hAnsi="Wingdings"/>
+      </w:rPr>
+    </w:lvl>
+    <w:lvl w:ilvl="3" w:tentative="0">
       <w:start w:val="1"/>
       <w:numFmt w:val="bullet"/>
       <w:lvlText w:val=""/>
@@ -2110,10 +5567,10 @@
         <w:ind w:left="2880" w:hanging="360"/>
       </w:pPr>
       <w:rPr>
-        <w:rFonts w:ascii="Symbol" w:hAnsi="Symbol" w:hint="default"/>
-      </w:rPr>
-    </w:lvl>
-    <w:lvl w:ilvl="4" w:tplc="0C0A0003" w:tentative="1">
+        <w:rFonts w:hint="default" w:ascii="Symbol" w:hAnsi="Symbol"/>
+      </w:rPr>
+    </w:lvl>
+    <w:lvl w:ilvl="4" w:tentative="0">
       <w:start w:val="1"/>
       <w:numFmt w:val="bullet"/>
       <w:lvlText w:val="o"/>
@@ -2122,10 +5579,10 @@
         <w:ind w:left="3600" w:hanging="360"/>
       </w:pPr>
       <w:rPr>
-        <w:rFonts w:ascii="Courier New" w:hAnsi="Courier New" w:cs="Courier New" w:hint="default"/>
-      </w:rPr>
-    </w:lvl>
-    <w:lvl w:ilvl="5" w:tplc="0C0A0005" w:tentative="1">
+        <w:rFonts w:hint="default" w:ascii="Courier New" w:hAnsi="Courier New" w:cs="Courier New"/>
+      </w:rPr>
+    </w:lvl>
+    <w:lvl w:ilvl="5" w:tentative="0">
       <w:start w:val="1"/>
       <w:numFmt w:val="bullet"/>
       <w:lvlText w:val=""/>
@@ -2134,10 +5591,10 @@
         <w:ind w:left="4320" w:hanging="360"/>
       </w:pPr>
       <w:rPr>
-        <w:rFonts w:ascii="Wingdings" w:hAnsi="Wingdings" w:hint="default"/>
-      </w:rPr>
-    </w:lvl>
-    <w:lvl w:ilvl="6" w:tplc="0C0A0001" w:tentative="1">
+        <w:rFonts w:hint="default" w:ascii="Wingdings" w:hAnsi="Wingdings"/>
+      </w:rPr>
+    </w:lvl>
+    <w:lvl w:ilvl="6" w:tentative="0">
       <w:start w:val="1"/>
       <w:numFmt w:val="bullet"/>
       <w:lvlText w:val=""/>
@@ -2146,10 +5603,10 @@
         <w:ind w:left="5040" w:hanging="360"/>
       </w:pPr>
       <w:rPr>
-        <w:rFonts w:ascii="Symbol" w:hAnsi="Symbol" w:hint="default"/>
-      </w:rPr>
-    </w:lvl>
-    <w:lvl w:ilvl="7" w:tplc="0C0A0003" w:tentative="1">
+        <w:rFonts w:hint="default" w:ascii="Symbol" w:hAnsi="Symbol"/>
+      </w:rPr>
+    </w:lvl>
+    <w:lvl w:ilvl="7" w:tentative="0">
       <w:start w:val="1"/>
       <w:numFmt w:val="bullet"/>
       <w:lvlText w:val="o"/>
@@ -2158,10 +5615,10 @@
         <w:ind w:left="5760" w:hanging="360"/>
       </w:pPr>
       <w:rPr>
-        <w:rFonts w:ascii="Courier New" w:hAnsi="Courier New" w:cs="Courier New" w:hint="default"/>
-      </w:rPr>
-    </w:lvl>
-    <w:lvl w:ilvl="8" w:tplc="0C0A0005" w:tentative="1">
+        <w:rFonts w:hint="default" w:ascii="Courier New" w:hAnsi="Courier New" w:cs="Courier New"/>
+      </w:rPr>
+    </w:lvl>
+    <w:lvl w:ilvl="8" w:tentative="0">
       <w:start w:val="1"/>
       <w:numFmt w:val="bullet"/>
       <w:lvlText w:val=""/>
@@ -2170,15 +5627,15 @@
         <w:ind w:left="6480" w:hanging="360"/>
       </w:pPr>
       <w:rPr>
-        <w:rFonts w:ascii="Wingdings" w:hAnsi="Wingdings" w:hint="default"/>
+        <w:rFonts w:hint="default" w:ascii="Wingdings" w:hAnsi="Wingdings"/>
       </w:rPr>
     </w:lvl>
   </w:abstractNum>
-  <w:abstractNum w:abstractNumId="1" w15:restartNumberingAfterBreak="0">
+  <w:abstractNum w:abstractNumId="1">
     <w:nsid w:val="0F4879CF"/>
-    <w:multiLevelType w:val="hybridMultilevel"/>
-    <w:tmpl w:val="C00AF168"/>
-    <w:lvl w:ilvl="0" w:tplc="0C0A0001">
+    <w:multiLevelType w:val="multilevel"/>
+    <w:tmpl w:val="0F4879CF"/>
+    <w:lvl w:ilvl="0" w:tentative="0">
       <w:start w:val="1"/>
       <w:numFmt w:val="bullet"/>
       <w:lvlText w:val=""/>
@@ -2187,10 +5644,10 @@
         <w:ind w:left="720" w:hanging="360"/>
       </w:pPr>
       <w:rPr>
-        <w:rFonts w:ascii="Symbol" w:hAnsi="Symbol" w:hint="default"/>
-      </w:rPr>
-    </w:lvl>
-    <w:lvl w:ilvl="1" w:tplc="0C0A0003" w:tentative="1">
+        <w:rFonts w:hint="default" w:ascii="Symbol" w:hAnsi="Symbol"/>
+      </w:rPr>
+    </w:lvl>
+    <w:lvl w:ilvl="1" w:tentative="0">
       <w:start w:val="1"/>
       <w:numFmt w:val="bullet"/>
       <w:lvlText w:val="o"/>
@@ -2199,10 +5656,10 @@
         <w:ind w:left="1440" w:hanging="360"/>
       </w:pPr>
       <w:rPr>
-        <w:rFonts w:ascii="Courier New" w:hAnsi="Courier New" w:cs="Courier New" w:hint="default"/>
-      </w:rPr>
-    </w:lvl>
-    <w:lvl w:ilvl="2" w:tplc="0C0A0005" w:tentative="1">
+        <w:rFonts w:hint="default" w:ascii="Courier New" w:hAnsi="Courier New" w:cs="Courier New"/>
+      </w:rPr>
+    </w:lvl>
+    <w:lvl w:ilvl="2" w:tentative="0">
       <w:start w:val="1"/>
       <w:numFmt w:val="bullet"/>
       <w:lvlText w:val=""/>
@@ -2211,10 +5668,10 @@
         <w:ind w:left="2160" w:hanging="360"/>
       </w:pPr>
       <w:rPr>
-        <w:rFonts w:ascii="Wingdings" w:hAnsi="Wingdings" w:hint="default"/>
-      </w:rPr>
-    </w:lvl>
-    <w:lvl w:ilvl="3" w:tplc="0C0A0001" w:tentative="1">
+        <w:rFonts w:hint="default" w:ascii="Wingdings" w:hAnsi="Wingdings"/>
+      </w:rPr>
+    </w:lvl>
+    <w:lvl w:ilvl="3" w:tentative="0">
       <w:start w:val="1"/>
       <w:numFmt w:val="bullet"/>
       <w:lvlText w:val=""/>
@@ -2223,10 +5680,10 @@
         <w:ind w:left="2880" w:hanging="360"/>
       </w:pPr>
       <w:rPr>
-        <w:rFonts w:ascii="Symbol" w:hAnsi="Symbol" w:hint="default"/>
-      </w:rPr>
-    </w:lvl>
-    <w:lvl w:ilvl="4" w:tplc="0C0A0003" w:tentative="1">
+        <w:rFonts w:hint="default" w:ascii="Symbol" w:hAnsi="Symbol"/>
+      </w:rPr>
+    </w:lvl>
+    <w:lvl w:ilvl="4" w:tentative="0">
       <w:start w:val="1"/>
       <w:numFmt w:val="bullet"/>
       <w:lvlText w:val="o"/>
@@ -2235,10 +5692,10 @@
         <w:ind w:left="3600" w:hanging="360"/>
       </w:pPr>
       <w:rPr>
-        <w:rFonts w:ascii="Courier New" w:hAnsi="Courier New" w:cs="Courier New" w:hint="default"/>
-      </w:rPr>
-    </w:lvl>
-    <w:lvl w:ilvl="5" w:tplc="0C0A0005" w:tentative="1">
+        <w:rFonts w:hint="default" w:ascii="Courier New" w:hAnsi="Courier New" w:cs="Courier New"/>
+      </w:rPr>
+    </w:lvl>
+    <w:lvl w:ilvl="5" w:tentative="0">
       <w:start w:val="1"/>
       <w:numFmt w:val="bullet"/>
       <w:lvlText w:val=""/>
@@ -2247,10 +5704,10 @@
         <w:ind w:left="4320" w:hanging="360"/>
       </w:pPr>
       <w:rPr>
-        <w:rFonts w:ascii="Wingdings" w:hAnsi="Wingdings" w:hint="default"/>
-      </w:rPr>
-    </w:lvl>
-    <w:lvl w:ilvl="6" w:tplc="0C0A0001" w:tentative="1">
+        <w:rFonts w:hint="default" w:ascii="Wingdings" w:hAnsi="Wingdings"/>
+      </w:rPr>
+    </w:lvl>
+    <w:lvl w:ilvl="6" w:tentative="0">
       <w:start w:val="1"/>
       <w:numFmt w:val="bullet"/>
       <w:lvlText w:val=""/>
@@ -2259,10 +5716,10 @@
         <w:ind w:left="5040" w:hanging="360"/>
       </w:pPr>
       <w:rPr>
-        <w:rFonts w:ascii="Symbol" w:hAnsi="Symbol" w:hint="default"/>
-      </w:rPr>
-    </w:lvl>
-    <w:lvl w:ilvl="7" w:tplc="0C0A0003" w:tentative="1">
+        <w:rFonts w:hint="default" w:ascii="Symbol" w:hAnsi="Symbol"/>
+      </w:rPr>
+    </w:lvl>
+    <w:lvl w:ilvl="7" w:tentative="0">
       <w:start w:val="1"/>
       <w:numFmt w:val="bullet"/>
       <w:lvlText w:val="o"/>
@@ -2271,10 +5728,10 @@
         <w:ind w:left="5760" w:hanging="360"/>
       </w:pPr>
       <w:rPr>
-        <w:rFonts w:ascii="Courier New" w:hAnsi="Courier New" w:cs="Courier New" w:hint="default"/>
-      </w:rPr>
-    </w:lvl>
-    <w:lvl w:ilvl="8" w:tplc="0C0A0005" w:tentative="1">
+        <w:rFonts w:hint="default" w:ascii="Courier New" w:hAnsi="Courier New" w:cs="Courier New"/>
+      </w:rPr>
+    </w:lvl>
+    <w:lvl w:ilvl="8" w:tentative="0">
       <w:start w:val="1"/>
       <w:numFmt w:val="bullet"/>
       <w:lvlText w:val=""/>
@@ -2283,156 +5740,128 @@
         <w:ind w:left="6480" w:hanging="360"/>
       </w:pPr>
       <w:rPr>
-        <w:rFonts w:ascii="Wingdings" w:hAnsi="Wingdings" w:hint="default"/>
+        <w:rFonts w:hint="default" w:ascii="Wingdings" w:hAnsi="Wingdings"/>
       </w:rPr>
     </w:lvl>
   </w:abstractNum>
-  <w:abstractNum w:abstractNumId="2" w15:restartNumberingAfterBreak="0">
-    <w:nsid w:val="1C6F0F10"/>
+  <w:abstractNum w:abstractNumId="2">
+    <w:nsid w:val="21C94648"/>
     <w:multiLevelType w:val="multilevel"/>
-    <w:tmpl w:val="0C0A001F"/>
-    <w:styleLink w:val="111111"/>
-    <w:lvl w:ilvl="0">
-      <w:start w:val="1"/>
-      <w:numFmt w:val="decimal"/>
-      <w:lvlText w:val="%1."/>
-      <w:lvlJc w:val="left"/>
-      <w:pPr>
-        <w:tabs>
-          <w:tab w:val="num" w:pos="360"/>
-        </w:tabs>
-        <w:ind w:left="360" w:hanging="360"/>
-      </w:pPr>
-      <w:rPr>
-        <w:rFonts w:cs="Times New Roman"/>
-      </w:rPr>
-    </w:lvl>
-    <w:lvl w:ilvl="1">
-      <w:start w:val="1"/>
-      <w:numFmt w:val="decimal"/>
-      <w:lvlText w:val="%1.%2."/>
-      <w:lvlJc w:val="left"/>
-      <w:pPr>
-        <w:tabs>
-          <w:tab w:val="num" w:pos="792"/>
-        </w:tabs>
-        <w:ind w:left="792" w:hanging="432"/>
-      </w:pPr>
-      <w:rPr>
-        <w:rFonts w:cs="Times New Roman"/>
-      </w:rPr>
-    </w:lvl>
-    <w:lvl w:ilvl="2">
-      <w:start w:val="1"/>
-      <w:numFmt w:val="decimal"/>
-      <w:lvlText w:val="%1.%2.%3."/>
-      <w:lvlJc w:val="left"/>
-      <w:pPr>
-        <w:tabs>
-          <w:tab w:val="num" w:pos="1440"/>
-        </w:tabs>
-        <w:ind w:left="1224" w:hanging="504"/>
-      </w:pPr>
-      <w:rPr>
-        <w:rFonts w:cs="Times New Roman"/>
-      </w:rPr>
-    </w:lvl>
-    <w:lvl w:ilvl="3">
-      <w:start w:val="1"/>
-      <w:numFmt w:val="decimal"/>
-      <w:lvlText w:val="%1.%2.%3.%4."/>
-      <w:lvlJc w:val="left"/>
-      <w:pPr>
-        <w:tabs>
-          <w:tab w:val="num" w:pos="2160"/>
-        </w:tabs>
-        <w:ind w:left="1728" w:hanging="648"/>
-      </w:pPr>
-      <w:rPr>
-        <w:rFonts w:cs="Times New Roman"/>
-      </w:rPr>
-    </w:lvl>
-    <w:lvl w:ilvl="4">
-      <w:start w:val="1"/>
-      <w:numFmt w:val="decimal"/>
-      <w:lvlText w:val="%1.%2.%3.%4.%5."/>
-      <w:lvlJc w:val="left"/>
-      <w:pPr>
-        <w:tabs>
-          <w:tab w:val="num" w:pos="2520"/>
-        </w:tabs>
-        <w:ind w:left="2232" w:hanging="792"/>
-      </w:pPr>
-      <w:rPr>
-        <w:rFonts w:cs="Times New Roman"/>
-      </w:rPr>
-    </w:lvl>
-    <w:lvl w:ilvl="5">
-      <w:start w:val="1"/>
-      <w:numFmt w:val="decimal"/>
-      <w:lvlText w:val="%1.%2.%3.%4.%5.%6."/>
-      <w:lvlJc w:val="left"/>
-      <w:pPr>
-        <w:tabs>
-          <w:tab w:val="num" w:pos="3240"/>
-        </w:tabs>
-        <w:ind w:left="2736" w:hanging="936"/>
-      </w:pPr>
-      <w:rPr>
-        <w:rFonts w:cs="Times New Roman"/>
-      </w:rPr>
-    </w:lvl>
-    <w:lvl w:ilvl="6">
-      <w:start w:val="1"/>
-      <w:numFmt w:val="decimal"/>
-      <w:lvlText w:val="%1.%2.%3.%4.%5.%6.%7."/>
-      <w:lvlJc w:val="left"/>
-      <w:pPr>
-        <w:tabs>
-          <w:tab w:val="num" w:pos="3600"/>
-        </w:tabs>
-        <w:ind w:left="3240" w:hanging="1080"/>
-      </w:pPr>
-      <w:rPr>
-        <w:rFonts w:cs="Times New Roman"/>
-      </w:rPr>
-    </w:lvl>
-    <w:lvl w:ilvl="7">
-      <w:start w:val="1"/>
-      <w:numFmt w:val="decimal"/>
-      <w:lvlText w:val="%1.%2.%3.%4.%5.%6.%7.%8."/>
-      <w:lvlJc w:val="left"/>
-      <w:pPr>
-        <w:tabs>
-          <w:tab w:val="num" w:pos="4320"/>
-        </w:tabs>
-        <w:ind w:left="3744" w:hanging="1224"/>
-      </w:pPr>
-      <w:rPr>
-        <w:rFonts w:cs="Times New Roman"/>
-      </w:rPr>
-    </w:lvl>
-    <w:lvl w:ilvl="8">
-      <w:start w:val="1"/>
-      <w:numFmt w:val="decimal"/>
-      <w:lvlText w:val="%1.%2.%3.%4.%5.%6.%7.%8.%9."/>
-      <w:lvlJc w:val="left"/>
-      <w:pPr>
-        <w:tabs>
-          <w:tab w:val="num" w:pos="4680"/>
-        </w:tabs>
-        <w:ind w:left="4320" w:hanging="1440"/>
-      </w:pPr>
-      <w:rPr>
-        <w:rFonts w:cs="Times New Roman"/>
+    <w:tmpl w:val="21C94648"/>
+    <w:lvl w:ilvl="0" w:tentative="0">
+      <w:start w:val="1"/>
+      <w:numFmt w:val="bullet"/>
+      <w:lvlText w:val=""/>
+      <w:lvlJc w:val="left"/>
+      <w:pPr>
+        <w:ind w:left="720" w:hanging="360"/>
+      </w:pPr>
+      <w:rPr>
+        <w:rFonts w:hint="default" w:ascii="Symbol" w:hAnsi="Symbol"/>
+      </w:rPr>
+    </w:lvl>
+    <w:lvl w:ilvl="1" w:tentative="0">
+      <w:start w:val="1"/>
+      <w:numFmt w:val="bullet"/>
+      <w:lvlText w:val="o"/>
+      <w:lvlJc w:val="left"/>
+      <w:pPr>
+        <w:ind w:left="1440" w:hanging="360"/>
+      </w:pPr>
+      <w:rPr>
+        <w:rFonts w:hint="default" w:ascii="Courier New" w:hAnsi="Courier New" w:cs="Courier New"/>
+      </w:rPr>
+    </w:lvl>
+    <w:lvl w:ilvl="2" w:tentative="0">
+      <w:start w:val="1"/>
+      <w:numFmt w:val="bullet"/>
+      <w:lvlText w:val=""/>
+      <w:lvlJc w:val="left"/>
+      <w:pPr>
+        <w:ind w:left="2160" w:hanging="360"/>
+      </w:pPr>
+      <w:rPr>
+        <w:rFonts w:hint="default" w:ascii="Wingdings" w:hAnsi="Wingdings"/>
+      </w:rPr>
+    </w:lvl>
+    <w:lvl w:ilvl="3" w:tentative="0">
+      <w:start w:val="1"/>
+      <w:numFmt w:val="bullet"/>
+      <w:lvlText w:val=""/>
+      <w:lvlJc w:val="left"/>
+      <w:pPr>
+        <w:ind w:left="2880" w:hanging="360"/>
+      </w:pPr>
+      <w:rPr>
+        <w:rFonts w:hint="default" w:ascii="Symbol" w:hAnsi="Symbol"/>
+      </w:rPr>
+    </w:lvl>
+    <w:lvl w:ilvl="4" w:tentative="0">
+      <w:start w:val="1"/>
+      <w:numFmt w:val="bullet"/>
+      <w:lvlText w:val="o"/>
+      <w:lvlJc w:val="left"/>
+      <w:pPr>
+        <w:ind w:left="3600" w:hanging="360"/>
+      </w:pPr>
+      <w:rPr>
+        <w:rFonts w:hint="default" w:ascii="Courier New" w:hAnsi="Courier New" w:cs="Courier New"/>
+      </w:rPr>
+    </w:lvl>
+    <w:lvl w:ilvl="5" w:tentative="0">
+      <w:start w:val="1"/>
+      <w:numFmt w:val="bullet"/>
+      <w:lvlText w:val=""/>
+      <w:lvlJc w:val="left"/>
+      <w:pPr>
+        <w:ind w:left="4320" w:hanging="360"/>
+      </w:pPr>
+      <w:rPr>
+        <w:rFonts w:hint="default" w:ascii="Wingdings" w:hAnsi="Wingdings"/>
+      </w:rPr>
+    </w:lvl>
+    <w:lvl w:ilvl="6" w:tentative="0">
+      <w:start w:val="1"/>
+      <w:numFmt w:val="bullet"/>
+      <w:lvlText w:val=""/>
+      <w:lvlJc w:val="left"/>
+      <w:pPr>
+        <w:ind w:left="5040" w:hanging="360"/>
+      </w:pPr>
+      <w:rPr>
+        <w:rFonts w:hint="default" w:ascii="Symbol" w:hAnsi="Symbol"/>
+      </w:rPr>
+    </w:lvl>
+    <w:lvl w:ilvl="7" w:tentative="0">
+      <w:start w:val="1"/>
+      <w:numFmt w:val="bullet"/>
+      <w:lvlText w:val="o"/>
+      <w:lvlJc w:val="left"/>
+      <w:pPr>
+        <w:ind w:left="5760" w:hanging="360"/>
+      </w:pPr>
+      <w:rPr>
+        <w:rFonts w:hint="default" w:ascii="Courier New" w:hAnsi="Courier New" w:cs="Courier New"/>
+      </w:rPr>
+    </w:lvl>
+    <w:lvl w:ilvl="8" w:tentative="0">
+      <w:start w:val="1"/>
+      <w:numFmt w:val="bullet"/>
+      <w:lvlText w:val=""/>
+      <w:lvlJc w:val="left"/>
+      <w:pPr>
+        <w:ind w:left="6480" w:hanging="360"/>
+      </w:pPr>
+      <w:rPr>
+        <w:rFonts w:hint="default" w:ascii="Wingdings" w:hAnsi="Wingdings"/>
       </w:rPr>
     </w:lvl>
   </w:abstractNum>
-  <w:abstractNum w:abstractNumId="3" w15:restartNumberingAfterBreak="0">
-    <w:nsid w:val="21C94648"/>
-    <w:multiLevelType w:val="hybridMultilevel"/>
-    <w:tmpl w:val="DA466F44"/>
-    <w:lvl w:ilvl="0" w:tplc="0C0A0001">
+  <w:abstractNum w:abstractNumId="3">
+    <w:nsid w:val="2A071846"/>
+    <w:multiLevelType w:val="multilevel"/>
+    <w:tmpl w:val="2A071846"/>
+    <w:lvl w:ilvl="0" w:tentative="0">
       <w:start w:val="1"/>
       <w:numFmt w:val="bullet"/>
       <w:lvlText w:val=""/>
@@ -2441,10 +5870,10 @@
         <w:ind w:left="720" w:hanging="360"/>
       </w:pPr>
       <w:rPr>
-        <w:rFonts w:ascii="Symbol" w:hAnsi="Symbol" w:hint="default"/>
-      </w:rPr>
-    </w:lvl>
-    <w:lvl w:ilvl="1" w:tplc="0C0A0003" w:tentative="1">
+        <w:rFonts w:hint="default" w:ascii="Symbol" w:hAnsi="Symbol"/>
+      </w:rPr>
+    </w:lvl>
+    <w:lvl w:ilvl="1" w:tentative="0">
       <w:start w:val="1"/>
       <w:numFmt w:val="bullet"/>
       <w:lvlText w:val="o"/>
@@ -2453,10 +5882,10 @@
         <w:ind w:left="1440" w:hanging="360"/>
       </w:pPr>
       <w:rPr>
-        <w:rFonts w:ascii="Courier New" w:hAnsi="Courier New" w:cs="Courier New" w:hint="default"/>
-      </w:rPr>
-    </w:lvl>
-    <w:lvl w:ilvl="2" w:tplc="0C0A0005" w:tentative="1">
+        <w:rFonts w:hint="default" w:ascii="Courier New" w:hAnsi="Courier New" w:cs="Courier New"/>
+      </w:rPr>
+    </w:lvl>
+    <w:lvl w:ilvl="2" w:tentative="0">
       <w:start w:val="1"/>
       <w:numFmt w:val="bullet"/>
       <w:lvlText w:val=""/>
@@ -2465,10 +5894,10 @@
         <w:ind w:left="2160" w:hanging="360"/>
       </w:pPr>
       <w:rPr>
-        <w:rFonts w:ascii="Wingdings" w:hAnsi="Wingdings" w:hint="default"/>
-      </w:rPr>
-    </w:lvl>
-    <w:lvl w:ilvl="3" w:tplc="0C0A0001" w:tentative="1">
+        <w:rFonts w:hint="default" w:ascii="Wingdings" w:hAnsi="Wingdings"/>
+      </w:rPr>
+    </w:lvl>
+    <w:lvl w:ilvl="3" w:tentative="0">
       <w:start w:val="1"/>
       <w:numFmt w:val="bullet"/>
       <w:lvlText w:val=""/>
@@ -2477,10 +5906,10 @@
         <w:ind w:left="2880" w:hanging="360"/>
       </w:pPr>
       <w:rPr>
-        <w:rFonts w:ascii="Symbol" w:hAnsi="Symbol" w:hint="default"/>
-      </w:rPr>
-    </w:lvl>
-    <w:lvl w:ilvl="4" w:tplc="0C0A0003" w:tentative="1">
+        <w:rFonts w:hint="default" w:ascii="Symbol" w:hAnsi="Symbol"/>
+      </w:rPr>
+    </w:lvl>
+    <w:lvl w:ilvl="4" w:tentative="0">
       <w:start w:val="1"/>
       <w:numFmt w:val="bullet"/>
       <w:lvlText w:val="o"/>
@@ -2489,10 +5918,10 @@
         <w:ind w:left="3600" w:hanging="360"/>
       </w:pPr>
       <w:rPr>
-        <w:rFonts w:ascii="Courier New" w:hAnsi="Courier New" w:cs="Courier New" w:hint="default"/>
-      </w:rPr>
-    </w:lvl>
-    <w:lvl w:ilvl="5" w:tplc="0C0A0005" w:tentative="1">
+        <w:rFonts w:hint="default" w:ascii="Courier New" w:hAnsi="Courier New" w:cs="Courier New"/>
+      </w:rPr>
+    </w:lvl>
+    <w:lvl w:ilvl="5" w:tentative="0">
       <w:start w:val="1"/>
       <w:numFmt w:val="bullet"/>
       <w:lvlText w:val=""/>
@@ -2501,10 +5930,10 @@
         <w:ind w:left="4320" w:hanging="360"/>
       </w:pPr>
       <w:rPr>
-        <w:rFonts w:ascii="Wingdings" w:hAnsi="Wingdings" w:hint="default"/>
-      </w:rPr>
-    </w:lvl>
-    <w:lvl w:ilvl="6" w:tplc="0C0A0001" w:tentative="1">
+        <w:rFonts w:hint="default" w:ascii="Wingdings" w:hAnsi="Wingdings"/>
+      </w:rPr>
+    </w:lvl>
+    <w:lvl w:ilvl="6" w:tentative="0">
       <w:start w:val="1"/>
       <w:numFmt w:val="bullet"/>
       <w:lvlText w:val=""/>
@@ -2513,10 +5942,10 @@
         <w:ind w:left="5040" w:hanging="360"/>
       </w:pPr>
       <w:rPr>
-        <w:rFonts w:ascii="Symbol" w:hAnsi="Symbol" w:hint="default"/>
-      </w:rPr>
-    </w:lvl>
-    <w:lvl w:ilvl="7" w:tplc="0C0A0003" w:tentative="1">
+        <w:rFonts w:hint="default" w:ascii="Symbol" w:hAnsi="Symbol"/>
+      </w:rPr>
+    </w:lvl>
+    <w:lvl w:ilvl="7" w:tentative="0">
       <w:start w:val="1"/>
       <w:numFmt w:val="bullet"/>
       <w:lvlText w:val="o"/>
@@ -2525,10 +5954,10 @@
         <w:ind w:left="5760" w:hanging="360"/>
       </w:pPr>
       <w:rPr>
-        <w:rFonts w:ascii="Courier New" w:hAnsi="Courier New" w:cs="Courier New" w:hint="default"/>
-      </w:rPr>
-    </w:lvl>
-    <w:lvl w:ilvl="8" w:tplc="0C0A0005" w:tentative="1">
+        <w:rFonts w:hint="default" w:ascii="Courier New" w:hAnsi="Courier New" w:cs="Courier New"/>
+      </w:rPr>
+    </w:lvl>
+    <w:lvl w:ilvl="8" w:tentative="0">
       <w:start w:val="1"/>
       <w:numFmt w:val="bullet"/>
       <w:lvlText w:val=""/>
@@ -2537,15 +5966,15 @@
         <w:ind w:left="6480" w:hanging="360"/>
       </w:pPr>
       <w:rPr>
-        <w:rFonts w:ascii="Wingdings" w:hAnsi="Wingdings" w:hint="default"/>
+        <w:rFonts w:hint="default" w:ascii="Wingdings" w:hAnsi="Wingdings"/>
       </w:rPr>
     </w:lvl>
   </w:abstractNum>
-  <w:abstractNum w:abstractNumId="4" w15:restartNumberingAfterBreak="0">
-    <w:nsid w:val="2A071846"/>
-    <w:multiLevelType w:val="hybridMultilevel"/>
-    <w:tmpl w:val="E3F4911C"/>
-    <w:lvl w:ilvl="0" w:tplc="0C0A0001">
+  <w:abstractNum w:abstractNumId="4">
+    <w:nsid w:val="2A960886"/>
+    <w:multiLevelType w:val="multilevel"/>
+    <w:tmpl w:val="2A960886"/>
+    <w:lvl w:ilvl="0" w:tentative="0">
       <w:start w:val="1"/>
       <w:numFmt w:val="bullet"/>
       <w:lvlText w:val=""/>
@@ -2554,10 +5983,10 @@
         <w:ind w:left="720" w:hanging="360"/>
       </w:pPr>
       <w:rPr>
-        <w:rFonts w:ascii="Symbol" w:hAnsi="Symbol" w:hint="default"/>
-      </w:rPr>
-    </w:lvl>
-    <w:lvl w:ilvl="1" w:tplc="0C0A0003" w:tentative="1">
+        <w:rFonts w:hint="default" w:ascii="Symbol" w:hAnsi="Symbol"/>
+      </w:rPr>
+    </w:lvl>
+    <w:lvl w:ilvl="1" w:tentative="0">
       <w:start w:val="1"/>
       <w:numFmt w:val="bullet"/>
       <w:lvlText w:val="o"/>
@@ -2566,10 +5995,10 @@
         <w:ind w:left="1440" w:hanging="360"/>
       </w:pPr>
       <w:rPr>
-        <w:rFonts w:ascii="Courier New" w:hAnsi="Courier New" w:cs="Courier New" w:hint="default"/>
-      </w:rPr>
-    </w:lvl>
-    <w:lvl w:ilvl="2" w:tplc="0C0A0005" w:tentative="1">
+        <w:rFonts w:hint="default" w:ascii="Courier New" w:hAnsi="Courier New" w:cs="Courier New"/>
+      </w:rPr>
+    </w:lvl>
+    <w:lvl w:ilvl="2" w:tentative="0">
       <w:start w:val="1"/>
       <w:numFmt w:val="bullet"/>
       <w:lvlText w:val=""/>
@@ -2578,10 +6007,10 @@
         <w:ind w:left="2160" w:hanging="360"/>
       </w:pPr>
       <w:rPr>
-        <w:rFonts w:ascii="Wingdings" w:hAnsi="Wingdings" w:hint="default"/>
-      </w:rPr>
-    </w:lvl>
-    <w:lvl w:ilvl="3" w:tplc="0C0A0001" w:tentative="1">
+        <w:rFonts w:hint="default" w:ascii="Wingdings" w:hAnsi="Wingdings"/>
+      </w:rPr>
+    </w:lvl>
+    <w:lvl w:ilvl="3" w:tentative="0">
       <w:start w:val="1"/>
       <w:numFmt w:val="bullet"/>
       <w:lvlText w:val=""/>
@@ -2590,10 +6019,10 @@
         <w:ind w:left="2880" w:hanging="360"/>
       </w:pPr>
       <w:rPr>
-        <w:rFonts w:ascii="Symbol" w:hAnsi="Symbol" w:hint="default"/>
-      </w:rPr>
-    </w:lvl>
-    <w:lvl w:ilvl="4" w:tplc="0C0A0003" w:tentative="1">
+        <w:rFonts w:hint="default" w:ascii="Symbol" w:hAnsi="Symbol"/>
+      </w:rPr>
+    </w:lvl>
+    <w:lvl w:ilvl="4" w:tentative="0">
       <w:start w:val="1"/>
       <w:numFmt w:val="bullet"/>
       <w:lvlText w:val="o"/>
@@ -2602,10 +6031,10 @@
         <w:ind w:left="3600" w:hanging="360"/>
       </w:pPr>
       <w:rPr>
-        <w:rFonts w:ascii="Courier New" w:hAnsi="Courier New" w:cs="Courier New" w:hint="default"/>
-      </w:rPr>
-    </w:lvl>
-    <w:lvl w:ilvl="5" w:tplc="0C0A0005" w:tentative="1">
+        <w:rFonts w:hint="default" w:ascii="Courier New" w:hAnsi="Courier New" w:cs="Courier New"/>
+      </w:rPr>
+    </w:lvl>
+    <w:lvl w:ilvl="5" w:tentative="0">
       <w:start w:val="1"/>
       <w:numFmt w:val="bullet"/>
       <w:lvlText w:val=""/>
@@ -2614,10 +6043,10 @@
         <w:ind w:left="4320" w:hanging="360"/>
       </w:pPr>
       <w:rPr>
-        <w:rFonts w:ascii="Wingdings" w:hAnsi="Wingdings" w:hint="default"/>
-      </w:rPr>
-    </w:lvl>
-    <w:lvl w:ilvl="6" w:tplc="0C0A0001" w:tentative="1">
+        <w:rFonts w:hint="default" w:ascii="Wingdings" w:hAnsi="Wingdings"/>
+      </w:rPr>
+    </w:lvl>
+    <w:lvl w:ilvl="6" w:tentative="0">
       <w:start w:val="1"/>
       <w:numFmt w:val="bullet"/>
       <w:lvlText w:val=""/>
@@ -2626,10 +6055,10 @@
         <w:ind w:left="5040" w:hanging="360"/>
       </w:pPr>
       <w:rPr>
-        <w:rFonts w:ascii="Symbol" w:hAnsi="Symbol" w:hint="default"/>
-      </w:rPr>
-    </w:lvl>
-    <w:lvl w:ilvl="7" w:tplc="0C0A0003" w:tentative="1">
+        <w:rFonts w:hint="default" w:ascii="Symbol" w:hAnsi="Symbol"/>
+      </w:rPr>
+    </w:lvl>
+    <w:lvl w:ilvl="7" w:tentative="0">
       <w:start w:val="1"/>
       <w:numFmt w:val="bullet"/>
       <w:lvlText w:val="o"/>
@@ -2638,10 +6067,10 @@
         <w:ind w:left="5760" w:hanging="360"/>
       </w:pPr>
       <w:rPr>
-        <w:rFonts w:ascii="Courier New" w:hAnsi="Courier New" w:cs="Courier New" w:hint="default"/>
-      </w:rPr>
-    </w:lvl>
-    <w:lvl w:ilvl="8" w:tplc="0C0A0005" w:tentative="1">
+        <w:rFonts w:hint="default" w:ascii="Courier New" w:hAnsi="Courier New" w:cs="Courier New"/>
+      </w:rPr>
+    </w:lvl>
+    <w:lvl w:ilvl="8" w:tentative="0">
       <w:start w:val="1"/>
       <w:numFmt w:val="bullet"/>
       <w:lvlText w:val=""/>
@@ -2650,15 +6079,15 @@
         <w:ind w:left="6480" w:hanging="360"/>
       </w:pPr>
       <w:rPr>
-        <w:rFonts w:ascii="Wingdings" w:hAnsi="Wingdings" w:hint="default"/>
+        <w:rFonts w:hint="default" w:ascii="Wingdings" w:hAnsi="Wingdings"/>
       </w:rPr>
     </w:lvl>
   </w:abstractNum>
-  <w:abstractNum w:abstractNumId="5" w15:restartNumberingAfterBreak="0">
-    <w:nsid w:val="2A960886"/>
-    <w:multiLevelType w:val="hybridMultilevel"/>
-    <w:tmpl w:val="76AAC7D6"/>
-    <w:lvl w:ilvl="0" w:tplc="0C0A0001">
+  <w:abstractNum w:abstractNumId="5">
+    <w:nsid w:val="2BEC39A4"/>
+    <w:multiLevelType w:val="multilevel"/>
+    <w:tmpl w:val="2BEC39A4"/>
+    <w:lvl w:ilvl="0" w:tentative="0">
       <w:start w:val="1"/>
       <w:numFmt w:val="bullet"/>
       <w:lvlText w:val=""/>
@@ -2667,10 +6096,10 @@
         <w:ind w:left="720" w:hanging="360"/>
       </w:pPr>
       <w:rPr>
-        <w:rFonts w:ascii="Symbol" w:hAnsi="Symbol" w:hint="default"/>
-      </w:rPr>
-    </w:lvl>
-    <w:lvl w:ilvl="1" w:tplc="0C0A0003" w:tentative="1">
+        <w:rFonts w:hint="default" w:ascii="Symbol" w:hAnsi="Symbol"/>
+      </w:rPr>
+    </w:lvl>
+    <w:lvl w:ilvl="1" w:tentative="0">
       <w:start w:val="1"/>
       <w:numFmt w:val="bullet"/>
       <w:lvlText w:val="o"/>
@@ -2679,10 +6108,10 @@
         <w:ind w:left="1440" w:hanging="360"/>
       </w:pPr>
       <w:rPr>
-        <w:rFonts w:ascii="Courier New" w:hAnsi="Courier New" w:cs="Courier New" w:hint="default"/>
-      </w:rPr>
-    </w:lvl>
-    <w:lvl w:ilvl="2" w:tplc="0C0A0005" w:tentative="1">
+        <w:rFonts w:hint="default" w:ascii="Courier New" w:hAnsi="Courier New" w:cs="Courier New"/>
+      </w:rPr>
+    </w:lvl>
+    <w:lvl w:ilvl="2" w:tentative="0">
       <w:start w:val="1"/>
       <w:numFmt w:val="bullet"/>
       <w:lvlText w:val=""/>
@@ -2691,10 +6120,10 @@
         <w:ind w:left="2160" w:hanging="360"/>
       </w:pPr>
       <w:rPr>
-        <w:rFonts w:ascii="Wingdings" w:hAnsi="Wingdings" w:hint="default"/>
-      </w:rPr>
-    </w:lvl>
-    <w:lvl w:ilvl="3" w:tplc="0C0A0001" w:tentative="1">
+        <w:rFonts w:hint="default" w:ascii="Wingdings" w:hAnsi="Wingdings"/>
+      </w:rPr>
+    </w:lvl>
+    <w:lvl w:ilvl="3" w:tentative="0">
       <w:start w:val="1"/>
       <w:numFmt w:val="bullet"/>
       <w:lvlText w:val=""/>
@@ -2703,10 +6132,10 @@
         <w:ind w:left="2880" w:hanging="360"/>
       </w:pPr>
       <w:rPr>
-        <w:rFonts w:ascii="Symbol" w:hAnsi="Symbol" w:hint="default"/>
-      </w:rPr>
-    </w:lvl>
-    <w:lvl w:ilvl="4" w:tplc="0C0A0003" w:tentative="1">
+        <w:rFonts w:hint="default" w:ascii="Symbol" w:hAnsi="Symbol"/>
+      </w:rPr>
+    </w:lvl>
+    <w:lvl w:ilvl="4" w:tentative="0">
       <w:start w:val="1"/>
       <w:numFmt w:val="bullet"/>
       <w:lvlText w:val="o"/>
@@ -2715,10 +6144,10 @@
         <w:ind w:left="3600" w:hanging="360"/>
       </w:pPr>
       <w:rPr>
-        <w:rFonts w:ascii="Courier New" w:hAnsi="Courier New" w:cs="Courier New" w:hint="default"/>
-      </w:rPr>
-    </w:lvl>
-    <w:lvl w:ilvl="5" w:tplc="0C0A0005" w:tentative="1">
+        <w:rFonts w:hint="default" w:ascii="Courier New" w:hAnsi="Courier New" w:cs="Courier New"/>
+      </w:rPr>
+    </w:lvl>
+    <w:lvl w:ilvl="5" w:tentative="0">
       <w:start w:val="1"/>
       <w:numFmt w:val="bullet"/>
       <w:lvlText w:val=""/>
@@ -2727,10 +6156,10 @@
         <w:ind w:left="4320" w:hanging="360"/>
       </w:pPr>
       <w:rPr>
-        <w:rFonts w:ascii="Wingdings" w:hAnsi="Wingdings" w:hint="default"/>
-      </w:rPr>
-    </w:lvl>
-    <w:lvl w:ilvl="6" w:tplc="0C0A0001" w:tentative="1">
+        <w:rFonts w:hint="default" w:ascii="Wingdings" w:hAnsi="Wingdings"/>
+      </w:rPr>
+    </w:lvl>
+    <w:lvl w:ilvl="6" w:tentative="0">
       <w:start w:val="1"/>
       <w:numFmt w:val="bullet"/>
       <w:lvlText w:val=""/>
@@ -2739,10 +6168,10 @@
         <w:ind w:left="5040" w:hanging="360"/>
       </w:pPr>
       <w:rPr>
-        <w:rFonts w:ascii="Symbol" w:hAnsi="Symbol" w:hint="default"/>
-      </w:rPr>
-    </w:lvl>
-    <w:lvl w:ilvl="7" w:tplc="0C0A0003" w:tentative="1">
+        <w:rFonts w:hint="default" w:ascii="Symbol" w:hAnsi="Symbol"/>
+      </w:rPr>
+    </w:lvl>
+    <w:lvl w:ilvl="7" w:tentative="0">
       <w:start w:val="1"/>
       <w:numFmt w:val="bullet"/>
       <w:lvlText w:val="o"/>
@@ -2751,10 +6180,10 @@
         <w:ind w:left="5760" w:hanging="360"/>
       </w:pPr>
       <w:rPr>
-        <w:rFonts w:ascii="Courier New" w:hAnsi="Courier New" w:cs="Courier New" w:hint="default"/>
-      </w:rPr>
-    </w:lvl>
-    <w:lvl w:ilvl="8" w:tplc="0C0A0005" w:tentative="1">
+        <w:rFonts w:hint="default" w:ascii="Courier New" w:hAnsi="Courier New" w:cs="Courier New"/>
+      </w:rPr>
+    </w:lvl>
+    <w:lvl w:ilvl="8" w:tentative="0">
       <w:start w:val="1"/>
       <w:numFmt w:val="bullet"/>
       <w:lvlText w:val=""/>
@@ -2763,15 +6192,15 @@
         <w:ind w:left="6480" w:hanging="360"/>
       </w:pPr>
       <w:rPr>
-        <w:rFonts w:ascii="Wingdings" w:hAnsi="Wingdings" w:hint="default"/>
+        <w:rFonts w:hint="default" w:ascii="Wingdings" w:hAnsi="Wingdings"/>
       </w:rPr>
     </w:lvl>
   </w:abstractNum>
-  <w:abstractNum w:abstractNumId="6" w15:restartNumberingAfterBreak="0">
-    <w:nsid w:val="2BEC39A4"/>
-    <w:multiLevelType w:val="hybridMultilevel"/>
-    <w:tmpl w:val="1E1A4B06"/>
-    <w:lvl w:ilvl="0" w:tplc="0C0A0001">
+  <w:abstractNum w:abstractNumId="6">
+    <w:nsid w:val="430D0C35"/>
+    <w:multiLevelType w:val="multilevel"/>
+    <w:tmpl w:val="430D0C35"/>
+    <w:lvl w:ilvl="0" w:tentative="0">
       <w:start w:val="1"/>
       <w:numFmt w:val="bullet"/>
       <w:lvlText w:val=""/>
@@ -2780,10 +6209,10 @@
         <w:ind w:left="720" w:hanging="360"/>
       </w:pPr>
       <w:rPr>
-        <w:rFonts w:ascii="Symbol" w:hAnsi="Symbol" w:hint="default"/>
-      </w:rPr>
-    </w:lvl>
-    <w:lvl w:ilvl="1" w:tplc="0C0A0003" w:tentative="1">
+        <w:rFonts w:hint="default" w:ascii="Symbol" w:hAnsi="Symbol"/>
+      </w:rPr>
+    </w:lvl>
+    <w:lvl w:ilvl="1" w:tentative="0">
       <w:start w:val="1"/>
       <w:numFmt w:val="bullet"/>
       <w:lvlText w:val="o"/>
@@ -2792,10 +6221,10 @@
         <w:ind w:left="1440" w:hanging="360"/>
       </w:pPr>
       <w:rPr>
-        <w:rFonts w:ascii="Courier New" w:hAnsi="Courier New" w:cs="Courier New" w:hint="default"/>
-      </w:rPr>
-    </w:lvl>
-    <w:lvl w:ilvl="2" w:tplc="0C0A0005" w:tentative="1">
+        <w:rFonts w:hint="default" w:ascii="Courier New" w:hAnsi="Courier New" w:cs="Courier New"/>
+      </w:rPr>
+    </w:lvl>
+    <w:lvl w:ilvl="2" w:tentative="0">
       <w:start w:val="1"/>
       <w:numFmt w:val="bullet"/>
       <w:lvlText w:val=""/>
@@ -2804,10 +6233,10 @@
         <w:ind w:left="2160" w:hanging="360"/>
       </w:pPr>
       <w:rPr>
-        <w:rFonts w:ascii="Wingdings" w:hAnsi="Wingdings" w:hint="default"/>
-      </w:rPr>
-    </w:lvl>
-    <w:lvl w:ilvl="3" w:tplc="0C0A0001" w:tentative="1">
+        <w:rFonts w:hint="default" w:ascii="Wingdings" w:hAnsi="Wingdings"/>
+      </w:rPr>
+    </w:lvl>
+    <w:lvl w:ilvl="3" w:tentative="0">
       <w:start w:val="1"/>
       <w:numFmt w:val="bullet"/>
       <w:lvlText w:val=""/>
@@ -2816,10 +6245,10 @@
         <w:ind w:left="2880" w:hanging="360"/>
       </w:pPr>
       <w:rPr>
-        <w:rFonts w:ascii="Symbol" w:hAnsi="Symbol" w:hint="default"/>
-      </w:rPr>
-    </w:lvl>
-    <w:lvl w:ilvl="4" w:tplc="0C0A0003" w:tentative="1">
+        <w:rFonts w:hint="default" w:ascii="Symbol" w:hAnsi="Symbol"/>
+      </w:rPr>
+    </w:lvl>
+    <w:lvl w:ilvl="4" w:tentative="0">
       <w:start w:val="1"/>
       <w:numFmt w:val="bullet"/>
       <w:lvlText w:val="o"/>
@@ -2828,10 +6257,10 @@
         <w:ind w:left="3600" w:hanging="360"/>
       </w:pPr>
       <w:rPr>
-        <w:rFonts w:ascii="Courier New" w:hAnsi="Courier New" w:cs="Courier New" w:hint="default"/>
-      </w:rPr>
-    </w:lvl>
-    <w:lvl w:ilvl="5" w:tplc="0C0A0005" w:tentative="1">
+        <w:rFonts w:hint="default" w:ascii="Courier New" w:hAnsi="Courier New" w:cs="Courier New"/>
+      </w:rPr>
+    </w:lvl>
+    <w:lvl w:ilvl="5" w:tentative="0">
       <w:start w:val="1"/>
       <w:numFmt w:val="bullet"/>
       <w:lvlText w:val=""/>
@@ -2840,10 +6269,10 @@
         <w:ind w:left="4320" w:hanging="360"/>
       </w:pPr>
       <w:rPr>
-        <w:rFonts w:ascii="Wingdings" w:hAnsi="Wingdings" w:hint="default"/>
-      </w:rPr>
-    </w:lvl>
-    <w:lvl w:ilvl="6" w:tplc="0C0A0001" w:tentative="1">
+        <w:rFonts w:hint="default" w:ascii="Wingdings" w:hAnsi="Wingdings"/>
+      </w:rPr>
+    </w:lvl>
+    <w:lvl w:ilvl="6" w:tentative="0">
       <w:start w:val="1"/>
       <w:numFmt w:val="bullet"/>
       <w:lvlText w:val=""/>
@@ -2852,10 +6281,10 @@
         <w:ind w:left="5040" w:hanging="360"/>
       </w:pPr>
       <w:rPr>
-        <w:rFonts w:ascii="Symbol" w:hAnsi="Symbol" w:hint="default"/>
-      </w:rPr>
-    </w:lvl>
-    <w:lvl w:ilvl="7" w:tplc="0C0A0003" w:tentative="1">
+        <w:rFonts w:hint="default" w:ascii="Symbol" w:hAnsi="Symbol"/>
+      </w:rPr>
+    </w:lvl>
+    <w:lvl w:ilvl="7" w:tentative="0">
       <w:start w:val="1"/>
       <w:numFmt w:val="bullet"/>
       <w:lvlText w:val="o"/>
@@ -2864,10 +6293,10 @@
         <w:ind w:left="5760" w:hanging="360"/>
       </w:pPr>
       <w:rPr>
-        <w:rFonts w:ascii="Courier New" w:hAnsi="Courier New" w:cs="Courier New" w:hint="default"/>
-      </w:rPr>
-    </w:lvl>
-    <w:lvl w:ilvl="8" w:tplc="0C0A0005" w:tentative="1">
+        <w:rFonts w:hint="default" w:ascii="Courier New" w:hAnsi="Courier New" w:cs="Courier New"/>
+      </w:rPr>
+    </w:lvl>
+    <w:lvl w:ilvl="8" w:tentative="0">
       <w:start w:val="1"/>
       <w:numFmt w:val="bullet"/>
       <w:lvlText w:val=""/>
@@ -2876,15 +6305,15 @@
         <w:ind w:left="6480" w:hanging="360"/>
       </w:pPr>
       <w:rPr>
-        <w:rFonts w:ascii="Wingdings" w:hAnsi="Wingdings" w:hint="default"/>
+        <w:rFonts w:hint="default" w:ascii="Wingdings" w:hAnsi="Wingdings"/>
       </w:rPr>
     </w:lvl>
   </w:abstractNum>
-  <w:abstractNum w:abstractNumId="7" w15:restartNumberingAfterBreak="0">
-    <w:nsid w:val="430D0C35"/>
-    <w:multiLevelType w:val="hybridMultilevel"/>
-    <w:tmpl w:val="E87A154C"/>
-    <w:lvl w:ilvl="0" w:tplc="0C0A0001">
+  <w:abstractNum w:abstractNumId="7">
+    <w:nsid w:val="484B245B"/>
+    <w:multiLevelType w:val="multilevel"/>
+    <w:tmpl w:val="484B245B"/>
+    <w:lvl w:ilvl="0" w:tentative="0">
       <w:start w:val="1"/>
       <w:numFmt w:val="bullet"/>
       <w:lvlText w:val=""/>
@@ -2893,10 +6322,10 @@
         <w:ind w:left="720" w:hanging="360"/>
       </w:pPr>
       <w:rPr>
-        <w:rFonts w:ascii="Symbol" w:hAnsi="Symbol" w:hint="default"/>
-      </w:rPr>
-    </w:lvl>
-    <w:lvl w:ilvl="1" w:tplc="0C0A0003" w:tentative="1">
+        <w:rFonts w:hint="default" w:ascii="Symbol" w:hAnsi="Symbol"/>
+      </w:rPr>
+    </w:lvl>
+    <w:lvl w:ilvl="1" w:tentative="0">
       <w:start w:val="1"/>
       <w:numFmt w:val="bullet"/>
       <w:lvlText w:val="o"/>
@@ -2905,10 +6334,10 @@
         <w:ind w:left="1440" w:hanging="360"/>
       </w:pPr>
       <w:rPr>
-        <w:rFonts w:ascii="Courier New" w:hAnsi="Courier New" w:cs="Courier New" w:hint="default"/>
-      </w:rPr>
-    </w:lvl>
-    <w:lvl w:ilvl="2" w:tplc="0C0A0005" w:tentative="1">
+        <w:rFonts w:hint="default" w:ascii="Courier New" w:hAnsi="Courier New" w:cs="Courier New"/>
+      </w:rPr>
+    </w:lvl>
+    <w:lvl w:ilvl="2" w:tentative="0">
       <w:start w:val="1"/>
       <w:numFmt w:val="bullet"/>
       <w:lvlText w:val=""/>
@@ -2917,10 +6346,10 @@
         <w:ind w:left="2160" w:hanging="360"/>
       </w:pPr>
       <w:rPr>
-        <w:rFonts w:ascii="Wingdings" w:hAnsi="Wingdings" w:hint="default"/>
-      </w:rPr>
-    </w:lvl>
-    <w:lvl w:ilvl="3" w:tplc="0C0A0001" w:tentative="1">
+        <w:rFonts w:hint="default" w:ascii="Wingdings" w:hAnsi="Wingdings"/>
+      </w:rPr>
+    </w:lvl>
+    <w:lvl w:ilvl="3" w:tentative="0">
       <w:start w:val="1"/>
       <w:numFmt w:val="bullet"/>
       <w:lvlText w:val=""/>
@@ -2929,10 +6358,10 @@
         <w:ind w:left="2880" w:hanging="360"/>
       </w:pPr>
       <w:rPr>
-        <w:rFonts w:ascii="Symbol" w:hAnsi="Symbol" w:hint="default"/>
-      </w:rPr>
-    </w:lvl>
-    <w:lvl w:ilvl="4" w:tplc="0C0A0003" w:tentative="1">
+        <w:rFonts w:hint="default" w:ascii="Symbol" w:hAnsi="Symbol"/>
+      </w:rPr>
+    </w:lvl>
+    <w:lvl w:ilvl="4" w:tentative="0">
       <w:start w:val="1"/>
       <w:numFmt w:val="bullet"/>
       <w:lvlText w:val="o"/>
@@ -2941,10 +6370,10 @@
         <w:ind w:left="3600" w:hanging="360"/>
       </w:pPr>
       <w:rPr>
-        <w:rFonts w:ascii="Courier New" w:hAnsi="Courier New" w:cs="Courier New" w:hint="default"/>
-      </w:rPr>
-    </w:lvl>
-    <w:lvl w:ilvl="5" w:tplc="0C0A0005" w:tentative="1">
+        <w:rFonts w:hint="default" w:ascii="Courier New" w:hAnsi="Courier New" w:cs="Courier New"/>
+      </w:rPr>
+    </w:lvl>
+    <w:lvl w:ilvl="5" w:tentative="0">
       <w:start w:val="1"/>
       <w:numFmt w:val="bullet"/>
       <w:lvlText w:val=""/>
@@ -2953,10 +6382,10 @@
         <w:ind w:left="4320" w:hanging="360"/>
       </w:pPr>
       <w:rPr>
-        <w:rFonts w:ascii="Wingdings" w:hAnsi="Wingdings" w:hint="default"/>
-      </w:rPr>
-    </w:lvl>
-    <w:lvl w:ilvl="6" w:tplc="0C0A0001" w:tentative="1">
+        <w:rFonts w:hint="default" w:ascii="Wingdings" w:hAnsi="Wingdings"/>
+      </w:rPr>
+    </w:lvl>
+    <w:lvl w:ilvl="6" w:tentative="0">
       <w:start w:val="1"/>
       <w:numFmt w:val="bullet"/>
       <w:lvlText w:val=""/>
@@ -2965,10 +6394,10 @@
         <w:ind w:left="5040" w:hanging="360"/>
       </w:pPr>
       <w:rPr>
-        <w:rFonts w:ascii="Symbol" w:hAnsi="Symbol" w:hint="default"/>
-      </w:rPr>
-    </w:lvl>
-    <w:lvl w:ilvl="7" w:tplc="0C0A0003" w:tentative="1">
+        <w:rFonts w:hint="default" w:ascii="Symbol" w:hAnsi="Symbol"/>
+      </w:rPr>
+    </w:lvl>
+    <w:lvl w:ilvl="7" w:tentative="0">
       <w:start w:val="1"/>
       <w:numFmt w:val="bullet"/>
       <w:lvlText w:val="o"/>
@@ -2977,10 +6406,10 @@
         <w:ind w:left="5760" w:hanging="360"/>
       </w:pPr>
       <w:rPr>
-        <w:rFonts w:ascii="Courier New" w:hAnsi="Courier New" w:cs="Courier New" w:hint="default"/>
-      </w:rPr>
-    </w:lvl>
-    <w:lvl w:ilvl="8" w:tplc="0C0A0005" w:tentative="1">
+        <w:rFonts w:hint="default" w:ascii="Courier New" w:hAnsi="Courier New" w:cs="Courier New"/>
+      </w:rPr>
+    </w:lvl>
+    <w:lvl w:ilvl="8" w:tentative="0">
       <w:start w:val="1"/>
       <w:numFmt w:val="bullet"/>
       <w:lvlText w:val=""/>
@@ -2989,680 +6418,338 @@
         <w:ind w:left="6480" w:hanging="360"/>
       </w:pPr>
       <w:rPr>
-        <w:rFonts w:ascii="Wingdings" w:hAnsi="Wingdings" w:hint="default"/>
+        <w:rFonts w:hint="default" w:ascii="Wingdings" w:hAnsi="Wingdings"/>
       </w:rPr>
     </w:lvl>
   </w:abstractNum>
-  <w:abstractNum w:abstractNumId="8" w15:restartNumberingAfterBreak="0">
-    <w:nsid w:val="484B245B"/>
-    <w:multiLevelType w:val="hybridMultilevel"/>
-    <w:tmpl w:val="C748C11C"/>
-    <w:lvl w:ilvl="0" w:tplc="0C0A0001">
+  <w:abstractNum w:abstractNumId="8">
+    <w:nsid w:val="66052035"/>
+    <w:multiLevelType w:val="multilevel"/>
+    <w:tmpl w:val="66052035"/>
+    <w:lvl w:ilvl="0" w:tentative="0">
+      <w:start w:val="0"/>
+      <w:numFmt w:val="bullet"/>
+      <w:lvlText w:val="-"/>
+      <w:lvlJc w:val="left"/>
+      <w:pPr>
+        <w:ind w:left="720" w:hanging="360"/>
+      </w:pPr>
+      <w:rPr>
+        <w:rFonts w:hint="default" w:ascii="Times New Roman" w:hAnsi="Times New Roman" w:eastAsia="Times New Roman" w:cs="Times New Roman"/>
+      </w:rPr>
+    </w:lvl>
+    <w:lvl w:ilvl="1" w:tentative="0">
+      <w:start w:val="1"/>
+      <w:numFmt w:val="bullet"/>
+      <w:lvlText w:val="o"/>
+      <w:lvlJc w:val="left"/>
+      <w:pPr>
+        <w:ind w:left="1440" w:hanging="360"/>
+      </w:pPr>
+      <w:rPr>
+        <w:rFonts w:hint="default" w:ascii="Courier New" w:hAnsi="Courier New" w:cs="Courier New"/>
+      </w:rPr>
+    </w:lvl>
+    <w:lvl w:ilvl="2" w:tentative="0">
+      <w:start w:val="1"/>
+      <w:numFmt w:val="bullet"/>
+      <w:lvlText w:val=""/>
+      <w:lvlJc w:val="left"/>
+      <w:pPr>
+        <w:ind w:left="2160" w:hanging="360"/>
+      </w:pPr>
+      <w:rPr>
+        <w:rFonts w:hint="default" w:ascii="Wingdings" w:hAnsi="Wingdings"/>
+      </w:rPr>
+    </w:lvl>
+    <w:lvl w:ilvl="3" w:tentative="0">
       <w:start w:val="1"/>
       <w:numFmt w:val="bullet"/>
       <w:lvlText w:val=""/>
       <w:lvlJc w:val="left"/>
       <w:pPr>
-        <w:ind w:left="720" w:hanging="360"/>
-      </w:pPr>
-      <w:rPr>
-        <w:rFonts w:ascii="Symbol" w:hAnsi="Symbol" w:hint="default"/>
-      </w:rPr>
-    </w:lvl>
-    <w:lvl w:ilvl="1" w:tplc="0C0A0003" w:tentative="1">
+        <w:ind w:left="2880" w:hanging="360"/>
+      </w:pPr>
+      <w:rPr>
+        <w:rFonts w:hint="default" w:ascii="Symbol" w:hAnsi="Symbol"/>
+      </w:rPr>
+    </w:lvl>
+    <w:lvl w:ilvl="4" w:tentative="0">
       <w:start w:val="1"/>
       <w:numFmt w:val="bullet"/>
       <w:lvlText w:val="o"/>
       <w:lvlJc w:val="left"/>
       <w:pPr>
-        <w:ind w:left="1440" w:hanging="360"/>
-      </w:pPr>
-      <w:rPr>
-        <w:rFonts w:ascii="Courier New" w:hAnsi="Courier New" w:cs="Courier New" w:hint="default"/>
-      </w:rPr>
-    </w:lvl>
-    <w:lvl w:ilvl="2" w:tplc="0C0A0005" w:tentative="1">
+        <w:ind w:left="3600" w:hanging="360"/>
+      </w:pPr>
+      <w:rPr>
+        <w:rFonts w:hint="default" w:ascii="Courier New" w:hAnsi="Courier New" w:cs="Courier New"/>
+      </w:rPr>
+    </w:lvl>
+    <w:lvl w:ilvl="5" w:tentative="0">
       <w:start w:val="1"/>
       <w:numFmt w:val="bullet"/>
       <w:lvlText w:val=""/>
       <w:lvlJc w:val="left"/>
       <w:pPr>
-        <w:ind w:left="2160" w:hanging="360"/>
-      </w:pPr>
-      <w:rPr>
-        <w:rFonts w:ascii="Wingdings" w:hAnsi="Wingdings" w:hint="default"/>
-      </w:rPr>
-    </w:lvl>
-    <w:lvl w:ilvl="3" w:tplc="0C0A0001" w:tentative="1">
+        <w:ind w:left="4320" w:hanging="360"/>
+      </w:pPr>
+      <w:rPr>
+        <w:rFonts w:hint="default" w:ascii="Wingdings" w:hAnsi="Wingdings"/>
+      </w:rPr>
+    </w:lvl>
+    <w:lvl w:ilvl="6" w:tentative="0">
       <w:start w:val="1"/>
       <w:numFmt w:val="bullet"/>
       <w:lvlText w:val=""/>
       <w:lvlJc w:val="left"/>
       <w:pPr>
-        <w:ind w:left="2880" w:hanging="360"/>
-      </w:pPr>
-      <w:rPr>
-        <w:rFonts w:ascii="Symbol" w:hAnsi="Symbol" w:hint="default"/>
-      </w:rPr>
-    </w:lvl>
-    <w:lvl w:ilvl="4" w:tplc="0C0A0003" w:tentative="1">
+        <w:ind w:left="5040" w:hanging="360"/>
+      </w:pPr>
+      <w:rPr>
+        <w:rFonts w:hint="default" w:ascii="Symbol" w:hAnsi="Symbol"/>
+      </w:rPr>
+    </w:lvl>
+    <w:lvl w:ilvl="7" w:tentative="0">
       <w:start w:val="1"/>
       <w:numFmt w:val="bullet"/>
       <w:lvlText w:val="o"/>
       <w:lvlJc w:val="left"/>
       <w:pPr>
-        <w:ind w:left="3600" w:hanging="360"/>
-      </w:pPr>
-      <w:rPr>
-        <w:rFonts w:ascii="Courier New" w:hAnsi="Courier New" w:cs="Courier New" w:hint="default"/>
-      </w:rPr>
-    </w:lvl>
-    <w:lvl w:ilvl="5" w:tplc="0C0A0005" w:tentative="1">
+        <w:ind w:left="5760" w:hanging="360"/>
+      </w:pPr>
+      <w:rPr>
+        <w:rFonts w:hint="default" w:ascii="Courier New" w:hAnsi="Courier New" w:cs="Courier New"/>
+      </w:rPr>
+    </w:lvl>
+    <w:lvl w:ilvl="8" w:tentative="0">
       <w:start w:val="1"/>
       <w:numFmt w:val="bullet"/>
       <w:lvlText w:val=""/>
       <w:lvlJc w:val="left"/>
       <w:pPr>
-        <w:ind w:left="4320" w:hanging="360"/>
-      </w:pPr>
-      <w:rPr>
-        <w:rFonts w:ascii="Wingdings" w:hAnsi="Wingdings" w:hint="default"/>
-      </w:rPr>
-    </w:lvl>
-    <w:lvl w:ilvl="6" w:tplc="0C0A0001" w:tentative="1">
-      <w:start w:val="1"/>
-      <w:numFmt w:val="bullet"/>
-      <w:lvlText w:val=""/>
-      <w:lvlJc w:val="left"/>
-      <w:pPr>
-        <w:ind w:left="5040" w:hanging="360"/>
-      </w:pPr>
-      <w:rPr>
-        <w:rFonts w:ascii="Symbol" w:hAnsi="Symbol" w:hint="default"/>
-      </w:rPr>
-    </w:lvl>
-    <w:lvl w:ilvl="7" w:tplc="0C0A0003" w:tentative="1">
-      <w:start w:val="1"/>
-      <w:numFmt w:val="bullet"/>
-      <w:lvlText w:val="o"/>
-      <w:lvlJc w:val="left"/>
-      <w:pPr>
-        <w:ind w:left="5760" w:hanging="360"/>
-      </w:pPr>
-      <w:rPr>
-        <w:rFonts w:ascii="Courier New" w:hAnsi="Courier New" w:cs="Courier New" w:hint="default"/>
-      </w:rPr>
-    </w:lvl>
-    <w:lvl w:ilvl="8" w:tplc="0C0A0005" w:tentative="1">
-      <w:start w:val="1"/>
-      <w:numFmt w:val="bullet"/>
-      <w:lvlText w:val=""/>
-      <w:lvlJc w:val="left"/>
-      <w:pPr>
         <w:ind w:left="6480" w:hanging="360"/>
       </w:pPr>
       <w:rPr>
-        <w:rFonts w:ascii="Wingdings" w:hAnsi="Wingdings" w:hint="default"/>
+        <w:rFonts w:hint="default" w:ascii="Wingdings" w:hAnsi="Wingdings"/>
       </w:rPr>
     </w:lvl>
   </w:abstractNum>
-  <w:abstractNum w:abstractNumId="9" w15:restartNumberingAfterBreak="0">
-    <w:nsid w:val="66052035"/>
-    <w:multiLevelType w:val="hybridMultilevel"/>
-    <w:tmpl w:val="5B042AD4"/>
-    <w:lvl w:ilvl="0" w:tplc="96304494">
-      <w:numFmt w:val="bullet"/>
-      <w:lvlText w:val="-"/>
-      <w:lvlJc w:val="left"/>
-      <w:pPr>
-        <w:ind w:left="720" w:hanging="360"/>
-      </w:pPr>
-      <w:rPr>
-        <w:rFonts w:ascii="Times New Roman" w:eastAsia="Times New Roman" w:hAnsi="Times New Roman" w:cs="Times New Roman" w:hint="default"/>
-      </w:rPr>
-    </w:lvl>
-    <w:lvl w:ilvl="1" w:tplc="04030003" w:tentative="1">
-      <w:start w:val="1"/>
-      <w:numFmt w:val="bullet"/>
-      <w:lvlText w:val="o"/>
-      <w:lvlJc w:val="left"/>
-      <w:pPr>
-        <w:ind w:left="1440" w:hanging="360"/>
-      </w:pPr>
-      <w:rPr>
-        <w:rFonts w:ascii="Courier New" w:hAnsi="Courier New" w:cs="Courier New" w:hint="default"/>
-      </w:rPr>
-    </w:lvl>
-    <w:lvl w:ilvl="2" w:tplc="04030005" w:tentative="1">
-      <w:start w:val="1"/>
-      <w:numFmt w:val="bullet"/>
-      <w:lvlText w:val=""/>
-      <w:lvlJc w:val="left"/>
-      <w:pPr>
-        <w:ind w:left="2160" w:hanging="360"/>
-      </w:pPr>
-      <w:rPr>
-        <w:rFonts w:ascii="Wingdings" w:hAnsi="Wingdings" w:hint="default"/>
-      </w:rPr>
-    </w:lvl>
-    <w:lvl w:ilvl="3" w:tplc="04030001" w:tentative="1">
-      <w:start w:val="1"/>
-      <w:numFmt w:val="bullet"/>
-      <w:lvlText w:val=""/>
-      <w:lvlJc w:val="left"/>
-      <w:pPr>
-        <w:ind w:left="2880" w:hanging="360"/>
-      </w:pPr>
-      <w:rPr>
-        <w:rFonts w:ascii="Symbol" w:hAnsi="Symbol" w:hint="default"/>
-      </w:rPr>
-    </w:lvl>
-    <w:lvl w:ilvl="4" w:tplc="04030003" w:tentative="1">
-      <w:start w:val="1"/>
-      <w:numFmt w:val="bullet"/>
-      <w:lvlText w:val="o"/>
-      <w:lvlJc w:val="left"/>
-      <w:pPr>
-        <w:ind w:left="3600" w:hanging="360"/>
-      </w:pPr>
-      <w:rPr>
-        <w:rFonts w:ascii="Courier New" w:hAnsi="Courier New" w:cs="Courier New" w:hint="default"/>
-      </w:rPr>
-    </w:lvl>
-    <w:lvl w:ilvl="5" w:tplc="04030005" w:tentative="1">
-      <w:start w:val="1"/>
-      <w:numFmt w:val="bullet"/>
-      <w:lvlText w:val=""/>
-      <w:lvlJc w:val="left"/>
-      <w:pPr>
-        <w:ind w:left="4320" w:hanging="360"/>
-      </w:pPr>
-      <w:rPr>
-        <w:rFonts w:ascii="Wingdings" w:hAnsi="Wingdings" w:hint="default"/>
-      </w:rPr>
-    </w:lvl>
-    <w:lvl w:ilvl="6" w:tplc="04030001" w:tentative="1">
-      <w:start w:val="1"/>
-      <w:numFmt w:val="bullet"/>
-      <w:lvlText w:val=""/>
-      <w:lvlJc w:val="left"/>
-      <w:pPr>
-        <w:ind w:left="5040" w:hanging="360"/>
-      </w:pPr>
-      <w:rPr>
-        <w:rFonts w:ascii="Symbol" w:hAnsi="Symbol" w:hint="default"/>
-      </w:rPr>
-    </w:lvl>
-    <w:lvl w:ilvl="7" w:tplc="04030003" w:tentative="1">
-      <w:start w:val="1"/>
-      <w:numFmt w:val="bullet"/>
-      <w:lvlText w:val="o"/>
-      <w:lvlJc w:val="left"/>
-      <w:pPr>
-        <w:ind w:left="5760" w:hanging="360"/>
-      </w:pPr>
-      <w:rPr>
-        <w:rFonts w:ascii="Courier New" w:hAnsi="Courier New" w:cs="Courier New" w:hint="default"/>
-      </w:rPr>
-    </w:lvl>
-    <w:lvl w:ilvl="8" w:tplc="04030005" w:tentative="1">
-      <w:start w:val="1"/>
-      <w:numFmt w:val="bullet"/>
-      <w:lvlText w:val=""/>
-      <w:lvlJc w:val="left"/>
-      <w:pPr>
-        <w:ind w:left="6480" w:hanging="360"/>
-      </w:pPr>
-      <w:rPr>
-        <w:rFonts w:ascii="Wingdings" w:hAnsi="Wingdings" w:hint="default"/>
-      </w:rPr>
-    </w:lvl>
-  </w:abstractNum>
-  <w:num w:numId="1" w16cid:durableId="1885171474">
+  <w:num w:numId="1">
+    <w:abstractNumId w:val="6"/>
+  </w:num>
+  <w:num w:numId="2">
+    <w:abstractNumId w:val="8"/>
+  </w:num>
+  <w:num w:numId="3">
+    <w:abstractNumId w:val="4"/>
+  </w:num>
+  <w:num w:numId="4">
     <w:abstractNumId w:val="2"/>
   </w:num>
-  <w:num w:numId="2" w16cid:durableId="909458740">
+  <w:num w:numId="5">
+    <w:abstractNumId w:val="0"/>
+  </w:num>
+  <w:num w:numId="6">
+    <w:abstractNumId w:val="1"/>
+  </w:num>
+  <w:num w:numId="7">
+    <w:abstractNumId w:val="3"/>
+  </w:num>
+  <w:num w:numId="8">
+    <w:abstractNumId w:val="5"/>
+  </w:num>
+  <w:num w:numId="9">
     <w:abstractNumId w:val="7"/>
   </w:num>
-  <w:num w:numId="3" w16cid:durableId="630093038">
-    <w:abstractNumId w:val="5"/>
-  </w:num>
-  <w:num w:numId="4" w16cid:durableId="737676889">
-    <w:abstractNumId w:val="3"/>
-  </w:num>
-  <w:num w:numId="5" w16cid:durableId="1513378741">
-    <w:abstractNumId w:val="0"/>
-  </w:num>
-  <w:num w:numId="6" w16cid:durableId="1500390909">
-    <w:abstractNumId w:val="1"/>
-  </w:num>
-  <w:num w:numId="7" w16cid:durableId="1696996944">
-    <w:abstractNumId w:val="4"/>
-  </w:num>
-  <w:num w:numId="8" w16cid:durableId="1454251597">
-    <w:abstractNumId w:val="6"/>
-  </w:num>
-  <w:num w:numId="9" w16cid:durableId="1875850441">
-    <w:abstractNumId w:val="8"/>
-  </w:num>
-  <w:num w:numId="10" w16cid:durableId="1794202645">
-    <w:abstractNumId w:val="9"/>
-  </w:num>
-  <w:numIdMacAtCleanup w:val="9"/>
 </w:numbering>
 </file>
 
 <file path=word/styles.xml><?xml version="1.0" encoding="utf-8"?>
-<w:styles xmlns:mc="http://schemas.openxmlformats.org/markup-compatibility/2006" xmlns:r="http://schemas.openxmlformats.org/officeDocument/2006/relationships" xmlns:w="http://schemas.openxmlformats.org/wordprocessingml/2006/main" xmlns:w14="http://schemas.microsoft.com/office/word/2010/wordml" xmlns:w15="http://schemas.microsoft.com/office/word/2012/wordml" xmlns:w16cex="http://schemas.microsoft.com/office/word/2018/wordml/cex" xmlns:w16cid="http://schemas.microsoft.com/office/word/2016/wordml/cid" xmlns:w16="http://schemas.microsoft.com/office/word/2018/wordml" xmlns:w16sdtdh="http://schemas.microsoft.com/office/word/2020/wordml/sdtdatahash" xmlns:w16se="http://schemas.microsoft.com/office/word/2015/wordml/symex" mc:Ignorable="w14 w15 w16se w16cid w16 w16cex w16sdtdh">
+<w:styles xmlns:mc="http://schemas.openxmlformats.org/markup-compatibility/2006" xmlns:o="urn:schemas-microsoft-com:office:office" xmlns:r="http://schemas.openxmlformats.org/officeDocument/2006/relationships" xmlns:m="http://schemas.openxmlformats.org/officeDocument/2006/math" xmlns:v="urn:schemas-microsoft-com:vml" xmlns:w="http://schemas.openxmlformats.org/wordprocessingml/2006/main" xmlns:w14="http://schemas.microsoft.com/office/word/2010/wordml" xmlns:w10="urn:schemas-microsoft-com:office:word" xmlns:sl="http://schemas.openxmlformats.org/schemaLibrary/2006/main" xmlns:wpsCustomData="http://www.wps.cn/officeDocument/2013/wpsCustomData" mc:Ignorable="w14">
   <w:docDefaults>
     <w:rPrDefault>
       <w:rPr>
-        <w:rFonts w:ascii="Arial" w:eastAsia="Calibri" w:hAnsi="Arial" w:cs="Times New Roman"/>
-        <w:lang w:val="es-ES" w:eastAsia="es-ES" w:bidi="ar-SA"/>
+        <w:rFonts w:ascii="Times New Roman" w:hAnsi="Times New Roman" w:eastAsia="SimSun" w:cs="Times New Roman"/>
       </w:rPr>
     </w:rPrDefault>
     <w:pPrDefault/>
   </w:docDefaults>
-  <w:latentStyles w:defLockedState="0" w:defUIPriority="99" w:defSemiHidden="0" w:defUnhideWhenUsed="0" w:defQFormat="0" w:count="376">
-    <w:lsdException w:name="Normal" w:locked="1" w:uiPriority="0" w:qFormat="1"/>
-    <w:lsdException w:name="heading 1" w:locked="1" w:qFormat="1"/>
-    <w:lsdException w:name="heading 2" w:locked="1" w:uiPriority="0" w:qFormat="1"/>
-    <w:lsdException w:name="heading 3" w:locked="1" w:uiPriority="0" w:qFormat="1"/>
-    <w:lsdException w:name="heading 4" w:locked="1" w:uiPriority="0" w:qFormat="1"/>
-    <w:lsdException w:name="heading 5" w:locked="1" w:uiPriority="0" w:qFormat="1"/>
-    <w:lsdException w:name="heading 6" w:locked="1" w:semiHidden="1" w:uiPriority="0" w:unhideWhenUsed="1" w:qFormat="1"/>
-    <w:lsdException w:name="heading 7" w:locked="1" w:semiHidden="1" w:uiPriority="0" w:unhideWhenUsed="1" w:qFormat="1"/>
-    <w:lsdException w:name="heading 8" w:locked="1" w:semiHidden="1" w:uiPriority="0" w:unhideWhenUsed="1" w:qFormat="1"/>
-    <w:lsdException w:name="heading 9" w:locked="1" w:semiHidden="1" w:uiPriority="0" w:unhideWhenUsed="1" w:qFormat="1"/>
-    <w:lsdException w:name="index 1" w:semiHidden="1" w:unhideWhenUsed="1"/>
-    <w:lsdException w:name="index 2" w:semiHidden="1" w:unhideWhenUsed="1"/>
-    <w:lsdException w:name="index 3" w:semiHidden="1" w:unhideWhenUsed="1"/>
-    <w:lsdException w:name="index 4" w:semiHidden="1" w:unhideWhenUsed="1"/>
-    <w:lsdException w:name="index 5" w:semiHidden="1" w:unhideWhenUsed="1"/>
-    <w:lsdException w:name="index 6" w:semiHidden="1" w:unhideWhenUsed="1"/>
-    <w:lsdException w:name="index 7" w:semiHidden="1" w:unhideWhenUsed="1"/>
-    <w:lsdException w:name="index 8" w:semiHidden="1" w:unhideWhenUsed="1"/>
-    <w:lsdException w:name="index 9" w:semiHidden="1" w:unhideWhenUsed="1"/>
-    <w:lsdException w:name="toc 1" w:locked="1" w:uiPriority="0"/>
-    <w:lsdException w:name="toc 2" w:locked="1" w:uiPriority="0"/>
-    <w:lsdException w:name="toc 3" w:locked="1" w:uiPriority="0"/>
-    <w:lsdException w:name="toc 4" w:locked="1" w:uiPriority="0"/>
-    <w:lsdException w:name="toc 5" w:locked="1" w:uiPriority="0"/>
-    <w:lsdException w:name="toc 6" w:locked="1" w:uiPriority="0"/>
-    <w:lsdException w:name="toc 7" w:locked="1" w:uiPriority="0"/>
-    <w:lsdException w:name="toc 8" w:locked="1" w:uiPriority="0"/>
-    <w:lsdException w:name="toc 9" w:locked="1" w:uiPriority="0"/>
-    <w:lsdException w:name="Normal Indent" w:semiHidden="1" w:unhideWhenUsed="1"/>
-    <w:lsdException w:name="footnote text" w:locked="1" w:uiPriority="0"/>
-    <w:lsdException w:name="annotation text" w:semiHidden="1" w:unhideWhenUsed="1"/>
-    <w:lsdException w:name="header" w:semiHidden="1" w:uiPriority="0" w:unhideWhenUsed="1"/>
-    <w:lsdException w:name="footer" w:semiHidden="1" w:unhideWhenUsed="1"/>
-    <w:lsdException w:name="index heading" w:semiHidden="1" w:unhideWhenUsed="1"/>
-    <w:lsdException w:name="caption" w:locked="1" w:uiPriority="0" w:qFormat="1"/>
-    <w:lsdException w:name="table of figures" w:semiHidden="1" w:unhideWhenUsed="1"/>
-    <w:lsdException w:name="envelope address" w:semiHidden="1" w:unhideWhenUsed="1"/>
-    <w:lsdException w:name="envelope return" w:semiHidden="1" w:unhideWhenUsed="1"/>
-    <w:lsdException w:name="footnote reference" w:locked="1" w:uiPriority="0"/>
-    <w:lsdException w:name="annotation reference" w:semiHidden="1" w:unhideWhenUsed="1"/>
-    <w:lsdException w:name="line number" w:semiHidden="1" w:unhideWhenUsed="1"/>
-    <w:lsdException w:name="page number" w:semiHidden="1" w:unhideWhenUsed="1"/>
-    <w:lsdException w:name="endnote reference" w:semiHidden="1" w:unhideWhenUsed="1"/>
-    <w:lsdException w:name="endnote text" w:semiHidden="1" w:unhideWhenUsed="1"/>
-    <w:lsdException w:name="table of authorities" w:semiHidden="1" w:unhideWhenUsed="1"/>
-    <w:lsdException w:name="macro" w:semiHidden="1" w:unhideWhenUsed="1"/>
-    <w:lsdException w:name="toa heading" w:semiHidden="1" w:unhideWhenUsed="1"/>
-    <w:lsdException w:name="List" w:semiHidden="1" w:unhideWhenUsed="1"/>
-    <w:lsdException w:name="List Bullet" w:semiHidden="1" w:unhideWhenUsed="1"/>
-    <w:lsdException w:name="List Number" w:semiHidden="1" w:unhideWhenUsed="1"/>
-    <w:lsdException w:name="List 2" w:semiHidden="1" w:unhideWhenUsed="1"/>
-    <w:lsdException w:name="List 3" w:semiHidden="1" w:unhideWhenUsed="1"/>
-    <w:lsdException w:name="List 4" w:semiHidden="1" w:unhideWhenUsed="1"/>
-    <w:lsdException w:name="List 5" w:semiHidden="1" w:unhideWhenUsed="1"/>
-    <w:lsdException w:name="List Bullet 2" w:semiHidden="1" w:unhideWhenUsed="1"/>
-    <w:lsdException w:name="List Bullet 3" w:semiHidden="1" w:unhideWhenUsed="1"/>
-    <w:lsdException w:name="List Bullet 4" w:semiHidden="1" w:unhideWhenUsed="1"/>
-    <w:lsdException w:name="List Bullet 5" w:semiHidden="1" w:unhideWhenUsed="1"/>
-    <w:lsdException w:name="List Number 2" w:semiHidden="1" w:unhideWhenUsed="1"/>
-    <w:lsdException w:name="List Number 3" w:semiHidden="1" w:unhideWhenUsed="1"/>
-    <w:lsdException w:name="List Number 4" w:semiHidden="1" w:unhideWhenUsed="1"/>
-    <w:lsdException w:name="List Number 5" w:semiHidden="1" w:unhideWhenUsed="1"/>
-    <w:lsdException w:name="Title" w:locked="1" w:uiPriority="0" w:qFormat="1"/>
-    <w:lsdException w:name="Closing" w:semiHidden="1" w:unhideWhenUsed="1"/>
-    <w:lsdException w:name="Signature" w:semiHidden="1" w:unhideWhenUsed="1"/>
-    <w:lsdException w:name="Default Paragraph Font" w:locked="1" w:uiPriority="0"/>
-    <w:lsdException w:name="Body Text" w:semiHidden="1" w:unhideWhenUsed="1"/>
-    <w:lsdException w:name="Body Text Indent" w:semiHidden="1" w:unhideWhenUsed="1"/>
-    <w:lsdException w:name="List Continue" w:semiHidden="1" w:unhideWhenUsed="1"/>
-    <w:lsdException w:name="List Continue 2" w:semiHidden="1" w:unhideWhenUsed="1"/>
-    <w:lsdException w:name="List Continue 3" w:semiHidden="1" w:unhideWhenUsed="1"/>
-    <w:lsdException w:name="List Continue 4" w:semiHidden="1" w:unhideWhenUsed="1"/>
-    <w:lsdException w:name="List Continue 5" w:semiHidden="1" w:unhideWhenUsed="1"/>
-    <w:lsdException w:name="Message Header" w:semiHidden="1" w:unhideWhenUsed="1"/>
-    <w:lsdException w:name="Subtitle" w:locked="1" w:uiPriority="0" w:qFormat="1"/>
-    <w:lsdException w:name="Salutation" w:semiHidden="1" w:unhideWhenUsed="1"/>
-    <w:lsdException w:name="Date" w:semiHidden="1" w:unhideWhenUsed="1"/>
-    <w:lsdException w:name="Body Text First Indent" w:semiHidden="1" w:unhideWhenUsed="1"/>
-    <w:lsdException w:name="Body Text First Indent 2" w:semiHidden="1" w:unhideWhenUsed="1"/>
-    <w:lsdException w:name="Note Heading" w:semiHidden="1" w:unhideWhenUsed="1"/>
-    <w:lsdException w:name="Body Text 2" w:semiHidden="1" w:unhideWhenUsed="1"/>
-    <w:lsdException w:name="Body Text 3" w:semiHidden="1" w:unhideWhenUsed="1"/>
-    <w:lsdException w:name="Body Text Indent 2" w:semiHidden="1" w:unhideWhenUsed="1"/>
-    <w:lsdException w:name="Body Text Indent 3" w:semiHidden="1" w:unhideWhenUsed="1"/>
-    <w:lsdException w:name="Block Text" w:semiHidden="1" w:unhideWhenUsed="1"/>
-    <w:lsdException w:name="Hyperlink" w:semiHidden="1" w:unhideWhenUsed="1"/>
-    <w:lsdException w:name="FollowedHyperlink" w:semiHidden="1" w:unhideWhenUsed="1"/>
-    <w:lsdException w:name="Strong" w:locked="1" w:uiPriority="0" w:qFormat="1"/>
-    <w:lsdException w:name="Emphasis" w:locked="1" w:uiPriority="0" w:qFormat="1"/>
-    <w:lsdException w:name="Document Map" w:semiHidden="1" w:unhideWhenUsed="1"/>
-    <w:lsdException w:name="Plain Text" w:semiHidden="1" w:unhideWhenUsed="1"/>
-    <w:lsdException w:name="E-mail Signature" w:semiHidden="1" w:unhideWhenUsed="1"/>
-    <w:lsdException w:name="HTML Top of Form" w:semiHidden="1" w:unhideWhenUsed="1"/>
-    <w:lsdException w:name="HTML Bottom of Form" w:semiHidden="1" w:unhideWhenUsed="1"/>
-    <w:lsdException w:name="Normal (Web)" w:semiHidden="1" w:unhideWhenUsed="1"/>
-    <w:lsdException w:name="HTML Acronym" w:semiHidden="1" w:unhideWhenUsed="1"/>
-    <w:lsdException w:name="HTML Address" w:semiHidden="1" w:unhideWhenUsed="1"/>
-    <w:lsdException w:name="HTML Cite" w:semiHidden="1" w:unhideWhenUsed="1"/>
-    <w:lsdException w:name="HTML Code" w:semiHidden="1" w:unhideWhenUsed="1"/>
-    <w:lsdException w:name="HTML Definition" w:semiHidden="1" w:unhideWhenUsed="1"/>
-    <w:lsdException w:name="HTML Keyboard" w:semiHidden="1" w:unhideWhenUsed="1"/>
-    <w:lsdException w:name="HTML Preformatted" w:semiHidden="1" w:unhideWhenUsed="1"/>
-    <w:lsdException w:name="HTML Sample" w:semiHidden="1" w:unhideWhenUsed="1"/>
-    <w:lsdException w:name="HTML Typewriter" w:semiHidden="1" w:unhideWhenUsed="1"/>
-    <w:lsdException w:name="HTML Variable" w:semiHidden="1" w:unhideWhenUsed="1"/>
-    <w:lsdException w:name="Normal Table" w:semiHidden="1" w:unhideWhenUsed="1"/>
-    <w:lsdException w:name="annotation subject" w:semiHidden="1" w:unhideWhenUsed="1"/>
-    <w:lsdException w:name="No List" w:semiHidden="1" w:unhideWhenUsed="1"/>
-    <w:lsdException w:name="Outline List 1" w:semiHidden="1" w:unhideWhenUsed="1"/>
-    <w:lsdException w:name="Outline List 2" w:semiHidden="1" w:unhideWhenUsed="1"/>
-    <w:lsdException w:name="Outline List 3" w:semiHidden="1" w:unhideWhenUsed="1"/>
-    <w:lsdException w:name="Table Simple 1" w:semiHidden="1" w:unhideWhenUsed="1"/>
-    <w:lsdException w:name="Table Simple 2" w:semiHidden="1" w:unhideWhenUsed="1"/>
-    <w:lsdException w:name="Table Simple 3" w:semiHidden="1" w:unhideWhenUsed="1"/>
-    <w:lsdException w:name="Table Classic 1" w:semiHidden="1" w:unhideWhenUsed="1"/>
-    <w:lsdException w:name="Table Classic 2" w:semiHidden="1" w:unhideWhenUsed="1"/>
-    <w:lsdException w:name="Table Classic 3" w:semiHidden="1" w:unhideWhenUsed="1"/>
-    <w:lsdException w:name="Table Classic 4" w:semiHidden="1" w:unhideWhenUsed="1"/>
-    <w:lsdException w:name="Table Colorful 1" w:semiHidden="1" w:unhideWhenUsed="1"/>
-    <w:lsdException w:name="Table Colorful 2" w:semiHidden="1" w:unhideWhenUsed="1"/>
-    <w:lsdException w:name="Table Colorful 3" w:semiHidden="1" w:unhideWhenUsed="1"/>
-    <w:lsdException w:name="Table Columns 1" w:semiHidden="1" w:unhideWhenUsed="1"/>
-    <w:lsdException w:name="Table Columns 2" w:semiHidden="1" w:unhideWhenUsed="1"/>
-    <w:lsdException w:name="Table Columns 3" w:semiHidden="1" w:unhideWhenUsed="1"/>
-    <w:lsdException w:name="Table Columns 4" w:semiHidden="1" w:unhideWhenUsed="1"/>
-    <w:lsdException w:name="Table Columns 5" w:semiHidden="1" w:unhideWhenUsed="1"/>
-    <w:lsdException w:name="Table Grid 1" w:semiHidden="1" w:unhideWhenUsed="1"/>
-    <w:lsdException w:name="Table Grid 2" w:semiHidden="1" w:unhideWhenUsed="1"/>
-    <w:lsdException w:name="Table Grid 3" w:semiHidden="1" w:unhideWhenUsed="1"/>
-    <w:lsdException w:name="Table Grid 4" w:semiHidden="1" w:unhideWhenUsed="1"/>
-    <w:lsdException w:name="Table Grid 5" w:semiHidden="1" w:unhideWhenUsed="1"/>
-    <w:lsdException w:name="Table Grid 6" w:semiHidden="1" w:unhideWhenUsed="1"/>
-    <w:lsdException w:name="Table Grid 7" w:semiHidden="1" w:unhideWhenUsed="1"/>
-    <w:lsdException w:name="Table Grid 8" w:semiHidden="1" w:unhideWhenUsed="1"/>
-    <w:lsdException w:name="Table List 1" w:semiHidden="1" w:unhideWhenUsed="1"/>
-    <w:lsdException w:name="Table List 2" w:semiHidden="1" w:unhideWhenUsed="1"/>
-    <w:lsdException w:name="Table List 3" w:semiHidden="1" w:unhideWhenUsed="1"/>
-    <w:lsdException w:name="Table List 4" w:semiHidden="1" w:unhideWhenUsed="1"/>
-    <w:lsdException w:name="Table List 5" w:semiHidden="1" w:unhideWhenUsed="1"/>
-    <w:lsdException w:name="Table List 6" w:semiHidden="1" w:unhideWhenUsed="1"/>
-    <w:lsdException w:name="Table List 7" w:semiHidden="1" w:unhideWhenUsed="1"/>
-    <w:lsdException w:name="Table List 8" w:semiHidden="1" w:unhideWhenUsed="1"/>
-    <w:lsdException w:name="Table 3D effects 1" w:semiHidden="1" w:unhideWhenUsed="1"/>
-    <w:lsdException w:name="Table 3D effects 2" w:semiHidden="1" w:unhideWhenUsed="1"/>
-    <w:lsdException w:name="Table 3D effects 3" w:semiHidden="1" w:unhideWhenUsed="1"/>
-    <w:lsdException w:name="Table Contemporary" w:semiHidden="1" w:unhideWhenUsed="1"/>
-    <w:lsdException w:name="Table Elegant" w:semiHidden="1" w:unhideWhenUsed="1"/>
-    <w:lsdException w:name="Table Professional" w:semiHidden="1" w:unhideWhenUsed="1"/>
-    <w:lsdException w:name="Table Subtle 1" w:semiHidden="1" w:unhideWhenUsed="1"/>
-    <w:lsdException w:name="Table Subtle 2" w:semiHidden="1" w:unhideWhenUsed="1"/>
-    <w:lsdException w:name="Table Web 1" w:semiHidden="1" w:unhideWhenUsed="1"/>
-    <w:lsdException w:name="Table Web 2" w:semiHidden="1" w:unhideWhenUsed="1"/>
-    <w:lsdException w:name="Table Web 3" w:semiHidden="1" w:unhideWhenUsed="1"/>
-    <w:lsdException w:name="Balloon Text" w:semiHidden="1" w:unhideWhenUsed="1"/>
-    <w:lsdException w:name="Table Grid" w:locked="1" w:uiPriority="0"/>
-    <w:lsdException w:name="Table Theme" w:semiHidden="1" w:unhideWhenUsed="1"/>
-    <w:lsdException w:name="Placeholder Text" w:semiHidden="1"/>
-    <w:lsdException w:name="No Spacing" w:uiPriority="1" w:qFormat="1"/>
-    <w:lsdException w:name="Light Shading" w:uiPriority="60"/>
-    <w:lsdException w:name="Light List" w:uiPriority="61"/>
-    <w:lsdException w:name="Light Grid" w:uiPriority="62"/>
-    <w:lsdException w:name="Medium Shading 1" w:uiPriority="63"/>
-    <w:lsdException w:name="Medium Shading 2" w:uiPriority="64"/>
-    <w:lsdException w:name="Medium List 1" w:uiPriority="65"/>
-    <w:lsdException w:name="Medium List 2" w:uiPriority="66"/>
-    <w:lsdException w:name="Medium Grid 1" w:uiPriority="67"/>
-    <w:lsdException w:name="Medium Grid 2" w:uiPriority="68"/>
-    <w:lsdException w:name="Medium Grid 3" w:uiPriority="69"/>
-    <w:lsdException w:name="Dark List" w:uiPriority="70"/>
-    <w:lsdException w:name="Colorful Shading" w:uiPriority="71"/>
-    <w:lsdException w:name="Colorful List" w:uiPriority="72"/>
-    <w:lsdException w:name="Colorful Grid" w:uiPriority="73"/>
-    <w:lsdException w:name="Light Shading Accent 1" w:uiPriority="60"/>
-    <w:lsdException w:name="Light List Accent 1" w:uiPriority="61"/>
-    <w:lsdException w:name="Light Grid Accent 1" w:uiPriority="62"/>
-    <w:lsdException w:name="Medium Shading 1 Accent 1" w:uiPriority="63"/>
-    <w:lsdException w:name="Medium Shading 2 Accent 1" w:uiPriority="64"/>
-    <w:lsdException w:name="Medium List 1 Accent 1" w:uiPriority="65"/>
-    <w:lsdException w:name="Revision" w:semiHidden="1"/>
-    <w:lsdException w:name="List Paragraph" w:uiPriority="34" w:qFormat="1"/>
-    <w:lsdException w:name="Quote" w:uiPriority="29" w:qFormat="1"/>
-    <w:lsdException w:name="Intense Quote" w:uiPriority="30" w:qFormat="1"/>
-    <w:lsdException w:name="Medium List 2 Accent 1" w:uiPriority="66"/>
-    <w:lsdException w:name="Medium Grid 1 Accent 1" w:uiPriority="67"/>
-    <w:lsdException w:name="Medium Grid 2 Accent 1" w:uiPriority="68"/>
-    <w:lsdException w:name="Medium Grid 3 Accent 1" w:uiPriority="69"/>
-    <w:lsdException w:name="Dark List Accent 1" w:uiPriority="70"/>
-    <w:lsdException w:name="Colorful Shading Accent 1" w:uiPriority="71"/>
-    <w:lsdException w:name="Colorful List Accent 1" w:uiPriority="72"/>
-    <w:lsdException w:name="Colorful Grid Accent 1" w:uiPriority="73"/>
-    <w:lsdException w:name="Light Shading Accent 2" w:uiPriority="60"/>
-    <w:lsdException w:name="Light List Accent 2" w:uiPriority="61"/>
-    <w:lsdException w:name="Light Grid Accent 2" w:uiPriority="62"/>
-    <w:lsdException w:name="Medium Shading 1 Accent 2" w:uiPriority="63"/>
-    <w:lsdException w:name="Medium Shading 2 Accent 2" w:uiPriority="64"/>
-    <w:lsdException w:name="Medium List 1 Accent 2" w:uiPriority="65"/>
-    <w:lsdException w:name="Medium List 2 Accent 2" w:uiPriority="66"/>
-    <w:lsdException w:name="Medium Grid 1 Accent 2" w:uiPriority="67"/>
-    <w:lsdException w:name="Medium Grid 2 Accent 2" w:uiPriority="68"/>
-    <w:lsdException w:name="Medium Grid 3 Accent 2" w:uiPriority="69"/>
-    <w:lsdException w:name="Dark List Accent 2" w:uiPriority="70"/>
-    <w:lsdException w:name="Colorful Shading Accent 2" w:uiPriority="71"/>
-    <w:lsdException w:name="Colorful List Accent 2" w:uiPriority="72"/>
-    <w:lsdException w:name="Colorful Grid Accent 2" w:uiPriority="73"/>
-    <w:lsdException w:name="Light Shading Accent 3" w:uiPriority="60"/>
-    <w:lsdException w:name="Light List Accent 3" w:uiPriority="61"/>
-    <w:lsdException w:name="Light Grid Accent 3" w:uiPriority="62"/>
-    <w:lsdException w:name="Medium Shading 1 Accent 3" w:uiPriority="63"/>
-    <w:lsdException w:name="Medium Shading 2 Accent 3" w:uiPriority="64"/>
-    <w:lsdException w:name="Medium List 1 Accent 3" w:uiPriority="65"/>
-    <w:lsdException w:name="Medium List 2 Accent 3" w:uiPriority="66"/>
-    <w:lsdException w:name="Medium Grid 1 Accent 3" w:uiPriority="67"/>
-    <w:lsdException w:name="Medium Grid 2 Accent 3" w:uiPriority="68"/>
-    <w:lsdException w:name="Medium Grid 3 Accent 3" w:uiPriority="69"/>
-    <w:lsdException w:name="Dark List Accent 3" w:uiPriority="70"/>
-    <w:lsdException w:name="Colorful Shading Accent 3" w:uiPriority="71"/>
-    <w:lsdException w:name="Colorful List Accent 3" w:uiPriority="72"/>
-    <w:lsdException w:name="Colorful Grid Accent 3" w:uiPriority="73"/>
-    <w:lsdException w:name="Light Shading Accent 4" w:uiPriority="60"/>
-    <w:lsdException w:name="Light List Accent 4" w:uiPriority="61"/>
-    <w:lsdException w:name="Light Grid Accent 4" w:uiPriority="62"/>
-    <w:lsdException w:name="Medium Shading 1 Accent 4" w:uiPriority="63"/>
-    <w:lsdException w:name="Medium Shading 2 Accent 4" w:uiPriority="64"/>
-    <w:lsdException w:name="Medium List 1 Accent 4" w:uiPriority="65"/>
-    <w:lsdException w:name="Medium List 2 Accent 4" w:uiPriority="66"/>
-    <w:lsdException w:name="Medium Grid 1 Accent 4" w:uiPriority="67"/>
-    <w:lsdException w:name="Medium Grid 2 Accent 4" w:uiPriority="68"/>
-    <w:lsdException w:name="Medium Grid 3 Accent 4" w:uiPriority="69"/>
-    <w:lsdException w:name="Dark List Accent 4" w:uiPriority="70"/>
-    <w:lsdException w:name="Colorful Shading Accent 4" w:uiPriority="71"/>
-    <w:lsdException w:name="Colorful List Accent 4" w:uiPriority="72"/>
-    <w:lsdException w:name="Colorful Grid Accent 4" w:uiPriority="73"/>
-    <w:lsdException w:name="Light Shading Accent 5" w:uiPriority="60"/>
-    <w:lsdException w:name="Light List Accent 5" w:uiPriority="61"/>
-    <w:lsdException w:name="Light Grid Accent 5" w:uiPriority="62"/>
-    <w:lsdException w:name="Medium Shading 1 Accent 5" w:uiPriority="63"/>
-    <w:lsdException w:name="Medium Shading 2 Accent 5" w:uiPriority="64"/>
-    <w:lsdException w:name="Medium List 1 Accent 5" w:uiPriority="65"/>
-    <w:lsdException w:name="Medium List 2 Accent 5" w:uiPriority="66"/>
-    <w:lsdException w:name="Medium Grid 1 Accent 5" w:uiPriority="67"/>
-    <w:lsdException w:name="Medium Grid 2 Accent 5" w:uiPriority="68"/>
-    <w:lsdException w:name="Medium Grid 3 Accent 5" w:uiPriority="69"/>
-    <w:lsdException w:name="Dark List Accent 5" w:uiPriority="70"/>
-    <w:lsdException w:name="Colorful Shading Accent 5" w:uiPriority="71"/>
-    <w:lsdException w:name="Colorful List Accent 5" w:uiPriority="72"/>
-    <w:lsdException w:name="Colorful Grid Accent 5" w:uiPriority="73"/>
-    <w:lsdException w:name="Light Shading Accent 6" w:uiPriority="60"/>
-    <w:lsdException w:name="Light List Accent 6" w:uiPriority="61"/>
-    <w:lsdException w:name="Light Grid Accent 6" w:uiPriority="62"/>
-    <w:lsdException w:name="Medium Shading 1 Accent 6" w:uiPriority="63"/>
-    <w:lsdException w:name="Medium Shading 2 Accent 6" w:uiPriority="64"/>
-    <w:lsdException w:name="Medium List 1 Accent 6" w:uiPriority="65"/>
-    <w:lsdException w:name="Medium List 2 Accent 6" w:uiPriority="66"/>
-    <w:lsdException w:name="Medium Grid 1 Accent 6" w:uiPriority="67"/>
-    <w:lsdException w:name="Medium Grid 2 Accent 6" w:uiPriority="68"/>
-    <w:lsdException w:name="Medium Grid 3 Accent 6" w:uiPriority="69"/>
-    <w:lsdException w:name="Dark List Accent 6" w:uiPriority="70"/>
-    <w:lsdException w:name="Colorful Shading Accent 6" w:uiPriority="71"/>
-    <w:lsdException w:name="Colorful List Accent 6" w:uiPriority="72"/>
-    <w:lsdException w:name="Colorful Grid Accent 6" w:uiPriority="73"/>
-    <w:lsdException w:name="Subtle Emphasis" w:uiPriority="19" w:qFormat="1"/>
-    <w:lsdException w:name="Intense Emphasis" w:uiPriority="21" w:qFormat="1"/>
-    <w:lsdException w:name="Subtle Reference" w:uiPriority="31" w:qFormat="1"/>
-    <w:lsdException w:name="Intense Reference" w:uiPriority="32" w:qFormat="1"/>
-    <w:lsdException w:name="Book Title" w:uiPriority="33" w:qFormat="1"/>
-    <w:lsdException w:name="Bibliography" w:semiHidden="1" w:uiPriority="37" w:unhideWhenUsed="1"/>
-    <w:lsdException w:name="TOC Heading" w:semiHidden="1" w:uiPriority="39" w:unhideWhenUsed="1" w:qFormat="1"/>
-    <w:lsdException w:name="Plain Table 1" w:uiPriority="41"/>
-    <w:lsdException w:name="Plain Table 2" w:uiPriority="42"/>
-    <w:lsdException w:name="Plain Table 3" w:uiPriority="43"/>
-    <w:lsdException w:name="Plain Table 4" w:uiPriority="44"/>
-    <w:lsdException w:name="Plain Table 5" w:uiPriority="45"/>
-    <w:lsdException w:name="Grid Table Light" w:uiPriority="40"/>
-    <w:lsdException w:name="Grid Table 1 Light" w:uiPriority="46"/>
-    <w:lsdException w:name="Grid Table 2" w:uiPriority="47"/>
-    <w:lsdException w:name="Grid Table 3" w:uiPriority="48"/>
-    <w:lsdException w:name="Grid Table 4" w:uiPriority="49"/>
-    <w:lsdException w:name="Grid Table 5 Dark" w:uiPriority="50"/>
-    <w:lsdException w:name="Grid Table 6 Colorful" w:uiPriority="51"/>
-    <w:lsdException w:name="Grid Table 7 Colorful" w:uiPriority="52"/>
-    <w:lsdException w:name="Grid Table 1 Light Accent 1" w:uiPriority="46"/>
-    <w:lsdException w:name="Grid Table 2 Accent 1" w:uiPriority="47"/>
-    <w:lsdException w:name="Grid Table 3 Accent 1" w:uiPriority="48"/>
-    <w:lsdException w:name="Grid Table 4 Accent 1" w:uiPriority="49"/>
-    <w:lsdException w:name="Grid Table 5 Dark Accent 1" w:uiPriority="50"/>
-    <w:lsdException w:name="Grid Table 6 Colorful Accent 1" w:uiPriority="51"/>
-    <w:lsdException w:name="Grid Table 7 Colorful Accent 1" w:uiPriority="52"/>
-    <w:lsdException w:name="Grid Table 1 Light Accent 2" w:uiPriority="46"/>
-    <w:lsdException w:name="Grid Table 2 Accent 2" w:uiPriority="47"/>
-    <w:lsdException w:name="Grid Table 3 Accent 2" w:uiPriority="48"/>
-    <w:lsdException w:name="Grid Table 4 Accent 2" w:uiPriority="49"/>
-    <w:lsdException w:name="Grid Table 5 Dark Accent 2" w:uiPriority="50"/>
-    <w:lsdException w:name="Grid Table 6 Colorful Accent 2" w:uiPriority="51"/>
-    <w:lsdException w:name="Grid Table 7 Colorful Accent 2" w:uiPriority="52"/>
-    <w:lsdException w:name="Grid Table 1 Light Accent 3" w:uiPriority="46"/>
-    <w:lsdException w:name="Grid Table 2 Accent 3" w:uiPriority="47"/>
-    <w:lsdException w:name="Grid Table 3 Accent 3" w:uiPriority="48"/>
-    <w:lsdException w:name="Grid Table 4 Accent 3" w:uiPriority="49"/>
-    <w:lsdException w:name="Grid Table 5 Dark Accent 3" w:uiPriority="50"/>
-    <w:lsdException w:name="Grid Table 6 Colorful Accent 3" w:uiPriority="51"/>
-    <w:lsdException w:name="Grid Table 7 Colorful Accent 3" w:uiPriority="52"/>
-    <w:lsdException w:name="Grid Table 1 Light Accent 4" w:uiPriority="46"/>
-    <w:lsdException w:name="Grid Table 2 Accent 4" w:uiPriority="47"/>
-    <w:lsdException w:name="Grid Table 3 Accent 4" w:uiPriority="48"/>
-    <w:lsdException w:name="Grid Table 4 Accent 4" w:uiPriority="49"/>
-    <w:lsdException w:name="Grid Table 5 Dark Accent 4" w:uiPriority="50"/>
-    <w:lsdException w:name="Grid Table 6 Colorful Accent 4" w:uiPriority="51"/>
-    <w:lsdException w:name="Grid Table 7 Colorful Accent 4" w:uiPriority="52"/>
-    <w:lsdException w:name="Grid Table 1 Light Accent 5" w:uiPriority="46"/>
-    <w:lsdException w:name="Grid Table 2 Accent 5" w:uiPriority="47"/>
-    <w:lsdException w:name="Grid Table 3 Accent 5" w:uiPriority="48"/>
-    <w:lsdException w:name="Grid Table 4 Accent 5" w:uiPriority="49"/>
-    <w:lsdException w:name="Grid Table 5 Dark Accent 5" w:uiPriority="50"/>
-    <w:lsdException w:name="Grid Table 6 Colorful Accent 5" w:uiPriority="51"/>
-    <w:lsdException w:name="Grid Table 7 Colorful Accent 5" w:uiPriority="52"/>
-    <w:lsdException w:name="Grid Table 1 Light Accent 6" w:uiPriority="46"/>
-    <w:lsdException w:name="Grid Table 2 Accent 6" w:uiPriority="47"/>
-    <w:lsdException w:name="Grid Table 3 Accent 6" w:uiPriority="48"/>
-    <w:lsdException w:name="Grid Table 4 Accent 6" w:uiPriority="49"/>
-    <w:lsdException w:name="Grid Table 5 Dark Accent 6" w:uiPriority="50"/>
-    <w:lsdException w:name="Grid Table 6 Colorful Accent 6" w:uiPriority="51"/>
-    <w:lsdException w:name="Grid Table 7 Colorful Accent 6" w:uiPriority="52"/>
-    <w:lsdException w:name="List Table 1 Light" w:uiPriority="46"/>
-    <w:lsdException w:name="List Table 2" w:uiPriority="47"/>
-    <w:lsdException w:name="List Table 3" w:uiPriority="48"/>
-    <w:lsdException w:name="List Table 4" w:uiPriority="49"/>
-    <w:lsdException w:name="List Table 5 Dark" w:uiPriority="50"/>
-    <w:lsdException w:name="List Table 6 Colorful" w:uiPriority="51"/>
-    <w:lsdException w:name="List Table 7 Colorful" w:uiPriority="52"/>
-    <w:lsdException w:name="List Table 1 Light Accent 1" w:uiPriority="46"/>
-    <w:lsdException w:name="List Table 2 Accent 1" w:uiPriority="47"/>
-    <w:lsdException w:name="List Table 3 Accent 1" w:uiPriority="48"/>
-    <w:lsdException w:name="List Table 4 Accent 1" w:uiPriority="49"/>
-    <w:lsdException w:name="List Table 5 Dark Accent 1" w:uiPriority="50"/>
-    <w:lsdException w:name="List Table 6 Colorful Accent 1" w:uiPriority="51"/>
-    <w:lsdException w:name="List Table 7 Colorful Accent 1" w:uiPriority="52"/>
-    <w:lsdException w:name="List Table 1 Light Accent 2" w:uiPriority="46"/>
-    <w:lsdException w:name="List Table 2 Accent 2" w:uiPriority="47"/>
-    <w:lsdException w:name="List Table 3 Accent 2" w:uiPriority="48"/>
-    <w:lsdException w:name="List Table 4 Accent 2" w:uiPriority="49"/>
-    <w:lsdException w:name="List Table 5 Dark Accent 2" w:uiPriority="50"/>
-    <w:lsdException w:name="List Table 6 Colorful Accent 2" w:uiPriority="51"/>
-    <w:lsdException w:name="List Table 7 Colorful Accent 2" w:uiPriority="52"/>
-    <w:lsdException w:name="List Table 1 Light Accent 3" w:uiPriority="46"/>
-    <w:lsdException w:name="List Table 2 Accent 3" w:uiPriority="47"/>
-    <w:lsdException w:name="List Table 3 Accent 3" w:uiPriority="48"/>
-    <w:lsdException w:name="List Table 4 Accent 3" w:uiPriority="49"/>
-    <w:lsdException w:name="List Table 5 Dark Accent 3" w:uiPriority="50"/>
-    <w:lsdException w:name="List Table 6 Colorful Accent 3" w:uiPriority="51"/>
-    <w:lsdException w:name="List Table 7 Colorful Accent 3" w:uiPriority="52"/>
-    <w:lsdException w:name="List Table 1 Light Accent 4" w:uiPriority="46"/>
-    <w:lsdException w:name="List Table 2 Accent 4" w:uiPriority="47"/>
-    <w:lsdException w:name="List Table 3 Accent 4" w:uiPriority="48"/>
-    <w:lsdException w:name="List Table 4 Accent 4" w:uiPriority="49"/>
-    <w:lsdException w:name="List Table 5 Dark Accent 4" w:uiPriority="50"/>
-    <w:lsdException w:name="List Table 6 Colorful Accent 4" w:uiPriority="51"/>
-    <w:lsdException w:name="List Table 7 Colorful Accent 4" w:uiPriority="52"/>
-    <w:lsdException w:name="List Table 1 Light Accent 5" w:uiPriority="46"/>
-    <w:lsdException w:name="List Table 2 Accent 5" w:uiPriority="47"/>
-    <w:lsdException w:name="List Table 3 Accent 5" w:uiPriority="48"/>
-    <w:lsdException w:name="List Table 4 Accent 5" w:uiPriority="49"/>
-    <w:lsdException w:name="List Table 5 Dark Accent 5" w:uiPriority="50"/>
-    <w:lsdException w:name="List Table 6 Colorful Accent 5" w:uiPriority="51"/>
-    <w:lsdException w:name="List Table 7 Colorful Accent 5" w:uiPriority="52"/>
-    <w:lsdException w:name="List Table 1 Light Accent 6" w:uiPriority="46"/>
-    <w:lsdException w:name="List Table 2 Accent 6" w:uiPriority="47"/>
-    <w:lsdException w:name="List Table 3 Accent 6" w:uiPriority="48"/>
-    <w:lsdException w:name="List Table 4 Accent 6" w:uiPriority="49"/>
-    <w:lsdException w:name="List Table 5 Dark Accent 6" w:uiPriority="50"/>
-    <w:lsdException w:name="List Table 6 Colorful Accent 6" w:uiPriority="51"/>
-    <w:lsdException w:name="List Table 7 Colorful Accent 6" w:uiPriority="52"/>
-    <w:lsdException w:name="Mention" w:semiHidden="1" w:unhideWhenUsed="1"/>
-    <w:lsdException w:name="Smart Hyperlink" w:semiHidden="1" w:unhideWhenUsed="1"/>
-    <w:lsdException w:name="Hashtag" w:semiHidden="1" w:unhideWhenUsed="1"/>
-    <w:lsdException w:name="Unresolved Mention" w:semiHidden="1" w:unhideWhenUsed="1"/>
-    <w:lsdException w:name="Smart Link" w:semiHidden="1" w:unhideWhenUsed="1"/>
+  <w:latentStyles w:count="260" w:defQFormat="0" w:defUnhideWhenUsed="1" w:defSemiHidden="1" w:defUIPriority="99" w:defLockedState="0">
+    <w:lsdException w:qFormat="1" w:unhideWhenUsed="0" w:uiPriority="0" w:semiHidden="0" w:name="Normal"/>
+    <w:lsdException w:qFormat="1" w:unhideWhenUsed="0" w:uiPriority="99" w:semiHidden="0" w:name="heading 1"/>
+    <w:lsdException w:qFormat="1" w:unhideWhenUsed="0" w:uiPriority="99" w:semiHidden="0" w:name="heading 2"/>
+    <w:lsdException w:qFormat="1" w:unhideWhenUsed="0" w:uiPriority="99" w:semiHidden="0" w:name="heading 3"/>
+    <w:lsdException w:qFormat="1" w:unhideWhenUsed="0" w:uiPriority="99" w:semiHidden="0" w:name="heading 4"/>
+    <w:lsdException w:qFormat="1" w:unhideWhenUsed="0" w:uiPriority="99" w:semiHidden="0" w:name="heading 5"/>
+    <w:lsdException w:qFormat="1" w:uiPriority="0" w:name="heading 6" w:locked="1"/>
+    <w:lsdException w:qFormat="1" w:uiPriority="0" w:name="heading 7" w:locked="1"/>
+    <w:lsdException w:qFormat="1" w:uiPriority="0" w:name="heading 8" w:locked="1"/>
+    <w:lsdException w:qFormat="1" w:uiPriority="0" w:name="heading 9" w:locked="1"/>
+    <w:lsdException w:uiPriority="99" w:name="index 1"/>
+    <w:lsdException w:uiPriority="99" w:name="index 2"/>
+    <w:lsdException w:uiPriority="99" w:name="index 3"/>
+    <w:lsdException w:uiPriority="99" w:name="index 4"/>
+    <w:lsdException w:uiPriority="99" w:name="index 5"/>
+    <w:lsdException w:uiPriority="99" w:name="index 6"/>
+    <w:lsdException w:uiPriority="99" w:name="index 7"/>
+    <w:lsdException w:uiPriority="99" w:name="index 8"/>
+    <w:lsdException w:uiPriority="99" w:name="index 9"/>
+    <w:lsdException w:unhideWhenUsed="0" w:uiPriority="0" w:semiHidden="0" w:name="toc 1" w:locked="1"/>
+    <w:lsdException w:unhideWhenUsed="0" w:uiPriority="99" w:name="toc 2"/>
+    <w:lsdException w:qFormat="1" w:unhideWhenUsed="0" w:uiPriority="99" w:name="toc 3"/>
+    <w:lsdException w:unhideWhenUsed="0" w:uiPriority="0" w:semiHidden="0" w:name="toc 4" w:locked="1"/>
+    <w:lsdException w:unhideWhenUsed="0" w:uiPriority="0" w:semiHidden="0" w:name="toc 5" w:locked="1"/>
+    <w:lsdException w:unhideWhenUsed="0" w:uiPriority="0" w:semiHidden="0" w:name="toc 6" w:locked="1"/>
+    <w:lsdException w:unhideWhenUsed="0" w:uiPriority="0" w:semiHidden="0" w:name="toc 7" w:locked="1"/>
+    <w:lsdException w:unhideWhenUsed="0" w:uiPriority="0" w:semiHidden="0" w:name="toc 8" w:locked="1"/>
+    <w:lsdException w:unhideWhenUsed="0" w:uiPriority="0" w:semiHidden="0" w:name="toc 9" w:locked="1"/>
+    <w:lsdException w:uiPriority="99" w:name="Normal Indent"/>
+    <w:lsdException w:qFormat="1" w:unhideWhenUsed="0" w:uiPriority="99" w:name="footnote text"/>
+    <w:lsdException w:uiPriority="99" w:name="annotation text"/>
+    <w:lsdException w:unhideWhenUsed="0" w:uiPriority="0" w:semiHidden="0" w:name="header"/>
+    <w:lsdException w:unhideWhenUsed="0" w:uiPriority="99" w:semiHidden="0" w:name="footer"/>
+    <w:lsdException w:uiPriority="99" w:name="index heading"/>
+    <w:lsdException w:qFormat="1" w:unhideWhenUsed="0" w:uiPriority="99" w:semiHidden="0" w:name="caption"/>
+    <w:lsdException w:uiPriority="99" w:name="table of figures"/>
+    <w:lsdException w:uiPriority="99" w:name="envelope address"/>
+    <w:lsdException w:uiPriority="99" w:name="envelope return"/>
+    <w:lsdException w:unhideWhenUsed="0" w:uiPriority="99" w:name="footnote reference"/>
+    <w:lsdException w:uiPriority="99" w:name="annotation reference"/>
+    <w:lsdException w:uiPriority="99" w:name="line number"/>
+    <w:lsdException w:uiPriority="99" w:name="page number"/>
+    <w:lsdException w:unhideWhenUsed="0" w:uiPriority="99" w:name="endnote reference"/>
+    <w:lsdException w:qFormat="1" w:unhideWhenUsed="0" w:uiPriority="99" w:name="endnote text"/>
+    <w:lsdException w:uiPriority="99" w:name="table of authorities"/>
+    <w:lsdException w:uiPriority="99" w:name="macro"/>
+    <w:lsdException w:uiPriority="99" w:name="toa heading"/>
+    <w:lsdException w:uiPriority="99" w:name="List"/>
+    <w:lsdException w:uiPriority="99" w:name="List Bullet"/>
+    <w:lsdException w:uiPriority="99" w:name="List Number"/>
+    <w:lsdException w:uiPriority="99" w:name="List 2"/>
+    <w:lsdException w:uiPriority="99" w:name="List 3"/>
+    <w:lsdException w:uiPriority="99" w:name="List 4"/>
+    <w:lsdException w:uiPriority="99" w:name="List 5"/>
+    <w:lsdException w:uiPriority="99" w:name="List Bullet 2"/>
+    <w:lsdException w:uiPriority="99" w:name="List Bullet 3"/>
+    <w:lsdException w:uiPriority="99" w:name="List Bullet 4"/>
+    <w:lsdException w:uiPriority="99" w:name="List Bullet 5"/>
+    <w:lsdException w:uiPriority="99" w:name="List Number 2"/>
+    <w:lsdException w:uiPriority="99" w:name="List Number 3"/>
+    <w:lsdException w:uiPriority="99" w:name="List Number 4"/>
+    <w:lsdException w:uiPriority="99" w:name="List Number 5"/>
+    <w:lsdException w:qFormat="1" w:unhideWhenUsed="0" w:uiPriority="0" w:semiHidden="0" w:name="Title" w:locked="1"/>
+    <w:lsdException w:uiPriority="99" w:name="Closing"/>
+    <w:lsdException w:uiPriority="99" w:name="Signature"/>
+    <w:lsdException w:uiPriority="1" w:semiHidden="0" w:name="Default Paragraph Font"/>
+    <w:lsdException w:uiPriority="99" w:name="Body Text"/>
+    <w:lsdException w:uiPriority="99" w:name="Body Text Indent"/>
+    <w:lsdException w:uiPriority="99" w:name="List Continue"/>
+    <w:lsdException w:uiPriority="99" w:name="List Continue 2"/>
+    <w:lsdException w:uiPriority="99" w:name="List Continue 3"/>
+    <w:lsdException w:uiPriority="99" w:name="List Continue 4"/>
+    <w:lsdException w:uiPriority="99" w:name="List Continue 5"/>
+    <w:lsdException w:uiPriority="99" w:name="Message Header"/>
+    <w:lsdException w:qFormat="1" w:unhideWhenUsed="0" w:uiPriority="0" w:semiHidden="0" w:name="Subtitle" w:locked="1"/>
+    <w:lsdException w:uiPriority="99" w:name="Salutation"/>
+    <w:lsdException w:uiPriority="99" w:name="Date"/>
+    <w:lsdException w:uiPriority="99" w:name="Body Text First Indent"/>
+    <w:lsdException w:uiPriority="99" w:name="Body Text First Indent 2"/>
+    <w:lsdException w:uiPriority="99" w:name="Note Heading"/>
+    <w:lsdException w:uiPriority="99" w:name="Body Text 2"/>
+    <w:lsdException w:uiPriority="99" w:name="Body Text 3"/>
+    <w:lsdException w:uiPriority="99" w:name="Body Text Indent 2"/>
+    <w:lsdException w:uiPriority="99" w:name="Body Text Indent 3"/>
+    <w:lsdException w:uiPriority="99" w:name="Block Text"/>
+    <w:lsdException w:unhideWhenUsed="0" w:uiPriority="99" w:semiHidden="0" w:name="Hyperlink"/>
+    <w:lsdException w:uiPriority="99" w:name="FollowedHyperlink"/>
+    <w:lsdException w:qFormat="1" w:unhideWhenUsed="0" w:uiPriority="99" w:semiHidden="0" w:name="Strong"/>
+    <w:lsdException w:qFormat="1" w:unhideWhenUsed="0" w:uiPriority="0" w:semiHidden="0" w:name="Emphasis" w:locked="1"/>
+    <w:lsdException w:unhideWhenUsed="0" w:uiPriority="99" w:name="Document Map"/>
+    <w:lsdException w:uiPriority="99" w:name="Plain Text"/>
+    <w:lsdException w:uiPriority="99" w:name="E-mail Signature"/>
+    <w:lsdException w:unhideWhenUsed="0" w:uiPriority="99" w:name="Normal (Web)"/>
+    <w:lsdException w:uiPriority="99" w:name="HTML Acronym"/>
+    <w:lsdException w:uiPriority="99" w:name="HTML Address"/>
+    <w:lsdException w:uiPriority="99" w:name="HTML Cite"/>
+    <w:lsdException w:uiPriority="99" w:name="HTML Code"/>
+    <w:lsdException w:uiPriority="99" w:name="HTML Definition"/>
+    <w:lsdException w:uiPriority="99" w:name="HTML Keyboard"/>
+    <w:lsdException w:uiPriority="99" w:name="HTML Preformatted"/>
+    <w:lsdException w:uiPriority="99" w:name="HTML Sample"/>
+    <w:lsdException w:uiPriority="99" w:name="HTML Typewriter"/>
+    <w:lsdException w:uiPriority="99" w:name="HTML Variable"/>
+    <w:lsdException w:uiPriority="99" w:name="Normal Table"/>
+    <w:lsdException w:uiPriority="99" w:name="annotation subject"/>
+    <w:lsdException w:uiPriority="99" w:name="Table Simple 1"/>
+    <w:lsdException w:uiPriority="99" w:name="Table Simple 2"/>
+    <w:lsdException w:uiPriority="99" w:name="Table Simple 3"/>
+    <w:lsdException w:uiPriority="99" w:name="Table Classic 1"/>
+    <w:lsdException w:uiPriority="99" w:name="Table Classic 2"/>
+    <w:lsdException w:uiPriority="99" w:name="Table Classic 3"/>
+    <w:lsdException w:uiPriority="99" w:name="Table Classic 4"/>
+    <w:lsdException w:uiPriority="99" w:name="Table Colorful 1"/>
+    <w:lsdException w:uiPriority="99" w:name="Table Colorful 2"/>
+    <w:lsdException w:uiPriority="99" w:name="Table Colorful 3"/>
+    <w:lsdException w:uiPriority="99" w:name="Table Columns 1"/>
+    <w:lsdException w:uiPriority="99" w:name="Table Columns 2"/>
+    <w:lsdException w:uiPriority="99" w:name="Table Columns 3"/>
+    <w:lsdException w:uiPriority="99" w:name="Table Columns 4"/>
+    <w:lsdException w:uiPriority="99" w:name="Table Columns 5"/>
+    <w:lsdException w:uiPriority="99" w:name="Table Grid 1"/>
+    <w:lsdException w:uiPriority="99" w:name="Table Grid 2"/>
+    <w:lsdException w:uiPriority="99" w:name="Table Grid 3"/>
+    <w:lsdException w:uiPriority="99" w:name="Table Grid 4"/>
+    <w:lsdException w:uiPriority="99" w:name="Table Grid 5"/>
+    <w:lsdException w:uiPriority="99" w:name="Table Grid 6"/>
+    <w:lsdException w:uiPriority="99" w:name="Table Grid 7"/>
+    <w:lsdException w:uiPriority="99" w:name="Table Grid 8"/>
+    <w:lsdException w:uiPriority="99" w:name="Table List 1"/>
+    <w:lsdException w:uiPriority="99" w:name="Table List 2"/>
+    <w:lsdException w:uiPriority="99" w:name="Table List 3"/>
+    <w:lsdException w:uiPriority="99" w:name="Table List 4"/>
+    <w:lsdException w:uiPriority="99" w:name="Table List 5"/>
+    <w:lsdException w:uiPriority="99" w:name="Table List 6"/>
+    <w:lsdException w:uiPriority="99" w:name="Table List 7"/>
+    <w:lsdException w:uiPriority="99" w:name="Table List 8"/>
+    <w:lsdException w:uiPriority="99" w:name="Table 3D effects 1"/>
+    <w:lsdException w:uiPriority="99" w:name="Table 3D effects 2"/>
+    <w:lsdException w:uiPriority="99" w:name="Table 3D effects 3"/>
+    <w:lsdException w:uiPriority="99" w:name="Table Contemporary"/>
+    <w:lsdException w:uiPriority="99" w:name="Table Elegant"/>
+    <w:lsdException w:uiPriority="99" w:name="Table Professional"/>
+    <w:lsdException w:uiPriority="99" w:name="Table Subtle 1"/>
+    <w:lsdException w:uiPriority="99" w:name="Table Subtle 2"/>
+    <w:lsdException w:uiPriority="99" w:name="Table Web 1"/>
+    <w:lsdException w:uiPriority="99" w:name="Table Web 2"/>
+    <w:lsdException w:uiPriority="99" w:name="Table Web 3"/>
+    <w:lsdException w:unhideWhenUsed="0" w:uiPriority="99" w:name="Balloon Text"/>
+    <w:lsdException w:unhideWhenUsed="0" w:uiPriority="0" w:semiHidden="0" w:name="Table Grid" w:locked="1"/>
+    <w:lsdException w:uiPriority="99" w:name="Table Theme"/>
+    <w:lsdException w:qFormat="1" w:unhideWhenUsed="0" w:uiPriority="34" w:semiHidden="0" w:name="List Paragraph"/>
   </w:latentStyles>
-  <w:style w:type="paragraph" w:default="1" w:styleId="Normal">
+  <w:style w:type="paragraph" w:default="1" w:styleId="1">
     <w:name w:val="Normal"/>
     <w:qFormat/>
-    <w:rsid w:val="00AB027F"/>
+    <w:uiPriority w:val="0"/>
     <w:pPr>
       <w:spacing w:before="120" w:after="120" w:line="360" w:lineRule="auto"/>
       <w:jc w:val="both"/>
     </w:pPr>
     <w:rPr>
+      <w:rFonts w:ascii="Arial" w:hAnsi="Arial" w:eastAsia="Calibri" w:cs="Times New Roman"/>
       <w:sz w:val="22"/>
       <w:szCs w:val="36"/>
-      <w:lang w:val="ca-ES" w:eastAsia="en-US"/>
+      <w:lang w:val="ca-ES" w:eastAsia="en-US" w:bidi="ar-SA"/>
     </w:rPr>
   </w:style>
-  <w:style w:type="paragraph" w:styleId="Ttol1">
+  <w:style w:type="paragraph" w:styleId="2">
     <w:name w:val="heading 1"/>
-    <w:basedOn w:val="Normal"/>
-    <w:next w:val="Normal"/>
-    <w:link w:val="Ttol1Car"/>
+    <w:basedOn w:val="1"/>
+    <w:next w:val="1"/>
+    <w:link w:val="25"/>
+    <w:qFormat/>
     <w:uiPriority w:val="99"/>
-    <w:qFormat/>
-    <w:rsid w:val="00852EDA"/>
     <w:pPr>
       <w:keepNext/>
       <w:keepLines/>
@@ -3676,14 +6763,13 @@
       <w:szCs w:val="28"/>
     </w:rPr>
   </w:style>
-  <w:style w:type="paragraph" w:styleId="Ttol2">
+  <w:style w:type="paragraph" w:styleId="3">
     <w:name w:val="heading 2"/>
-    <w:basedOn w:val="Normal"/>
-    <w:next w:val="Normal"/>
-    <w:link w:val="Ttol2Car"/>
+    <w:basedOn w:val="1"/>
+    <w:next w:val="1"/>
+    <w:link w:val="26"/>
+    <w:qFormat/>
     <w:uiPriority w:val="99"/>
-    <w:qFormat/>
-    <w:rsid w:val="00D34E49"/>
     <w:pPr>
       <w:spacing w:before="100" w:beforeAutospacing="1" w:after="100" w:afterAutospacing="1" w:line="240" w:lineRule="auto"/>
       <w:outlineLvl w:val="1"/>
@@ -3695,14 +6781,13 @@
       <w:lang w:val="es-ES" w:eastAsia="es-ES"/>
     </w:rPr>
   </w:style>
-  <w:style w:type="paragraph" w:styleId="Ttol3">
+  <w:style w:type="paragraph" w:styleId="4">
     <w:name w:val="heading 3"/>
-    <w:basedOn w:val="Normal"/>
-    <w:next w:val="Normal"/>
-    <w:link w:val="Ttol3Car"/>
+    <w:basedOn w:val="1"/>
+    <w:next w:val="1"/>
+    <w:link w:val="27"/>
+    <w:qFormat/>
     <w:uiPriority w:val="99"/>
-    <w:qFormat/>
-    <w:rsid w:val="00A4469C"/>
     <w:pPr>
       <w:keepNext/>
       <w:keepLines/>
@@ -3715,54 +6800,51 @@
       <w:sz w:val="24"/>
     </w:rPr>
   </w:style>
-  <w:style w:type="paragraph" w:styleId="Ttol4">
+  <w:style w:type="paragraph" w:styleId="5">
     <w:name w:val="heading 4"/>
-    <w:basedOn w:val="Normal"/>
-    <w:link w:val="Ttol4Car"/>
+    <w:basedOn w:val="1"/>
+    <w:link w:val="28"/>
+    <w:qFormat/>
     <w:uiPriority w:val="99"/>
-    <w:qFormat/>
-    <w:rsid w:val="0099788C"/>
     <w:pPr>
       <w:spacing w:before="100" w:beforeAutospacing="1" w:after="100" w:afterAutospacing="1" w:line="240" w:lineRule="auto"/>
       <w:outlineLvl w:val="3"/>
     </w:pPr>
     <w:rPr>
-      <w:rFonts w:ascii="Times New Roman" w:eastAsia="Times New Roman" w:hAnsi="Times New Roman"/>
+      <w:rFonts w:ascii="Times New Roman" w:hAnsi="Times New Roman" w:eastAsia="Times New Roman"/>
       <w:sz w:val="24"/>
       <w:szCs w:val="24"/>
       <w:lang w:val="es-ES" w:eastAsia="es-ES"/>
     </w:rPr>
   </w:style>
-  <w:style w:type="paragraph" w:styleId="Ttol5">
+  <w:style w:type="paragraph" w:styleId="6">
     <w:name w:val="heading 5"/>
-    <w:basedOn w:val="Normal"/>
-    <w:link w:val="Ttol5Car"/>
+    <w:basedOn w:val="1"/>
+    <w:link w:val="29"/>
+    <w:qFormat/>
     <w:uiPriority w:val="99"/>
-    <w:qFormat/>
-    <w:rsid w:val="0099788C"/>
     <w:pPr>
       <w:spacing w:before="100" w:beforeAutospacing="1" w:after="100" w:afterAutospacing="1" w:line="240" w:lineRule="auto"/>
       <w:outlineLvl w:val="4"/>
     </w:pPr>
     <w:rPr>
-      <w:rFonts w:ascii="Times New Roman" w:eastAsia="Times New Roman" w:hAnsi="Times New Roman"/>
+      <w:rFonts w:ascii="Times New Roman" w:hAnsi="Times New Roman" w:eastAsia="Times New Roman"/>
       <w:sz w:val="20"/>
       <w:szCs w:val="20"/>
       <w:lang w:val="es-ES" w:eastAsia="es-ES"/>
     </w:rPr>
   </w:style>
-  <w:style w:type="character" w:default="1" w:styleId="Lletraperdefectedelpargraf">
+  <w:style w:type="character" w:default="1" w:styleId="7">
     <w:name w:val="Default Paragraph Font"/>
+    <w:unhideWhenUsed/>
     <w:uiPriority w:val="1"/>
-    <w:unhideWhenUsed/>
   </w:style>
-  <w:style w:type="table" w:default="1" w:styleId="Taulanormal">
+  <w:style w:type="table" w:default="1" w:styleId="8">
     <w:name w:val="Normal Table"/>
-    <w:uiPriority w:val="99"/>
     <w:semiHidden/>
     <w:unhideWhenUsed/>
+    <w:uiPriority w:val="99"/>
     <w:tblPr>
-      <w:tblInd w:w="0" w:type="dxa"/>
       <w:tblCellMar>
         <w:top w:w="0" w:type="dxa"/>
         <w:left w:w="108" w:type="dxa"/>
@@ -3771,18 +6853,220 @@
       </w:tblCellMar>
     </w:tblPr>
   </w:style>
-  <w:style w:type="numbering" w:default="1" w:styleId="Sensellista">
-    <w:name w:val="No List"/>
+  <w:style w:type="character" w:styleId="9">
+    <w:name w:val="endnote reference"/>
+    <w:semiHidden/>
     <w:uiPriority w:val="99"/>
+    <w:rPr>
+      <w:rFonts w:cs="Times New Roman"/>
+      <w:vertAlign w:val="superscript"/>
+    </w:rPr>
+  </w:style>
+  <w:style w:type="character" w:styleId="10">
+    <w:name w:val="HTML Code"/>
+    <w:basedOn w:val="7"/>
     <w:semiHidden/>
     <w:unhideWhenUsed/>
+    <w:uiPriority w:val="99"/>
+    <w:rPr>
+      <w:rFonts w:ascii="Courier New" w:hAnsi="Courier New" w:cs="Courier New"/>
+      <w:sz w:val="20"/>
+      <w:szCs w:val="20"/>
+    </w:rPr>
   </w:style>
-  <w:style w:type="character" w:customStyle="1" w:styleId="Ttol1Car">
+  <w:style w:type="character" w:styleId="11">
+    <w:name w:val="footnote reference"/>
+    <w:semiHidden/>
+    <w:uiPriority w:val="99"/>
+    <w:rPr>
+      <w:rFonts w:cs="Times New Roman"/>
+      <w:vertAlign w:val="superscript"/>
+    </w:rPr>
+  </w:style>
+  <w:style w:type="character" w:styleId="12">
+    <w:name w:val="Hyperlink"/>
+    <w:uiPriority w:val="99"/>
+    <w:rPr>
+      <w:rFonts w:cs="Times New Roman"/>
+      <w:color w:val="0000FF"/>
+      <w:u w:val="single"/>
+    </w:rPr>
+  </w:style>
+  <w:style w:type="character" w:styleId="13">
+    <w:name w:val="Strong"/>
+    <w:qFormat/>
+    <w:uiPriority w:val="99"/>
+    <w:rPr>
+      <w:rFonts w:cs="Times New Roman"/>
+      <w:b/>
+      <w:bCs/>
+    </w:rPr>
+  </w:style>
+  <w:style w:type="paragraph" w:styleId="14">
+    <w:name w:val="toc 3"/>
+    <w:basedOn w:val="1"/>
+    <w:next w:val="1"/>
+    <w:autoRedefine/>
+    <w:semiHidden/>
+    <w:qFormat/>
+    <w:uiPriority w:val="99"/>
+    <w:pPr>
+      <w:spacing w:after="100"/>
+      <w:ind w:left="560"/>
+    </w:pPr>
+  </w:style>
+  <w:style w:type="paragraph" w:styleId="15">
+    <w:name w:val="footnote text"/>
+    <w:basedOn w:val="1"/>
+    <w:link w:val="36"/>
+    <w:semiHidden/>
+    <w:qFormat/>
+    <w:uiPriority w:val="99"/>
+    <w:pPr>
+      <w:spacing w:before="0" w:after="0" w:line="240" w:lineRule="auto"/>
+    </w:pPr>
+    <w:rPr>
+      <w:sz w:val="18"/>
+      <w:szCs w:val="20"/>
+    </w:rPr>
+  </w:style>
+  <w:style w:type="paragraph" w:styleId="16">
+    <w:name w:val="caption"/>
+    <w:basedOn w:val="1"/>
+    <w:next w:val="1"/>
+    <w:qFormat/>
+    <w:uiPriority w:val="99"/>
+    <w:pPr>
+      <w:spacing w:line="240" w:lineRule="auto"/>
+    </w:pPr>
+    <w:rPr>
+      <w:color w:val="4F81BD"/>
+      <w:sz w:val="18"/>
+      <w:szCs w:val="18"/>
+    </w:rPr>
+  </w:style>
+  <w:style w:type="paragraph" w:styleId="17">
+    <w:name w:val="Document Map"/>
+    <w:basedOn w:val="1"/>
+    <w:link w:val="39"/>
+    <w:semiHidden/>
+    <w:uiPriority w:val="99"/>
+    <w:pPr>
+      <w:shd w:val="clear" w:color="auto" w:fill="000080"/>
+    </w:pPr>
+    <w:rPr>
+      <w:rFonts w:ascii="Tahoma" w:hAnsi="Tahoma" w:cs="Tahoma"/>
+      <w:sz w:val="20"/>
+      <w:szCs w:val="20"/>
+    </w:rPr>
+  </w:style>
+  <w:style w:type="paragraph" w:styleId="18">
+    <w:name w:val="toc 2"/>
+    <w:basedOn w:val="1"/>
+    <w:next w:val="1"/>
+    <w:autoRedefine/>
+    <w:semiHidden/>
+    <w:uiPriority w:val="99"/>
+    <w:pPr>
+      <w:spacing w:after="100"/>
+      <w:ind w:left="280"/>
+    </w:pPr>
+  </w:style>
+  <w:style w:type="paragraph" w:styleId="19">
+    <w:name w:val="endnote text"/>
+    <w:basedOn w:val="1"/>
+    <w:link w:val="35"/>
+    <w:semiHidden/>
+    <w:qFormat/>
+    <w:uiPriority w:val="99"/>
+    <w:pPr>
+      <w:spacing w:before="0" w:after="0" w:line="240" w:lineRule="auto"/>
+    </w:pPr>
+    <w:rPr>
+      <w:sz w:val="20"/>
+      <w:szCs w:val="20"/>
+    </w:rPr>
+  </w:style>
+  <w:style w:type="paragraph" w:styleId="20">
+    <w:name w:val="Balloon Text"/>
+    <w:basedOn w:val="1"/>
+    <w:link w:val="30"/>
+    <w:semiHidden/>
+    <w:uiPriority w:val="99"/>
+    <w:pPr>
+      <w:spacing w:after="0" w:line="240" w:lineRule="auto"/>
+    </w:pPr>
+    <w:rPr>
+      <w:rFonts w:ascii="Tahoma" w:hAnsi="Tahoma" w:cs="Tahoma"/>
+      <w:sz w:val="16"/>
+      <w:szCs w:val="16"/>
+    </w:rPr>
+  </w:style>
+  <w:style w:type="paragraph" w:styleId="21">
+    <w:name w:val="header"/>
+    <w:basedOn w:val="1"/>
+    <w:link w:val="31"/>
+    <w:uiPriority w:val="0"/>
+    <w:pPr>
+      <w:tabs>
+        <w:tab w:val="center" w:pos="4252"/>
+        <w:tab w:val="right" w:pos="8504"/>
+      </w:tabs>
+      <w:spacing w:after="0" w:line="240" w:lineRule="auto"/>
+    </w:pPr>
+  </w:style>
+  <w:style w:type="paragraph" w:styleId="22">
+    <w:name w:val="Normal (Web)"/>
+    <w:basedOn w:val="1"/>
+    <w:semiHidden/>
+    <w:uiPriority w:val="99"/>
+    <w:pPr>
+      <w:spacing w:before="100" w:beforeAutospacing="1" w:after="100" w:afterAutospacing="1" w:line="240" w:lineRule="auto"/>
+    </w:pPr>
+    <w:rPr>
+      <w:rFonts w:ascii="Times New Roman" w:hAnsi="Times New Roman" w:eastAsia="Times New Roman"/>
+      <w:sz w:val="24"/>
+      <w:szCs w:val="24"/>
+      <w:lang w:val="es-ES" w:eastAsia="es-ES"/>
+    </w:rPr>
+  </w:style>
+  <w:style w:type="paragraph" w:styleId="23">
+    <w:name w:val="footer"/>
+    <w:basedOn w:val="1"/>
+    <w:link w:val="32"/>
+    <w:uiPriority w:val="99"/>
+    <w:pPr>
+      <w:tabs>
+        <w:tab w:val="center" w:pos="4252"/>
+        <w:tab w:val="right" w:pos="8504"/>
+      </w:tabs>
+      <w:spacing w:after="0" w:line="240" w:lineRule="auto"/>
+    </w:pPr>
+  </w:style>
+  <w:style w:type="table" w:styleId="24">
+    <w:name w:val="Table Grid"/>
+    <w:basedOn w:val="8"/>
+    <w:locked/>
+    <w:uiPriority w:val="0"/>
+    <w:rPr>
+      <w:rFonts w:ascii="Times New Roman" w:hAnsi="Times New Roman" w:eastAsia="Times New Roman"/>
+    </w:rPr>
+    <w:tblPr>
+      <w:tblBorders>
+        <w:top w:val="single" w:color="auto" w:sz="4" w:space="0"/>
+        <w:left w:val="single" w:color="auto" w:sz="4" w:space="0"/>
+        <w:bottom w:val="single" w:color="auto" w:sz="4" w:space="0"/>
+        <w:right w:val="single" w:color="auto" w:sz="4" w:space="0"/>
+        <w:insideH w:val="single" w:color="auto" w:sz="4" w:space="0"/>
+        <w:insideV w:val="single" w:color="auto" w:sz="4" w:space="0"/>
+      </w:tblBorders>
+    </w:tblPr>
+  </w:style>
+  <w:style w:type="character" w:customStyle="1" w:styleId="25">
     <w:name w:val="Títol 1 Car"/>
-    <w:link w:val="Ttol1"/>
+    <w:link w:val="2"/>
+    <w:locked/>
     <w:uiPriority w:val="99"/>
-    <w:locked/>
-    <w:rsid w:val="00852EDA"/>
     <w:rPr>
       <w:rFonts w:ascii="Arial" w:hAnsi="Arial" w:cs="Times New Roman"/>
       <w:color w:val="365F91"/>
@@ -3791,12 +7075,11 @@
       <w:lang w:val="ca-ES" w:eastAsia="en-US" w:bidi="ar-SA"/>
     </w:rPr>
   </w:style>
-  <w:style w:type="character" w:customStyle="1" w:styleId="Ttol2Car">
+  <w:style w:type="character" w:customStyle="1" w:styleId="26">
     <w:name w:val="Títol 2 Car"/>
-    <w:link w:val="Ttol2"/>
+    <w:link w:val="3"/>
+    <w:locked/>
     <w:uiPriority w:val="99"/>
-    <w:locked/>
-    <w:rsid w:val="00D34E49"/>
     <w:rPr>
       <w:rFonts w:ascii="Arial" w:hAnsi="Arial" w:cs="Times New Roman"/>
       <w:color w:val="365F91"/>
@@ -3805,12 +7088,11 @@
       <w:lang w:val="es-ES" w:eastAsia="es-ES" w:bidi="ar-SA"/>
     </w:rPr>
   </w:style>
-  <w:style w:type="character" w:customStyle="1" w:styleId="Ttol3Car">
+  <w:style w:type="character" w:customStyle="1" w:styleId="27">
     <w:name w:val="Títol 3 Car"/>
-    <w:link w:val="Ttol3"/>
+    <w:link w:val="4"/>
+    <w:locked/>
     <w:uiPriority w:val="99"/>
-    <w:locked/>
-    <w:rsid w:val="00A4469C"/>
     <w:rPr>
       <w:rFonts w:ascii="Arial" w:hAnsi="Arial" w:cs="Times New Roman"/>
       <w:color w:val="365F91"/>
@@ -3819,12 +7101,12 @@
       <w:lang w:val="ca-ES" w:eastAsia="en-US" w:bidi="ar-SA"/>
     </w:rPr>
   </w:style>
-  <w:style w:type="character" w:customStyle="1" w:styleId="Ttol4Car">
+  <w:style w:type="character" w:customStyle="1" w:styleId="28">
     <w:name w:val="Títol 4 Car"/>
-    <w:link w:val="Ttol4"/>
+    <w:link w:val="5"/>
+    <w:qFormat/>
+    <w:locked/>
     <w:uiPriority w:val="99"/>
-    <w:locked/>
-    <w:rsid w:val="0099788C"/>
     <w:rPr>
       <w:rFonts w:ascii="Times New Roman" w:hAnsi="Times New Roman" w:cs="Times New Roman"/>
       <w:b/>
@@ -3834,12 +7116,11 @@
       <w:lang w:eastAsia="es-ES"/>
     </w:rPr>
   </w:style>
-  <w:style w:type="character" w:customStyle="1" w:styleId="Ttol5Car">
+  <w:style w:type="character" w:customStyle="1" w:styleId="29">
     <w:name w:val="Títol 5 Car"/>
-    <w:link w:val="Ttol5"/>
+    <w:link w:val="6"/>
+    <w:locked/>
     <w:uiPriority w:val="99"/>
-    <w:locked/>
-    <w:rsid w:val="0099788C"/>
     <w:rPr>
       <w:rFonts w:ascii="Times New Roman" w:hAnsi="Times New Roman" w:cs="Times New Roman"/>
       <w:b/>
@@ -3849,29 +7130,12 @@
       <w:lang w:eastAsia="es-ES"/>
     </w:rPr>
   </w:style>
-  <w:style w:type="paragraph" w:styleId="Textdeglobus">
-    <w:name w:val="Balloon Text"/>
-    <w:basedOn w:val="Normal"/>
-    <w:link w:val="TextdeglobusCar"/>
-    <w:uiPriority w:val="99"/>
-    <w:semiHidden/>
-    <w:rsid w:val="00C773AF"/>
-    <w:pPr>
-      <w:spacing w:after="0" w:line="240" w:lineRule="auto"/>
-    </w:pPr>
-    <w:rPr>
-      <w:rFonts w:ascii="Tahoma" w:hAnsi="Tahoma" w:cs="Tahoma"/>
-      <w:sz w:val="16"/>
-      <w:szCs w:val="16"/>
-    </w:rPr>
-  </w:style>
-  <w:style w:type="character" w:customStyle="1" w:styleId="TextdeglobusCar">
+  <w:style w:type="character" w:customStyle="1" w:styleId="30">
     <w:name w:val="Text de globus Car"/>
-    <w:link w:val="Textdeglobus"/>
-    <w:uiPriority w:val="99"/>
+    <w:link w:val="20"/>
     <w:semiHidden/>
     <w:locked/>
-    <w:rsid w:val="00C773AF"/>
+    <w:uiPriority w:val="99"/>
     <w:rPr>
       <w:rFonts w:ascii="Tahoma" w:hAnsi="Tahoma" w:cs="Tahoma"/>
       <w:sz w:val="16"/>
@@ -3879,103 +7143,30 @@
       <w:lang w:val="ca-ES"/>
     </w:rPr>
   </w:style>
-  <w:style w:type="paragraph" w:styleId="Capalera">
-    <w:name w:val="header"/>
-    <w:basedOn w:val="Normal"/>
-    <w:link w:val="CapaleraCar"/>
-    <w:rsid w:val="00B9426F"/>
-    <w:pPr>
-      <w:tabs>
-        <w:tab w:val="center" w:pos="4252"/>
-        <w:tab w:val="right" w:pos="8504"/>
-      </w:tabs>
-      <w:spacing w:after="0" w:line="240" w:lineRule="auto"/>
-    </w:pPr>
-  </w:style>
-  <w:style w:type="character" w:customStyle="1" w:styleId="CapaleraCar">
+  <w:style w:type="character" w:customStyle="1" w:styleId="31">
     <w:name w:val="Capçalera Car"/>
-    <w:link w:val="Capalera"/>
+    <w:link w:val="21"/>
+    <w:locked/>
     <w:uiPriority w:val="99"/>
-    <w:locked/>
-    <w:rsid w:val="00B9426F"/>
     <w:rPr>
       <w:rFonts w:cs="Times New Roman"/>
       <w:lang w:val="ca-ES"/>
     </w:rPr>
   </w:style>
-  <w:style w:type="paragraph" w:styleId="Peu">
-    <w:name w:val="footer"/>
-    <w:basedOn w:val="Normal"/>
-    <w:link w:val="PeuCar"/>
+  <w:style w:type="character" w:customStyle="1" w:styleId="32">
+    <w:name w:val="Peu Car"/>
+    <w:link w:val="23"/>
+    <w:locked/>
     <w:uiPriority w:val="99"/>
-    <w:rsid w:val="00B9426F"/>
-    <w:pPr>
-      <w:tabs>
-        <w:tab w:val="center" w:pos="4252"/>
-        <w:tab w:val="right" w:pos="8504"/>
-      </w:tabs>
-      <w:spacing w:after="0" w:line="240" w:lineRule="auto"/>
-    </w:pPr>
-  </w:style>
-  <w:style w:type="character" w:customStyle="1" w:styleId="PeuCar">
-    <w:name w:val="Peu Car"/>
-    <w:link w:val="Peu"/>
-    <w:uiPriority w:val="99"/>
-    <w:locked/>
-    <w:rsid w:val="00B9426F"/>
     <w:rPr>
       <w:rFonts w:cs="Times New Roman"/>
       <w:lang w:val="ca-ES"/>
     </w:rPr>
   </w:style>
-  <w:style w:type="paragraph" w:styleId="Llegenda">
-    <w:name w:val="caption"/>
-    <w:basedOn w:val="Normal"/>
-    <w:next w:val="Normal"/>
+  <w:style w:type="paragraph" w:customStyle="1" w:styleId="33">
+    <w:name w:val="Text de les cel·les"/>
+    <w:basedOn w:val="1"/>
     <w:uiPriority w:val="99"/>
-    <w:qFormat/>
-    <w:rsid w:val="00F36382"/>
-    <w:pPr>
-      <w:spacing w:line="240" w:lineRule="auto"/>
-    </w:pPr>
-    <w:rPr>
-      <w:color w:val="4F81BD"/>
-      <w:sz w:val="18"/>
-      <w:szCs w:val="18"/>
-    </w:rPr>
-  </w:style>
-  <w:style w:type="paragraph" w:styleId="NormalWeb">
-    <w:name w:val="Normal (Web)"/>
-    <w:basedOn w:val="Normal"/>
-    <w:uiPriority w:val="99"/>
-    <w:semiHidden/>
-    <w:rsid w:val="0068320B"/>
-    <w:pPr>
-      <w:spacing w:before="100" w:beforeAutospacing="1" w:after="100" w:afterAutospacing="1" w:line="240" w:lineRule="auto"/>
-    </w:pPr>
-    <w:rPr>
-      <w:rFonts w:ascii="Times New Roman" w:eastAsia="Times New Roman" w:hAnsi="Times New Roman"/>
-      <w:sz w:val="24"/>
-      <w:szCs w:val="24"/>
-      <w:lang w:val="es-ES" w:eastAsia="es-ES"/>
-    </w:rPr>
-  </w:style>
-  <w:style w:type="character" w:styleId="Textennegreta">
-    <w:name w:val="Strong"/>
-    <w:uiPriority w:val="99"/>
-    <w:qFormat/>
-    <w:rsid w:val="0099788C"/>
-    <w:rPr>
-      <w:rFonts w:cs="Times New Roman"/>
-      <w:b/>
-      <w:bCs/>
-    </w:rPr>
-  </w:style>
-  <w:style w:type="paragraph" w:customStyle="1" w:styleId="Textdelescelles">
-    <w:name w:val="Text de les cel·les"/>
-    <w:basedOn w:val="Normal"/>
-    <w:uiPriority w:val="99"/>
-    <w:rsid w:val="00CF1916"/>
     <w:pPr>
       <w:spacing w:before="100" w:after="100" w:line="240" w:lineRule="auto"/>
     </w:pPr>
@@ -3983,11 +7174,10 @@
       <w:szCs w:val="20"/>
     </w:rPr>
   </w:style>
-  <w:style w:type="paragraph" w:customStyle="1" w:styleId="Textdelesfiles">
+  <w:style w:type="paragraph" w:customStyle="1" w:styleId="34">
     <w:name w:val="Text de les files"/>
-    <w:basedOn w:val="Normal"/>
+    <w:basedOn w:val="1"/>
     <w:uiPriority w:val="99"/>
-    <w:rsid w:val="00CF1916"/>
     <w:pPr>
       <w:spacing w:before="100" w:after="100" w:line="240" w:lineRule="auto"/>
     </w:pPr>
@@ -3996,64 +7186,12 @@
       <w:szCs w:val="20"/>
     </w:rPr>
   </w:style>
-  <w:style w:type="paragraph" w:styleId="IDC2">
-    <w:name w:val="toc 2"/>
-    <w:basedOn w:val="Normal"/>
-    <w:next w:val="Normal"/>
-    <w:autoRedefine/>
-    <w:uiPriority w:val="99"/>
-    <w:semiHidden/>
-    <w:rsid w:val="000206A7"/>
-    <w:pPr>
-      <w:spacing w:after="100"/>
-      <w:ind w:left="280"/>
-    </w:pPr>
-  </w:style>
-  <w:style w:type="paragraph" w:styleId="IDC3">
-    <w:name w:val="toc 3"/>
-    <w:basedOn w:val="Normal"/>
-    <w:next w:val="Normal"/>
-    <w:autoRedefine/>
-    <w:uiPriority w:val="99"/>
-    <w:semiHidden/>
-    <w:rsid w:val="000206A7"/>
-    <w:pPr>
-      <w:spacing w:after="100"/>
-      <w:ind w:left="560"/>
-    </w:pPr>
-  </w:style>
-  <w:style w:type="character" w:styleId="Enlla">
-    <w:name w:val="Hyperlink"/>
-    <w:uiPriority w:val="99"/>
-    <w:rsid w:val="000206A7"/>
-    <w:rPr>
-      <w:rFonts w:cs="Times New Roman"/>
-      <w:color w:val="0000FF"/>
-      <w:u w:val="single"/>
-    </w:rPr>
-  </w:style>
-  <w:style w:type="paragraph" w:styleId="Textdenotaalfinal">
-    <w:name w:val="endnote text"/>
-    <w:basedOn w:val="Normal"/>
-    <w:link w:val="TextdenotaalfinalCar"/>
-    <w:uiPriority w:val="99"/>
-    <w:semiHidden/>
-    <w:rsid w:val="000E765D"/>
-    <w:pPr>
-      <w:spacing w:before="0" w:after="0" w:line="240" w:lineRule="auto"/>
-    </w:pPr>
-    <w:rPr>
-      <w:sz w:val="20"/>
-      <w:szCs w:val="20"/>
-    </w:rPr>
-  </w:style>
-  <w:style w:type="character" w:customStyle="1" w:styleId="TextdenotaalfinalCar">
+  <w:style w:type="character" w:customStyle="1" w:styleId="35">
     <w:name w:val="Text de nota al final Car"/>
-    <w:link w:val="Textdenotaalfinal"/>
-    <w:uiPriority w:val="99"/>
+    <w:link w:val="19"/>
     <w:semiHidden/>
     <w:locked/>
-    <w:rsid w:val="000E765D"/>
+    <w:uiPriority w:val="99"/>
     <w:rPr>
       <w:rFonts w:cs="Times New Roman"/>
       <w:sz w:val="20"/>
@@ -4061,38 +7199,13 @@
       <w:lang w:val="ca-ES"/>
     </w:rPr>
   </w:style>
-  <w:style w:type="character" w:styleId="Refernciadenotaalfinal">
-    <w:name w:val="endnote reference"/>
+  <w:style w:type="character" w:customStyle="1" w:styleId="36">
+    <w:name w:val="Text de nota a peu de pàgina Car"/>
+    <w:link w:val="15"/>
+    <w:semiHidden/>
+    <w:qFormat/>
+    <w:locked/>
     <w:uiPriority w:val="99"/>
-    <w:semiHidden/>
-    <w:rsid w:val="000E765D"/>
-    <w:rPr>
-      <w:rFonts w:cs="Times New Roman"/>
-      <w:vertAlign w:val="superscript"/>
-    </w:rPr>
-  </w:style>
-  <w:style w:type="paragraph" w:styleId="Textdenotaapeudepgina">
-    <w:name w:val="footnote text"/>
-    <w:basedOn w:val="Normal"/>
-    <w:link w:val="TextdenotaapeudepginaCar"/>
-    <w:uiPriority w:val="99"/>
-    <w:semiHidden/>
-    <w:rsid w:val="000E765D"/>
-    <w:pPr>
-      <w:spacing w:before="0" w:after="0" w:line="240" w:lineRule="auto"/>
-    </w:pPr>
-    <w:rPr>
-      <w:sz w:val="18"/>
-      <w:szCs w:val="20"/>
-    </w:rPr>
-  </w:style>
-  <w:style w:type="character" w:customStyle="1" w:styleId="TextdenotaapeudepginaCar">
-    <w:name w:val="Text de nota a peu de pàgina Car"/>
-    <w:link w:val="Textdenotaapeudepgina"/>
-    <w:uiPriority w:val="99"/>
-    <w:semiHidden/>
-    <w:locked/>
-    <w:rsid w:val="000E765D"/>
     <w:rPr>
       <w:rFonts w:cs="Times New Roman"/>
       <w:sz w:val="20"/>
@@ -4100,34 +7213,22 @@
       <w:lang w:val="ca-ES"/>
     </w:rPr>
   </w:style>
-  <w:style w:type="character" w:styleId="Refernciadenotaapeudepgina">
-    <w:name w:val="footnote reference"/>
+  <w:style w:type="paragraph" w:customStyle="1" w:styleId="37">
+    <w:name w:val="cos de text"/>
+    <w:basedOn w:val="1"/>
+    <w:link w:val="38"/>
     <w:uiPriority w:val="99"/>
-    <w:semiHidden/>
-    <w:rsid w:val="000E765D"/>
-    <w:rPr>
-      <w:rFonts w:cs="Times New Roman"/>
-      <w:vertAlign w:val="superscript"/>
-    </w:rPr>
-  </w:style>
-  <w:style w:type="paragraph" w:customStyle="1" w:styleId="cosdetext">
-    <w:name w:val="cos de text"/>
-    <w:basedOn w:val="Normal"/>
-    <w:link w:val="cosdetextCar"/>
-    <w:uiPriority w:val="99"/>
-    <w:rsid w:val="00A3163B"/>
     <w:rPr>
       <w:sz w:val="18"/>
       <w:szCs w:val="18"/>
       <w:lang w:val="es-ES"/>
     </w:rPr>
   </w:style>
-  <w:style w:type="character" w:customStyle="1" w:styleId="cosdetextCar">
+  <w:style w:type="character" w:customStyle="1" w:styleId="38">
     <w:name w:val="cos de text Car"/>
-    <w:link w:val="cosdetext"/>
+    <w:link w:val="37"/>
+    <w:locked/>
     <w:uiPriority w:val="99"/>
-    <w:locked/>
-    <w:rsid w:val="00A3163B"/>
     <w:rPr>
       <w:rFonts w:cs="Times New Roman"/>
       <w:color w:val="auto"/>
@@ -4135,39 +7236,21 @@
       <w:szCs w:val="18"/>
     </w:rPr>
   </w:style>
-  <w:style w:type="paragraph" w:styleId="Mapadeldocument">
-    <w:name w:val="Document Map"/>
-    <w:basedOn w:val="Normal"/>
-    <w:link w:val="MapadeldocumentCar"/>
-    <w:uiPriority w:val="99"/>
-    <w:semiHidden/>
-    <w:rsid w:val="00AB027F"/>
-    <w:pPr>
-      <w:shd w:val="clear" w:color="auto" w:fill="000080"/>
-    </w:pPr>
-    <w:rPr>
-      <w:rFonts w:ascii="Tahoma" w:hAnsi="Tahoma" w:cs="Tahoma"/>
-      <w:sz w:val="20"/>
-      <w:szCs w:val="20"/>
-    </w:rPr>
-  </w:style>
-  <w:style w:type="character" w:customStyle="1" w:styleId="MapadeldocumentCar">
+  <w:style w:type="character" w:customStyle="1" w:styleId="39">
     <w:name w:val="Mapa del document Car"/>
-    <w:link w:val="Mapadeldocument"/>
-    <w:uiPriority w:val="99"/>
+    <w:link w:val="17"/>
     <w:semiHidden/>
     <w:locked/>
-    <w:rsid w:val="00DA3D33"/>
+    <w:uiPriority w:val="99"/>
     <w:rPr>
       <w:rFonts w:ascii="Times New Roman" w:hAnsi="Times New Roman" w:cs="Times New Roman"/>
       <w:sz w:val="2"/>
       <w:lang w:val="ca-ES" w:eastAsia="en-US"/>
     </w:rPr>
   </w:style>
-  <w:style w:type="character" w:customStyle="1" w:styleId="Nomdelassignatura">
+  <w:style w:type="character" w:customStyle="1" w:styleId="40">
     <w:name w:val="Nom de l'assignatura"/>
     <w:uiPriority w:val="99"/>
-    <w:rsid w:val="007174D9"/>
     <w:rPr>
       <w:rFonts w:cs="Times New Roman"/>
       <w:b/>
@@ -4176,11 +7259,10 @@
       <w:sz w:val="56"/>
     </w:rPr>
   </w:style>
-  <w:style w:type="paragraph" w:customStyle="1" w:styleId="Cursenportada">
+  <w:style w:type="paragraph" w:customStyle="1" w:styleId="41">
     <w:name w:val="Curs en portada"/>
-    <w:basedOn w:val="Normal"/>
+    <w:basedOn w:val="1"/>
     <w:uiPriority w:val="99"/>
-    <w:rsid w:val="007174D9"/>
     <w:pPr>
       <w:spacing w:after="0" w:line="240" w:lineRule="auto"/>
       <w:jc w:val="center"/>
@@ -4191,11 +7273,10 @@
       <w:szCs w:val="20"/>
     </w:rPr>
   </w:style>
-  <w:style w:type="paragraph" w:customStyle="1" w:styleId="Ttoldeltemaenportada">
+  <w:style w:type="paragraph" w:customStyle="1" w:styleId="42">
     <w:name w:val="Títol del tema en portada"/>
-    <w:basedOn w:val="Normal"/>
+    <w:basedOn w:val="1"/>
     <w:uiPriority w:val="99"/>
-    <w:rsid w:val="007174D9"/>
     <w:pPr>
       <w:spacing w:after="0" w:line="240" w:lineRule="auto"/>
       <w:jc w:val="center"/>
@@ -4208,11 +7289,10 @@
       <w:szCs w:val="20"/>
     </w:rPr>
   </w:style>
-  <w:style w:type="paragraph" w:customStyle="1" w:styleId="TablaCITM">
+  <w:style w:type="paragraph" w:customStyle="1" w:styleId="43">
     <w:name w:val="Tabla CITM"/>
-    <w:basedOn w:val="Normal"/>
+    <w:basedOn w:val="1"/>
     <w:uiPriority w:val="99"/>
-    <w:rsid w:val="00DF5CE7"/>
     <w:pPr>
       <w:spacing w:before="100" w:after="100" w:line="240" w:lineRule="auto"/>
     </w:pPr>
@@ -4221,20 +7301,18 @@
       <w:szCs w:val="20"/>
     </w:rPr>
   </w:style>
-  <w:style w:type="character" w:customStyle="1" w:styleId="Ttoldelindex">
+  <w:style w:type="character" w:customStyle="1" w:styleId="44">
     <w:name w:val="Títol de l'index"/>
     <w:uiPriority w:val="99"/>
-    <w:rsid w:val="007174D9"/>
     <w:rPr>
       <w:rFonts w:cs="Times New Roman"/>
       <w:sz w:val="32"/>
     </w:rPr>
   </w:style>
-  <w:style w:type="paragraph" w:customStyle="1" w:styleId="Vietasnumeradasconnemros">
+  <w:style w:type="paragraph" w:customStyle="1" w:styleId="45">
     <w:name w:val="Viñetas numeradas con núemros"/>
-    <w:basedOn w:val="Normal"/>
+    <w:basedOn w:val="1"/>
     <w:uiPriority w:val="99"/>
-    <w:rsid w:val="007174D9"/>
     <w:pPr>
       <w:spacing w:after="0"/>
     </w:pPr>
@@ -4242,11 +7320,10 @@
       <w:szCs w:val="20"/>
     </w:rPr>
   </w:style>
-  <w:style w:type="paragraph" w:customStyle="1" w:styleId="Vietas">
+  <w:style w:type="paragraph" w:customStyle="1" w:styleId="46">
     <w:name w:val="Viñetas"/>
-    <w:basedOn w:val="Normal"/>
+    <w:basedOn w:val="1"/>
     <w:uiPriority w:val="99"/>
-    <w:rsid w:val="00852EDA"/>
     <w:pPr>
       <w:spacing w:after="0"/>
       <w:jc w:val="left"/>
@@ -4255,11 +7332,10 @@
       <w:szCs w:val="20"/>
     </w:rPr>
   </w:style>
-  <w:style w:type="paragraph" w:customStyle="1" w:styleId="Nomdelautorenportada">
+  <w:style w:type="paragraph" w:customStyle="1" w:styleId="47">
     <w:name w:val="Nom de l'autor en portada"/>
-    <w:basedOn w:val="Normal"/>
+    <w:basedOn w:val="1"/>
     <w:uiPriority w:val="99"/>
-    <w:rsid w:val="00F76D4C"/>
     <w:pPr>
       <w:jc w:val="center"/>
     </w:pPr>
@@ -4267,56 +7343,22 @@
       <w:szCs w:val="20"/>
     </w:rPr>
   </w:style>
-  <w:style w:type="numbering" w:styleId="111111">
-    <w:name w:val="Outline List 2"/>
-    <w:basedOn w:val="Sensellista"/>
-    <w:uiPriority w:val="99"/>
+  <w:style w:type="character" w:customStyle="1" w:styleId="48">
+    <w:name w:val="Unresolved Mention"/>
+    <w:basedOn w:val="7"/>
     <w:semiHidden/>
     <w:unhideWhenUsed/>
-    <w:rsid w:val="00A238A5"/>
-    <w:pPr>
-      <w:numPr>
-        <w:numId w:val="1"/>
-      </w:numPr>
-    </w:pPr>
-  </w:style>
-  <w:style w:type="table" w:styleId="Taulaambquadrcula">
-    <w:name w:val="Table Grid"/>
-    <w:basedOn w:val="Taulanormal"/>
-    <w:locked/>
-    <w:rsid w:val="0059045C"/>
-    <w:rPr>
-      <w:rFonts w:ascii="Times New Roman" w:eastAsia="Times New Roman" w:hAnsi="Times New Roman"/>
-    </w:rPr>
-    <w:tblPr>
-      <w:tblBorders>
-        <w:top w:val="single" w:sz="4" w:space="0" w:color="auto"/>
-        <w:left w:val="single" w:sz="4" w:space="0" w:color="auto"/>
-        <w:bottom w:val="single" w:sz="4" w:space="0" w:color="auto"/>
-        <w:right w:val="single" w:sz="4" w:space="0" w:color="auto"/>
-        <w:insideH w:val="single" w:sz="4" w:space="0" w:color="auto"/>
-        <w:insideV w:val="single" w:sz="4" w:space="0" w:color="auto"/>
-      </w:tblBorders>
-    </w:tblPr>
-  </w:style>
-  <w:style w:type="character" w:styleId="Mencisenseresoldre">
-    <w:name w:val="Unresolved Mention"/>
-    <w:basedOn w:val="Lletraperdefectedelpargraf"/>
     <w:uiPriority w:val="99"/>
-    <w:semiHidden/>
-    <w:unhideWhenUsed/>
-    <w:rsid w:val="00D7044F"/>
     <w:rPr>
       <w:color w:val="605E5C"/>
       <w:shd w:val="clear" w:color="auto" w:fill="E1DFDD"/>
     </w:rPr>
   </w:style>
-  <w:style w:type="paragraph" w:styleId="Pargrafdellista">
+  <w:style w:type="paragraph" w:styleId="49">
     <w:name w:val="List Paragraph"/>
-    <w:basedOn w:val="Normal"/>
+    <w:basedOn w:val="1"/>
+    <w:qFormat/>
     <w:uiPriority w:val="34"/>
-    <w:qFormat/>
-    <w:rsid w:val="00390925"/>
     <w:pPr>
       <w:ind w:left="720"/>
       <w:contextualSpacing/>
@@ -4604,6 +7646,24 @@
     </a:fmtScheme>
   </a:themeElements>
   <a:objectDefaults/>
-  <a:extraClrSchemeLst/>
 </a:theme>
+</file>
+
+<file path=customXml/item1.xml><?xml version="1.0" encoding="utf-8"?>
+<s:customData xmlns="http://www.wps.cn/officeDocument/2013/wpsCustomData" xmlns:s="http://www.wps.cn/officeDocument/2013/wpsCustomData">
+  <customSectProps>
+    <customSectPr/>
+  </customSectProps>
+  <customShpExts>
+    <customShpInfo spid="_x0000_s1026"/>
+  </customShpExts>
+</s:customData>
+</file>
+
+<file path=customXml/itemProps1.xml><?xml version="1.0" encoding="utf-8"?>
+<ds:datastoreItem xmlns:ds="http://schemas.openxmlformats.org/officeDocument/2006/customXml" ds:itemID="{B1977F7D-205B-4081-913C-38D41E755F92}">
+  <ds:schemaRefs>
+    <ds:schemaRef ds:uri="http://www.wps.cn/officeDocument/2013/wpsCustomData"/>
+  </ds:schemaRefs>
+</ds:datastoreItem>
 </file>